--- a/Java/stream_api.docx
+++ b/Java/stream_api.docx
@@ -1,6 +1,6 @@
 
 <file path=word/document.xml><?xml version="1.0" encoding="utf-8"?>
-<w:document xmlns:wpc="http://schemas.microsoft.com/office/word/2010/wordprocessingCanvas" xmlns:cx="http://schemas.microsoft.com/office/drawing/2014/chartex" xmlns:cx1="http://schemas.microsoft.com/office/drawing/2015/9/8/chartex" xmlns:cx2="http://schemas.microsoft.com/office/drawing/2015/10/21/chartex" xmlns:cx3="http://schemas.microsoft.com/office/drawing/2016/5/9/chartex" xmlns:cx4="http://schemas.microsoft.com/office/drawing/2016/5/10/chartex" xmlns:cx5="http://schemas.microsoft.com/office/drawing/2016/5/11/chartex" xmlns:cx6="http://schemas.microsoft.com/office/drawing/2016/5/12/chartex" xmlns:cx7="http://schemas.microsoft.com/office/drawing/2016/5/13/chartex" xmlns:cx8="http://schemas.microsoft.com/office/drawing/2016/5/14/chartex" xmlns:mc="http://schemas.openxmlformats.org/markup-compatibility/2006" xmlns:m="http://schemas.openxmlformats.org/officeDocument/2006/math" xmlns:aink="http://schemas.microsoft.com/office/drawing/2016/ink" xmlns:am3d="http://schemas.microsoft.com/office/drawing/2017/model3d" xmlns:oel="http://schemas.microsoft.com/office/2019/extlst" xmlns:r="http://schemas.openxmlformats.org/officeDocument/2006/relationships" xmlns:wp14="http://schemas.microsoft.com/office/word/2010/wordprocessingDrawing" xmlns:wp="http://schemas.openxmlformats.org/drawingml/2006/wordprocessingDrawing" xmlns:wpg="http://schemas.microsoft.com/office/word/2010/wordprocessingGroup" xmlns:wpi="http://schemas.microsoft.com/office/word/2010/wordprocessingInk" xmlns:wps="http://schemas.microsoft.com/office/word/2010/wordprocessingShape" xmlns:o="urn:schemas-microsoft-com:office:office" xmlns:v="urn:schemas-microsoft-com:vml" xmlns:w10="urn:schemas-microsoft-com:office:word" xmlns:w="http://schemas.openxmlformats.org/wordprocessingml/2006/main" xmlns:w14="http://schemas.microsoft.com/office/word/2010/wordml" xmlns:w15="http://schemas.microsoft.com/office/word/2012/wordml" xmlns:w16cex="http://schemas.microsoft.com/office/word/2018/wordml/cex" xmlns:w16cid="http://schemas.microsoft.com/office/word/2016/wordml/cid" xmlns:w16="http://schemas.microsoft.com/office/word/2018/wordml" xmlns:w16sdtdh="http://schemas.microsoft.com/office/word/2020/wordml/sdtdatahash" xmlns:w16sdtfl="http://schemas.microsoft.com/office/word/2024/wordml/sdtformatlock" xmlns:w16se="http://schemas.microsoft.com/office/word/2015/wordml/symex" xmlns:w16du="http://schemas.microsoft.com/office/word/2023/wordml/word16du" xmlns:wne="http://schemas.microsoft.com/office/word/2006/wordml" mc:Ignorable="w14 w15 w16se w16cid w16 w16cex w16sdtdh w16sdtfl w16du wp14">
+<w:document xmlns:wpc="http://schemas.microsoft.com/office/word/2010/wordprocessingCanvas" xmlns:cx="http://schemas.microsoft.com/office/drawing/2014/chartex" xmlns:cx1="http://schemas.microsoft.com/office/drawing/2015/9/8/chartex" xmlns:cx2="http://schemas.microsoft.com/office/drawing/2015/10/21/chartex" xmlns:cx3="http://schemas.microsoft.com/office/drawing/2016/5/9/chartex" xmlns:cx4="http://schemas.microsoft.com/office/drawing/2016/5/10/chartex" xmlns:cx5="http://schemas.microsoft.com/office/drawing/2016/5/11/chartex" xmlns:cx6="http://schemas.microsoft.com/office/drawing/2016/5/12/chartex" xmlns:cx7="http://schemas.microsoft.com/office/drawing/2016/5/13/chartex" xmlns:cx8="http://schemas.microsoft.com/office/drawing/2016/5/14/chartex" xmlns:mc="http://schemas.openxmlformats.org/markup-compatibility/2006" xmlns:aink="http://schemas.microsoft.com/office/drawing/2016/ink" xmlns:am3d="http://schemas.microsoft.com/office/drawing/2017/model3d" xmlns:o="urn:schemas-microsoft-com:office:office" xmlns:oel="http://schemas.microsoft.com/office/2019/extlst" xmlns:r="http://schemas.openxmlformats.org/officeDocument/2006/relationships" xmlns:m="http://schemas.openxmlformats.org/officeDocument/2006/math" xmlns:v="urn:schemas-microsoft-com:vml" xmlns:wp14="http://schemas.microsoft.com/office/word/2010/wordprocessingDrawing" xmlns:wp="http://schemas.openxmlformats.org/drawingml/2006/wordprocessingDrawing" xmlns:w10="urn:schemas-microsoft-com:office:word" xmlns:w="http://schemas.openxmlformats.org/wordprocessingml/2006/main" xmlns:w14="http://schemas.microsoft.com/office/word/2010/wordml" xmlns:w15="http://schemas.microsoft.com/office/word/2012/wordml" xmlns:w16cei="http://schemas.microsoft.com/office/word/2026/wordml/cei" xmlns:w16cex="http://schemas.microsoft.com/office/word/2018/wordml/cex" xmlns:w16cid="http://schemas.microsoft.com/office/word/2016/wordml/cid" xmlns:w16="http://schemas.microsoft.com/office/word/2018/wordml" xmlns:w16du="http://schemas.microsoft.com/office/word/2023/wordml/word16du" xmlns:w16sdtdh="http://schemas.microsoft.com/office/word/2020/wordml/sdtdatahash" xmlns:w16sdtfl="http://schemas.microsoft.com/office/word/2024/wordml/sdtformatlock" xmlns:w16se="http://schemas.microsoft.com/office/word/2015/wordml/symex" xmlns:wpg="http://schemas.microsoft.com/office/word/2010/wordprocessingGroup" xmlns:wpi="http://schemas.microsoft.com/office/word/2010/wordprocessingInk" xmlns:wne="http://schemas.microsoft.com/office/word/2006/wordml" xmlns:wps="http://schemas.microsoft.com/office/word/2010/wordprocessingShape" mc:Ignorable="w14 w15 w16se w16cid w16 w16cex w16sdtdh w16sdtfl w16du wp14">
   <w:body>
     <w:p>
       <w:pPr>
@@ -5380,6 +5380,7 @@
         <w:rPr>
           <w:lang w:val="en-US"/>
         </w:rPr>
+        <w:lastRenderedPageBreak/>
         <w:t>custom sorting</w:t>
       </w:r>
     </w:p>
@@ -7010,6 +7011,7 @@
         <w:rPr>
           <w:lang w:val="en-US"/>
         </w:rPr>
+        <w:lastRenderedPageBreak/>
         <w:t xml:space="preserve">The </w:t>
       </w:r>
       <w:proofErr w:type="gramStart"/>
@@ -8275,6 +8277,7 @@
           <w:rFonts w:ascii="Times New Roman" w:hAnsi="Times New Roman" w:cs="Times New Roman"/>
           <w:kern w:val="0"/>
         </w:rPr>
+        <w:lastRenderedPageBreak/>
         <w:t xml:space="preserve">        </w:t>
       </w:r>
       <w:proofErr w:type="spellStart"/>
@@ -8405,7 +8408,6 @@
         <w:rPr>
           <w:lang w:val="en-US"/>
         </w:rPr>
-        <w:lastRenderedPageBreak/>
         <w:t>Filtering apple</w:t>
       </w:r>
     </w:p>
@@ -9290,6 +9292,7 @@
         <w:rPr>
           <w:lang w:val="en-US"/>
         </w:rPr>
+        <w:lastRenderedPageBreak/>
         <w:t xml:space="preserve">The </w:t>
       </w:r>
       <w:proofErr w:type="gramStart"/>
@@ -9317,7 +9320,6 @@
         <w:rPr>
           <w:lang w:val="en-US"/>
         </w:rPr>
-        <w:lastRenderedPageBreak/>
         <w:t xml:space="preserve">It takes a binary operator as a parameter that specifies how to combine the elements of the stream. The </w:t>
       </w:r>
       <w:proofErr w:type="gramStart"/>
@@ -10252,7 +10254,6 @@
         <w:rPr>
           <w:lang w:val="en-US"/>
         </w:rPr>
-        <w:lastRenderedPageBreak/>
         <w:t>skip(</w:t>
       </w:r>
       <w:proofErr w:type="gramEnd"/>
@@ -12405,13 +12406,27 @@
         <w:rPr>
           <w:lang w:val="en-US"/>
         </w:rPr>
-        <w:t xml:space="preserve">. It returns a Map object where the keys are the </w:t>
+        <w:t xml:space="preserve">. It </w:t>
       </w:r>
       <w:proofErr w:type="gramStart"/>
       <w:r>
         <w:rPr>
           <w:lang w:val="en-US"/>
         </w:rPr>
+        <w:t>returns</w:t>
+      </w:r>
+      <w:proofErr w:type="gramEnd"/>
+      <w:r>
+        <w:rPr>
+          <w:lang w:val="en-US"/>
+        </w:rPr>
+        <w:t xml:space="preserve"> a Map object where the keys are the </w:t>
+      </w:r>
+      <w:proofErr w:type="gramStart"/>
+      <w:r>
+        <w:rPr>
+          <w:lang w:val="en-US"/>
+        </w:rPr>
         <w:t>groups</w:t>
       </w:r>
       <w:proofErr w:type="gramEnd"/>
@@ -12432,6 +12447,7 @@
         <w:rPr>
           <w:lang w:val="en-US"/>
         </w:rPr>
+        <w:lastRenderedPageBreak/>
         <w:t xml:space="preserve">The </w:t>
       </w:r>
       <w:proofErr w:type="spellStart"/>
@@ -13807,6 +13823,7 @@
         <w:rPr>
           <w:lang w:val="en-US"/>
         </w:rPr>
+        <w:lastRenderedPageBreak/>
         <w:t xml:space="preserve">Questions </w:t>
       </w:r>
     </w:p>
@@ -13835,18 +13852,10 @@
         <w:rPr>
           <w:color w:val="0F0F0F"/>
         </w:rPr>
-        <w:lastRenderedPageBreak/>
         <w:t xml:space="preserve">Longest String </w:t>
       </w:r>
     </w:p>
     <w:p>
-      <w:pPr>
-        <w:pStyle w:val="Heading2"/>
-        <w:numPr>
-          <w:ilvl w:val="0"/>
-          <w:numId w:val="0"/>
-        </w:numPr>
-      </w:pPr>
       <w:r>
         <w:t>You are given an array of strings and must identify the string with the </w:t>
       </w:r>
@@ -14439,6 +14448,404 @@
       </w:r>
     </w:p>
     <w:p/>
+    <w:p>
+      <w:pPr>
+        <w:pStyle w:val="Heading2"/>
+      </w:pPr>
+      <w:r>
+        <w:t>Given a string like this "</w:t>
+      </w:r>
+      <w:proofErr w:type="spellStart"/>
+      <w:r>
+        <w:t>aaabbbbcc</w:t>
+      </w:r>
+      <w:proofErr w:type="spellEnd"/>
+      <w:r>
+        <w:t>”,</w:t>
+      </w:r>
+      <w:r>
+        <w:t xml:space="preserve"> need to output "a3b4c2"</w:t>
+      </w:r>
+      <w:r>
+        <w:t>.</w:t>
+      </w:r>
+    </w:p>
+    <w:p/>
+    <w:p>
+      <w:r>
+        <w:t xml:space="preserve">        String str = "</w:t>
+      </w:r>
+      <w:proofErr w:type="spellStart"/>
+      <w:r>
+        <w:t>aaabbbbcc</w:t>
+      </w:r>
+      <w:proofErr w:type="spellEnd"/>
+      <w:proofErr w:type="gramStart"/>
+      <w:r>
+        <w:t>" ;</w:t>
+      </w:r>
+      <w:proofErr w:type="gramEnd"/>
+      <w:r>
+        <w:t xml:space="preserve"> </w:t>
+      </w:r>
+      <w:r>
+        <w:br/>
+      </w:r>
+      <w:r>
+        <w:br/>
+        <w:t xml:space="preserve">        Map&lt;</w:t>
+      </w:r>
+      <w:proofErr w:type="gramStart"/>
+      <w:r>
+        <w:t>Character ,</w:t>
+      </w:r>
+      <w:proofErr w:type="gramEnd"/>
+      <w:r>
+        <w:t xml:space="preserve"> </w:t>
+      </w:r>
+      <w:proofErr w:type="gramStart"/>
+      <w:r>
+        <w:t>Long</w:t>
+      </w:r>
+      <w:proofErr w:type="gramEnd"/>
+      <w:r>
+        <w:t xml:space="preserve"> &gt; map =</w:t>
+      </w:r>
+      <w:r>
+        <w:br/>
+        <w:t xml:space="preserve">        str</w:t>
+      </w:r>
+      <w:r>
+        <w:br/>
+        <w:t xml:space="preserve">      </w:t>
+      </w:r>
+      <w:proofErr w:type="gramStart"/>
+      <w:r>
+        <w:t xml:space="preserve">  .chars</w:t>
+      </w:r>
+      <w:proofErr w:type="gramEnd"/>
+      <w:r>
+        <w:t>()</w:t>
+      </w:r>
+      <w:r>
+        <w:br/>
+        <w:t xml:space="preserve">      </w:t>
+      </w:r>
+      <w:proofErr w:type="gramStart"/>
+      <w:r>
+        <w:t xml:space="preserve">  .</w:t>
+      </w:r>
+      <w:proofErr w:type="spellStart"/>
+      <w:r>
+        <w:t>mapToObj</w:t>
+      </w:r>
+      <w:proofErr w:type="spellEnd"/>
+      <w:proofErr w:type="gramEnd"/>
+      <w:r>
+        <w:t>(</w:t>
+      </w:r>
+      <w:proofErr w:type="spellStart"/>
+      <w:r>
+        <w:t>i</w:t>
+      </w:r>
+      <w:proofErr w:type="spellEnd"/>
+      <w:r>
+        <w:t xml:space="preserve"> -&gt; (</w:t>
+      </w:r>
+      <w:r>
+        <w:rPr>
+          <w:i/>
+          <w:iCs/>
+        </w:rPr>
+        <w:t>char</w:t>
+      </w:r>
+      <w:r>
+        <w:t>)</w:t>
+      </w:r>
+      <w:proofErr w:type="spellStart"/>
+      <w:r>
+        <w:t>i</w:t>
+      </w:r>
+      <w:proofErr w:type="spellEnd"/>
+      <w:r>
+        <w:t>)</w:t>
+      </w:r>
+      <w:r>
+        <w:br/>
+        <w:t xml:space="preserve">      </w:t>
+      </w:r>
+      <w:proofErr w:type="gramStart"/>
+      <w:r>
+        <w:t xml:space="preserve">  .collect</w:t>
+      </w:r>
+      <w:proofErr w:type="gramEnd"/>
+      <w:r>
+        <w:t>(</w:t>
+      </w:r>
+      <w:r>
+        <w:br/>
+        <w:t xml:space="preserve">            </w:t>
+      </w:r>
+      <w:proofErr w:type="spellStart"/>
+      <w:r>
+        <w:t>Collectors.groupingBy</w:t>
+      </w:r>
+      <w:proofErr w:type="spellEnd"/>
+      <w:r>
+        <w:t xml:space="preserve"> (</w:t>
+      </w:r>
+      <w:r>
+        <w:br/>
+        <w:t xml:space="preserve">                </w:t>
+      </w:r>
+      <w:proofErr w:type="spellStart"/>
+      <w:r>
+        <w:t>Function.identity</w:t>
+      </w:r>
+      <w:proofErr w:type="spellEnd"/>
+      <w:r>
+        <w:t>(</w:t>
+      </w:r>
+      <w:proofErr w:type="gramStart"/>
+      <w:r>
+        <w:t>) ,</w:t>
+      </w:r>
+      <w:proofErr w:type="gramEnd"/>
+      <w:r>
+        <w:br/>
+        <w:t xml:space="preserve">                </w:t>
+      </w:r>
+      <w:proofErr w:type="spellStart"/>
+      <w:proofErr w:type="gramStart"/>
+      <w:r>
+        <w:t>LinkedHashMap</w:t>
+      </w:r>
+      <w:proofErr w:type="spellEnd"/>
+      <w:r>
+        <w:t>::new ,</w:t>
+      </w:r>
+      <w:proofErr w:type="gramEnd"/>
+      <w:r>
+        <w:br/>
+        <w:t xml:space="preserve">                </w:t>
+      </w:r>
+      <w:proofErr w:type="spellStart"/>
+      <w:r>
+        <w:t>Collectors.counting</w:t>
+      </w:r>
+      <w:proofErr w:type="spellEnd"/>
+      <w:r>
+        <w:t xml:space="preserve">() </w:t>
+      </w:r>
+      <w:r>
+        <w:br/>
+        <w:t xml:space="preserve">          </w:t>
+      </w:r>
+      <w:proofErr w:type="gramStart"/>
+      <w:r>
+        <w:t xml:space="preserve">  )</w:t>
+      </w:r>
+      <w:proofErr w:type="gramEnd"/>
+      <w:r>
+        <w:br/>
+        <w:t xml:space="preserve">        );</w:t>
+      </w:r>
+      <w:r>
+        <w:br/>
+      </w:r>
+      <w:r>
+        <w:br/>
+        <w:t xml:space="preserve">        </w:t>
+      </w:r>
+      <w:proofErr w:type="spellStart"/>
+      <w:proofErr w:type="gramStart"/>
+      <w:r>
+        <w:t>out.println</w:t>
+      </w:r>
+      <w:proofErr w:type="spellEnd"/>
+      <w:proofErr w:type="gramEnd"/>
+      <w:r>
+        <w:t>(map);</w:t>
+      </w:r>
+      <w:r>
+        <w:br/>
+      </w:r>
+    </w:p>
+    <w:p/>
+    <w:p/>
+    <w:p>
+      <w:r>
+        <w:lastRenderedPageBreak/>
+        <w:br/>
+        <w:t xml:space="preserve">        String result =</w:t>
+      </w:r>
+      <w:r>
+        <w:br/>
+        <w:t xml:space="preserve">        map</w:t>
+      </w:r>
+      <w:r>
+        <w:br/>
+        <w:t xml:space="preserve">      </w:t>
+      </w:r>
+      <w:proofErr w:type="gramStart"/>
+      <w:r>
+        <w:t xml:space="preserve">  .</w:t>
+      </w:r>
+      <w:proofErr w:type="spellStart"/>
+      <w:r>
+        <w:t>entrySet</w:t>
+      </w:r>
+      <w:proofErr w:type="spellEnd"/>
+      <w:proofErr w:type="gramEnd"/>
+      <w:r>
+        <w:t>()</w:t>
+      </w:r>
+      <w:r>
+        <w:br/>
+        <w:t xml:space="preserve">      </w:t>
+      </w:r>
+      <w:proofErr w:type="gramStart"/>
+      <w:r>
+        <w:t xml:space="preserve">  .stream</w:t>
+      </w:r>
+      <w:proofErr w:type="gramEnd"/>
+      <w:r>
+        <w:t>()</w:t>
+      </w:r>
+      <w:r>
+        <w:br/>
+        <w:t xml:space="preserve">      </w:t>
+      </w:r>
+      <w:proofErr w:type="gramStart"/>
+      <w:r>
+        <w:t xml:space="preserve">  .map( entry</w:t>
+      </w:r>
+      <w:proofErr w:type="gramEnd"/>
+      <w:r>
+        <w:t xml:space="preserve"> -&gt; </w:t>
+      </w:r>
+      <w:proofErr w:type="spellStart"/>
+      <w:proofErr w:type="gramStart"/>
+      <w:r>
+        <w:t>entry.getKey</w:t>
+      </w:r>
+      <w:proofErr w:type="spellEnd"/>
+      <w:proofErr w:type="gramEnd"/>
+      <w:r>
+        <w:t xml:space="preserve">() + </w:t>
+      </w:r>
+      <w:proofErr w:type="spellStart"/>
+      <w:r>
+        <w:t>String.valueOf</w:t>
+      </w:r>
+      <w:proofErr w:type="spellEnd"/>
+      <w:r>
+        <w:t>(</w:t>
+      </w:r>
+      <w:proofErr w:type="spellStart"/>
+      <w:proofErr w:type="gramStart"/>
+      <w:r>
+        <w:t>entry.getValue</w:t>
+      </w:r>
+      <w:proofErr w:type="spellEnd"/>
+      <w:proofErr w:type="gramEnd"/>
+      <w:r>
+        <w:t>()</w:t>
+      </w:r>
+      <w:proofErr w:type="gramStart"/>
+      <w:r>
+        <w:t>) )</w:t>
+      </w:r>
+      <w:proofErr w:type="gramEnd"/>
+      <w:r>
+        <w:br/>
+        <w:t xml:space="preserve">      </w:t>
+      </w:r>
+      <w:proofErr w:type="gramStart"/>
+      <w:r>
+        <w:t xml:space="preserve">  .collect</w:t>
+      </w:r>
+      <w:proofErr w:type="gramEnd"/>
+      <w:r>
+        <w:t>(</w:t>
+      </w:r>
+      <w:r>
+        <w:br/>
+        <w:t xml:space="preserve">            </w:t>
+      </w:r>
+      <w:proofErr w:type="gramStart"/>
+      <w:r>
+        <w:t>StringBuilder::new ,</w:t>
+      </w:r>
+      <w:proofErr w:type="gramEnd"/>
+      <w:r>
+        <w:t xml:space="preserve"> </w:t>
+      </w:r>
+      <w:r>
+        <w:br/>
+        <w:t xml:space="preserve">            </w:t>
+      </w:r>
+      <w:proofErr w:type="gramStart"/>
+      <w:r>
+        <w:t>StringBuilder::append ,</w:t>
+      </w:r>
+      <w:proofErr w:type="gramEnd"/>
+      <w:r>
+        <w:br/>
+        <w:t xml:space="preserve">            </w:t>
+      </w:r>
+      <w:proofErr w:type="gramStart"/>
+      <w:r>
+        <w:t>StringBuilder::</w:t>
+      </w:r>
+      <w:proofErr w:type="gramEnd"/>
+      <w:r>
+        <w:t>append</w:t>
+      </w:r>
+      <w:r>
+        <w:br/>
+        <w:t xml:space="preserve">      </w:t>
+      </w:r>
+      <w:proofErr w:type="gramStart"/>
+      <w:r>
+        <w:t xml:space="preserve">  )</w:t>
+      </w:r>
+      <w:proofErr w:type="gramEnd"/>
+      <w:r>
+        <w:br/>
+        <w:t xml:space="preserve">      </w:t>
+      </w:r>
+      <w:proofErr w:type="gramStart"/>
+      <w:r>
+        <w:t xml:space="preserve">  .</w:t>
+      </w:r>
+      <w:proofErr w:type="spellStart"/>
+      <w:r>
+        <w:t>toString</w:t>
+      </w:r>
+      <w:proofErr w:type="spellEnd"/>
+      <w:proofErr w:type="gramEnd"/>
+      <w:r>
+        <w:t>();</w:t>
+      </w:r>
+      <w:r>
+        <w:br/>
+      </w:r>
+      <w:r>
+        <w:br/>
+        <w:t xml:space="preserve">        </w:t>
+      </w:r>
+      <w:proofErr w:type="spellStart"/>
+      <w:proofErr w:type="gramStart"/>
+      <w:r>
+        <w:t>out.println</w:t>
+      </w:r>
+      <w:proofErr w:type="spellEnd"/>
+      <w:proofErr w:type="gramEnd"/>
+      <w:r>
+        <w:t>(result);</w:t>
+      </w:r>
+    </w:p>
     <w:p/>
     <w:p>
       <w:pPr>
@@ -15947,13 +16354,6 @@
     </w:p>
     <w:p>
       <w:pPr>
-        <w:rPr>
-          <w:lang w:val="en-US"/>
-        </w:rPr>
-      </w:pPr>
-    </w:p>
-    <w:p>
-      <w:pPr>
         <w:autoSpaceDE w:val="0"/>
         <w:autoSpaceDN w:val="0"/>
         <w:adjustRightInd w:val="0"/>
@@ -15968,38 +16368,55 @@
           <w:rFonts w:ascii="Times New Roman" w:hAnsi="Times New Roman" w:cs="Times New Roman"/>
           <w:kern w:val="0"/>
         </w:rPr>
-        <w:t xml:space="preserve">       String input </w:t>
-      </w:r>
-      <w:r>
-        <w:rPr>
-          <w:rFonts w:ascii="Times New Roman" w:hAnsi="Times New Roman" w:cs="Times New Roman"/>
-          <w:color w:val="666666"/>
-          <w:kern w:val="0"/>
-        </w:rPr>
-        <w:t>=</w:t>
-      </w:r>
-      <w:r>
-        <w:rPr>
-          <w:rFonts w:ascii="Times New Roman" w:hAnsi="Times New Roman" w:cs="Times New Roman"/>
-          <w:kern w:val="0"/>
-        </w:rPr>
-        <w:t xml:space="preserve"> </w:t>
-      </w:r>
-      <w:r>
-        <w:rPr>
-          <w:rFonts w:ascii="Times New Roman" w:hAnsi="Times New Roman" w:cs="Times New Roman"/>
-          <w:color w:val="BA2121"/>
-          <w:kern w:val="0"/>
-        </w:rPr>
-        <w:t>"this moment this moment take this"</w:t>
-      </w:r>
-      <w:r>
-        <w:rPr>
-          <w:rFonts w:ascii="Times New Roman" w:hAnsi="Times New Roman" w:cs="Times New Roman"/>
-          <w:color w:val="666666"/>
-          <w:kern w:val="0"/>
-        </w:rPr>
-        <w:t>;</w:t>
+        <w:t xml:space="preserve">        Map&lt;</w:t>
+      </w:r>
+      <w:proofErr w:type="gramStart"/>
+      <w:r>
+        <w:rPr>
+          <w:rFonts w:ascii="Times New Roman" w:hAnsi="Times New Roman" w:cs="Times New Roman"/>
+          <w:kern w:val="0"/>
+        </w:rPr>
+        <w:t>String ,</w:t>
+      </w:r>
+      <w:proofErr w:type="gramEnd"/>
+      <w:r>
+        <w:rPr>
+          <w:rFonts w:ascii="Times New Roman" w:hAnsi="Times New Roman" w:cs="Times New Roman"/>
+          <w:kern w:val="0"/>
+        </w:rPr>
+        <w:t xml:space="preserve"> </w:t>
+      </w:r>
+      <w:proofErr w:type="gramStart"/>
+      <w:r>
+        <w:rPr>
+          <w:rFonts w:ascii="Times New Roman" w:hAnsi="Times New Roman" w:cs="Times New Roman"/>
+          <w:kern w:val="0"/>
+        </w:rPr>
+        <w:t>Long</w:t>
+      </w:r>
+      <w:proofErr w:type="gramEnd"/>
+      <w:r>
+        <w:rPr>
+          <w:rFonts w:ascii="Times New Roman" w:hAnsi="Times New Roman" w:cs="Times New Roman"/>
+          <w:kern w:val="0"/>
+        </w:rPr>
+        <w:t xml:space="preserve"> &gt; </w:t>
+      </w:r>
+      <w:proofErr w:type="spellStart"/>
+      <w:r>
+        <w:rPr>
+          <w:rFonts w:ascii="Times New Roman" w:hAnsi="Times New Roman" w:cs="Times New Roman"/>
+          <w:kern w:val="0"/>
+        </w:rPr>
+        <w:t>fmap</w:t>
+      </w:r>
+      <w:proofErr w:type="spellEnd"/>
+      <w:r>
+        <w:rPr>
+          <w:rFonts w:ascii="Times New Roman" w:hAnsi="Times New Roman" w:cs="Times New Roman"/>
+          <w:kern w:val="0"/>
+        </w:rPr>
+        <w:t xml:space="preserve"> =</w:t>
       </w:r>
     </w:p>
     <w:p>
@@ -16013,6 +16430,13 @@
           <w:kern w:val="0"/>
         </w:rPr>
       </w:pPr>
+      <w:r>
+        <w:rPr>
+          <w:rFonts w:ascii="Times New Roman" w:hAnsi="Times New Roman" w:cs="Times New Roman"/>
+          <w:kern w:val="0"/>
+        </w:rPr>
+        <w:t xml:space="preserve">        Arrays</w:t>
+      </w:r>
     </w:p>
     <w:p>
       <w:pPr>
@@ -16030,165 +16454,23 @@
           <w:rFonts w:ascii="Times New Roman" w:hAnsi="Times New Roman" w:cs="Times New Roman"/>
           <w:kern w:val="0"/>
         </w:rPr>
-        <w:t xml:space="preserve">        Map</w:t>
-      </w:r>
-      <w:r>
-        <w:rPr>
-          <w:rFonts w:ascii="Times New Roman" w:hAnsi="Times New Roman" w:cs="Times New Roman"/>
-          <w:color w:val="666666"/>
-          <w:kern w:val="0"/>
-        </w:rPr>
-        <w:t>&lt;</w:t>
-      </w:r>
-      <w:r>
-        <w:rPr>
-          <w:rFonts w:ascii="Times New Roman" w:hAnsi="Times New Roman" w:cs="Times New Roman"/>
-          <w:kern w:val="0"/>
-        </w:rPr>
-        <w:t xml:space="preserve">String </w:t>
-      </w:r>
-      <w:r>
-        <w:rPr>
-          <w:rFonts w:ascii="Times New Roman" w:hAnsi="Times New Roman" w:cs="Times New Roman"/>
-          <w:color w:val="666666"/>
-          <w:kern w:val="0"/>
-        </w:rPr>
-        <w:t>,</w:t>
-      </w:r>
-      <w:r>
-        <w:rPr>
-          <w:rFonts w:ascii="Times New Roman" w:hAnsi="Times New Roman" w:cs="Times New Roman"/>
-          <w:kern w:val="0"/>
-        </w:rPr>
-        <w:t xml:space="preserve"> Long</w:t>
-      </w:r>
-      <w:r>
-        <w:rPr>
-          <w:rFonts w:ascii="Times New Roman" w:hAnsi="Times New Roman" w:cs="Times New Roman"/>
-          <w:color w:val="666666"/>
-          <w:kern w:val="0"/>
-        </w:rPr>
-        <w:t>&gt;</w:t>
-      </w:r>
-      <w:r>
-        <w:rPr>
-          <w:rFonts w:ascii="Times New Roman" w:hAnsi="Times New Roman" w:cs="Times New Roman"/>
-          <w:kern w:val="0"/>
-        </w:rPr>
-        <w:t xml:space="preserve"> </w:t>
-      </w:r>
-      <w:proofErr w:type="spellStart"/>
-      <w:r>
-        <w:rPr>
-          <w:rFonts w:ascii="Times New Roman" w:hAnsi="Times New Roman" w:cs="Times New Roman"/>
-          <w:kern w:val="0"/>
-        </w:rPr>
-        <w:t>freqMap</w:t>
-      </w:r>
-      <w:proofErr w:type="spellEnd"/>
-      <w:r>
-        <w:rPr>
-          <w:rFonts w:ascii="Times New Roman" w:hAnsi="Times New Roman" w:cs="Times New Roman"/>
-          <w:kern w:val="0"/>
-        </w:rPr>
-        <w:t xml:space="preserve"> </w:t>
-      </w:r>
-      <w:r>
-        <w:rPr>
-          <w:rFonts w:ascii="Times New Roman" w:hAnsi="Times New Roman" w:cs="Times New Roman"/>
-          <w:color w:val="666666"/>
-          <w:kern w:val="0"/>
-        </w:rPr>
-        <w:t>=</w:t>
-      </w:r>
-      <w:r>
-        <w:rPr>
-          <w:rFonts w:ascii="Times New Roman" w:hAnsi="Times New Roman" w:cs="Times New Roman"/>
-          <w:kern w:val="0"/>
-        </w:rPr>
-        <w:t xml:space="preserve"> </w:t>
-      </w:r>
-      <w:proofErr w:type="spellStart"/>
-      <w:r>
-        <w:rPr>
-          <w:rFonts w:ascii="Times New Roman" w:hAnsi="Times New Roman" w:cs="Times New Roman"/>
-          <w:kern w:val="0"/>
-        </w:rPr>
-        <w:t>Stream</w:t>
-      </w:r>
-      <w:r>
-        <w:rPr>
-          <w:rFonts w:ascii="Times New Roman" w:hAnsi="Times New Roman" w:cs="Times New Roman"/>
-          <w:color w:val="666666"/>
-          <w:kern w:val="0"/>
-        </w:rPr>
-        <w:t>.</w:t>
-      </w:r>
-      <w:r>
-        <w:rPr>
-          <w:rFonts w:ascii="Times New Roman" w:hAnsi="Times New Roman" w:cs="Times New Roman"/>
-          <w:color w:val="7D9029"/>
-          <w:kern w:val="0"/>
-        </w:rPr>
-        <w:t>of</w:t>
-      </w:r>
-      <w:proofErr w:type="spellEnd"/>
-      <w:r>
-        <w:rPr>
-          <w:rFonts w:ascii="Times New Roman" w:hAnsi="Times New Roman" w:cs="Times New Roman"/>
-          <w:color w:val="666666"/>
-          <w:kern w:val="0"/>
-        </w:rPr>
-        <w:t>(</w:t>
-      </w:r>
-      <w:proofErr w:type="spellStart"/>
-      <w:r>
-        <w:rPr>
-          <w:rFonts w:ascii="Times New Roman" w:hAnsi="Times New Roman" w:cs="Times New Roman"/>
-          <w:kern w:val="0"/>
-        </w:rPr>
-        <w:t>input</w:t>
-      </w:r>
-      <w:r>
-        <w:rPr>
-          <w:rFonts w:ascii="Times New Roman" w:hAnsi="Times New Roman" w:cs="Times New Roman"/>
-          <w:color w:val="666666"/>
-          <w:kern w:val="0"/>
-        </w:rPr>
-        <w:t>.</w:t>
-      </w:r>
-      <w:r>
-        <w:rPr>
-          <w:rFonts w:ascii="Times New Roman" w:hAnsi="Times New Roman" w:cs="Times New Roman"/>
-          <w:color w:val="7D9029"/>
-          <w:kern w:val="0"/>
-        </w:rPr>
-        <w:t>split</w:t>
-      </w:r>
-      <w:proofErr w:type="spellEnd"/>
-      <w:r>
-        <w:rPr>
-          <w:rFonts w:ascii="Times New Roman" w:hAnsi="Times New Roman" w:cs="Times New Roman"/>
-          <w:color w:val="666666"/>
-          <w:kern w:val="0"/>
-        </w:rPr>
-        <w:t>(</w:t>
-      </w:r>
-      <w:r>
-        <w:rPr>
-          <w:rFonts w:ascii="Times New Roman" w:hAnsi="Times New Roman" w:cs="Times New Roman"/>
-          <w:color w:val="BA2121"/>
-          <w:kern w:val="0"/>
-        </w:rPr>
-        <w:t>" "</w:t>
-      </w:r>
-      <w:r>
-        <w:rPr>
-          <w:rFonts w:ascii="Times New Roman" w:hAnsi="Times New Roman" w:cs="Times New Roman"/>
-          <w:color w:val="666666"/>
-          <w:kern w:val="0"/>
-        </w:rPr>
-        <w:t>)).</w:t>
+        <w:t xml:space="preserve">        </w:t>
+      </w:r>
+      <w:proofErr w:type="gramStart"/>
+      <w:r>
+        <w:rPr>
+          <w:rFonts w:ascii="Times New Roman" w:hAnsi="Times New Roman" w:cs="Times New Roman"/>
+          <w:kern w:val="0"/>
+        </w:rPr>
+        <w:t>.stream</w:t>
+      </w:r>
+      <w:proofErr w:type="gramEnd"/>
+      <w:r>
+        <w:rPr>
+          <w:rFonts w:ascii="Times New Roman" w:hAnsi="Times New Roman" w:cs="Times New Roman"/>
+          <w:kern w:val="0"/>
+        </w:rPr>
+        <w:t>(words)</w:t>
       </w:r>
     </w:p>
     <w:p>
@@ -16207,158 +16489,23 @@
           <w:rFonts w:ascii="Times New Roman" w:hAnsi="Times New Roman" w:cs="Times New Roman"/>
           <w:kern w:val="0"/>
         </w:rPr>
-        <w:t xml:space="preserve">        collect</w:t>
-      </w:r>
-      <w:r>
-        <w:rPr>
-          <w:rFonts w:ascii="Times New Roman" w:hAnsi="Times New Roman" w:cs="Times New Roman"/>
-          <w:color w:val="666666"/>
+        <w:t xml:space="preserve">        </w:t>
+      </w:r>
+      <w:proofErr w:type="gramStart"/>
+      <w:r>
+        <w:rPr>
+          <w:rFonts w:ascii="Times New Roman" w:hAnsi="Times New Roman" w:cs="Times New Roman"/>
+          <w:kern w:val="0"/>
+        </w:rPr>
+        <w:t>.collect</w:t>
+      </w:r>
+      <w:proofErr w:type="gramEnd"/>
+      <w:r>
+        <w:rPr>
+          <w:rFonts w:ascii="Times New Roman" w:hAnsi="Times New Roman" w:cs="Times New Roman"/>
           <w:kern w:val="0"/>
         </w:rPr>
         <w:t>(</w:t>
-      </w:r>
-      <w:proofErr w:type="spellStart"/>
-      <w:r>
-        <w:rPr>
-          <w:rFonts w:ascii="Times New Roman" w:hAnsi="Times New Roman" w:cs="Times New Roman"/>
-          <w:kern w:val="0"/>
-        </w:rPr>
-        <w:t>Collectors</w:t>
-      </w:r>
-      <w:r>
-        <w:rPr>
-          <w:rFonts w:ascii="Times New Roman" w:hAnsi="Times New Roman" w:cs="Times New Roman"/>
-          <w:color w:val="666666"/>
-          <w:kern w:val="0"/>
-        </w:rPr>
-        <w:t>.</w:t>
-      </w:r>
-      <w:r>
-        <w:rPr>
-          <w:rFonts w:ascii="Times New Roman" w:hAnsi="Times New Roman" w:cs="Times New Roman"/>
-          <w:color w:val="7D9029"/>
-          <w:kern w:val="0"/>
-        </w:rPr>
-        <w:t>groupingBy</w:t>
-      </w:r>
-      <w:proofErr w:type="spellEnd"/>
-      <w:r>
-        <w:rPr>
-          <w:rFonts w:ascii="Times New Roman" w:hAnsi="Times New Roman" w:cs="Times New Roman"/>
-          <w:color w:val="666666"/>
-          <w:kern w:val="0"/>
-        </w:rPr>
-        <w:t>(</w:t>
-      </w:r>
-      <w:proofErr w:type="spellStart"/>
-      <w:r>
-        <w:rPr>
-          <w:rFonts w:ascii="Times New Roman" w:hAnsi="Times New Roman" w:cs="Times New Roman"/>
-          <w:kern w:val="0"/>
-        </w:rPr>
-        <w:t>Function</w:t>
-      </w:r>
-      <w:r>
-        <w:rPr>
-          <w:rFonts w:ascii="Times New Roman" w:hAnsi="Times New Roman" w:cs="Times New Roman"/>
-          <w:color w:val="666666"/>
-          <w:kern w:val="0"/>
-        </w:rPr>
-        <w:t>.</w:t>
-      </w:r>
-      <w:r>
-        <w:rPr>
-          <w:rFonts w:ascii="Times New Roman" w:hAnsi="Times New Roman" w:cs="Times New Roman"/>
-          <w:color w:val="7D9029"/>
-          <w:kern w:val="0"/>
-        </w:rPr>
-        <w:t>identity</w:t>
-      </w:r>
-      <w:proofErr w:type="spellEnd"/>
-      <w:r>
-        <w:rPr>
-          <w:rFonts w:ascii="Times New Roman" w:hAnsi="Times New Roman" w:cs="Times New Roman"/>
-          <w:color w:val="666666"/>
-          <w:kern w:val="0"/>
-        </w:rPr>
-        <w:t>()</w:t>
-      </w:r>
-      <w:r>
-        <w:rPr>
-          <w:rFonts w:ascii="Times New Roman" w:hAnsi="Times New Roman" w:cs="Times New Roman"/>
-          <w:kern w:val="0"/>
-        </w:rPr>
-        <w:t xml:space="preserve"> </w:t>
-      </w:r>
-      <w:r>
-        <w:rPr>
-          <w:rFonts w:ascii="Times New Roman" w:hAnsi="Times New Roman" w:cs="Times New Roman"/>
-          <w:color w:val="666666"/>
-          <w:kern w:val="0"/>
-        </w:rPr>
-        <w:t>,</w:t>
-      </w:r>
-      <w:r>
-        <w:rPr>
-          <w:rFonts w:ascii="Times New Roman" w:hAnsi="Times New Roman" w:cs="Times New Roman"/>
-          <w:kern w:val="0"/>
-        </w:rPr>
-        <w:t xml:space="preserve"> </w:t>
-      </w:r>
-      <w:proofErr w:type="spellStart"/>
-      <w:r>
-        <w:rPr>
-          <w:rFonts w:ascii="Times New Roman" w:hAnsi="Times New Roman" w:cs="Times New Roman"/>
-          <w:kern w:val="0"/>
-        </w:rPr>
-        <w:t>Collectors</w:t>
-      </w:r>
-      <w:r>
-        <w:rPr>
-          <w:rFonts w:ascii="Times New Roman" w:hAnsi="Times New Roman" w:cs="Times New Roman"/>
-          <w:color w:val="666666"/>
-          <w:kern w:val="0"/>
-        </w:rPr>
-        <w:t>.</w:t>
-      </w:r>
-      <w:r>
-        <w:rPr>
-          <w:rFonts w:ascii="Times New Roman" w:hAnsi="Times New Roman" w:cs="Times New Roman"/>
-          <w:color w:val="7D9029"/>
-          <w:kern w:val="0"/>
-        </w:rPr>
-        <w:t>counting</w:t>
-      </w:r>
-      <w:proofErr w:type="spellEnd"/>
-      <w:r>
-        <w:rPr>
-          <w:rFonts w:ascii="Times New Roman" w:hAnsi="Times New Roman" w:cs="Times New Roman"/>
-          <w:color w:val="666666"/>
-          <w:kern w:val="0"/>
-        </w:rPr>
-        <w:t>()))</w:t>
-      </w:r>
-      <w:r>
-        <w:rPr>
-          <w:rFonts w:ascii="Times New Roman" w:hAnsi="Times New Roman" w:cs="Times New Roman"/>
-          <w:kern w:val="0"/>
-        </w:rPr>
-        <w:t xml:space="preserve"> </w:t>
-      </w:r>
-      <w:r>
-        <w:rPr>
-          <w:rFonts w:ascii="Times New Roman" w:hAnsi="Times New Roman" w:cs="Times New Roman"/>
-          <w:color w:val="666666"/>
-          <w:kern w:val="0"/>
-        </w:rPr>
-        <w:t>;</w:t>
-      </w:r>
-      <w:r>
-        <w:rPr>
-          <w:rFonts w:ascii="Times New Roman" w:hAnsi="Times New Roman" w:cs="Times New Roman"/>
-          <w:kern w:val="0"/>
-        </w:rPr>
-        <w:t xml:space="preserve"> </w:t>
       </w:r>
     </w:p>
     <w:p>
@@ -16372,6 +16519,29 @@
           <w:kern w:val="0"/>
         </w:rPr>
       </w:pPr>
+      <w:r>
+        <w:rPr>
+          <w:rFonts w:ascii="Times New Roman" w:hAnsi="Times New Roman" w:cs="Times New Roman"/>
+          <w:kern w:val="0"/>
+        </w:rPr>
+        <w:t xml:space="preserve">            </w:t>
+      </w:r>
+      <w:proofErr w:type="spellStart"/>
+      <w:r>
+        <w:rPr>
+          <w:rFonts w:ascii="Times New Roman" w:hAnsi="Times New Roman" w:cs="Times New Roman"/>
+          <w:kern w:val="0"/>
+        </w:rPr>
+        <w:t>Collectors.groupingBy</w:t>
+      </w:r>
+      <w:proofErr w:type="spellEnd"/>
+      <w:r>
+        <w:rPr>
+          <w:rFonts w:ascii="Times New Roman" w:hAnsi="Times New Roman" w:cs="Times New Roman"/>
+          <w:kern w:val="0"/>
+        </w:rPr>
+        <w:t>(</w:t>
+      </w:r>
     </w:p>
     <w:p>
       <w:pPr>
@@ -16389,146 +16559,39 @@
           <w:rFonts w:ascii="Times New Roman" w:hAnsi="Times New Roman" w:cs="Times New Roman"/>
           <w:kern w:val="0"/>
         </w:rPr>
-        <w:t xml:space="preserve">        </w:t>
-      </w:r>
-      <w:proofErr w:type="spellStart"/>
-      <w:r>
-        <w:rPr>
-          <w:rFonts w:ascii="Times New Roman" w:hAnsi="Times New Roman" w:cs="Times New Roman"/>
-          <w:kern w:val="0"/>
-        </w:rPr>
-        <w:t>freqMap</w:t>
-      </w:r>
-      <w:r>
-        <w:rPr>
-          <w:rFonts w:ascii="Times New Roman" w:hAnsi="Times New Roman" w:cs="Times New Roman"/>
-          <w:color w:val="666666"/>
-          <w:kern w:val="0"/>
-        </w:rPr>
-        <w:t>.</w:t>
-      </w:r>
-      <w:r>
-        <w:rPr>
-          <w:rFonts w:ascii="Times New Roman" w:hAnsi="Times New Roman" w:cs="Times New Roman"/>
-          <w:color w:val="7D9029"/>
-          <w:kern w:val="0"/>
-        </w:rPr>
-        <w:t>entrySet</w:t>
-      </w:r>
-      <w:proofErr w:type="spellEnd"/>
-      <w:r>
-        <w:rPr>
-          <w:rFonts w:ascii="Times New Roman" w:hAnsi="Times New Roman" w:cs="Times New Roman"/>
-          <w:color w:val="666666"/>
-          <w:kern w:val="0"/>
-        </w:rPr>
-        <w:t>().</w:t>
-      </w:r>
-      <w:r>
-        <w:rPr>
-          <w:rFonts w:ascii="Times New Roman" w:hAnsi="Times New Roman" w:cs="Times New Roman"/>
-          <w:color w:val="7D9029"/>
-          <w:kern w:val="0"/>
-        </w:rPr>
-        <w:t>stream</w:t>
-      </w:r>
-      <w:r>
-        <w:rPr>
-          <w:rFonts w:ascii="Times New Roman" w:hAnsi="Times New Roman" w:cs="Times New Roman"/>
-          <w:color w:val="666666"/>
-          <w:kern w:val="0"/>
-        </w:rPr>
-        <w:t>().</w:t>
-      </w:r>
-      <w:proofErr w:type="spellStart"/>
-      <w:r>
-        <w:rPr>
-          <w:rFonts w:ascii="Times New Roman" w:hAnsi="Times New Roman" w:cs="Times New Roman"/>
-          <w:color w:val="7D9029"/>
-          <w:kern w:val="0"/>
-        </w:rPr>
-        <w:t>forEach</w:t>
-      </w:r>
-      <w:proofErr w:type="spellEnd"/>
-      <w:r>
-        <w:rPr>
-          <w:rFonts w:ascii="Times New Roman" w:hAnsi="Times New Roman" w:cs="Times New Roman"/>
-          <w:color w:val="666666"/>
+        <w:t xml:space="preserve">                </w:t>
+      </w:r>
+      <w:proofErr w:type="spellStart"/>
+      <w:r>
+        <w:rPr>
+          <w:rFonts w:ascii="Times New Roman" w:hAnsi="Times New Roman" w:cs="Times New Roman"/>
+          <w:kern w:val="0"/>
+        </w:rPr>
+        <w:t>Function.identity</w:t>
+      </w:r>
+      <w:proofErr w:type="spellEnd"/>
+      <w:r>
+        <w:rPr>
+          <w:rFonts w:ascii="Times New Roman" w:hAnsi="Times New Roman" w:cs="Times New Roman"/>
           <w:kern w:val="0"/>
         </w:rPr>
         <w:t>(</w:t>
       </w:r>
-      <w:proofErr w:type="spellStart"/>
-      <w:r>
-        <w:rPr>
-          <w:rFonts w:ascii="Times New Roman" w:hAnsi="Times New Roman" w:cs="Times New Roman"/>
-          <w:kern w:val="0"/>
-        </w:rPr>
-        <w:t>System</w:t>
-      </w:r>
-      <w:r>
-        <w:rPr>
-          <w:rFonts w:ascii="Times New Roman" w:hAnsi="Times New Roman" w:cs="Times New Roman"/>
-          <w:color w:val="666666"/>
-          <w:kern w:val="0"/>
-        </w:rPr>
-        <w:t>.</w:t>
-      </w:r>
-      <w:r>
-        <w:rPr>
-          <w:rFonts w:ascii="Times New Roman" w:hAnsi="Times New Roman" w:cs="Times New Roman"/>
-          <w:color w:val="7D9029"/>
-          <w:kern w:val="0"/>
-        </w:rPr>
-        <w:t>out</w:t>
-      </w:r>
-      <w:proofErr w:type="spellEnd"/>
-      <w:r>
-        <w:rPr>
-          <w:rFonts w:ascii="Times New Roman" w:hAnsi="Times New Roman" w:cs="Times New Roman"/>
-          <w:color w:val="666666"/>
-          <w:kern w:val="0"/>
-        </w:rPr>
-        <w:t>::</w:t>
-      </w:r>
-      <w:proofErr w:type="spellStart"/>
-      <w:r>
-        <w:rPr>
-          <w:rFonts w:ascii="Times New Roman" w:hAnsi="Times New Roman" w:cs="Times New Roman"/>
-          <w:kern w:val="0"/>
-        </w:rPr>
-        <w:t>println</w:t>
-      </w:r>
-      <w:proofErr w:type="spellEnd"/>
-      <w:r>
-        <w:rPr>
-          <w:rFonts w:ascii="Times New Roman" w:hAnsi="Times New Roman" w:cs="Times New Roman"/>
-          <w:color w:val="666666"/>
-          <w:kern w:val="0"/>
-        </w:rPr>
-        <w:t>)</w:t>
-      </w:r>
-      <w:r>
-        <w:rPr>
-          <w:rFonts w:ascii="Times New Roman" w:hAnsi="Times New Roman" w:cs="Times New Roman"/>
-          <w:kern w:val="0"/>
-        </w:rPr>
-        <w:t xml:space="preserve"> </w:t>
-      </w:r>
-      <w:r>
-        <w:rPr>
-          <w:rFonts w:ascii="Times New Roman" w:hAnsi="Times New Roman" w:cs="Times New Roman"/>
-          <w:color w:val="666666"/>
-          <w:kern w:val="0"/>
-        </w:rPr>
-        <w:t>;</w:t>
-      </w:r>
-      <w:r>
-        <w:rPr>
-          <w:rFonts w:ascii="Times New Roman" w:hAnsi="Times New Roman" w:cs="Times New Roman"/>
-          <w:kern w:val="0"/>
-        </w:rPr>
-        <w:t xml:space="preserve">    </w:t>
+      <w:proofErr w:type="gramStart"/>
+      <w:r>
+        <w:rPr>
+          <w:rFonts w:ascii="Times New Roman" w:hAnsi="Times New Roman" w:cs="Times New Roman"/>
+          <w:kern w:val="0"/>
+        </w:rPr>
+        <w:t>) ,</w:t>
+      </w:r>
+      <w:proofErr w:type="gramEnd"/>
+      <w:r>
+        <w:rPr>
+          <w:rFonts w:ascii="Times New Roman" w:hAnsi="Times New Roman" w:cs="Times New Roman"/>
+          <w:kern w:val="0"/>
+        </w:rPr>
+        <w:t xml:space="preserve"> </w:t>
       </w:r>
     </w:p>
     <w:p>
@@ -16542,143 +16605,1586 @@
           <w:kern w:val="0"/>
         </w:rPr>
       </w:pPr>
-    </w:p>
-    <w:p>
-      <w:proofErr w:type="spellStart"/>
-      <w:r>
+      <w:r>
+        <w:rPr>
+          <w:rFonts w:ascii="Times New Roman" w:hAnsi="Times New Roman" w:cs="Times New Roman"/>
+          <w:kern w:val="0"/>
+        </w:rPr>
+        <w:t xml:space="preserve">                </w:t>
+      </w:r>
+      <w:proofErr w:type="spellStart"/>
+      <w:r>
+        <w:rPr>
+          <w:rFonts w:ascii="Times New Roman" w:hAnsi="Times New Roman" w:cs="Times New Roman"/>
+          <w:kern w:val="0"/>
+        </w:rPr>
+        <w:t>Collectors.counting</w:t>
+      </w:r>
+      <w:proofErr w:type="spellEnd"/>
+      <w:r>
+        <w:rPr>
+          <w:rFonts w:ascii="Times New Roman" w:hAnsi="Times New Roman" w:cs="Times New Roman"/>
+          <w:kern w:val="0"/>
+        </w:rPr>
+        <w:t>()</w:t>
+      </w:r>
+    </w:p>
+    <w:p>
+      <w:pPr>
+        <w:autoSpaceDE w:val="0"/>
+        <w:autoSpaceDN w:val="0"/>
+        <w:adjustRightInd w:val="0"/>
+        <w:spacing w:after="0" w:line="240" w:lineRule="auto"/>
+        <w:rPr>
+          <w:rFonts w:ascii="Times New Roman" w:hAnsi="Times New Roman" w:cs="Times New Roman"/>
+          <w:kern w:val="0"/>
+        </w:rPr>
+      </w:pPr>
+      <w:r>
+        <w:rPr>
+          <w:rFonts w:ascii="Times New Roman" w:hAnsi="Times New Roman" w:cs="Times New Roman"/>
+          <w:kern w:val="0"/>
+        </w:rPr>
+        <w:t xml:space="preserve">            )</w:t>
+      </w:r>
+    </w:p>
+    <w:p>
+      <w:pPr>
+        <w:autoSpaceDE w:val="0"/>
+        <w:autoSpaceDN w:val="0"/>
+        <w:adjustRightInd w:val="0"/>
+        <w:spacing w:after="0" w:line="240" w:lineRule="auto"/>
+        <w:rPr>
+          <w:rFonts w:ascii="Times New Roman" w:hAnsi="Times New Roman" w:cs="Times New Roman"/>
+          <w:kern w:val="0"/>
+        </w:rPr>
+      </w:pPr>
+      <w:r>
+        <w:rPr>
+          <w:rFonts w:ascii="Times New Roman" w:hAnsi="Times New Roman" w:cs="Times New Roman"/>
+          <w:kern w:val="0"/>
+        </w:rPr>
+        <w:t xml:space="preserve">        );</w:t>
+      </w:r>
+    </w:p>
+    <w:p>
+      <w:pPr>
+        <w:autoSpaceDE w:val="0"/>
+        <w:autoSpaceDN w:val="0"/>
+        <w:adjustRightInd w:val="0"/>
+        <w:spacing w:after="0" w:line="240" w:lineRule="auto"/>
+        <w:rPr>
+          <w:rFonts w:ascii="Times New Roman" w:hAnsi="Times New Roman" w:cs="Times New Roman"/>
+          <w:kern w:val="0"/>
+        </w:rPr>
+      </w:pPr>
+    </w:p>
+    <w:p>
+      <w:pPr>
+        <w:autoSpaceDE w:val="0"/>
+        <w:autoSpaceDN w:val="0"/>
+        <w:adjustRightInd w:val="0"/>
+        <w:spacing w:after="0" w:line="240" w:lineRule="auto"/>
+        <w:rPr>
+          <w:rFonts w:ascii="Times New Roman" w:hAnsi="Times New Roman" w:cs="Times New Roman"/>
+          <w:kern w:val="0"/>
+        </w:rPr>
+      </w:pPr>
+      <w:r>
+        <w:rPr>
+          <w:rFonts w:ascii="Times New Roman" w:hAnsi="Times New Roman" w:cs="Times New Roman"/>
+          <w:kern w:val="0"/>
+        </w:rPr>
+        <w:t xml:space="preserve">        </w:t>
+      </w:r>
+      <w:proofErr w:type="spellStart"/>
+      <w:proofErr w:type="gramStart"/>
+      <w:r>
+        <w:rPr>
+          <w:rFonts w:ascii="Times New Roman" w:hAnsi="Times New Roman" w:cs="Times New Roman"/>
+          <w:kern w:val="0"/>
+        </w:rPr>
+        <w:t>out.println</w:t>
+      </w:r>
+      <w:proofErr w:type="spellEnd"/>
+      <w:proofErr w:type="gramEnd"/>
+      <w:r>
+        <w:rPr>
+          <w:rFonts w:ascii="Times New Roman" w:hAnsi="Times New Roman" w:cs="Times New Roman"/>
+          <w:kern w:val="0"/>
+        </w:rPr>
+        <w:t>(</w:t>
+      </w:r>
+      <w:proofErr w:type="spellStart"/>
+      <w:r>
+        <w:rPr>
+          <w:rFonts w:ascii="Times New Roman" w:hAnsi="Times New Roman" w:cs="Times New Roman"/>
+          <w:kern w:val="0"/>
+        </w:rPr>
+        <w:t>fmap</w:t>
+      </w:r>
+      <w:proofErr w:type="spellEnd"/>
+      <w:r>
+        <w:rPr>
+          <w:rFonts w:ascii="Times New Roman" w:hAnsi="Times New Roman" w:cs="Times New Roman"/>
+          <w:kern w:val="0"/>
+        </w:rPr>
+        <w:t xml:space="preserve">); </w:t>
+      </w:r>
+      <w:r>
+        <w:rPr>
+          <w:rFonts w:ascii="Times New Roman" w:hAnsi="Times New Roman" w:cs="Times New Roman"/>
+          <w:kern w:val="0"/>
+        </w:rPr>
+        <w:t xml:space="preserve"> </w:t>
+      </w:r>
+    </w:p>
+    <w:p>
+      <w:pPr>
+        <w:autoSpaceDE w:val="0"/>
+        <w:autoSpaceDN w:val="0"/>
+        <w:adjustRightInd w:val="0"/>
+        <w:spacing w:after="0" w:line="240" w:lineRule="auto"/>
+        <w:rPr>
+          <w:rFonts w:ascii="Times New Roman" w:hAnsi="Times New Roman" w:cs="Times New Roman"/>
+          <w:kern w:val="0"/>
+        </w:rPr>
+      </w:pPr>
+    </w:p>
+    <w:p>
+      <w:proofErr w:type="spellStart"/>
+      <w:r>
+        <w:t>Function.identity</w:t>
+      </w:r>
+      <w:proofErr w:type="spellEnd"/>
+      <w:r>
+        <w:t>()</w:t>
+      </w:r>
+      <w:r>
+        <w:t xml:space="preserve"> </w:t>
+      </w:r>
+      <w:r>
+        <w:t xml:space="preserve">will </w:t>
+      </w:r>
+      <w:r>
+        <w:t xml:space="preserve">just </w:t>
+      </w:r>
+      <w:r>
+        <w:t>return</w:t>
+      </w:r>
+      <w:r>
+        <w:t xml:space="preserve"> the same </w:t>
+      </w:r>
+      <w:r>
+        <w:t xml:space="preserve">as it takes an </w:t>
+      </w:r>
+      <w:proofErr w:type="spellStart"/>
+      <w:r>
+        <w:t>i</w:t>
+      </w:r>
+      <w:proofErr w:type="spellEnd"/>
+      <w:r>
+        <w:t>/p</w:t>
+      </w:r>
+    </w:p>
+    <w:p>
+      <w:pPr>
+        <w:rPr>
+          <w:lang w:val="en-US"/>
+        </w:rPr>
+      </w:pPr>
+      <w:r>
+        <w:rPr>
+          <w:lang w:val="en-US"/>
+        </w:rPr>
+        <w:t>O/</w:t>
+      </w:r>
+      <w:proofErr w:type="gramStart"/>
+      <w:r>
+        <w:rPr>
+          <w:lang w:val="en-US"/>
+        </w:rPr>
+        <w:t>p :</w:t>
+      </w:r>
+      <w:proofErr w:type="gramEnd"/>
+      <w:r>
+        <w:rPr>
+          <w:lang w:val="en-US"/>
+        </w:rPr>
+        <w:t xml:space="preserve"> </w:t>
+      </w:r>
+    </w:p>
+    <w:p>
+      <w:pPr>
+        <w:rPr>
+          <w:lang w:val="en-US"/>
+        </w:rPr>
+      </w:pPr>
+      <w:r>
+        <w:rPr>
+          <w:lang w:val="en-US"/>
+        </w:rPr>
+        <w:t>take=1</w:t>
+      </w:r>
+    </w:p>
+    <w:p>
+      <w:pPr>
+        <w:rPr>
+          <w:lang w:val="en-US"/>
+        </w:rPr>
+      </w:pPr>
+      <w:r>
+        <w:rPr>
+          <w:lang w:val="en-US"/>
+        </w:rPr>
+        <w:t>this=3</w:t>
+      </w:r>
+    </w:p>
+    <w:p>
+      <w:pPr>
+        <w:rPr>
+          <w:lang w:val="en-US"/>
+        </w:rPr>
+      </w:pPr>
+      <w:r>
+        <w:rPr>
+          <w:lang w:val="en-US"/>
+        </w:rPr>
+        <w:t>moment=2</w:t>
+      </w:r>
+    </w:p>
+    <w:p>
+      <w:pPr>
+        <w:pStyle w:val="Heading2"/>
+        <w:rPr>
+          <w:lang w:val="en-US"/>
+        </w:rPr>
+      </w:pPr>
+      <w:r>
+        <w:rPr>
+          <w:lang w:val="en-US"/>
+        </w:rPr>
+        <w:t>Partition numbers into even and odd</w:t>
+      </w:r>
+    </w:p>
+    <w:p>
+      <w:pPr>
+        <w:rPr>
+          <w:lang w:val="en-US"/>
+        </w:rPr>
+      </w:pPr>
+    </w:p>
+    <w:p>
+      <w:pPr>
+        <w:rPr>
+          <w:lang w:val="en-US"/>
+        </w:rPr>
+      </w:pPr>
+      <w:r>
+        <w:rPr>
+          <w:lang w:val="en-US"/>
+        </w:rPr>
+        <w:t xml:space="preserve">        int </w:t>
+      </w:r>
+      <w:proofErr w:type="spellStart"/>
+      <w:proofErr w:type="gramStart"/>
+      <w:r>
+        <w:rPr>
+          <w:lang w:val="en-US"/>
+        </w:rPr>
+        <w:t>nums</w:t>
+      </w:r>
+      <w:proofErr w:type="spellEnd"/>
+      <w:r>
+        <w:rPr>
+          <w:lang w:val="en-US"/>
+        </w:rPr>
+        <w:t>[</w:t>
+      </w:r>
+      <w:proofErr w:type="gramEnd"/>
+      <w:r>
+        <w:rPr>
+          <w:lang w:val="en-US"/>
+        </w:rPr>
+        <w:t>] = {</w:t>
+      </w:r>
+      <w:proofErr w:type="gramStart"/>
+      <w:r>
+        <w:rPr>
+          <w:lang w:val="en-US"/>
+        </w:rPr>
+        <w:t>1 ,</w:t>
+      </w:r>
+      <w:proofErr w:type="gramEnd"/>
+      <w:r>
+        <w:rPr>
+          <w:lang w:val="en-US"/>
+        </w:rPr>
+        <w:t xml:space="preserve"> </w:t>
+      </w:r>
+      <w:proofErr w:type="gramStart"/>
+      <w:r>
+        <w:rPr>
+          <w:lang w:val="en-US"/>
+        </w:rPr>
+        <w:t>2 ,</w:t>
+      </w:r>
+      <w:proofErr w:type="gramEnd"/>
+      <w:r>
+        <w:rPr>
+          <w:lang w:val="en-US"/>
+        </w:rPr>
+        <w:t xml:space="preserve"> </w:t>
+      </w:r>
+      <w:proofErr w:type="gramStart"/>
+      <w:r>
+        <w:rPr>
+          <w:lang w:val="en-US"/>
+        </w:rPr>
+        <w:t>3 ,</w:t>
+      </w:r>
+      <w:proofErr w:type="gramEnd"/>
+      <w:r>
+        <w:rPr>
+          <w:lang w:val="en-US"/>
+        </w:rPr>
+        <w:t xml:space="preserve"> </w:t>
+      </w:r>
+      <w:proofErr w:type="gramStart"/>
+      <w:r>
+        <w:rPr>
+          <w:lang w:val="en-US"/>
+        </w:rPr>
+        <w:t>4 ,</w:t>
+      </w:r>
+      <w:proofErr w:type="gramEnd"/>
+      <w:r>
+        <w:rPr>
+          <w:lang w:val="en-US"/>
+        </w:rPr>
+        <w:t xml:space="preserve"> </w:t>
+      </w:r>
+      <w:proofErr w:type="gramStart"/>
+      <w:r>
+        <w:rPr>
+          <w:lang w:val="en-US"/>
+        </w:rPr>
+        <w:t>5 ,</w:t>
+      </w:r>
+      <w:proofErr w:type="gramEnd"/>
+      <w:r>
+        <w:rPr>
+          <w:lang w:val="en-US"/>
+        </w:rPr>
+        <w:t xml:space="preserve"> </w:t>
+      </w:r>
+      <w:proofErr w:type="gramStart"/>
+      <w:r>
+        <w:rPr>
+          <w:lang w:val="en-US"/>
+        </w:rPr>
+        <w:t>6 }</w:t>
+      </w:r>
+      <w:proofErr w:type="gramEnd"/>
+      <w:r>
+        <w:rPr>
+          <w:lang w:val="en-US"/>
+        </w:rPr>
+        <w:t xml:space="preserve"> ;</w:t>
+      </w:r>
+    </w:p>
+    <w:p>
+      <w:pPr>
+        <w:rPr>
+          <w:lang w:val="en-US"/>
+        </w:rPr>
+      </w:pPr>
+    </w:p>
+    <w:p>
+      <w:pPr>
+        <w:rPr>
+          <w:lang w:val="en-US"/>
+        </w:rPr>
+      </w:pPr>
+      <w:r>
+        <w:rPr>
+          <w:lang w:val="en-US"/>
+        </w:rPr>
+        <w:t xml:space="preserve">        Map&lt;</w:t>
+      </w:r>
+      <w:proofErr w:type="gramStart"/>
+      <w:r>
+        <w:rPr>
+          <w:lang w:val="en-US"/>
+        </w:rPr>
+        <w:t>String ,</w:t>
+      </w:r>
+      <w:proofErr w:type="gramEnd"/>
+      <w:r>
+        <w:rPr>
+          <w:lang w:val="en-US"/>
+        </w:rPr>
+        <w:t xml:space="preserve"> List&lt;Integer&gt; &gt; map =</w:t>
+      </w:r>
+    </w:p>
+    <w:p>
+      <w:pPr>
+        <w:rPr>
+          <w:lang w:val="en-US"/>
+        </w:rPr>
+      </w:pPr>
+      <w:r>
+        <w:rPr>
+          <w:lang w:val="en-US"/>
+        </w:rPr>
+        <w:t xml:space="preserve">        Arrays</w:t>
+      </w:r>
+    </w:p>
+    <w:p>
+      <w:pPr>
+        <w:rPr>
+          <w:lang w:val="en-US"/>
+        </w:rPr>
+      </w:pPr>
+      <w:r>
+        <w:rPr>
+          <w:lang w:val="en-US"/>
+        </w:rPr>
+        <w:t xml:space="preserve">        </w:t>
+      </w:r>
+      <w:proofErr w:type="gramStart"/>
+      <w:r>
+        <w:rPr>
+          <w:lang w:val="en-US"/>
+        </w:rPr>
+        <w:t>.stream</w:t>
+      </w:r>
+      <w:proofErr w:type="gramEnd"/>
+      <w:r>
+        <w:rPr>
+          <w:lang w:val="en-US"/>
+        </w:rPr>
+        <w:t>(</w:t>
+      </w:r>
+      <w:proofErr w:type="spellStart"/>
+      <w:r>
+        <w:rPr>
+          <w:lang w:val="en-US"/>
+        </w:rPr>
+        <w:t>nums</w:t>
+      </w:r>
+      <w:proofErr w:type="spellEnd"/>
+      <w:r>
+        <w:rPr>
+          <w:lang w:val="en-US"/>
+        </w:rPr>
+        <w:t>)</w:t>
+      </w:r>
+    </w:p>
+    <w:p>
+      <w:pPr>
+        <w:rPr>
+          <w:lang w:val="en-US"/>
+        </w:rPr>
+      </w:pPr>
+      <w:r>
+        <w:rPr>
+          <w:lang w:val="en-US"/>
+        </w:rPr>
+        <w:t xml:space="preserve">        </w:t>
+      </w:r>
+      <w:proofErr w:type="gramStart"/>
+      <w:r>
+        <w:rPr>
+          <w:lang w:val="en-US"/>
+        </w:rPr>
+        <w:t>.boxed</w:t>
+      </w:r>
+      <w:proofErr w:type="gramEnd"/>
+      <w:r>
+        <w:rPr>
+          <w:lang w:val="en-US"/>
+        </w:rPr>
+        <w:t>()</w:t>
+      </w:r>
+    </w:p>
+    <w:p>
+      <w:pPr>
+        <w:rPr>
+          <w:lang w:val="en-US"/>
+        </w:rPr>
+      </w:pPr>
+      <w:r>
+        <w:rPr>
+          <w:lang w:val="en-US"/>
+        </w:rPr>
+        <w:t xml:space="preserve">        </w:t>
+      </w:r>
+      <w:proofErr w:type="gramStart"/>
+      <w:r>
+        <w:rPr>
+          <w:lang w:val="en-US"/>
+        </w:rPr>
+        <w:t>.collect</w:t>
+      </w:r>
+      <w:proofErr w:type="gramEnd"/>
+      <w:r>
+        <w:rPr>
+          <w:lang w:val="en-US"/>
+        </w:rPr>
+        <w:t>(</w:t>
+      </w:r>
+    </w:p>
+    <w:p>
+      <w:pPr>
+        <w:rPr>
+          <w:lang w:val="en-US"/>
+        </w:rPr>
+      </w:pPr>
+      <w:r>
+        <w:rPr>
+          <w:lang w:val="en-US"/>
+        </w:rPr>
+        <w:t xml:space="preserve">            </w:t>
+      </w:r>
+      <w:proofErr w:type="spellStart"/>
+      <w:r>
+        <w:rPr>
+          <w:lang w:val="en-US"/>
+        </w:rPr>
+        <w:t>Collectors.groupingBy</w:t>
+      </w:r>
+      <w:proofErr w:type="spellEnd"/>
+      <w:r>
+        <w:rPr>
+          <w:lang w:val="en-US"/>
+        </w:rPr>
+        <w:t>(</w:t>
+      </w:r>
+    </w:p>
+    <w:p>
+      <w:pPr>
+        <w:rPr>
+          <w:lang w:val="en-US"/>
+        </w:rPr>
+      </w:pPr>
+      <w:r>
+        <w:rPr>
+          <w:lang w:val="en-US"/>
+        </w:rPr>
+        <w:t xml:space="preserve">                num -&gt; num%2 == </w:t>
+      </w:r>
+      <w:proofErr w:type="gramStart"/>
+      <w:r>
+        <w:rPr>
+          <w:lang w:val="en-US"/>
+        </w:rPr>
+        <w:t>1 ?</w:t>
+      </w:r>
+      <w:proofErr w:type="gramEnd"/>
+      <w:r>
+        <w:rPr>
+          <w:lang w:val="en-US"/>
+        </w:rPr>
+        <w:t xml:space="preserve"> "Odd</w:t>
+      </w:r>
+      <w:proofErr w:type="gramStart"/>
+      <w:r>
+        <w:rPr>
+          <w:lang w:val="en-US"/>
+        </w:rPr>
+        <w:t>" :</w:t>
+      </w:r>
+      <w:proofErr w:type="gramEnd"/>
+      <w:r>
+        <w:rPr>
+          <w:lang w:val="en-US"/>
+        </w:rPr>
+        <w:t xml:space="preserve"> "Even"</w:t>
+      </w:r>
+    </w:p>
+    <w:p>
+      <w:pPr>
+        <w:rPr>
+          <w:lang w:val="en-US"/>
+        </w:rPr>
+      </w:pPr>
+      <w:r>
+        <w:rPr>
+          <w:lang w:val="en-US"/>
+        </w:rPr>
+        <w:t xml:space="preserve">            )</w:t>
+      </w:r>
+    </w:p>
+    <w:p>
+      <w:pPr>
+        <w:rPr>
+          <w:lang w:val="en-US"/>
+        </w:rPr>
+      </w:pPr>
+      <w:r>
+        <w:rPr>
+          <w:lang w:val="en-US"/>
+        </w:rPr>
+        <w:t xml:space="preserve">        );</w:t>
+      </w:r>
+    </w:p>
+    <w:p>
+      <w:pPr>
+        <w:rPr>
+          <w:lang w:val="en-US"/>
+        </w:rPr>
+      </w:pPr>
+    </w:p>
+    <w:p>
+      <w:pPr>
+        <w:rPr>
+          <w:lang w:val="en-US"/>
+        </w:rPr>
+      </w:pPr>
+      <w:r>
+        <w:rPr>
+          <w:lang w:val="en-US"/>
+        </w:rPr>
+        <w:t xml:space="preserve">        </w:t>
+      </w:r>
+      <w:proofErr w:type="spellStart"/>
+      <w:proofErr w:type="gramStart"/>
+      <w:r>
+        <w:rPr>
+          <w:lang w:val="en-US"/>
+        </w:rPr>
+        <w:t>out.println</w:t>
+      </w:r>
+      <w:proofErr w:type="spellEnd"/>
+      <w:proofErr w:type="gramEnd"/>
+      <w:r>
+        <w:rPr>
+          <w:lang w:val="en-US"/>
+        </w:rPr>
+        <w:t>(map);</w:t>
+      </w:r>
+    </w:p>
+    <w:p>
+      <w:pPr>
+        <w:rPr>
+          <w:lang w:val="en-US"/>
+        </w:rPr>
+      </w:pPr>
+    </w:p>
+    <w:p>
+      <w:pPr>
+        <w:rPr>
+          <w:lang w:val="en-US"/>
+        </w:rPr>
+      </w:pPr>
+    </w:p>
+    <w:p>
+      <w:r>
+        <w:t xml:space="preserve">// Partition numbers into even (true) and odd (false) </w:t>
+      </w:r>
+    </w:p>
+    <w:p>
+      <w:proofErr w:type="spellStart"/>
+      <w:r>
+        <w:t>partitioningBy</w:t>
+      </w:r>
+      <w:proofErr w:type="spellEnd"/>
+      <w:r>
+        <w:t xml:space="preserve"> is highly efficient because the underlying map is specifically optimized for exactly two keys (true and false).</w:t>
+      </w:r>
+    </w:p>
+    <w:p>
+      <w:pPr>
+        <w:rPr>
+          <w:lang w:val="en-US"/>
+        </w:rPr>
+      </w:pPr>
+      <w:r>
+        <w:t xml:space="preserve">Map&lt;Boolean, List&lt;Integer&gt;&gt; </w:t>
+      </w:r>
+      <w:proofErr w:type="spellStart"/>
+      <w:r>
+        <w:t>partitionedNumbers</w:t>
+      </w:r>
+      <w:proofErr w:type="spellEnd"/>
+      <w:r>
+        <w:t xml:space="preserve"> = </w:t>
+      </w:r>
+      <w:proofErr w:type="spellStart"/>
+      <w:proofErr w:type="gramStart"/>
+      <w:r>
+        <w:t>numbers.stream</w:t>
+      </w:r>
+      <w:proofErr w:type="spellEnd"/>
+      <w:proofErr w:type="gramEnd"/>
+      <w:r>
+        <w:t>(</w:t>
+      </w:r>
+      <w:proofErr w:type="gramStart"/>
+      <w:r>
+        <w:t>) .collect</w:t>
+      </w:r>
+      <w:proofErr w:type="gramEnd"/>
+      <w:r>
+        <w:t>(</w:t>
+      </w:r>
+      <w:proofErr w:type="spellStart"/>
+      <w:r>
+        <w:t>Collectors.partitioningBy</w:t>
+      </w:r>
+      <w:proofErr w:type="spellEnd"/>
+      <w:r>
+        <w:t>(n -&gt; n % 2 == 0));</w:t>
+      </w:r>
+      <w:r>
+        <w:rPr>
+          <w:lang w:val="en-US"/>
+        </w:rPr>
+        <w:t xml:space="preserve"> </w:t>
+      </w:r>
+    </w:p>
+    <w:p>
+      <w:pPr>
+        <w:rPr>
+          <w:lang w:val="en-US"/>
+        </w:rPr>
+      </w:pPr>
+    </w:p>
+    <w:p>
+      <w:pPr>
+        <w:pStyle w:val="Heading2"/>
+        <w:rPr>
+          <w:lang w:val="en-US"/>
+        </w:rPr>
+      </w:pPr>
+      <w:r>
+        <w:rPr>
+          <w:lang w:val="en-US"/>
+        </w:rPr>
         <w:lastRenderedPageBreak/>
-        <w:t>Function.identity</w:t>
-      </w:r>
-      <w:proofErr w:type="spellEnd"/>
-      <w:r>
+        <w:t>Given a list of strings, find the length of the longest string that doesn't contain any digits.</w:t>
+      </w:r>
+    </w:p>
+    <w:p>
+      <w:pPr>
+        <w:rPr>
+          <w:lang w:val="en-US"/>
+        </w:rPr>
+      </w:pPr>
+    </w:p>
+    <w:p>
+      <w:pPr>
+        <w:rPr>
+          <w:lang w:val="en-US"/>
+        </w:rPr>
+      </w:pPr>
+      <w:r>
+        <w:rPr>
+          <w:lang w:val="en-US"/>
+        </w:rPr>
+        <w:t xml:space="preserve">        List&lt;String&gt; words = </w:t>
+      </w:r>
+    </w:p>
+    <w:p>
+      <w:pPr>
+        <w:rPr>
+          <w:lang w:val="en-US"/>
+        </w:rPr>
+      </w:pPr>
+      <w:r>
+        <w:rPr>
+          <w:lang w:val="en-US"/>
+        </w:rPr>
+        <w:t xml:space="preserve">        </w:t>
+      </w:r>
+      <w:proofErr w:type="spellStart"/>
+      <w:r>
+        <w:rPr>
+          <w:lang w:val="en-US"/>
+        </w:rPr>
+        <w:t>Arrays.asList</w:t>
+      </w:r>
+      <w:proofErr w:type="spellEnd"/>
+      <w:r>
+        <w:rPr>
+          <w:lang w:val="en-US"/>
+        </w:rPr>
+        <w:t>("Apple", "Java17", "Banana", "Stream API");</w:t>
+      </w:r>
+    </w:p>
+    <w:p>
+      <w:pPr>
+        <w:rPr>
+          <w:lang w:val="en-US"/>
+        </w:rPr>
+      </w:pPr>
+    </w:p>
+    <w:p>
+      <w:pPr>
+        <w:rPr>
+          <w:lang w:val="en-US"/>
+        </w:rPr>
+      </w:pPr>
+      <w:r>
+        <w:rPr>
+          <w:lang w:val="en-US"/>
+        </w:rPr>
+        <w:t xml:space="preserve">        String </w:t>
+      </w:r>
+      <w:proofErr w:type="spellStart"/>
+      <w:r>
+        <w:rPr>
+          <w:lang w:val="en-US"/>
+        </w:rPr>
+        <w:t>ans</w:t>
+      </w:r>
+      <w:proofErr w:type="spellEnd"/>
+      <w:r>
+        <w:rPr>
+          <w:lang w:val="en-US"/>
+        </w:rPr>
+        <w:t xml:space="preserve"> =</w:t>
+      </w:r>
+    </w:p>
+    <w:p>
+      <w:pPr>
+        <w:rPr>
+          <w:lang w:val="en-US"/>
+        </w:rPr>
+      </w:pPr>
+      <w:r>
+        <w:rPr>
+          <w:lang w:val="en-US"/>
+        </w:rPr>
+        <w:t xml:space="preserve">        words</w:t>
+      </w:r>
+    </w:p>
+    <w:p>
+      <w:pPr>
+        <w:rPr>
+          <w:lang w:val="en-US"/>
+        </w:rPr>
+      </w:pPr>
+      <w:r>
+        <w:rPr>
+          <w:lang w:val="en-US"/>
+        </w:rPr>
+        <w:t xml:space="preserve">        </w:t>
+      </w:r>
+      <w:proofErr w:type="gramStart"/>
+      <w:r>
+        <w:rPr>
+          <w:lang w:val="en-US"/>
+        </w:rPr>
+        <w:t>.stream</w:t>
+      </w:r>
+      <w:proofErr w:type="gramEnd"/>
+      <w:r>
+        <w:rPr>
+          <w:lang w:val="en-US"/>
+        </w:rPr>
         <w:t>()</w:t>
       </w:r>
-      <w:r>
-        <w:t xml:space="preserve"> </w:t>
-      </w:r>
-      <w:r>
-        <w:t xml:space="preserve">will </w:t>
-      </w:r>
-      <w:r>
-        <w:t xml:space="preserve">just </w:t>
-      </w:r>
-      <w:r>
-        <w:t>return</w:t>
-      </w:r>
-      <w:r>
-        <w:t xml:space="preserve"> the same </w:t>
-      </w:r>
-      <w:r>
-        <w:t xml:space="preserve">as it takes an </w:t>
-      </w:r>
-      <w:proofErr w:type="spellStart"/>
-      <w:r>
-        <w:t>i</w:t>
-      </w:r>
-      <w:proofErr w:type="spellEnd"/>
-      <w:r>
-        <w:t>/p</w:t>
-      </w:r>
-    </w:p>
-    <w:p>
-      <w:pPr>
-        <w:rPr>
-          <w:lang w:val="en-US"/>
-        </w:rPr>
-      </w:pPr>
-    </w:p>
-    <w:p>
-      <w:pPr>
-        <w:rPr>
-          <w:lang w:val="en-US"/>
-        </w:rPr>
-      </w:pPr>
-      <w:r>
-        <w:rPr>
-          <w:lang w:val="en-US"/>
-        </w:rPr>
-        <w:t>O/</w:t>
+    </w:p>
+    <w:p>
+      <w:pPr>
+        <w:rPr>
+          <w:lang w:val="en-US"/>
+        </w:rPr>
+      </w:pPr>
+      <w:r>
+        <w:rPr>
+          <w:lang w:val="en-US"/>
+        </w:rPr>
+        <w:t xml:space="preserve">        </w:t>
       </w:r>
       <w:proofErr w:type="gramStart"/>
       <w:r>
         <w:rPr>
           <w:lang w:val="en-US"/>
         </w:rPr>
-        <w:t>p :</w:t>
+        <w:t>.filter( word</w:t>
       </w:r>
       <w:proofErr w:type="gramEnd"/>
       <w:r>
         <w:rPr>
           <w:lang w:val="en-US"/>
         </w:rPr>
-        <w:t xml:space="preserve"> </w:t>
-      </w:r>
-    </w:p>
-    <w:p>
-      <w:pPr>
-        <w:rPr>
-          <w:lang w:val="en-US"/>
-        </w:rPr>
-      </w:pPr>
-      <w:r>
-        <w:rPr>
-          <w:lang w:val="en-US"/>
-        </w:rPr>
-        <w:t>take=1</w:t>
-      </w:r>
-    </w:p>
-    <w:p>
-      <w:pPr>
-        <w:rPr>
-          <w:lang w:val="en-US"/>
-        </w:rPr>
-      </w:pPr>
-      <w:r>
-        <w:rPr>
-          <w:lang w:val="en-US"/>
-        </w:rPr>
-        <w:t>this=3</w:t>
-      </w:r>
-    </w:p>
-    <w:p>
-      <w:pPr>
-        <w:rPr>
-          <w:lang w:val="en-US"/>
-        </w:rPr>
-      </w:pPr>
-      <w:r>
-        <w:rPr>
-          <w:lang w:val="en-US"/>
-        </w:rPr>
-        <w:t>moment=2</w:t>
-      </w:r>
-    </w:p>
-    <w:p>
-      <w:pPr>
-        <w:rPr>
-          <w:lang w:val="en-US"/>
-        </w:rPr>
-      </w:pPr>
-    </w:p>
-    <w:p>
-      <w:pPr>
-        <w:rPr>
-          <w:lang w:val="en-US"/>
-        </w:rPr>
-      </w:pPr>
-    </w:p>
-    <w:p>
-      <w:pPr>
-        <w:rPr>
-          <w:lang w:val="en-US"/>
-        </w:rPr>
-      </w:pPr>
-      <w:r>
-        <w:rPr>
-          <w:lang w:val="en-US"/>
-        </w:rPr>
-        <w:t xml:space="preserve"> </w:t>
-      </w:r>
+        <w:t xml:space="preserve"> -&gt; </w:t>
+      </w:r>
+      <w:proofErr w:type="spellStart"/>
+      <w:proofErr w:type="gramStart"/>
+      <w:r>
+        <w:rPr>
+          <w:lang w:val="en-US"/>
+        </w:rPr>
+        <w:t>word.chars</w:t>
+      </w:r>
+      <w:proofErr w:type="spellEnd"/>
+      <w:proofErr w:type="gramEnd"/>
+      <w:r>
+        <w:rPr>
+          <w:lang w:val="en-US"/>
+        </w:rPr>
+        <w:t>().</w:t>
+      </w:r>
+    </w:p>
+    <w:p>
+      <w:pPr>
+        <w:rPr>
+          <w:lang w:val="en-US"/>
+        </w:rPr>
+      </w:pPr>
+      <w:r>
+        <w:rPr>
+          <w:lang w:val="en-US"/>
+        </w:rPr>
+        <w:t xml:space="preserve">            </w:t>
+      </w:r>
+      <w:proofErr w:type="spellStart"/>
+      <w:proofErr w:type="gramStart"/>
+      <w:r>
+        <w:rPr>
+          <w:lang w:val="en-US"/>
+        </w:rPr>
+        <w:t>noneMatch</w:t>
+      </w:r>
+      <w:proofErr w:type="spellEnd"/>
+      <w:r>
+        <w:rPr>
+          <w:lang w:val="en-US"/>
+        </w:rPr>
+        <w:t>( ch</w:t>
+      </w:r>
+      <w:proofErr w:type="gramEnd"/>
+      <w:r>
+        <w:rPr>
+          <w:lang w:val="en-US"/>
+        </w:rPr>
+        <w:t xml:space="preserve"> -&gt; </w:t>
+      </w:r>
+      <w:proofErr w:type="spellStart"/>
+      <w:r>
+        <w:rPr>
+          <w:lang w:val="en-US"/>
+        </w:rPr>
+        <w:t>Character.isDigit</w:t>
+      </w:r>
+      <w:proofErr w:type="spellEnd"/>
+      <w:r>
+        <w:rPr>
+          <w:lang w:val="en-US"/>
+        </w:rPr>
+        <w:t>(ch</w:t>
+      </w:r>
+      <w:proofErr w:type="gramStart"/>
+      <w:r>
+        <w:rPr>
+          <w:lang w:val="en-US"/>
+        </w:rPr>
+        <w:t>) )</w:t>
+      </w:r>
+      <w:proofErr w:type="gramEnd"/>
+      <w:r>
+        <w:rPr>
+          <w:lang w:val="en-US"/>
+        </w:rPr>
+        <w:t xml:space="preserve"> )</w:t>
+      </w:r>
+    </w:p>
+    <w:p>
+      <w:pPr>
+        <w:rPr>
+          <w:lang w:val="en-US"/>
+        </w:rPr>
+      </w:pPr>
+      <w:r>
+        <w:rPr>
+          <w:lang w:val="en-US"/>
+        </w:rPr>
+        <w:t xml:space="preserve">        .</w:t>
+      </w:r>
+      <w:proofErr w:type="gramStart"/>
+      <w:r>
+        <w:rPr>
+          <w:lang w:val="en-US"/>
+        </w:rPr>
+        <w:t>max( (</w:t>
+      </w:r>
+      <w:proofErr w:type="gramEnd"/>
+      <w:r>
+        <w:rPr>
+          <w:lang w:val="en-US"/>
+        </w:rPr>
+        <w:t>word</w:t>
+      </w:r>
+      <w:proofErr w:type="gramStart"/>
+      <w:r>
+        <w:rPr>
+          <w:lang w:val="en-US"/>
+        </w:rPr>
+        <w:t>1,word</w:t>
+      </w:r>
+      <w:proofErr w:type="gramEnd"/>
+      <w:r>
+        <w:rPr>
+          <w:lang w:val="en-US"/>
+        </w:rPr>
+        <w:t xml:space="preserve">2) </w:t>
+      </w:r>
+    </w:p>
+    <w:p>
+      <w:pPr>
+        <w:rPr>
+          <w:lang w:val="en-US"/>
+        </w:rPr>
+      </w:pPr>
+      <w:r>
+        <w:rPr>
+          <w:lang w:val="en-US"/>
+        </w:rPr>
+        <w:t xml:space="preserve">            -&gt; </w:t>
+      </w:r>
+      <w:proofErr w:type="spellStart"/>
+      <w:r>
+        <w:rPr>
+          <w:lang w:val="en-US"/>
+        </w:rPr>
+        <w:t>Integer.compare</w:t>
+      </w:r>
+      <w:proofErr w:type="spellEnd"/>
+      <w:r>
+        <w:rPr>
+          <w:lang w:val="en-US"/>
+        </w:rPr>
+        <w:t>(word1.length(</w:t>
+      </w:r>
+      <w:proofErr w:type="gramStart"/>
+      <w:r>
+        <w:rPr>
+          <w:lang w:val="en-US"/>
+        </w:rPr>
+        <w:t>) ,</w:t>
+      </w:r>
+      <w:proofErr w:type="gramEnd"/>
+      <w:r>
+        <w:rPr>
+          <w:lang w:val="en-US"/>
+        </w:rPr>
+        <w:t xml:space="preserve"> word2.length(</w:t>
+      </w:r>
+      <w:proofErr w:type="gramStart"/>
+      <w:r>
+        <w:rPr>
+          <w:lang w:val="en-US"/>
+        </w:rPr>
+        <w:t>) )</w:t>
+      </w:r>
+      <w:proofErr w:type="gramEnd"/>
+      <w:r>
+        <w:rPr>
+          <w:lang w:val="en-US"/>
+        </w:rPr>
+        <w:t xml:space="preserve"> )</w:t>
+      </w:r>
+    </w:p>
+    <w:p>
+      <w:pPr>
+        <w:rPr>
+          <w:lang w:val="en-US"/>
+        </w:rPr>
+      </w:pPr>
+      <w:r>
+        <w:rPr>
+          <w:lang w:val="en-US"/>
+        </w:rPr>
+        <w:t xml:space="preserve">        </w:t>
+      </w:r>
+      <w:proofErr w:type="gramStart"/>
+      <w:r>
+        <w:rPr>
+          <w:lang w:val="en-US"/>
+        </w:rPr>
+        <w:t>.</w:t>
+      </w:r>
+      <w:proofErr w:type="spellStart"/>
+      <w:r>
+        <w:rPr>
+          <w:lang w:val="en-US"/>
+        </w:rPr>
+        <w:t>orElse</w:t>
+      </w:r>
+      <w:proofErr w:type="spellEnd"/>
+      <w:proofErr w:type="gramEnd"/>
+      <w:r>
+        <w:rPr>
+          <w:lang w:val="en-US"/>
+        </w:rPr>
+        <w:t>(null</w:t>
+      </w:r>
+      <w:proofErr w:type="gramStart"/>
+      <w:r>
+        <w:rPr>
+          <w:lang w:val="en-US"/>
+        </w:rPr>
+        <w:t>) ;</w:t>
+      </w:r>
+      <w:proofErr w:type="gramEnd"/>
+    </w:p>
+    <w:p>
+      <w:pPr>
+        <w:rPr>
+          <w:lang w:val="en-US"/>
+        </w:rPr>
+      </w:pPr>
+    </w:p>
+    <w:p>
+      <w:pPr>
+        <w:rPr>
+          <w:lang w:val="en-US"/>
+        </w:rPr>
+      </w:pPr>
+      <w:r>
+        <w:rPr>
+          <w:lang w:val="en-US"/>
+        </w:rPr>
+        <w:t xml:space="preserve">        </w:t>
+      </w:r>
+      <w:proofErr w:type="spellStart"/>
+      <w:proofErr w:type="gramStart"/>
+      <w:r>
+        <w:rPr>
+          <w:lang w:val="en-US"/>
+        </w:rPr>
+        <w:t>out.println</w:t>
+      </w:r>
+      <w:proofErr w:type="spellEnd"/>
+      <w:proofErr w:type="gramEnd"/>
+      <w:r>
+        <w:rPr>
+          <w:lang w:val="en-US"/>
+        </w:rPr>
+        <w:t>(</w:t>
+      </w:r>
+      <w:proofErr w:type="spellStart"/>
+      <w:r>
+        <w:rPr>
+          <w:lang w:val="en-US"/>
+        </w:rPr>
+        <w:t>ans</w:t>
+      </w:r>
+      <w:proofErr w:type="spellEnd"/>
+      <w:r>
+        <w:rPr>
+          <w:lang w:val="en-US"/>
+        </w:rPr>
+        <w:t>);</w:t>
+      </w:r>
+    </w:p>
+    <w:p>
+      <w:pPr>
+        <w:rPr>
+          <w:lang w:val="en-US"/>
+        </w:rPr>
+      </w:pPr>
+    </w:p>
+    <w:p>
+      <w:pPr>
+        <w:rPr>
+          <w:lang w:val="en-US"/>
+        </w:rPr>
+      </w:pPr>
+      <w:r>
+        <w:rPr>
+          <w:lang w:val="en-US"/>
+        </w:rPr>
+        <w:t xml:space="preserve">OR </w:t>
+      </w:r>
+    </w:p>
+    <w:p>
+      <w:pPr>
+        <w:rPr>
+          <w:lang w:val="en-US"/>
+        </w:rPr>
+      </w:pPr>
+      <w:r>
+        <w:rPr>
+          <w:lang w:val="en-US"/>
+        </w:rPr>
+        <w:t xml:space="preserve">        String </w:t>
+      </w:r>
+      <w:proofErr w:type="spellStart"/>
+      <w:r>
+        <w:rPr>
+          <w:lang w:val="en-US"/>
+        </w:rPr>
+        <w:t>ans</w:t>
+      </w:r>
+      <w:proofErr w:type="spellEnd"/>
+      <w:r>
+        <w:rPr>
+          <w:lang w:val="en-US"/>
+        </w:rPr>
+        <w:t xml:space="preserve"> =</w:t>
+      </w:r>
+    </w:p>
+    <w:p>
+      <w:pPr>
+        <w:rPr>
+          <w:lang w:val="en-US"/>
+        </w:rPr>
+      </w:pPr>
+      <w:r>
+        <w:rPr>
+          <w:lang w:val="en-US"/>
+        </w:rPr>
+        <w:t xml:space="preserve">        words</w:t>
+      </w:r>
+    </w:p>
+    <w:p>
+      <w:pPr>
+        <w:rPr>
+          <w:lang w:val="en-US"/>
+        </w:rPr>
+      </w:pPr>
+      <w:r>
+        <w:rPr>
+          <w:lang w:val="en-US"/>
+        </w:rPr>
+        <w:t xml:space="preserve">        </w:t>
+      </w:r>
+      <w:proofErr w:type="gramStart"/>
+      <w:r>
+        <w:rPr>
+          <w:lang w:val="en-US"/>
+        </w:rPr>
+        <w:t>.stream</w:t>
+      </w:r>
+      <w:proofErr w:type="gramEnd"/>
+      <w:r>
+        <w:rPr>
+          <w:lang w:val="en-US"/>
+        </w:rPr>
+        <w:t>()</w:t>
+      </w:r>
+    </w:p>
+    <w:p>
+      <w:pPr>
+        <w:rPr>
+          <w:lang w:val="en-US"/>
+        </w:rPr>
+      </w:pPr>
+      <w:r>
+        <w:rPr>
+          <w:lang w:val="en-US"/>
+        </w:rPr>
+        <w:t xml:space="preserve">        </w:t>
+      </w:r>
+      <w:proofErr w:type="gramStart"/>
+      <w:r>
+        <w:rPr>
+          <w:lang w:val="en-US"/>
+        </w:rPr>
+        <w:t>.filter( word</w:t>
+      </w:r>
+      <w:proofErr w:type="gramEnd"/>
+      <w:r>
+        <w:rPr>
+          <w:lang w:val="en-US"/>
+        </w:rPr>
+        <w:t xml:space="preserve"> -&gt; </w:t>
+      </w:r>
+      <w:proofErr w:type="spellStart"/>
+      <w:proofErr w:type="gramStart"/>
+      <w:r>
+        <w:rPr>
+          <w:lang w:val="en-US"/>
+        </w:rPr>
+        <w:t>word.chars</w:t>
+      </w:r>
+      <w:proofErr w:type="spellEnd"/>
+      <w:proofErr w:type="gramEnd"/>
+      <w:r>
+        <w:rPr>
+          <w:lang w:val="en-US"/>
+        </w:rPr>
+        <w:t>().</w:t>
+      </w:r>
+    </w:p>
+    <w:p>
+      <w:pPr>
+        <w:rPr>
+          <w:lang w:val="en-US"/>
+        </w:rPr>
+      </w:pPr>
+      <w:r>
+        <w:rPr>
+          <w:lang w:val="en-US"/>
+        </w:rPr>
+        <w:t xml:space="preserve">            </w:t>
+      </w:r>
+      <w:proofErr w:type="spellStart"/>
+      <w:proofErr w:type="gramStart"/>
+      <w:r>
+        <w:rPr>
+          <w:lang w:val="en-US"/>
+        </w:rPr>
+        <w:t>anyMatch</w:t>
+      </w:r>
+      <w:proofErr w:type="spellEnd"/>
+      <w:r>
+        <w:rPr>
+          <w:lang w:val="en-US"/>
+        </w:rPr>
+        <w:t>( ch</w:t>
+      </w:r>
+      <w:proofErr w:type="gramEnd"/>
+      <w:r>
+        <w:rPr>
+          <w:lang w:val="en-US"/>
+        </w:rPr>
+        <w:t xml:space="preserve"> -&gt; </w:t>
+      </w:r>
+      <w:proofErr w:type="spellStart"/>
+      <w:r>
+        <w:rPr>
+          <w:lang w:val="en-US"/>
+        </w:rPr>
+        <w:t>Character.isDigit</w:t>
+      </w:r>
+      <w:proofErr w:type="spellEnd"/>
+      <w:r>
+        <w:rPr>
+          <w:lang w:val="en-US"/>
+        </w:rPr>
+        <w:t>(ch</w:t>
+      </w:r>
+      <w:proofErr w:type="gramStart"/>
+      <w:r>
+        <w:rPr>
+          <w:lang w:val="en-US"/>
+        </w:rPr>
+        <w:t>) )</w:t>
+      </w:r>
+      <w:proofErr w:type="gramEnd"/>
+      <w:r>
+        <w:rPr>
+          <w:lang w:val="en-US"/>
+        </w:rPr>
+        <w:t xml:space="preserve"> == </w:t>
+      </w:r>
+      <w:proofErr w:type="gramStart"/>
+      <w:r>
+        <w:rPr>
+          <w:lang w:val="en-US"/>
+        </w:rPr>
+        <w:t>false )</w:t>
+      </w:r>
+      <w:proofErr w:type="gramEnd"/>
+    </w:p>
+    <w:p>
+      <w:pPr>
+        <w:rPr>
+          <w:lang w:val="en-US"/>
+        </w:rPr>
+      </w:pPr>
+      <w:r>
+        <w:rPr>
+          <w:lang w:val="en-US"/>
+        </w:rPr>
+        <w:t xml:space="preserve">        .</w:t>
+      </w:r>
+      <w:proofErr w:type="gramStart"/>
+      <w:r>
+        <w:rPr>
+          <w:lang w:val="en-US"/>
+        </w:rPr>
+        <w:t>max( (</w:t>
+      </w:r>
+      <w:proofErr w:type="gramEnd"/>
+      <w:r>
+        <w:rPr>
+          <w:lang w:val="en-US"/>
+        </w:rPr>
+        <w:t>word</w:t>
+      </w:r>
+      <w:proofErr w:type="gramStart"/>
+      <w:r>
+        <w:rPr>
+          <w:lang w:val="en-US"/>
+        </w:rPr>
+        <w:t>1,word</w:t>
+      </w:r>
+      <w:proofErr w:type="gramEnd"/>
+      <w:r>
+        <w:rPr>
+          <w:lang w:val="en-US"/>
+        </w:rPr>
+        <w:t xml:space="preserve">2) </w:t>
+      </w:r>
+    </w:p>
+    <w:p>
+      <w:pPr>
+        <w:rPr>
+          <w:lang w:val="en-US"/>
+        </w:rPr>
+      </w:pPr>
+      <w:r>
+        <w:rPr>
+          <w:lang w:val="en-US"/>
+        </w:rPr>
+        <w:t xml:space="preserve">            -&gt; </w:t>
+      </w:r>
+      <w:proofErr w:type="spellStart"/>
+      <w:r>
+        <w:rPr>
+          <w:lang w:val="en-US"/>
+        </w:rPr>
+        <w:t>Integer.compare</w:t>
+      </w:r>
+      <w:proofErr w:type="spellEnd"/>
+      <w:r>
+        <w:rPr>
+          <w:lang w:val="en-US"/>
+        </w:rPr>
+        <w:t>(word1.length(</w:t>
+      </w:r>
+      <w:proofErr w:type="gramStart"/>
+      <w:r>
+        <w:rPr>
+          <w:lang w:val="en-US"/>
+        </w:rPr>
+        <w:t>) ,</w:t>
+      </w:r>
+      <w:proofErr w:type="gramEnd"/>
+      <w:r>
+        <w:rPr>
+          <w:lang w:val="en-US"/>
+        </w:rPr>
+        <w:t xml:space="preserve"> word2.length(</w:t>
+      </w:r>
+      <w:proofErr w:type="gramStart"/>
+      <w:r>
+        <w:rPr>
+          <w:lang w:val="en-US"/>
+        </w:rPr>
+        <w:t>) )</w:t>
+      </w:r>
+      <w:proofErr w:type="gramEnd"/>
+      <w:r>
+        <w:rPr>
+          <w:lang w:val="en-US"/>
+        </w:rPr>
+        <w:t xml:space="preserve"> )</w:t>
+      </w:r>
+    </w:p>
+    <w:p>
+      <w:pPr>
+        <w:rPr>
+          <w:lang w:val="en-US"/>
+        </w:rPr>
+      </w:pPr>
+      <w:r>
+        <w:rPr>
+          <w:lang w:val="en-US"/>
+        </w:rPr>
+        <w:t xml:space="preserve">        </w:t>
+      </w:r>
+      <w:proofErr w:type="gramStart"/>
+      <w:r>
+        <w:rPr>
+          <w:lang w:val="en-US"/>
+        </w:rPr>
+        <w:t>.</w:t>
+      </w:r>
+      <w:proofErr w:type="spellStart"/>
+      <w:r>
+        <w:rPr>
+          <w:lang w:val="en-US"/>
+        </w:rPr>
+        <w:t>orElse</w:t>
+      </w:r>
+      <w:proofErr w:type="spellEnd"/>
+      <w:proofErr w:type="gramEnd"/>
+      <w:r>
+        <w:rPr>
+          <w:lang w:val="en-US"/>
+        </w:rPr>
+        <w:t>(null</w:t>
+      </w:r>
+      <w:proofErr w:type="gramStart"/>
+      <w:r>
+        <w:rPr>
+          <w:lang w:val="en-US"/>
+        </w:rPr>
+        <w:t>) ;</w:t>
+      </w:r>
+      <w:proofErr w:type="gramEnd"/>
+    </w:p>
+    <w:p>
+      <w:pPr>
+        <w:rPr>
+          <w:lang w:val="en-US"/>
+        </w:rPr>
+      </w:pPr>
+    </w:p>
+    <w:p>
+      <w:pPr>
+        <w:rPr>
+          <w:lang w:val="en-US"/>
+        </w:rPr>
+      </w:pPr>
+      <w:r>
+        <w:rPr>
+          <w:lang w:val="en-US"/>
+        </w:rPr>
+        <w:t xml:space="preserve">        </w:t>
+      </w:r>
+      <w:proofErr w:type="spellStart"/>
+      <w:proofErr w:type="gramStart"/>
+      <w:r>
+        <w:rPr>
+          <w:lang w:val="en-US"/>
+        </w:rPr>
+        <w:t>out.println</w:t>
+      </w:r>
+      <w:proofErr w:type="spellEnd"/>
+      <w:proofErr w:type="gramEnd"/>
+      <w:r>
+        <w:rPr>
+          <w:lang w:val="en-US"/>
+        </w:rPr>
+        <w:t>(</w:t>
+      </w:r>
+      <w:proofErr w:type="spellStart"/>
+      <w:r>
+        <w:rPr>
+          <w:lang w:val="en-US"/>
+        </w:rPr>
+        <w:t>ans</w:t>
+      </w:r>
+      <w:proofErr w:type="spellEnd"/>
+      <w:r>
+        <w:rPr>
+          <w:lang w:val="en-US"/>
+        </w:rPr>
+        <w:t>);</w:t>
+      </w:r>
+    </w:p>
+    <w:p>
+      <w:pPr>
+        <w:rPr>
+          <w:lang w:val="en-US"/>
+        </w:rPr>
+      </w:pPr>
+    </w:p>
+    <w:p>
+      <w:pPr>
+        <w:rPr>
+          <w:lang w:val="en-US"/>
+        </w:rPr>
+      </w:pPr>
     </w:p>
     <w:sectPr>
       <w:pgSz w:w="11906" w:h="16838"/>
@@ -16691,7 +18197,7 @@
 </file>
 
 <file path=word/numbering.xml><?xml version="1.0" encoding="utf-8"?>
-<w:numbering xmlns:wpc="http://schemas.microsoft.com/office/word/2010/wordprocessingCanvas" xmlns:cx="http://schemas.microsoft.com/office/drawing/2014/chartex" xmlns:cx1="http://schemas.microsoft.com/office/drawing/2015/9/8/chartex" xmlns:cx2="http://schemas.microsoft.com/office/drawing/2015/10/21/chartex" xmlns:cx3="http://schemas.microsoft.com/office/drawing/2016/5/9/chartex" xmlns:cx4="http://schemas.microsoft.com/office/drawing/2016/5/10/chartex" xmlns:cx5="http://schemas.microsoft.com/office/drawing/2016/5/11/chartex" xmlns:cx6="http://schemas.microsoft.com/office/drawing/2016/5/12/chartex" xmlns:cx7="http://schemas.microsoft.com/office/drawing/2016/5/13/chartex" xmlns:cx8="http://schemas.microsoft.com/office/drawing/2016/5/14/chartex" xmlns:mc="http://schemas.openxmlformats.org/markup-compatibility/2006" xmlns:m="http://schemas.openxmlformats.org/officeDocument/2006/math" xmlns:aink="http://schemas.microsoft.com/office/drawing/2016/ink" xmlns:am3d="http://schemas.microsoft.com/office/drawing/2017/model3d" xmlns:oel="http://schemas.microsoft.com/office/2019/extlst" xmlns:r="http://schemas.openxmlformats.org/officeDocument/2006/relationships" xmlns:wp14="http://schemas.microsoft.com/office/word/2010/wordprocessingDrawing" xmlns:wp="http://schemas.openxmlformats.org/drawingml/2006/wordprocessingDrawing" xmlns:wpg="http://schemas.microsoft.com/office/word/2010/wordprocessingGroup" xmlns:wpi="http://schemas.microsoft.com/office/word/2010/wordprocessingInk" xmlns:wps="http://schemas.microsoft.com/office/word/2010/wordprocessingShape" xmlns:o="urn:schemas-microsoft-com:office:office" xmlns:v="urn:schemas-microsoft-com:vml" xmlns:w10="urn:schemas-microsoft-com:office:word" xmlns:w="http://schemas.openxmlformats.org/wordprocessingml/2006/main" xmlns:w14="http://schemas.microsoft.com/office/word/2010/wordml" xmlns:w15="http://schemas.microsoft.com/office/word/2012/wordml" xmlns:w16cex="http://schemas.microsoft.com/office/word/2018/wordml/cex" xmlns:w16cid="http://schemas.microsoft.com/office/word/2016/wordml/cid" xmlns:w16="http://schemas.microsoft.com/office/word/2018/wordml" xmlns:w16sdtdh="http://schemas.microsoft.com/office/word/2020/wordml/sdtdatahash" xmlns:w16sdtfl="http://schemas.microsoft.com/office/word/2024/wordml/sdtformatlock" xmlns:w16se="http://schemas.microsoft.com/office/word/2015/wordml/symex" xmlns:w16du="http://schemas.microsoft.com/office/word/2023/wordml/word16du" xmlns:wne="http://schemas.microsoft.com/office/word/2006/wordml" mc:Ignorable="w14 w15 w16se w16cid w16 w16cex w16sdtdh w16sdtfl w16du wp14">
+<w:numbering xmlns:wpc="http://schemas.microsoft.com/office/word/2010/wordprocessingCanvas" xmlns:cx="http://schemas.microsoft.com/office/drawing/2014/chartex" xmlns:cx1="http://schemas.microsoft.com/office/drawing/2015/9/8/chartex" xmlns:cx2="http://schemas.microsoft.com/office/drawing/2015/10/21/chartex" xmlns:cx3="http://schemas.microsoft.com/office/drawing/2016/5/9/chartex" xmlns:cx4="http://schemas.microsoft.com/office/drawing/2016/5/10/chartex" xmlns:cx5="http://schemas.microsoft.com/office/drawing/2016/5/11/chartex" xmlns:cx6="http://schemas.microsoft.com/office/drawing/2016/5/12/chartex" xmlns:cx7="http://schemas.microsoft.com/office/drawing/2016/5/13/chartex" xmlns:cx8="http://schemas.microsoft.com/office/drawing/2016/5/14/chartex" xmlns:mc="http://schemas.openxmlformats.org/markup-compatibility/2006" xmlns:aink="http://schemas.microsoft.com/office/drawing/2016/ink" xmlns:am3d="http://schemas.microsoft.com/office/drawing/2017/model3d" xmlns:o="urn:schemas-microsoft-com:office:office" xmlns:oel="http://schemas.microsoft.com/office/2019/extlst" xmlns:r="http://schemas.openxmlformats.org/officeDocument/2006/relationships" xmlns:m="http://schemas.openxmlformats.org/officeDocument/2006/math" xmlns:v="urn:schemas-microsoft-com:vml" xmlns:wp14="http://schemas.microsoft.com/office/word/2010/wordprocessingDrawing" xmlns:wp="http://schemas.openxmlformats.org/drawingml/2006/wordprocessingDrawing" xmlns:w10="urn:schemas-microsoft-com:office:word" xmlns:w="http://schemas.openxmlformats.org/wordprocessingml/2006/main" xmlns:w14="http://schemas.microsoft.com/office/word/2010/wordml" xmlns:w15="http://schemas.microsoft.com/office/word/2012/wordml" xmlns:w16cei="http://schemas.microsoft.com/office/word/2026/wordml/cei" xmlns:w16cex="http://schemas.microsoft.com/office/word/2018/wordml/cex" xmlns:w16cid="http://schemas.microsoft.com/office/word/2016/wordml/cid" xmlns:w16="http://schemas.microsoft.com/office/word/2018/wordml" xmlns:w16du="http://schemas.microsoft.com/office/word/2023/wordml/word16du" xmlns:w16sdtdh="http://schemas.microsoft.com/office/word/2020/wordml/sdtdatahash" xmlns:w16sdtfl="http://schemas.microsoft.com/office/word/2024/wordml/sdtformatlock" xmlns:w16se="http://schemas.microsoft.com/office/word/2015/wordml/symex" xmlns:wpg="http://schemas.microsoft.com/office/word/2010/wordprocessingGroup" xmlns:wpi="http://schemas.microsoft.com/office/word/2010/wordprocessingInk" xmlns:wne="http://schemas.microsoft.com/office/word/2006/wordml" xmlns:wps="http://schemas.microsoft.com/office/word/2010/wordprocessingShape" mc:Ignorable="w14 w15 w16se w16cid w16 w16cex w16sdtdh w16sdtfl w16du wp14">
   <w:abstractNum w:abstractNumId="0" w15:restartNumberingAfterBreak="0">
     <w:nsid w:val="0ED11F8C"/>
     <w:multiLevelType w:val="hybridMultilevel"/>
@@ -17048,7 +18554,7 @@
 </file>
 
 <file path=word/styles.xml><?xml version="1.0" encoding="utf-8"?>
-<w:styles xmlns:mc="http://schemas.openxmlformats.org/markup-compatibility/2006" xmlns:r="http://schemas.openxmlformats.org/officeDocument/2006/relationships" xmlns:w="http://schemas.openxmlformats.org/wordprocessingml/2006/main" xmlns:w14="http://schemas.microsoft.com/office/word/2010/wordml" xmlns:w15="http://schemas.microsoft.com/office/word/2012/wordml" xmlns:w16cex="http://schemas.microsoft.com/office/word/2018/wordml/cex" xmlns:w16cid="http://schemas.microsoft.com/office/word/2016/wordml/cid" xmlns:w16="http://schemas.microsoft.com/office/word/2018/wordml" xmlns:w16sdtdh="http://schemas.microsoft.com/office/word/2020/wordml/sdtdatahash" xmlns:w16sdtfl="http://schemas.microsoft.com/office/word/2024/wordml/sdtformatlock" xmlns:w16se="http://schemas.microsoft.com/office/word/2015/wordml/symex" xmlns:w16du="http://schemas.microsoft.com/office/word/2023/wordml/word16du" mc:Ignorable="w14 w15 w16se w16cid w16 w16cex w16sdtdh w16sdtfl w16du">
+<w:styles xmlns:mc="http://schemas.openxmlformats.org/markup-compatibility/2006" xmlns:r="http://schemas.openxmlformats.org/officeDocument/2006/relationships" xmlns:w="http://schemas.openxmlformats.org/wordprocessingml/2006/main" xmlns:w14="http://schemas.microsoft.com/office/word/2010/wordml" xmlns:w15="http://schemas.microsoft.com/office/word/2012/wordml" xmlns:w16cex="http://schemas.microsoft.com/office/word/2018/wordml/cex" xmlns:w16cid="http://schemas.microsoft.com/office/word/2016/wordml/cid" xmlns:w16="http://schemas.microsoft.com/office/word/2018/wordml" xmlns:w16du="http://schemas.microsoft.com/office/word/2023/wordml/word16du" xmlns:w16sdtdh="http://schemas.microsoft.com/office/word/2020/wordml/sdtdatahash" xmlns:w16sdtfl="http://schemas.microsoft.com/office/word/2024/wordml/sdtformatlock" xmlns:w16se="http://schemas.microsoft.com/office/word/2015/wordml/symex" mc:Ignorable="w14 w15 w16se w16cid w16 w16cex w16sdtdh w16sdtfl w16du">
   <w:docDefaults>
     <w:rPrDefault>
       <w:rPr>
@@ -17523,7 +19029,6 @@
   <w:style w:type="character" w:default="1" w:styleId="DefaultParagraphFont">
     <w:name w:val="Default Paragraph Font"/>
     <w:uiPriority w:val="1"/>
-    <w:semiHidden/>
     <w:unhideWhenUsed/>
   </w:style>
   <w:style w:type="table" w:default="1" w:styleId="TableNormal">

--- a/Java/stream_api.docx
+++ b/Java/stream_api.docx
@@ -13824,22 +13824,14 @@
           <w:lang w:val="en-US"/>
         </w:rPr>
         <w:lastRenderedPageBreak/>
+        <w:t xml:space="preserve">General </w:t>
+      </w:r>
+      <w:r>
+        <w:rPr>
+          <w:lang w:val="en-US"/>
+        </w:rPr>
         <w:t xml:space="preserve">Questions </w:t>
       </w:r>
-    </w:p>
-    <w:p>
-      <w:pPr>
-        <w:rPr>
-          <w:lang w:val="en-US"/>
-        </w:rPr>
-      </w:pPr>
-    </w:p>
-    <w:p>
-      <w:pPr>
-        <w:rPr>
-          <w:lang w:val="en-US"/>
-        </w:rPr>
-      </w:pPr>
     </w:p>
     <w:p>
       <w:pPr>
@@ -14675,7 +14667,6 @@
     <w:p/>
     <w:p>
       <w:r>
-        <w:lastRenderedPageBreak/>
         <w:br/>
         <w:t xml:space="preserve">        String result =</w:t>
       </w:r>
@@ -14702,6 +14693,9 @@
       </w:r>
       <w:r>
         <w:br/>
+      </w:r>
+      <w:r>
+        <w:lastRenderedPageBreak/>
         <w:t xml:space="preserve">      </w:t>
       </w:r>
       <w:proofErr w:type="gramStart"/>
@@ -16797,6 +16791,7 @@
         <w:rPr>
           <w:lang w:val="en-US"/>
         </w:rPr>
+        <w:lastRenderedPageBreak/>
         <w:t>O/</w:t>
       </w:r>
       <w:proofErr w:type="gramStart"/>
@@ -17362,27 +17357,27 @@
         <w:rPr>
           <w:lang w:val="en-US"/>
         </w:rPr>
+        <w:t>Given a list of strings, find the length of the longest string that doesn't contain any digits.</w:t>
+      </w:r>
+    </w:p>
+    <w:p>
+      <w:pPr>
+        <w:rPr>
+          <w:lang w:val="en-US"/>
+        </w:rPr>
+      </w:pPr>
+    </w:p>
+    <w:p>
+      <w:pPr>
+        <w:rPr>
+          <w:lang w:val="en-US"/>
+        </w:rPr>
+      </w:pPr>
+      <w:r>
+        <w:rPr>
+          <w:lang w:val="en-US"/>
+        </w:rPr>
         <w:lastRenderedPageBreak/>
-        <w:t>Given a list of strings, find the length of the longest string that doesn't contain any digits.</w:t>
-      </w:r>
-    </w:p>
-    <w:p>
-      <w:pPr>
-        <w:rPr>
-          <w:lang w:val="en-US"/>
-        </w:rPr>
-      </w:pPr>
-    </w:p>
-    <w:p>
-      <w:pPr>
-        <w:rPr>
-          <w:lang w:val="en-US"/>
-        </w:rPr>
-      </w:pPr>
-      <w:r>
-        <w:rPr>
-          <w:lang w:val="en-US"/>
-        </w:rPr>
         <w:t xml:space="preserve">        List&lt;String&gt; words = </w:t>
       </w:r>
     </w:p>
@@ -17738,13 +17733,6 @@
           <w:lang w:val="en-US"/>
         </w:rPr>
       </w:pPr>
-    </w:p>
-    <w:p>
-      <w:pPr>
-        <w:rPr>
-          <w:lang w:val="en-US"/>
-        </w:rPr>
-      </w:pPr>
       <w:r>
         <w:rPr>
           <w:lang w:val="en-US"/>
@@ -18186,6 +18174,8499 @@
         </w:rPr>
       </w:pPr>
     </w:p>
+    <w:p>
+      <w:pPr>
+        <w:pStyle w:val="Heading2"/>
+      </w:pPr>
+      <w:r>
+        <w:t>First Non-Repeated Character</w:t>
+      </w:r>
+    </w:p>
+    <w:p>
+      <w:proofErr w:type="gramStart"/>
+      <w:r>
+        <w:t>Example :</w:t>
+      </w:r>
+      <w:proofErr w:type="gramEnd"/>
+      <w:r>
+        <w:t xml:space="preserve"> </w:t>
+      </w:r>
+      <w:r>
+        <w:t>stress</w:t>
+      </w:r>
+    </w:p>
+    <w:p>
+      <w:proofErr w:type="gramStart"/>
+      <w:r>
+        <w:t>Ans :</w:t>
+      </w:r>
+      <w:proofErr w:type="gramEnd"/>
+      <w:r>
+        <w:t xml:space="preserve"> t</w:t>
+      </w:r>
+    </w:p>
+    <w:p>
+      <w:r>
+        <w:lastRenderedPageBreak/>
+        <w:t xml:space="preserve">        String str = "stress</w:t>
+      </w:r>
+      <w:proofErr w:type="gramStart"/>
+      <w:r>
+        <w:t>" ;</w:t>
+      </w:r>
+      <w:proofErr w:type="gramEnd"/>
+    </w:p>
+    <w:p>
+      <w:r>
+        <w:t xml:space="preserve">        Map&lt; </w:t>
+      </w:r>
+      <w:proofErr w:type="gramStart"/>
+      <w:r>
+        <w:t>Character ,</w:t>
+      </w:r>
+      <w:proofErr w:type="gramEnd"/>
+      <w:r>
+        <w:t xml:space="preserve"> </w:t>
+      </w:r>
+      <w:proofErr w:type="gramStart"/>
+      <w:r>
+        <w:t>Long</w:t>
+      </w:r>
+      <w:proofErr w:type="gramEnd"/>
+      <w:r>
+        <w:t xml:space="preserve"> &gt; map = </w:t>
+      </w:r>
+    </w:p>
+    <w:p>
+      <w:r>
+        <w:t xml:space="preserve">        str</w:t>
+      </w:r>
+    </w:p>
+    <w:p>
+      <w:r>
+        <w:t xml:space="preserve">        </w:t>
+      </w:r>
+      <w:proofErr w:type="gramStart"/>
+      <w:r>
+        <w:t>.chars</w:t>
+      </w:r>
+      <w:proofErr w:type="gramEnd"/>
+      <w:r>
+        <w:t xml:space="preserve">() </w:t>
+      </w:r>
+    </w:p>
+    <w:p>
+      <w:r>
+        <w:t xml:space="preserve">        </w:t>
+      </w:r>
+      <w:proofErr w:type="gramStart"/>
+      <w:r>
+        <w:t>.</w:t>
+      </w:r>
+      <w:proofErr w:type="spellStart"/>
+      <w:r>
+        <w:t>mapToObj</w:t>
+      </w:r>
+      <w:proofErr w:type="spellEnd"/>
+      <w:r>
+        <w:t xml:space="preserve">( </w:t>
+      </w:r>
+      <w:proofErr w:type="spellStart"/>
+      <w:r>
+        <w:t>i</w:t>
+      </w:r>
+      <w:proofErr w:type="spellEnd"/>
+      <w:proofErr w:type="gramEnd"/>
+      <w:r>
+        <w:t xml:space="preserve"> -&gt; (char) </w:t>
+      </w:r>
+      <w:proofErr w:type="spellStart"/>
+      <w:proofErr w:type="gramStart"/>
+      <w:r>
+        <w:t>i</w:t>
+      </w:r>
+      <w:proofErr w:type="spellEnd"/>
+      <w:r>
+        <w:t xml:space="preserve"> )</w:t>
+      </w:r>
+      <w:proofErr w:type="gramEnd"/>
+    </w:p>
+    <w:p>
+      <w:r>
+        <w:t xml:space="preserve">        </w:t>
+      </w:r>
+      <w:proofErr w:type="gramStart"/>
+      <w:r>
+        <w:t>.collect</w:t>
+      </w:r>
+      <w:proofErr w:type="gramEnd"/>
+      <w:r>
+        <w:t>(</w:t>
+      </w:r>
+    </w:p>
+    <w:p>
+      <w:r>
+        <w:t xml:space="preserve">            </w:t>
+      </w:r>
+      <w:proofErr w:type="spellStart"/>
+      <w:r>
+        <w:t>Collectors.groupingBy</w:t>
+      </w:r>
+      <w:proofErr w:type="spellEnd"/>
+      <w:r>
+        <w:t>(</w:t>
+      </w:r>
+    </w:p>
+    <w:p>
+      <w:r>
+        <w:t xml:space="preserve">                </w:t>
+      </w:r>
+      <w:proofErr w:type="spellStart"/>
+      <w:r>
+        <w:t>Function.identity</w:t>
+      </w:r>
+      <w:proofErr w:type="spellEnd"/>
+      <w:r>
+        <w:t>(</w:t>
+      </w:r>
+      <w:proofErr w:type="gramStart"/>
+      <w:r>
+        <w:t>) ,</w:t>
+      </w:r>
+      <w:proofErr w:type="gramEnd"/>
+      <w:r>
+        <w:t xml:space="preserve"> </w:t>
+      </w:r>
+    </w:p>
+    <w:p>
+      <w:r>
+        <w:t xml:space="preserve">                </w:t>
+      </w:r>
+      <w:proofErr w:type="spellStart"/>
+      <w:proofErr w:type="gramStart"/>
+      <w:r>
+        <w:t>LinkedHashMap</w:t>
+      </w:r>
+      <w:proofErr w:type="spellEnd"/>
+      <w:r>
+        <w:t>::new ,</w:t>
+      </w:r>
+      <w:proofErr w:type="gramEnd"/>
+    </w:p>
+    <w:p>
+      <w:r>
+        <w:t xml:space="preserve">                </w:t>
+      </w:r>
+      <w:proofErr w:type="spellStart"/>
+      <w:r>
+        <w:t>Collectors.counting</w:t>
+      </w:r>
+      <w:proofErr w:type="spellEnd"/>
+      <w:r>
+        <w:t xml:space="preserve">() </w:t>
+      </w:r>
+    </w:p>
+    <w:p>
+      <w:r>
+        <w:t xml:space="preserve">            )</w:t>
+      </w:r>
+    </w:p>
+    <w:p>
+      <w:r>
+        <w:t xml:space="preserve">        ) ; </w:t>
+      </w:r>
+    </w:p>
+    <w:p/>
+    <w:p>
+      <w:r>
+        <w:t xml:space="preserve">        </w:t>
+      </w:r>
+      <w:proofErr w:type="spellStart"/>
+      <w:proofErr w:type="gramStart"/>
+      <w:r>
+        <w:t>out.println</w:t>
+      </w:r>
+      <w:proofErr w:type="spellEnd"/>
+      <w:proofErr w:type="gramEnd"/>
+      <w:r>
+        <w:t>(map</w:t>
+      </w:r>
+      <w:proofErr w:type="gramStart"/>
+      <w:r>
+        <w:t>) ;</w:t>
+      </w:r>
+      <w:proofErr w:type="gramEnd"/>
+      <w:r>
+        <w:t xml:space="preserve"> </w:t>
+      </w:r>
+    </w:p>
+    <w:p/>
+    <w:p>
+      <w:r>
+        <w:t xml:space="preserve">        char </w:t>
+      </w:r>
+      <w:proofErr w:type="spellStart"/>
+      <w:r>
+        <w:t>ans</w:t>
+      </w:r>
+      <w:proofErr w:type="spellEnd"/>
+      <w:r>
+        <w:t xml:space="preserve"> = </w:t>
+      </w:r>
+    </w:p>
+    <w:p>
+      <w:r>
+        <w:t xml:space="preserve">        map</w:t>
+      </w:r>
+    </w:p>
+    <w:p>
+      <w:r>
+        <w:t xml:space="preserve">        </w:t>
+      </w:r>
+      <w:proofErr w:type="gramStart"/>
+      <w:r>
+        <w:t>.</w:t>
+      </w:r>
+      <w:proofErr w:type="spellStart"/>
+      <w:r>
+        <w:t>entrySet</w:t>
+      </w:r>
+      <w:proofErr w:type="spellEnd"/>
+      <w:proofErr w:type="gramEnd"/>
+      <w:r>
+        <w:t>()</w:t>
+      </w:r>
+    </w:p>
+    <w:p>
+      <w:r>
+        <w:t xml:space="preserve">        </w:t>
+      </w:r>
+      <w:proofErr w:type="gramStart"/>
+      <w:r>
+        <w:t>.stream</w:t>
+      </w:r>
+      <w:proofErr w:type="gramEnd"/>
+      <w:r>
+        <w:t>()</w:t>
+      </w:r>
+    </w:p>
+    <w:p>
+      <w:r>
+        <w:t xml:space="preserve">        </w:t>
+      </w:r>
+      <w:proofErr w:type="gramStart"/>
+      <w:r>
+        <w:t>.filter( entry</w:t>
+      </w:r>
+      <w:proofErr w:type="gramEnd"/>
+      <w:r>
+        <w:t xml:space="preserve"> -&gt; </w:t>
+      </w:r>
+      <w:proofErr w:type="spellStart"/>
+      <w:proofErr w:type="gramStart"/>
+      <w:r>
+        <w:t>entry.getValue</w:t>
+      </w:r>
+      <w:proofErr w:type="spellEnd"/>
+      <w:proofErr w:type="gramEnd"/>
+      <w:r>
+        <w:t xml:space="preserve">() == </w:t>
+      </w:r>
+      <w:proofErr w:type="gramStart"/>
+      <w:r>
+        <w:t>1 )</w:t>
+      </w:r>
+      <w:proofErr w:type="gramEnd"/>
+    </w:p>
+    <w:p>
+      <w:r>
+        <w:t xml:space="preserve">        </w:t>
+      </w:r>
+      <w:proofErr w:type="gramStart"/>
+      <w:r>
+        <w:t>.map( entry</w:t>
+      </w:r>
+      <w:proofErr w:type="gramEnd"/>
+      <w:r>
+        <w:t xml:space="preserve"> -&gt; </w:t>
+      </w:r>
+      <w:proofErr w:type="spellStart"/>
+      <w:proofErr w:type="gramStart"/>
+      <w:r>
+        <w:t>entry.getKey</w:t>
+      </w:r>
+      <w:proofErr w:type="spellEnd"/>
+      <w:proofErr w:type="gramEnd"/>
+      <w:r>
+        <w:t>(</w:t>
+      </w:r>
+      <w:proofErr w:type="gramStart"/>
+      <w:r>
+        <w:t>) )</w:t>
+      </w:r>
+      <w:proofErr w:type="gramEnd"/>
+    </w:p>
+    <w:p>
+      <w:r>
+        <w:t xml:space="preserve">        </w:t>
+      </w:r>
+      <w:proofErr w:type="gramStart"/>
+      <w:r>
+        <w:t>.</w:t>
+      </w:r>
+      <w:proofErr w:type="spellStart"/>
+      <w:r>
+        <w:t>findFirst</w:t>
+      </w:r>
+      <w:proofErr w:type="spellEnd"/>
+      <w:proofErr w:type="gramEnd"/>
+      <w:r>
+        <w:t>()</w:t>
+      </w:r>
+    </w:p>
+    <w:p>
+      <w:r>
+        <w:t xml:space="preserve">        </w:t>
+      </w:r>
+      <w:proofErr w:type="gramStart"/>
+      <w:r>
+        <w:t>.</w:t>
+      </w:r>
+      <w:proofErr w:type="spellStart"/>
+      <w:r>
+        <w:t>orElse</w:t>
+      </w:r>
+      <w:proofErr w:type="spellEnd"/>
+      <w:proofErr w:type="gramEnd"/>
+      <w:r>
+        <w:t>('#'</w:t>
+      </w:r>
+      <w:proofErr w:type="gramStart"/>
+      <w:r>
+        <w:t>) ;</w:t>
+      </w:r>
+      <w:proofErr w:type="gramEnd"/>
+    </w:p>
+    <w:p>
+      <w:r>
+        <w:t xml:space="preserve">        </w:t>
+      </w:r>
+      <w:proofErr w:type="spellStart"/>
+      <w:proofErr w:type="gramStart"/>
+      <w:r>
+        <w:t>out.println</w:t>
+      </w:r>
+      <w:proofErr w:type="spellEnd"/>
+      <w:proofErr w:type="gramEnd"/>
+      <w:r>
+        <w:t>(</w:t>
+      </w:r>
+      <w:proofErr w:type="spellStart"/>
+      <w:r>
+        <w:t>ans</w:t>
+      </w:r>
+      <w:proofErr w:type="spellEnd"/>
+      <w:proofErr w:type="gramStart"/>
+      <w:r>
+        <w:t>) ;</w:t>
+      </w:r>
+      <w:proofErr w:type="gramEnd"/>
+    </w:p>
+    <w:p/>
+    <w:p>
+      <w:pPr>
+        <w:pStyle w:val="Heading2"/>
+      </w:pPr>
+      <w:r>
+        <w:t>First Repeated Character</w:t>
+      </w:r>
+    </w:p>
+    <w:p>
+      <w:r>
+        <w:t>Example:</w:t>
+      </w:r>
+      <w:r>
+        <w:t xml:space="preserve"> </w:t>
+      </w:r>
+      <w:r>
+        <w:t>google</w:t>
+      </w:r>
+    </w:p>
+    <w:p>
+      <w:r>
+        <w:t>O/</w:t>
+      </w:r>
+      <w:r>
+        <w:t>p:</w:t>
+      </w:r>
+      <w:r>
+        <w:t xml:space="preserve"> o</w:t>
+      </w:r>
+    </w:p>
+    <w:p/>
+    <w:p>
+      <w:r>
+        <w:lastRenderedPageBreak/>
+        <w:t xml:space="preserve">        String str = "google</w:t>
+      </w:r>
+      <w:proofErr w:type="gramStart"/>
+      <w:r>
+        <w:t>" ;</w:t>
+      </w:r>
+      <w:proofErr w:type="gramEnd"/>
+    </w:p>
+    <w:p>
+      <w:r>
+        <w:t xml:space="preserve">        Set&lt;Character&gt; set = new HashSet&lt;</w:t>
+      </w:r>
+      <w:proofErr w:type="gramStart"/>
+      <w:r>
+        <w:t>&gt;() ;</w:t>
+      </w:r>
+      <w:proofErr w:type="gramEnd"/>
+      <w:r>
+        <w:t xml:space="preserve"> </w:t>
+      </w:r>
+    </w:p>
+    <w:p>
+      <w:r>
+        <w:t xml:space="preserve">        char </w:t>
+      </w:r>
+      <w:proofErr w:type="spellStart"/>
+      <w:r>
+        <w:t>chAns</w:t>
+      </w:r>
+      <w:proofErr w:type="spellEnd"/>
+      <w:r>
+        <w:t xml:space="preserve"> = </w:t>
+      </w:r>
+    </w:p>
+    <w:p>
+      <w:r>
+        <w:t xml:space="preserve">        str</w:t>
+      </w:r>
+    </w:p>
+    <w:p>
+      <w:r>
+        <w:t xml:space="preserve">        </w:t>
+      </w:r>
+      <w:proofErr w:type="gramStart"/>
+      <w:r>
+        <w:t>.chars</w:t>
+      </w:r>
+      <w:proofErr w:type="gramEnd"/>
+      <w:r>
+        <w:t>()</w:t>
+      </w:r>
+    </w:p>
+    <w:p>
+      <w:r>
+        <w:t xml:space="preserve">        </w:t>
+      </w:r>
+      <w:proofErr w:type="gramStart"/>
+      <w:r>
+        <w:t>.</w:t>
+      </w:r>
+      <w:proofErr w:type="spellStart"/>
+      <w:r>
+        <w:t>mapToObj</w:t>
+      </w:r>
+      <w:proofErr w:type="spellEnd"/>
+      <w:r>
+        <w:t xml:space="preserve">( </w:t>
+      </w:r>
+      <w:proofErr w:type="spellStart"/>
+      <w:r>
+        <w:t>i</w:t>
+      </w:r>
+      <w:proofErr w:type="spellEnd"/>
+      <w:proofErr w:type="gramEnd"/>
+      <w:r>
+        <w:t xml:space="preserve"> -&gt; (char) </w:t>
+      </w:r>
+      <w:proofErr w:type="spellStart"/>
+      <w:proofErr w:type="gramStart"/>
+      <w:r>
+        <w:t>i</w:t>
+      </w:r>
+      <w:proofErr w:type="spellEnd"/>
+      <w:r>
+        <w:t xml:space="preserve"> )</w:t>
+      </w:r>
+      <w:proofErr w:type="gramEnd"/>
+    </w:p>
+    <w:p>
+      <w:r>
+        <w:t xml:space="preserve">        </w:t>
+      </w:r>
+      <w:proofErr w:type="gramStart"/>
+      <w:r>
+        <w:t>.filter( ch</w:t>
+      </w:r>
+      <w:proofErr w:type="gramEnd"/>
+      <w:r>
+        <w:t xml:space="preserve"> -&gt; </w:t>
+      </w:r>
+      <w:proofErr w:type="spellStart"/>
+      <w:r>
+        <w:t>set.add</w:t>
+      </w:r>
+      <w:proofErr w:type="spellEnd"/>
+      <w:r>
+        <w:t xml:space="preserve">(ch) == </w:t>
+      </w:r>
+      <w:proofErr w:type="gramStart"/>
+      <w:r>
+        <w:t>false )</w:t>
+      </w:r>
+      <w:proofErr w:type="gramEnd"/>
+    </w:p>
+    <w:p>
+      <w:r>
+        <w:t xml:space="preserve">        </w:t>
+      </w:r>
+      <w:proofErr w:type="gramStart"/>
+      <w:r>
+        <w:t>.</w:t>
+      </w:r>
+      <w:proofErr w:type="spellStart"/>
+      <w:r>
+        <w:t>findFirst</w:t>
+      </w:r>
+      <w:proofErr w:type="spellEnd"/>
+      <w:proofErr w:type="gramEnd"/>
+      <w:r>
+        <w:t xml:space="preserve">() </w:t>
+      </w:r>
+    </w:p>
+    <w:p>
+      <w:r>
+        <w:t xml:space="preserve">        </w:t>
+      </w:r>
+      <w:proofErr w:type="gramStart"/>
+      <w:r>
+        <w:t>.</w:t>
+      </w:r>
+      <w:proofErr w:type="spellStart"/>
+      <w:r>
+        <w:t>orElse</w:t>
+      </w:r>
+      <w:proofErr w:type="spellEnd"/>
+      <w:proofErr w:type="gramEnd"/>
+      <w:r>
+        <w:t>('#');</w:t>
+      </w:r>
+    </w:p>
+    <w:p>
+      <w:r>
+        <w:t xml:space="preserve">        </w:t>
+      </w:r>
+      <w:proofErr w:type="spellStart"/>
+      <w:proofErr w:type="gramStart"/>
+      <w:r>
+        <w:t>out.println</w:t>
+      </w:r>
+      <w:proofErr w:type="spellEnd"/>
+      <w:r>
+        <w:t xml:space="preserve">( </w:t>
+      </w:r>
+      <w:proofErr w:type="spellStart"/>
+      <w:r>
+        <w:t>chAns</w:t>
+      </w:r>
+      <w:proofErr w:type="spellEnd"/>
+      <w:proofErr w:type="gramEnd"/>
+      <w:r>
+        <w:t xml:space="preserve"> </w:t>
+      </w:r>
+      <w:proofErr w:type="gramStart"/>
+      <w:r>
+        <w:t>) ;</w:t>
+      </w:r>
+      <w:proofErr w:type="gramEnd"/>
+    </w:p>
+    <w:p/>
+    <w:p>
+      <w:pPr>
+        <w:pStyle w:val="Heading2"/>
+      </w:pPr>
+      <w:r>
+        <w:t>Reverse a String using Streams</w:t>
+      </w:r>
+    </w:p>
+    <w:p>
+      <w:r>
+        <w:t>String str = "</w:t>
+      </w:r>
+      <w:proofErr w:type="spellStart"/>
+      <w:r>
+        <w:t>sesharao</w:t>
+      </w:r>
+      <w:proofErr w:type="spellEnd"/>
+      <w:proofErr w:type="gramStart"/>
+      <w:r>
+        <w:t>" ;</w:t>
+      </w:r>
+      <w:proofErr w:type="gramEnd"/>
+    </w:p>
+    <w:p>
+      <w:r>
+        <w:t xml:space="preserve">        int l = </w:t>
+      </w:r>
+      <w:proofErr w:type="spellStart"/>
+      <w:proofErr w:type="gramStart"/>
+      <w:r>
+        <w:t>str.length</w:t>
+      </w:r>
+      <w:proofErr w:type="spellEnd"/>
+      <w:proofErr w:type="gramEnd"/>
+      <w:r>
+        <w:t>(</w:t>
+      </w:r>
+      <w:proofErr w:type="gramStart"/>
+      <w:r>
+        <w:t>) ;</w:t>
+      </w:r>
+      <w:proofErr w:type="gramEnd"/>
+    </w:p>
+    <w:p>
+      <w:r>
+        <w:t>        String reversed =</w:t>
+      </w:r>
+    </w:p>
+    <w:p>
+      <w:r>
+        <w:t xml:space="preserve">        </w:t>
+      </w:r>
+      <w:proofErr w:type="spellStart"/>
+      <w:r>
+        <w:t>IntStream</w:t>
+      </w:r>
+      <w:proofErr w:type="spellEnd"/>
+    </w:p>
+    <w:p>
+      <w:r>
+        <w:t xml:space="preserve">        </w:t>
+      </w:r>
+      <w:proofErr w:type="gramStart"/>
+      <w:r>
+        <w:t>.range</w:t>
+      </w:r>
+      <w:proofErr w:type="gramEnd"/>
+      <w:r>
+        <w:t>(</w:t>
+      </w:r>
+      <w:proofErr w:type="gramStart"/>
+      <w:r>
+        <w:t>0 ,</w:t>
+      </w:r>
+      <w:proofErr w:type="gramEnd"/>
+      <w:r>
+        <w:t xml:space="preserve"> l)</w:t>
+      </w:r>
+    </w:p>
+    <w:p>
+      <w:r>
+        <w:t xml:space="preserve">        </w:t>
+      </w:r>
+      <w:proofErr w:type="gramStart"/>
+      <w:r>
+        <w:t>.map</w:t>
+      </w:r>
+      <w:proofErr w:type="gramEnd"/>
+      <w:r>
+        <w:t>(</w:t>
+      </w:r>
+      <w:proofErr w:type="spellStart"/>
+      <w:r>
+        <w:t>i</w:t>
+      </w:r>
+      <w:proofErr w:type="spellEnd"/>
+      <w:r>
+        <w:t xml:space="preserve"> -&gt; l-1-i)</w:t>
+      </w:r>
+    </w:p>
+    <w:p>
+      <w:r>
+        <w:t xml:space="preserve">        </w:t>
+      </w:r>
+      <w:proofErr w:type="gramStart"/>
+      <w:r>
+        <w:t>.</w:t>
+      </w:r>
+      <w:proofErr w:type="spellStart"/>
+      <w:r>
+        <w:t>mapToObj</w:t>
+      </w:r>
+      <w:proofErr w:type="spellEnd"/>
+      <w:proofErr w:type="gramEnd"/>
+      <w:r>
+        <w:t>(</w:t>
+      </w:r>
+      <w:proofErr w:type="spellStart"/>
+      <w:r>
+        <w:t>i</w:t>
+      </w:r>
+      <w:proofErr w:type="spellEnd"/>
+      <w:r>
+        <w:t xml:space="preserve"> -&gt; </w:t>
+      </w:r>
+      <w:proofErr w:type="spellStart"/>
+      <w:proofErr w:type="gramStart"/>
+      <w:r>
+        <w:t>str.charAt</w:t>
+      </w:r>
+      <w:proofErr w:type="spellEnd"/>
+      <w:proofErr w:type="gramEnd"/>
+      <w:r>
+        <w:t>(</w:t>
+      </w:r>
+      <w:proofErr w:type="spellStart"/>
+      <w:r>
+        <w:t>i</w:t>
+      </w:r>
+      <w:proofErr w:type="spellEnd"/>
+      <w:r>
+        <w:t>))</w:t>
+      </w:r>
+    </w:p>
+    <w:p>
+      <w:r>
+        <w:t xml:space="preserve">        </w:t>
+      </w:r>
+      <w:proofErr w:type="gramStart"/>
+      <w:r>
+        <w:t>.map</w:t>
+      </w:r>
+      <w:proofErr w:type="gramEnd"/>
+      <w:r>
+        <w:t xml:space="preserve">(ch -&gt; </w:t>
+      </w:r>
+      <w:proofErr w:type="spellStart"/>
+      <w:r>
+        <w:t>String.valueOf</w:t>
+      </w:r>
+      <w:proofErr w:type="spellEnd"/>
+      <w:r>
+        <w:t>(ch))</w:t>
+      </w:r>
+    </w:p>
+    <w:p>
+      <w:r>
+        <w:t>        /</w:t>
+      </w:r>
+      <w:proofErr w:type="gramStart"/>
+      <w:r>
+        <w:t>/.peek</w:t>
+      </w:r>
+      <w:proofErr w:type="gramEnd"/>
+      <w:r>
+        <w:t>(</w:t>
+      </w:r>
+      <w:proofErr w:type="spellStart"/>
+      <w:r>
+        <w:t>i</w:t>
+      </w:r>
+      <w:proofErr w:type="spellEnd"/>
+      <w:r>
+        <w:t xml:space="preserve"> -&gt; </w:t>
+      </w:r>
+      <w:proofErr w:type="spellStart"/>
+      <w:r>
+        <w:t>System.out.println</w:t>
+      </w:r>
+      <w:proofErr w:type="spellEnd"/>
+      <w:r>
+        <w:t>(</w:t>
+      </w:r>
+      <w:proofErr w:type="spellStart"/>
+      <w:r>
+        <w:t>i</w:t>
+      </w:r>
+      <w:proofErr w:type="spellEnd"/>
+      <w:r>
+        <w:t>))</w:t>
+      </w:r>
+    </w:p>
+    <w:p>
+      <w:r>
+        <w:t xml:space="preserve">        </w:t>
+      </w:r>
+      <w:proofErr w:type="gramStart"/>
+      <w:r>
+        <w:t>.collect</w:t>
+      </w:r>
+      <w:proofErr w:type="gramEnd"/>
+      <w:r>
+        <w:t>(</w:t>
+      </w:r>
+      <w:proofErr w:type="spellStart"/>
+      <w:r>
+        <w:t>Collectors.joining</w:t>
+      </w:r>
+      <w:proofErr w:type="spellEnd"/>
+      <w:r>
+        <w:t>("")</w:t>
+      </w:r>
+      <w:proofErr w:type="gramStart"/>
+      <w:r>
+        <w:t>) ;</w:t>
+      </w:r>
+      <w:proofErr w:type="gramEnd"/>
+    </w:p>
+    <w:p>
+      <w:r>
+        <w:t xml:space="preserve">        </w:t>
+      </w:r>
+      <w:proofErr w:type="spellStart"/>
+      <w:proofErr w:type="gramStart"/>
+      <w:r>
+        <w:t>out.println</w:t>
+      </w:r>
+      <w:proofErr w:type="spellEnd"/>
+      <w:proofErr w:type="gramEnd"/>
+      <w:r>
+        <w:t>(reversed</w:t>
+      </w:r>
+      <w:proofErr w:type="gramStart"/>
+      <w:r>
+        <w:t>) ;</w:t>
+      </w:r>
+      <w:proofErr w:type="gramEnd"/>
+    </w:p>
+    <w:p>
+      <w:r>
+        <w:t> </w:t>
+      </w:r>
+    </w:p>
+    <w:p>
+      <w:r>
+        <w:t>         OR</w:t>
+      </w:r>
+    </w:p>
+    <w:p>
+      <w:r>
+        <w:t>        String str = "</w:t>
+      </w:r>
+      <w:proofErr w:type="spellStart"/>
+      <w:r>
+        <w:t>sesharao</w:t>
+      </w:r>
+      <w:proofErr w:type="spellEnd"/>
+      <w:proofErr w:type="gramStart"/>
+      <w:r>
+        <w:t>" ;</w:t>
+      </w:r>
+      <w:proofErr w:type="gramEnd"/>
+    </w:p>
+    <w:p>
+      <w:r>
+        <w:t xml:space="preserve">        int l = </w:t>
+      </w:r>
+      <w:proofErr w:type="spellStart"/>
+      <w:proofErr w:type="gramStart"/>
+      <w:r>
+        <w:t>str.length</w:t>
+      </w:r>
+      <w:proofErr w:type="spellEnd"/>
+      <w:proofErr w:type="gramEnd"/>
+      <w:r>
+        <w:t>(</w:t>
+      </w:r>
+      <w:proofErr w:type="gramStart"/>
+      <w:r>
+        <w:t>) ;</w:t>
+      </w:r>
+      <w:proofErr w:type="gramEnd"/>
+    </w:p>
+    <w:p>
+      <w:r>
+        <w:t>        String reversed =</w:t>
+      </w:r>
+    </w:p>
+    <w:p>
+      <w:r>
+        <w:t xml:space="preserve">        </w:t>
+      </w:r>
+      <w:proofErr w:type="spellStart"/>
+      <w:r>
+        <w:t>IntStream</w:t>
+      </w:r>
+      <w:proofErr w:type="spellEnd"/>
+    </w:p>
+    <w:p>
+      <w:r>
+        <w:lastRenderedPageBreak/>
+        <w:t xml:space="preserve">        </w:t>
+      </w:r>
+      <w:proofErr w:type="gramStart"/>
+      <w:r>
+        <w:t>.range</w:t>
+      </w:r>
+      <w:proofErr w:type="gramEnd"/>
+      <w:r>
+        <w:t>(</w:t>
+      </w:r>
+      <w:proofErr w:type="gramStart"/>
+      <w:r>
+        <w:t>0 ,</w:t>
+      </w:r>
+      <w:proofErr w:type="gramEnd"/>
+      <w:r>
+        <w:t xml:space="preserve"> l)</w:t>
+      </w:r>
+    </w:p>
+    <w:p>
+      <w:r>
+        <w:t xml:space="preserve">        </w:t>
+      </w:r>
+      <w:proofErr w:type="gramStart"/>
+      <w:r>
+        <w:t>.map</w:t>
+      </w:r>
+      <w:proofErr w:type="gramEnd"/>
+      <w:r>
+        <w:t>(</w:t>
+      </w:r>
+      <w:proofErr w:type="spellStart"/>
+      <w:r>
+        <w:t>i</w:t>
+      </w:r>
+      <w:proofErr w:type="spellEnd"/>
+      <w:r>
+        <w:t xml:space="preserve"> -&gt; l-1-i)</w:t>
+      </w:r>
+    </w:p>
+    <w:p>
+      <w:r>
+        <w:t xml:space="preserve">        </w:t>
+      </w:r>
+      <w:proofErr w:type="gramStart"/>
+      <w:r>
+        <w:t>.</w:t>
+      </w:r>
+      <w:proofErr w:type="spellStart"/>
+      <w:r>
+        <w:t>mapToObj</w:t>
+      </w:r>
+      <w:proofErr w:type="spellEnd"/>
+      <w:proofErr w:type="gramEnd"/>
+      <w:r>
+        <w:t>(</w:t>
+      </w:r>
+      <w:proofErr w:type="gramStart"/>
+      <w:r>
+        <w:t>str::</w:t>
+      </w:r>
+      <w:proofErr w:type="spellStart"/>
+      <w:proofErr w:type="gramEnd"/>
+      <w:r>
+        <w:t>charAt</w:t>
+      </w:r>
+      <w:proofErr w:type="spellEnd"/>
+      <w:r>
+        <w:t>)</w:t>
+      </w:r>
+    </w:p>
+    <w:p>
+      <w:r>
+        <w:t xml:space="preserve">        </w:t>
+      </w:r>
+      <w:proofErr w:type="gramStart"/>
+      <w:r>
+        <w:t>.map</w:t>
+      </w:r>
+      <w:proofErr w:type="gramEnd"/>
+      <w:r>
+        <w:t>(</w:t>
+      </w:r>
+      <w:proofErr w:type="gramStart"/>
+      <w:r>
+        <w:t>String::</w:t>
+      </w:r>
+      <w:proofErr w:type="spellStart"/>
+      <w:proofErr w:type="gramEnd"/>
+      <w:r>
+        <w:t>valueOf</w:t>
+      </w:r>
+      <w:proofErr w:type="spellEnd"/>
+      <w:r>
+        <w:t>)</w:t>
+      </w:r>
+    </w:p>
+    <w:p>
+      <w:r>
+        <w:t>        /</w:t>
+      </w:r>
+      <w:proofErr w:type="gramStart"/>
+      <w:r>
+        <w:t>/.peek</w:t>
+      </w:r>
+      <w:proofErr w:type="gramEnd"/>
+      <w:r>
+        <w:t>(</w:t>
+      </w:r>
+      <w:proofErr w:type="spellStart"/>
+      <w:r>
+        <w:t>i</w:t>
+      </w:r>
+      <w:proofErr w:type="spellEnd"/>
+      <w:r>
+        <w:t xml:space="preserve"> -&gt; </w:t>
+      </w:r>
+      <w:proofErr w:type="spellStart"/>
+      <w:r>
+        <w:t>System.out.println</w:t>
+      </w:r>
+      <w:proofErr w:type="spellEnd"/>
+      <w:r>
+        <w:t>(</w:t>
+      </w:r>
+      <w:proofErr w:type="spellStart"/>
+      <w:r>
+        <w:t>i</w:t>
+      </w:r>
+      <w:proofErr w:type="spellEnd"/>
+      <w:r>
+        <w:t>))</w:t>
+      </w:r>
+    </w:p>
+    <w:p>
+      <w:r>
+        <w:t xml:space="preserve">        </w:t>
+      </w:r>
+      <w:proofErr w:type="gramStart"/>
+      <w:r>
+        <w:t>.collect</w:t>
+      </w:r>
+      <w:proofErr w:type="gramEnd"/>
+      <w:r>
+        <w:t>(</w:t>
+      </w:r>
+      <w:proofErr w:type="spellStart"/>
+      <w:r>
+        <w:t>Collectors.joining</w:t>
+      </w:r>
+      <w:proofErr w:type="spellEnd"/>
+      <w:r>
+        <w:t>("")</w:t>
+      </w:r>
+      <w:proofErr w:type="gramStart"/>
+      <w:r>
+        <w:t>) ;</w:t>
+      </w:r>
+      <w:proofErr w:type="gramEnd"/>
+    </w:p>
+    <w:p>
+      <w:r>
+        <w:t> </w:t>
+      </w:r>
+    </w:p>
+    <w:p>
+      <w:r>
+        <w:t>         OR</w:t>
+      </w:r>
+    </w:p>
+    <w:p>
+      <w:r>
+        <w:t> </w:t>
+      </w:r>
+    </w:p>
+    <w:p>
+      <w:r>
+        <w:t>        String str = "</w:t>
+      </w:r>
+      <w:proofErr w:type="spellStart"/>
+      <w:r>
+        <w:t>sesharao</w:t>
+      </w:r>
+      <w:proofErr w:type="spellEnd"/>
+      <w:proofErr w:type="gramStart"/>
+      <w:r>
+        <w:t>" ;</w:t>
+      </w:r>
+      <w:proofErr w:type="gramEnd"/>
+    </w:p>
+    <w:p>
+      <w:r>
+        <w:t xml:space="preserve">        // </w:t>
+      </w:r>
+      <w:proofErr w:type="spellStart"/>
+      <w:proofErr w:type="gramStart"/>
+      <w:r>
+        <w:t>str.chars</w:t>
+      </w:r>
+      <w:proofErr w:type="spellEnd"/>
+      <w:proofErr w:type="gramEnd"/>
+      <w:r>
+        <w:t>()</w:t>
+      </w:r>
+    </w:p>
+    <w:p>
+      <w:r>
+        <w:t xml:space="preserve">        int l = </w:t>
+      </w:r>
+      <w:proofErr w:type="spellStart"/>
+      <w:proofErr w:type="gramStart"/>
+      <w:r>
+        <w:t>str.length</w:t>
+      </w:r>
+      <w:proofErr w:type="spellEnd"/>
+      <w:proofErr w:type="gramEnd"/>
+      <w:r>
+        <w:t>(</w:t>
+      </w:r>
+      <w:proofErr w:type="gramStart"/>
+      <w:r>
+        <w:t>) ;</w:t>
+      </w:r>
+      <w:proofErr w:type="gramEnd"/>
+    </w:p>
+    <w:p>
+      <w:r>
+        <w:t xml:space="preserve">        String </w:t>
+      </w:r>
+      <w:proofErr w:type="spellStart"/>
+      <w:r>
+        <w:t>ans</w:t>
+      </w:r>
+      <w:proofErr w:type="spellEnd"/>
+      <w:r>
+        <w:t xml:space="preserve"> =</w:t>
+      </w:r>
+    </w:p>
+    <w:p>
+      <w:r>
+        <w:t xml:space="preserve">        </w:t>
+      </w:r>
+      <w:proofErr w:type="spellStart"/>
+      <w:r>
+        <w:t>IntStream</w:t>
+      </w:r>
+      <w:proofErr w:type="spellEnd"/>
+    </w:p>
+    <w:p>
+      <w:r>
+        <w:t xml:space="preserve">        </w:t>
+      </w:r>
+      <w:proofErr w:type="gramStart"/>
+      <w:r>
+        <w:t>.range</w:t>
+      </w:r>
+      <w:proofErr w:type="gramEnd"/>
+      <w:r>
+        <w:t>(</w:t>
+      </w:r>
+      <w:proofErr w:type="gramStart"/>
+      <w:r>
+        <w:t>0 ,</w:t>
+      </w:r>
+      <w:proofErr w:type="gramEnd"/>
+      <w:r>
+        <w:t xml:space="preserve"> l)</w:t>
+      </w:r>
+    </w:p>
+    <w:p>
+      <w:r>
+        <w:t xml:space="preserve">        </w:t>
+      </w:r>
+      <w:proofErr w:type="gramStart"/>
+      <w:r>
+        <w:t xml:space="preserve">.map( </w:t>
+      </w:r>
+      <w:proofErr w:type="spellStart"/>
+      <w:r>
+        <w:t>i</w:t>
+      </w:r>
+      <w:proofErr w:type="spellEnd"/>
+      <w:proofErr w:type="gramEnd"/>
+      <w:r>
+        <w:t xml:space="preserve"> -&gt; (l-1)-</w:t>
+      </w:r>
+      <w:proofErr w:type="spellStart"/>
+      <w:proofErr w:type="gramStart"/>
+      <w:r>
+        <w:t>i</w:t>
+      </w:r>
+      <w:proofErr w:type="spellEnd"/>
+      <w:r>
+        <w:t xml:space="preserve"> )</w:t>
+      </w:r>
+      <w:proofErr w:type="gramEnd"/>
+    </w:p>
+    <w:p>
+      <w:r>
+        <w:t xml:space="preserve">        </w:t>
+      </w:r>
+      <w:proofErr w:type="gramStart"/>
+      <w:r>
+        <w:t>.</w:t>
+      </w:r>
+      <w:proofErr w:type="spellStart"/>
+      <w:r>
+        <w:t>mapToObj</w:t>
+      </w:r>
+      <w:proofErr w:type="spellEnd"/>
+      <w:r>
+        <w:t xml:space="preserve">( </w:t>
+      </w:r>
+      <w:proofErr w:type="spellStart"/>
+      <w:r>
+        <w:t>i</w:t>
+      </w:r>
+      <w:proofErr w:type="spellEnd"/>
+      <w:proofErr w:type="gramEnd"/>
+      <w:r>
+        <w:t xml:space="preserve"> -</w:t>
+      </w:r>
+      <w:proofErr w:type="gramStart"/>
+      <w:r>
+        <w:t>&gt;  (</w:t>
+      </w:r>
+      <w:proofErr w:type="gramEnd"/>
+      <w:r>
+        <w:t xml:space="preserve">char) </w:t>
+      </w:r>
+      <w:proofErr w:type="spellStart"/>
+      <w:proofErr w:type="gramStart"/>
+      <w:r>
+        <w:t>str.charAt</w:t>
+      </w:r>
+      <w:proofErr w:type="spellEnd"/>
+      <w:proofErr w:type="gramEnd"/>
+      <w:r>
+        <w:t>(</w:t>
+      </w:r>
+      <w:proofErr w:type="spellStart"/>
+      <w:r>
+        <w:t>i</w:t>
+      </w:r>
+      <w:proofErr w:type="spellEnd"/>
+      <w:proofErr w:type="gramStart"/>
+      <w:r>
+        <w:t>) )</w:t>
+      </w:r>
+      <w:proofErr w:type="gramEnd"/>
+    </w:p>
+    <w:p>
+      <w:r>
+        <w:t xml:space="preserve">        </w:t>
+      </w:r>
+      <w:proofErr w:type="gramStart"/>
+      <w:r>
+        <w:t>.collect</w:t>
+      </w:r>
+      <w:proofErr w:type="gramEnd"/>
+      <w:r>
+        <w:t>(</w:t>
+      </w:r>
+    </w:p>
+    <w:p>
+      <w:r>
+        <w:t xml:space="preserve">            </w:t>
+      </w:r>
+      <w:proofErr w:type="gramStart"/>
+      <w:r>
+        <w:t>StringBuilder::new ,</w:t>
+      </w:r>
+      <w:proofErr w:type="gramEnd"/>
+    </w:p>
+    <w:p>
+      <w:r>
+        <w:t xml:space="preserve">            </w:t>
+      </w:r>
+      <w:proofErr w:type="gramStart"/>
+      <w:r>
+        <w:t>StringBuilder::append ,</w:t>
+      </w:r>
+      <w:proofErr w:type="gramEnd"/>
+    </w:p>
+    <w:p>
+      <w:r>
+        <w:t xml:space="preserve">            </w:t>
+      </w:r>
+      <w:proofErr w:type="gramStart"/>
+      <w:r>
+        <w:t>StringBuilder::</w:t>
+      </w:r>
+      <w:proofErr w:type="gramEnd"/>
+      <w:r>
+        <w:t>append</w:t>
+      </w:r>
+    </w:p>
+    <w:p>
+      <w:r>
+        <w:t xml:space="preserve">        </w:t>
+      </w:r>
+      <w:proofErr w:type="gramStart"/>
+      <w:r>
+        <w:t>).</w:t>
+      </w:r>
+      <w:proofErr w:type="spellStart"/>
+      <w:r>
+        <w:t>toString</w:t>
+      </w:r>
+      <w:proofErr w:type="spellEnd"/>
+      <w:proofErr w:type="gramEnd"/>
+      <w:r>
+        <w:t>(</w:t>
+      </w:r>
+      <w:proofErr w:type="gramStart"/>
+      <w:r>
+        <w:t>) ;</w:t>
+      </w:r>
+      <w:proofErr w:type="gramEnd"/>
+    </w:p>
+    <w:p>
+      <w:r>
+        <w:t> </w:t>
+      </w:r>
+    </w:p>
+    <w:p>
+      <w:r>
+        <w:t xml:space="preserve">        </w:t>
+      </w:r>
+      <w:proofErr w:type="spellStart"/>
+      <w:proofErr w:type="gramStart"/>
+      <w:r>
+        <w:t>out.println</w:t>
+      </w:r>
+      <w:proofErr w:type="spellEnd"/>
+      <w:proofErr w:type="gramEnd"/>
+      <w:r>
+        <w:t>(</w:t>
+      </w:r>
+      <w:proofErr w:type="spellStart"/>
+      <w:r>
+        <w:t>ans</w:t>
+      </w:r>
+      <w:proofErr w:type="spellEnd"/>
+      <w:proofErr w:type="gramStart"/>
+      <w:r>
+        <w:t>) ;</w:t>
+      </w:r>
+      <w:proofErr w:type="gramEnd"/>
+    </w:p>
+    <w:p>
+      <w:r>
+        <w:t> </w:t>
+      </w:r>
+    </w:p>
+    <w:p/>
+    <w:p>
+      <w:r>
+        <w:t xml:space="preserve">OR </w:t>
+      </w:r>
+    </w:p>
+    <w:p/>
+    <w:p>
+      <w:r>
+        <w:t xml:space="preserve">        String str = "</w:t>
+      </w:r>
+      <w:proofErr w:type="spellStart"/>
+      <w:r>
+        <w:t>sesharao</w:t>
+      </w:r>
+      <w:proofErr w:type="spellEnd"/>
+      <w:proofErr w:type="gramStart"/>
+      <w:r>
+        <w:t>" ;</w:t>
+      </w:r>
+      <w:proofErr w:type="gramEnd"/>
+    </w:p>
+    <w:p>
+      <w:r>
+        <w:lastRenderedPageBreak/>
+        <w:t xml:space="preserve">        int </w:t>
+      </w:r>
+      <w:proofErr w:type="spellStart"/>
+      <w:r>
+        <w:t>len</w:t>
+      </w:r>
+      <w:proofErr w:type="spellEnd"/>
+      <w:r>
+        <w:t xml:space="preserve"> = </w:t>
+      </w:r>
+      <w:proofErr w:type="spellStart"/>
+      <w:proofErr w:type="gramStart"/>
+      <w:r>
+        <w:t>str.length</w:t>
+      </w:r>
+      <w:proofErr w:type="spellEnd"/>
+      <w:proofErr w:type="gramEnd"/>
+      <w:r>
+        <w:t>(</w:t>
+      </w:r>
+      <w:proofErr w:type="gramStart"/>
+      <w:r>
+        <w:t>) ;</w:t>
+      </w:r>
+      <w:proofErr w:type="gramEnd"/>
+    </w:p>
+    <w:p>
+      <w:r>
+        <w:t xml:space="preserve">        String </w:t>
+      </w:r>
+      <w:proofErr w:type="gramStart"/>
+      <w:r>
+        <w:t>reversed  =</w:t>
+      </w:r>
+      <w:proofErr w:type="gramEnd"/>
+      <w:r>
+        <w:t xml:space="preserve"> </w:t>
+      </w:r>
+    </w:p>
+    <w:p>
+      <w:r>
+        <w:t xml:space="preserve">        </w:t>
+      </w:r>
+      <w:proofErr w:type="spellStart"/>
+      <w:r>
+        <w:t>IntStream</w:t>
+      </w:r>
+      <w:proofErr w:type="spellEnd"/>
+    </w:p>
+    <w:p>
+      <w:r>
+        <w:t xml:space="preserve">        </w:t>
+      </w:r>
+      <w:proofErr w:type="gramStart"/>
+      <w:r>
+        <w:t>.range( 0</w:t>
+      </w:r>
+      <w:proofErr w:type="gramEnd"/>
+      <w:r>
+        <w:t xml:space="preserve"> , </w:t>
+      </w:r>
+      <w:proofErr w:type="spellStart"/>
+      <w:proofErr w:type="gramStart"/>
+      <w:r>
+        <w:t>len</w:t>
+      </w:r>
+      <w:proofErr w:type="spellEnd"/>
+      <w:r>
+        <w:t xml:space="preserve"> )</w:t>
+      </w:r>
+      <w:proofErr w:type="gramEnd"/>
+    </w:p>
+    <w:p>
+      <w:r>
+        <w:t xml:space="preserve">        </w:t>
+      </w:r>
+      <w:proofErr w:type="gramStart"/>
+      <w:r>
+        <w:t xml:space="preserve">.map( </w:t>
+      </w:r>
+      <w:proofErr w:type="spellStart"/>
+      <w:r>
+        <w:t>i</w:t>
+      </w:r>
+      <w:proofErr w:type="spellEnd"/>
+      <w:proofErr w:type="gramEnd"/>
+      <w:r>
+        <w:t xml:space="preserve"> -&gt; </w:t>
+      </w:r>
+      <w:proofErr w:type="spellStart"/>
+      <w:proofErr w:type="gramStart"/>
+      <w:r>
+        <w:t>str.charAt</w:t>
+      </w:r>
+      <w:proofErr w:type="spellEnd"/>
+      <w:r>
+        <w:t>( len</w:t>
+      </w:r>
+      <w:proofErr w:type="gramEnd"/>
+      <w:r>
+        <w:t>-1-</w:t>
+      </w:r>
+      <w:proofErr w:type="gramStart"/>
+      <w:r>
+        <w:t>i )</w:t>
+      </w:r>
+      <w:proofErr w:type="gramEnd"/>
+      <w:r>
+        <w:t xml:space="preserve"> )</w:t>
+      </w:r>
+    </w:p>
+    <w:p>
+      <w:r>
+        <w:t xml:space="preserve">        </w:t>
+      </w:r>
+      <w:proofErr w:type="gramStart"/>
+      <w:r>
+        <w:t>.</w:t>
+      </w:r>
+      <w:proofErr w:type="spellStart"/>
+      <w:r>
+        <w:t>mapToObj</w:t>
+      </w:r>
+      <w:proofErr w:type="spellEnd"/>
+      <w:r>
+        <w:t>( ch</w:t>
+      </w:r>
+      <w:proofErr w:type="gramEnd"/>
+      <w:r>
+        <w:t xml:space="preserve"> -&gt; (char) </w:t>
+      </w:r>
+      <w:proofErr w:type="gramStart"/>
+      <w:r>
+        <w:t>ch )</w:t>
+      </w:r>
+      <w:proofErr w:type="gramEnd"/>
+    </w:p>
+    <w:p>
+      <w:r>
+        <w:t xml:space="preserve">        </w:t>
+      </w:r>
+      <w:proofErr w:type="gramStart"/>
+      <w:r>
+        <w:t>.collect</w:t>
+      </w:r>
+      <w:proofErr w:type="gramEnd"/>
+      <w:r>
+        <w:t xml:space="preserve"> (</w:t>
+      </w:r>
+    </w:p>
+    <w:p>
+      <w:r>
+        <w:t xml:space="preserve">            </w:t>
+      </w:r>
+      <w:proofErr w:type="gramStart"/>
+      <w:r>
+        <w:t>StringBuilder::new ,</w:t>
+      </w:r>
+      <w:proofErr w:type="gramEnd"/>
+      <w:r>
+        <w:t xml:space="preserve"> </w:t>
+      </w:r>
+    </w:p>
+    <w:p>
+      <w:r>
+        <w:t xml:space="preserve">            </w:t>
+      </w:r>
+      <w:proofErr w:type="gramStart"/>
+      <w:r>
+        <w:t>StringBuilder::append ,</w:t>
+      </w:r>
+      <w:proofErr w:type="gramEnd"/>
+      <w:r>
+        <w:t xml:space="preserve"> </w:t>
+      </w:r>
+    </w:p>
+    <w:p>
+      <w:r>
+        <w:t xml:space="preserve">            </w:t>
+      </w:r>
+      <w:proofErr w:type="gramStart"/>
+      <w:r>
+        <w:t>StringBuilder::</w:t>
+      </w:r>
+      <w:proofErr w:type="gramEnd"/>
+      <w:r>
+        <w:t>append</w:t>
+      </w:r>
+    </w:p>
+    <w:p>
+      <w:r>
+        <w:t xml:space="preserve">        </w:t>
+      </w:r>
+      <w:proofErr w:type="gramStart"/>
+      <w:r>
+        <w:t>).</w:t>
+      </w:r>
+      <w:proofErr w:type="spellStart"/>
+      <w:r>
+        <w:t>toString</w:t>
+      </w:r>
+      <w:proofErr w:type="spellEnd"/>
+      <w:proofErr w:type="gramEnd"/>
+      <w:r>
+        <w:t>(</w:t>
+      </w:r>
+      <w:proofErr w:type="gramStart"/>
+      <w:r>
+        <w:t>) ;</w:t>
+      </w:r>
+      <w:proofErr w:type="gramEnd"/>
+    </w:p>
+    <w:p>
+      <w:r>
+        <w:t xml:space="preserve">        </w:t>
+      </w:r>
+      <w:proofErr w:type="spellStart"/>
+      <w:proofErr w:type="gramStart"/>
+      <w:r>
+        <w:t>out.println</w:t>
+      </w:r>
+      <w:proofErr w:type="spellEnd"/>
+      <w:proofErr w:type="gramEnd"/>
+      <w:r>
+        <w:t>(reversed</w:t>
+      </w:r>
+      <w:proofErr w:type="gramStart"/>
+      <w:r>
+        <w:t>) ;</w:t>
+      </w:r>
+      <w:proofErr w:type="gramEnd"/>
+    </w:p>
+    <w:p/>
+    <w:p>
+      <w:pPr>
+        <w:pStyle w:val="Heading2"/>
+      </w:pPr>
+      <w:r>
+        <w:t xml:space="preserve">Remove Duplicate Characters </w:t>
+      </w:r>
+      <w:proofErr w:type="gramStart"/>
+      <w:r>
+        <w:t>( preserving</w:t>
+      </w:r>
+      <w:proofErr w:type="gramEnd"/>
+      <w:r>
+        <w:t xml:space="preserve"> </w:t>
+      </w:r>
+      <w:proofErr w:type="gramStart"/>
+      <w:r>
+        <w:t>order )</w:t>
+      </w:r>
+      <w:proofErr w:type="gramEnd"/>
+    </w:p>
+    <w:p/>
+    <w:p>
+      <w:pPr>
+        <w:pStyle w:val="NormalWeb"/>
+        <w:shd w:val="clear" w:color="auto" w:fill="FFFFFF"/>
+        <w:spacing w:before="0" w:beforeAutospacing="0" w:after="0" w:afterAutospacing="0"/>
+        <w:rPr>
+          <w:rFonts w:ascii="Aptos" w:hAnsi="Aptos"/>
+          <w:color w:val="222222"/>
+        </w:rPr>
+      </w:pPr>
+      <w:r>
+        <w:rPr>
+          <w:rFonts w:ascii="Aptos" w:hAnsi="Aptos"/>
+          <w:color w:val="222222"/>
+        </w:rPr>
+        <w:t>        String str = "google</w:t>
+      </w:r>
+      <w:proofErr w:type="gramStart"/>
+      <w:r>
+        <w:rPr>
+          <w:rFonts w:ascii="Aptos" w:hAnsi="Aptos"/>
+          <w:color w:val="222222"/>
+        </w:rPr>
+        <w:t>" ;</w:t>
+      </w:r>
+      <w:proofErr w:type="gramEnd"/>
+    </w:p>
+    <w:p>
+      <w:pPr>
+        <w:pStyle w:val="NormalWeb"/>
+        <w:shd w:val="clear" w:color="auto" w:fill="FFFFFF"/>
+        <w:spacing w:before="0" w:beforeAutospacing="0" w:after="0" w:afterAutospacing="0"/>
+        <w:rPr>
+          <w:rFonts w:ascii="Aptos" w:hAnsi="Aptos"/>
+          <w:color w:val="222222"/>
+        </w:rPr>
+      </w:pPr>
+      <w:r>
+        <w:rPr>
+          <w:rFonts w:ascii="Aptos" w:hAnsi="Aptos"/>
+          <w:color w:val="222222"/>
+        </w:rPr>
+        <w:t>        String unique =</w:t>
+      </w:r>
+    </w:p>
+    <w:p>
+      <w:pPr>
+        <w:pStyle w:val="NormalWeb"/>
+        <w:shd w:val="clear" w:color="auto" w:fill="FFFFFF"/>
+        <w:spacing w:before="0" w:beforeAutospacing="0" w:after="0" w:afterAutospacing="0"/>
+        <w:rPr>
+          <w:rFonts w:ascii="Aptos" w:hAnsi="Aptos"/>
+          <w:color w:val="222222"/>
+        </w:rPr>
+      </w:pPr>
+      <w:r>
+        <w:rPr>
+          <w:rFonts w:ascii="Aptos" w:hAnsi="Aptos"/>
+          <w:color w:val="222222"/>
+        </w:rPr>
+        <w:t xml:space="preserve">        </w:t>
+      </w:r>
+      <w:proofErr w:type="spellStart"/>
+      <w:proofErr w:type="gramStart"/>
+      <w:r>
+        <w:rPr>
+          <w:rFonts w:ascii="Aptos" w:hAnsi="Aptos"/>
+          <w:color w:val="222222"/>
+        </w:rPr>
+        <w:t>str.chars</w:t>
+      </w:r>
+      <w:proofErr w:type="spellEnd"/>
+      <w:proofErr w:type="gramEnd"/>
+      <w:r>
+        <w:rPr>
+          <w:rFonts w:ascii="Aptos" w:hAnsi="Aptos"/>
+          <w:color w:val="222222"/>
+        </w:rPr>
+        <w:t>()</w:t>
+      </w:r>
+    </w:p>
+    <w:p>
+      <w:pPr>
+        <w:pStyle w:val="NormalWeb"/>
+        <w:shd w:val="clear" w:color="auto" w:fill="FFFFFF"/>
+        <w:spacing w:before="0" w:beforeAutospacing="0" w:after="0" w:afterAutospacing="0"/>
+        <w:rPr>
+          <w:rFonts w:ascii="Aptos" w:hAnsi="Aptos"/>
+          <w:color w:val="222222"/>
+        </w:rPr>
+      </w:pPr>
+      <w:r>
+        <w:rPr>
+          <w:rFonts w:ascii="Aptos" w:hAnsi="Aptos"/>
+          <w:color w:val="222222"/>
+        </w:rPr>
+        <w:t xml:space="preserve">        </w:t>
+      </w:r>
+      <w:proofErr w:type="gramStart"/>
+      <w:r>
+        <w:rPr>
+          <w:rFonts w:ascii="Aptos" w:hAnsi="Aptos"/>
+          <w:color w:val="222222"/>
+        </w:rPr>
+        <w:t>.distinct</w:t>
+      </w:r>
+      <w:proofErr w:type="gramEnd"/>
+      <w:r>
+        <w:rPr>
+          <w:rFonts w:ascii="Aptos" w:hAnsi="Aptos"/>
+          <w:color w:val="222222"/>
+        </w:rPr>
+        <w:t>()</w:t>
+      </w:r>
+    </w:p>
+    <w:p>
+      <w:pPr>
+        <w:pStyle w:val="NormalWeb"/>
+        <w:shd w:val="clear" w:color="auto" w:fill="FFFFFF"/>
+        <w:spacing w:before="0" w:beforeAutospacing="0" w:after="0" w:afterAutospacing="0"/>
+        <w:rPr>
+          <w:rFonts w:ascii="Aptos" w:hAnsi="Aptos"/>
+          <w:color w:val="222222"/>
+        </w:rPr>
+      </w:pPr>
+      <w:r>
+        <w:rPr>
+          <w:rFonts w:ascii="Aptos" w:hAnsi="Aptos"/>
+          <w:color w:val="222222"/>
+        </w:rPr>
+        <w:t xml:space="preserve">        </w:t>
+      </w:r>
+      <w:proofErr w:type="gramStart"/>
+      <w:r>
+        <w:rPr>
+          <w:rFonts w:ascii="Aptos" w:hAnsi="Aptos"/>
+          <w:color w:val="222222"/>
+        </w:rPr>
+        <w:t>.</w:t>
+      </w:r>
+      <w:proofErr w:type="spellStart"/>
+      <w:r>
+        <w:rPr>
+          <w:rFonts w:ascii="Aptos" w:hAnsi="Aptos"/>
+          <w:color w:val="222222"/>
+        </w:rPr>
+        <w:t>mapToObj</w:t>
+      </w:r>
+      <w:proofErr w:type="spellEnd"/>
+      <w:proofErr w:type="gramEnd"/>
+      <w:r>
+        <w:rPr>
+          <w:rFonts w:ascii="Aptos" w:hAnsi="Aptos"/>
+          <w:color w:val="222222"/>
+        </w:rPr>
+        <w:t xml:space="preserve">(num -&gt; </w:t>
+      </w:r>
+      <w:proofErr w:type="spellStart"/>
+      <w:r>
+        <w:rPr>
+          <w:rFonts w:ascii="Aptos" w:hAnsi="Aptos"/>
+          <w:color w:val="222222"/>
+        </w:rPr>
+        <w:t>String.valueOf</w:t>
+      </w:r>
+      <w:proofErr w:type="spellEnd"/>
+      <w:proofErr w:type="gramStart"/>
+      <w:r>
+        <w:rPr>
+          <w:rFonts w:ascii="Aptos" w:hAnsi="Aptos"/>
+          <w:color w:val="222222"/>
+        </w:rPr>
+        <w:t>( (</w:t>
+      </w:r>
+      <w:proofErr w:type="gramEnd"/>
+      <w:r>
+        <w:rPr>
+          <w:rFonts w:ascii="Aptos" w:hAnsi="Aptos"/>
+          <w:color w:val="222222"/>
+        </w:rPr>
+        <w:t>char) num))</w:t>
+      </w:r>
+    </w:p>
+    <w:p>
+      <w:pPr>
+        <w:pStyle w:val="NormalWeb"/>
+        <w:shd w:val="clear" w:color="auto" w:fill="FFFFFF"/>
+        <w:spacing w:before="0" w:beforeAutospacing="0" w:after="0" w:afterAutospacing="0"/>
+        <w:rPr>
+          <w:rFonts w:ascii="Aptos" w:hAnsi="Aptos"/>
+          <w:color w:val="222222"/>
+        </w:rPr>
+      </w:pPr>
+      <w:r>
+        <w:rPr>
+          <w:rFonts w:ascii="Aptos" w:hAnsi="Aptos"/>
+          <w:color w:val="222222"/>
+        </w:rPr>
+        <w:t xml:space="preserve">        </w:t>
+      </w:r>
+      <w:proofErr w:type="gramStart"/>
+      <w:r>
+        <w:rPr>
+          <w:rFonts w:ascii="Aptos" w:hAnsi="Aptos"/>
+          <w:color w:val="222222"/>
+        </w:rPr>
+        <w:t>.collect</w:t>
+      </w:r>
+      <w:proofErr w:type="gramEnd"/>
+      <w:r>
+        <w:rPr>
+          <w:rFonts w:ascii="Aptos" w:hAnsi="Aptos"/>
+          <w:color w:val="222222"/>
+        </w:rPr>
+        <w:t>(</w:t>
+      </w:r>
+      <w:proofErr w:type="spellStart"/>
+      <w:r>
+        <w:rPr>
+          <w:rFonts w:ascii="Aptos" w:hAnsi="Aptos"/>
+          <w:color w:val="222222"/>
+        </w:rPr>
+        <w:t>Collectors.</w:t>
+      </w:r>
+      <w:proofErr w:type="gramStart"/>
+      <w:r>
+        <w:rPr>
+          <w:rFonts w:ascii="Aptos" w:hAnsi="Aptos"/>
+          <w:color w:val="222222"/>
+        </w:rPr>
+        <w:t>joining</w:t>
+      </w:r>
+      <w:proofErr w:type="spellEnd"/>
+      <w:r>
+        <w:rPr>
+          <w:rFonts w:ascii="Aptos" w:hAnsi="Aptos"/>
+          <w:color w:val="222222"/>
+        </w:rPr>
+        <w:t>("</w:t>
+      </w:r>
+      <w:proofErr w:type="gramEnd"/>
+      <w:r>
+        <w:rPr>
+          <w:rFonts w:ascii="Aptos" w:hAnsi="Aptos"/>
+          <w:color w:val="222222"/>
+        </w:rPr>
+        <w:t>")</w:t>
+      </w:r>
+      <w:proofErr w:type="gramStart"/>
+      <w:r>
+        <w:rPr>
+          <w:rFonts w:ascii="Aptos" w:hAnsi="Aptos"/>
+          <w:color w:val="222222"/>
+        </w:rPr>
+        <w:t>) ;</w:t>
+      </w:r>
+      <w:proofErr w:type="gramEnd"/>
+    </w:p>
+    <w:p/>
+    <w:p>
+      <w:pPr>
+        <w:pStyle w:val="Heading2"/>
+      </w:pPr>
+      <w:r>
+        <w:t>Find (Group) All Anagrams in a List</w:t>
+      </w:r>
+    </w:p>
+    <w:p>
+      <w:pPr>
+        <w:rPr>
+          <w:lang w:val="en-US"/>
+        </w:rPr>
+      </w:pPr>
+      <w:r>
+        <w:rPr>
+          <w:lang w:val="en-US"/>
+        </w:rPr>
+        <w:t xml:space="preserve">        List&lt;String&gt; words =</w:t>
+      </w:r>
+    </w:p>
+    <w:p>
+      <w:pPr>
+        <w:rPr>
+          <w:lang w:val="en-US"/>
+        </w:rPr>
+      </w:pPr>
+      <w:r>
+        <w:rPr>
+          <w:lang w:val="en-US"/>
+        </w:rPr>
+        <w:t xml:space="preserve">        </w:t>
+      </w:r>
+      <w:proofErr w:type="spellStart"/>
+      <w:r>
+        <w:rPr>
+          <w:lang w:val="en-US"/>
+        </w:rPr>
+        <w:t>Arrays.asList</w:t>
+      </w:r>
+      <w:proofErr w:type="spellEnd"/>
+      <w:proofErr w:type="gramStart"/>
+      <w:r>
+        <w:rPr>
+          <w:lang w:val="en-US"/>
+        </w:rPr>
+        <w:t>( "</w:t>
+      </w:r>
+      <w:proofErr w:type="gramEnd"/>
+      <w:r>
+        <w:rPr>
+          <w:lang w:val="en-US"/>
+        </w:rPr>
+        <w:t>eat", "tea", "tan", "ate", "</w:t>
+      </w:r>
+      <w:proofErr w:type="spellStart"/>
+      <w:r>
+        <w:rPr>
+          <w:lang w:val="en-US"/>
+        </w:rPr>
+        <w:t>nat</w:t>
+      </w:r>
+      <w:proofErr w:type="spellEnd"/>
+      <w:r>
+        <w:rPr>
+          <w:lang w:val="en-US"/>
+        </w:rPr>
+        <w:t>", "bat</w:t>
+      </w:r>
+      <w:proofErr w:type="gramStart"/>
+      <w:r>
+        <w:rPr>
+          <w:lang w:val="en-US"/>
+        </w:rPr>
+        <w:t>" )</w:t>
+      </w:r>
+      <w:proofErr w:type="gramEnd"/>
+      <w:r>
+        <w:rPr>
+          <w:lang w:val="en-US"/>
+        </w:rPr>
+        <w:t xml:space="preserve"> ;</w:t>
+      </w:r>
+    </w:p>
+    <w:p>
+      <w:pPr>
+        <w:rPr>
+          <w:lang w:val="en-US"/>
+        </w:rPr>
+      </w:pPr>
+      <w:r>
+        <w:rPr>
+          <w:lang w:val="en-US"/>
+        </w:rPr>
+        <w:t xml:space="preserve">        Map&lt; </w:t>
+      </w:r>
+      <w:proofErr w:type="gramStart"/>
+      <w:r>
+        <w:rPr>
+          <w:lang w:val="en-US"/>
+        </w:rPr>
+        <w:t>String ,</w:t>
+      </w:r>
+      <w:proofErr w:type="gramEnd"/>
+      <w:r>
+        <w:rPr>
+          <w:lang w:val="en-US"/>
+        </w:rPr>
+        <w:t xml:space="preserve"> List&lt;String&gt; &gt; </w:t>
+      </w:r>
+    </w:p>
+    <w:p>
+      <w:pPr>
+        <w:rPr>
+          <w:lang w:val="en-US"/>
+        </w:rPr>
+      </w:pPr>
+      <w:r>
+        <w:rPr>
+          <w:lang w:val="en-US"/>
+        </w:rPr>
+        <w:t xml:space="preserve">        map = </w:t>
+      </w:r>
+    </w:p>
+    <w:p>
+      <w:pPr>
+        <w:rPr>
+          <w:lang w:val="en-US"/>
+        </w:rPr>
+      </w:pPr>
+    </w:p>
+    <w:p>
+      <w:pPr>
+        <w:rPr>
+          <w:lang w:val="en-US"/>
+        </w:rPr>
+      </w:pPr>
+      <w:r>
+        <w:rPr>
+          <w:lang w:val="en-US"/>
+        </w:rPr>
+        <w:t xml:space="preserve">        words</w:t>
+      </w:r>
+    </w:p>
+    <w:p>
+      <w:pPr>
+        <w:rPr>
+          <w:lang w:val="en-US"/>
+        </w:rPr>
+      </w:pPr>
+      <w:r>
+        <w:rPr>
+          <w:lang w:val="en-US"/>
+        </w:rPr>
+        <w:t xml:space="preserve">        </w:t>
+      </w:r>
+      <w:proofErr w:type="gramStart"/>
+      <w:r>
+        <w:rPr>
+          <w:lang w:val="en-US"/>
+        </w:rPr>
+        <w:t>.stream</w:t>
+      </w:r>
+      <w:proofErr w:type="gramEnd"/>
+      <w:r>
+        <w:rPr>
+          <w:lang w:val="en-US"/>
+        </w:rPr>
+        <w:t xml:space="preserve">() </w:t>
+      </w:r>
+    </w:p>
+    <w:p>
+      <w:pPr>
+        <w:rPr>
+          <w:lang w:val="en-US"/>
+        </w:rPr>
+      </w:pPr>
+      <w:r>
+        <w:rPr>
+          <w:lang w:val="en-US"/>
+        </w:rPr>
+        <w:t xml:space="preserve">        </w:t>
+      </w:r>
+      <w:proofErr w:type="gramStart"/>
+      <w:r>
+        <w:rPr>
+          <w:lang w:val="en-US"/>
+        </w:rPr>
+        <w:t>.collect</w:t>
+      </w:r>
+      <w:proofErr w:type="gramEnd"/>
+      <w:r>
+        <w:rPr>
+          <w:lang w:val="en-US"/>
+        </w:rPr>
+        <w:t>(</w:t>
+      </w:r>
+    </w:p>
+    <w:p>
+      <w:pPr>
+        <w:rPr>
+          <w:lang w:val="en-US"/>
+        </w:rPr>
+      </w:pPr>
+      <w:r>
+        <w:rPr>
+          <w:lang w:val="en-US"/>
+        </w:rPr>
+        <w:t xml:space="preserve">            </w:t>
+      </w:r>
+      <w:proofErr w:type="spellStart"/>
+      <w:r>
+        <w:rPr>
+          <w:lang w:val="en-US"/>
+        </w:rPr>
+        <w:t>Collectors.groupingBy</w:t>
+      </w:r>
+      <w:proofErr w:type="spellEnd"/>
+      <w:r>
+        <w:rPr>
+          <w:lang w:val="en-US"/>
+        </w:rPr>
+        <w:t>(</w:t>
+      </w:r>
+    </w:p>
+    <w:p>
+      <w:pPr>
+        <w:rPr>
+          <w:lang w:val="en-US"/>
+        </w:rPr>
+      </w:pPr>
+      <w:r>
+        <w:rPr>
+          <w:lang w:val="en-US"/>
+        </w:rPr>
+        <w:lastRenderedPageBreak/>
+        <w:t xml:space="preserve">                word -&gt; {</w:t>
+      </w:r>
+    </w:p>
+    <w:p>
+      <w:pPr>
+        <w:rPr>
+          <w:lang w:val="en-US"/>
+        </w:rPr>
+      </w:pPr>
+      <w:r>
+        <w:rPr>
+          <w:lang w:val="en-US"/>
+        </w:rPr>
+        <w:t xml:space="preserve">                    char [] </w:t>
+      </w:r>
+      <w:proofErr w:type="spellStart"/>
+      <w:r>
+        <w:rPr>
+          <w:lang w:val="en-US"/>
+        </w:rPr>
+        <w:t>charArray</w:t>
+      </w:r>
+      <w:proofErr w:type="spellEnd"/>
+      <w:r>
+        <w:rPr>
+          <w:lang w:val="en-US"/>
+        </w:rPr>
+        <w:t xml:space="preserve"> = </w:t>
+      </w:r>
+      <w:proofErr w:type="spellStart"/>
+      <w:proofErr w:type="gramStart"/>
+      <w:r>
+        <w:rPr>
+          <w:lang w:val="en-US"/>
+        </w:rPr>
+        <w:t>word.toCharArray</w:t>
+      </w:r>
+      <w:proofErr w:type="spellEnd"/>
+      <w:proofErr w:type="gramEnd"/>
+      <w:r>
+        <w:rPr>
+          <w:lang w:val="en-US"/>
+        </w:rPr>
+        <w:t>(</w:t>
+      </w:r>
+      <w:proofErr w:type="gramStart"/>
+      <w:r>
+        <w:rPr>
+          <w:lang w:val="en-US"/>
+        </w:rPr>
+        <w:t>) ;</w:t>
+      </w:r>
+      <w:proofErr w:type="gramEnd"/>
+      <w:r>
+        <w:rPr>
+          <w:lang w:val="en-US"/>
+        </w:rPr>
+        <w:t xml:space="preserve"> </w:t>
+      </w:r>
+    </w:p>
+    <w:p>
+      <w:pPr>
+        <w:rPr>
+          <w:lang w:val="en-US"/>
+        </w:rPr>
+      </w:pPr>
+      <w:r>
+        <w:rPr>
+          <w:lang w:val="en-US"/>
+        </w:rPr>
+        <w:t xml:space="preserve">                    </w:t>
+      </w:r>
+      <w:proofErr w:type="spellStart"/>
+      <w:r>
+        <w:rPr>
+          <w:lang w:val="en-US"/>
+        </w:rPr>
+        <w:t>Arrays.sort</w:t>
+      </w:r>
+      <w:proofErr w:type="spellEnd"/>
+      <w:r>
+        <w:rPr>
+          <w:lang w:val="en-US"/>
+        </w:rPr>
+        <w:t>(</w:t>
+      </w:r>
+      <w:proofErr w:type="spellStart"/>
+      <w:r>
+        <w:rPr>
+          <w:lang w:val="en-US"/>
+        </w:rPr>
+        <w:t>charArray</w:t>
+      </w:r>
+      <w:proofErr w:type="spellEnd"/>
+      <w:proofErr w:type="gramStart"/>
+      <w:r>
+        <w:rPr>
+          <w:lang w:val="en-US"/>
+        </w:rPr>
+        <w:t>) ;</w:t>
+      </w:r>
+      <w:proofErr w:type="gramEnd"/>
+    </w:p>
+    <w:p>
+      <w:pPr>
+        <w:rPr>
+          <w:lang w:val="en-US"/>
+        </w:rPr>
+      </w:pPr>
+      <w:r>
+        <w:rPr>
+          <w:lang w:val="en-US"/>
+        </w:rPr>
+        <w:t xml:space="preserve">                    return new String(</w:t>
+      </w:r>
+      <w:proofErr w:type="spellStart"/>
+      <w:r>
+        <w:rPr>
+          <w:lang w:val="en-US"/>
+        </w:rPr>
+        <w:t>charArray</w:t>
+      </w:r>
+      <w:proofErr w:type="spellEnd"/>
+      <w:proofErr w:type="gramStart"/>
+      <w:r>
+        <w:rPr>
+          <w:lang w:val="en-US"/>
+        </w:rPr>
+        <w:t>) ;</w:t>
+      </w:r>
+      <w:proofErr w:type="gramEnd"/>
+      <w:r>
+        <w:rPr>
+          <w:lang w:val="en-US"/>
+        </w:rPr>
+        <w:t xml:space="preserve">  </w:t>
+      </w:r>
+    </w:p>
+    <w:p>
+      <w:pPr>
+        <w:rPr>
+          <w:lang w:val="en-US"/>
+        </w:rPr>
+      </w:pPr>
+      <w:r>
+        <w:rPr>
+          <w:lang w:val="en-US"/>
+        </w:rPr>
+        <w:t xml:space="preserve">                }</w:t>
+      </w:r>
+    </w:p>
+    <w:p>
+      <w:pPr>
+        <w:rPr>
+          <w:lang w:val="en-US"/>
+        </w:rPr>
+      </w:pPr>
+      <w:r>
+        <w:rPr>
+          <w:lang w:val="en-US"/>
+        </w:rPr>
+        <w:t xml:space="preserve">            ) </w:t>
+      </w:r>
+    </w:p>
+    <w:p>
+      <w:pPr>
+        <w:rPr>
+          <w:lang w:val="en-US"/>
+        </w:rPr>
+      </w:pPr>
+      <w:r>
+        <w:rPr>
+          <w:lang w:val="en-US"/>
+        </w:rPr>
+        <w:t xml:space="preserve">        );</w:t>
+      </w:r>
+    </w:p>
+    <w:p>
+      <w:pPr>
+        <w:rPr>
+          <w:lang w:val="en-US"/>
+        </w:rPr>
+      </w:pPr>
+      <w:r>
+        <w:rPr>
+          <w:lang w:val="en-US"/>
+        </w:rPr>
+        <w:t xml:space="preserve">        </w:t>
+      </w:r>
+      <w:proofErr w:type="spellStart"/>
+      <w:proofErr w:type="gramStart"/>
+      <w:r>
+        <w:rPr>
+          <w:lang w:val="en-US"/>
+        </w:rPr>
+        <w:t>out.println</w:t>
+      </w:r>
+      <w:proofErr w:type="spellEnd"/>
+      <w:proofErr w:type="gramEnd"/>
+      <w:r>
+        <w:rPr>
+          <w:lang w:val="en-US"/>
+        </w:rPr>
+        <w:t>(map</w:t>
+      </w:r>
+      <w:proofErr w:type="gramStart"/>
+      <w:r>
+        <w:rPr>
+          <w:lang w:val="en-US"/>
+        </w:rPr>
+        <w:t>) ;</w:t>
+      </w:r>
+      <w:proofErr w:type="gramEnd"/>
+    </w:p>
+    <w:p>
+      <w:pPr>
+        <w:rPr>
+          <w:lang w:val="en-US"/>
+        </w:rPr>
+      </w:pPr>
+    </w:p>
+    <w:p>
+      <w:r>
+        <w:rPr>
+          <w:u w:val="single"/>
+        </w:rPr>
+        <w:t>How it works internally</w:t>
+      </w:r>
+    </w:p>
+    <w:p>
+      <w:r>
+        <w:t>For each element in the stream:</w:t>
+      </w:r>
+    </w:p>
+    <w:p>
+      <w:pPr>
+        <w:numPr>
+          <w:ilvl w:val="0"/>
+          <w:numId w:val="4"/>
+        </w:numPr>
+      </w:pPr>
+      <w:r>
+        <w:t xml:space="preserve">Apply classifier </w:t>
+      </w:r>
+      <w:r>
+        <w:rPr>
+          <w:rFonts w:ascii="Times New Roman" w:hAnsi="Times New Roman" w:cs="Times New Roman"/>
+        </w:rPr>
+        <w:t>→</w:t>
+      </w:r>
+      <w:r>
+        <w:t xml:space="preserve"> get key</w:t>
+      </w:r>
+    </w:p>
+    <w:p>
+      <w:pPr>
+        <w:numPr>
+          <w:ilvl w:val="0"/>
+          <w:numId w:val="4"/>
+        </w:numPr>
+      </w:pPr>
+      <w:r>
+        <w:t xml:space="preserve">Check if key exists in map </w:t>
+      </w:r>
+      <w:proofErr w:type="gramStart"/>
+      <w:r>
+        <w:t>( If</w:t>
+      </w:r>
+      <w:proofErr w:type="gramEnd"/>
+      <w:r>
+        <w:t xml:space="preserve"> </w:t>
+      </w:r>
+      <w:proofErr w:type="gramStart"/>
+      <w:r>
+        <w:t>exists ,</w:t>
+      </w:r>
+      <w:proofErr w:type="gramEnd"/>
+      <w:r>
+        <w:t xml:space="preserve"> add this element to the list associated with this </w:t>
+      </w:r>
+      <w:proofErr w:type="gramStart"/>
+      <w:r>
+        <w:t>key )</w:t>
+      </w:r>
+      <w:proofErr w:type="gramEnd"/>
+    </w:p>
+    <w:p>
+      <w:pPr>
+        <w:numPr>
+          <w:ilvl w:val="0"/>
+          <w:numId w:val="4"/>
+        </w:numPr>
+      </w:pPr>
+      <w:r>
+        <w:t xml:space="preserve">If not </w:t>
+      </w:r>
+      <w:r>
+        <w:rPr>
+          <w:rFonts w:ascii="Times New Roman" w:hAnsi="Times New Roman" w:cs="Times New Roman"/>
+        </w:rPr>
+        <w:t>→</w:t>
+      </w:r>
+      <w:r>
+        <w:t xml:space="preserve"> create new list</w:t>
+      </w:r>
+    </w:p>
+    <w:p>
+      <w:pPr>
+        <w:numPr>
+          <w:ilvl w:val="0"/>
+          <w:numId w:val="4"/>
+        </w:numPr>
+      </w:pPr>
+      <w:r>
+        <w:t>Add element to that list</w:t>
+      </w:r>
+    </w:p>
+    <w:p>
+      <w:r>
+        <w:t> </w:t>
+      </w:r>
+    </w:p>
+    <w:p>
+      <w:r>
+        <w:t>Map&lt;K, List&lt;T&gt;&gt;</w:t>
+      </w:r>
+    </w:p>
+    <w:p>
+      <w:r>
+        <w:t xml:space="preserve">K key = </w:t>
+      </w:r>
+      <w:proofErr w:type="spellStart"/>
+      <w:proofErr w:type="gramStart"/>
+      <w:r>
+        <w:t>classifier.apply</w:t>
+      </w:r>
+      <w:proofErr w:type="spellEnd"/>
+      <w:proofErr w:type="gramEnd"/>
+      <w:r>
+        <w:t>(element);</w:t>
+      </w:r>
+    </w:p>
+    <w:p>
+      <w:r>
+        <w:t xml:space="preserve">List&lt;T&gt; list = </w:t>
+      </w:r>
+      <w:proofErr w:type="spellStart"/>
+      <w:r>
+        <w:t>map.get</w:t>
+      </w:r>
+      <w:proofErr w:type="spellEnd"/>
+      <w:r>
+        <w:t>(key);</w:t>
+      </w:r>
+    </w:p>
+    <w:p>
+      <w:r>
+        <w:t>if (list == null) {</w:t>
+      </w:r>
+    </w:p>
+    <w:p>
+      <w:r>
+        <w:t xml:space="preserve">    list = new </w:t>
+      </w:r>
+      <w:proofErr w:type="spellStart"/>
+      <w:r>
+        <w:t>ArrayList</w:t>
+      </w:r>
+      <w:proofErr w:type="spellEnd"/>
+      <w:r>
+        <w:t>&lt;</w:t>
+      </w:r>
+      <w:proofErr w:type="gramStart"/>
+      <w:r>
+        <w:t>&gt;(</w:t>
+      </w:r>
+      <w:proofErr w:type="gramEnd"/>
+      <w:r>
+        <w:t>);</w:t>
+      </w:r>
+    </w:p>
+    <w:p>
+      <w:r>
+        <w:t xml:space="preserve">    </w:t>
+      </w:r>
+      <w:proofErr w:type="spellStart"/>
+      <w:proofErr w:type="gramStart"/>
+      <w:r>
+        <w:t>map.put</w:t>
+      </w:r>
+      <w:proofErr w:type="spellEnd"/>
+      <w:r>
+        <w:t>(</w:t>
+      </w:r>
+      <w:proofErr w:type="gramEnd"/>
+      <w:r>
+        <w:t>key, list);</w:t>
+      </w:r>
+    </w:p>
+    <w:p>
+      <w:r>
+        <w:t>}</w:t>
+      </w:r>
+    </w:p>
+    <w:p>
+      <w:proofErr w:type="spellStart"/>
+      <w:r>
+        <w:t>list.add</w:t>
+      </w:r>
+      <w:proofErr w:type="spellEnd"/>
+      <w:r>
+        <w:t>(element);</w:t>
+      </w:r>
+    </w:p>
+    <w:p>
+      <w:pPr>
+        <w:pStyle w:val="Heading2"/>
+      </w:pPr>
+      <w:r>
+        <w:t>Sort Characters by Frequency</w:t>
+      </w:r>
+    </w:p>
+    <w:p/>
+    <w:p>
+      <w:r>
+        <w:t xml:space="preserve">        String str = "</w:t>
+      </w:r>
+      <w:proofErr w:type="spellStart"/>
+      <w:r>
+        <w:t>dfabacababc</w:t>
+      </w:r>
+      <w:proofErr w:type="spellEnd"/>
+      <w:proofErr w:type="gramStart"/>
+      <w:r>
+        <w:t>" ;</w:t>
+      </w:r>
+      <w:proofErr w:type="gramEnd"/>
+    </w:p>
+    <w:p>
+      <w:r>
+        <w:t xml:space="preserve">        Map&lt; </w:t>
+      </w:r>
+      <w:proofErr w:type="gramStart"/>
+      <w:r>
+        <w:t>Character ,</w:t>
+      </w:r>
+      <w:proofErr w:type="gramEnd"/>
+      <w:r>
+        <w:t xml:space="preserve"> </w:t>
+      </w:r>
+      <w:proofErr w:type="gramStart"/>
+      <w:r>
+        <w:t>Long</w:t>
+      </w:r>
+      <w:proofErr w:type="gramEnd"/>
+      <w:r>
+        <w:t xml:space="preserve"> &gt; map =</w:t>
+      </w:r>
+    </w:p>
+    <w:p>
+      <w:r>
+        <w:lastRenderedPageBreak/>
+        <w:t xml:space="preserve">        str</w:t>
+      </w:r>
+    </w:p>
+    <w:p>
+      <w:r>
+        <w:t xml:space="preserve">        </w:t>
+      </w:r>
+      <w:proofErr w:type="gramStart"/>
+      <w:r>
+        <w:t>.chars</w:t>
+      </w:r>
+      <w:proofErr w:type="gramEnd"/>
+      <w:r>
+        <w:t>()</w:t>
+      </w:r>
+    </w:p>
+    <w:p>
+      <w:r>
+        <w:t xml:space="preserve">        </w:t>
+      </w:r>
+      <w:proofErr w:type="gramStart"/>
+      <w:r>
+        <w:t>.</w:t>
+      </w:r>
+      <w:proofErr w:type="spellStart"/>
+      <w:r>
+        <w:t>mapToObj</w:t>
+      </w:r>
+      <w:proofErr w:type="spellEnd"/>
+      <w:r>
+        <w:t xml:space="preserve">( </w:t>
+      </w:r>
+      <w:proofErr w:type="spellStart"/>
+      <w:r>
+        <w:t>i</w:t>
+      </w:r>
+      <w:proofErr w:type="spellEnd"/>
+      <w:proofErr w:type="gramEnd"/>
+      <w:r>
+        <w:t xml:space="preserve"> -&gt; (char) </w:t>
+      </w:r>
+      <w:proofErr w:type="spellStart"/>
+      <w:proofErr w:type="gramStart"/>
+      <w:r>
+        <w:t>i</w:t>
+      </w:r>
+      <w:proofErr w:type="spellEnd"/>
+      <w:r>
+        <w:t xml:space="preserve"> )</w:t>
+      </w:r>
+      <w:proofErr w:type="gramEnd"/>
+    </w:p>
+    <w:p>
+      <w:r>
+        <w:t xml:space="preserve">        </w:t>
+      </w:r>
+      <w:proofErr w:type="gramStart"/>
+      <w:r>
+        <w:t>.collect</w:t>
+      </w:r>
+      <w:proofErr w:type="gramEnd"/>
+      <w:r>
+        <w:t>(</w:t>
+      </w:r>
+    </w:p>
+    <w:p>
+      <w:r>
+        <w:t xml:space="preserve">            </w:t>
+      </w:r>
+      <w:proofErr w:type="spellStart"/>
+      <w:r>
+        <w:t>Collectors.groupingBy</w:t>
+      </w:r>
+      <w:proofErr w:type="spellEnd"/>
+      <w:r>
+        <w:t>(</w:t>
+      </w:r>
+    </w:p>
+    <w:p>
+      <w:r>
+        <w:t xml:space="preserve">                </w:t>
+      </w:r>
+      <w:proofErr w:type="spellStart"/>
+      <w:r>
+        <w:t>Function.identity</w:t>
+      </w:r>
+      <w:proofErr w:type="spellEnd"/>
+      <w:r>
+        <w:t>(</w:t>
+      </w:r>
+      <w:proofErr w:type="gramStart"/>
+      <w:r>
+        <w:t>) ,</w:t>
+      </w:r>
+      <w:proofErr w:type="gramEnd"/>
+      <w:r>
+        <w:t xml:space="preserve"> </w:t>
+      </w:r>
+    </w:p>
+    <w:p>
+      <w:r>
+        <w:t xml:space="preserve">                </w:t>
+      </w:r>
+      <w:proofErr w:type="spellStart"/>
+      <w:r>
+        <w:t>Collectors.counting</w:t>
+      </w:r>
+      <w:proofErr w:type="spellEnd"/>
+      <w:r>
+        <w:t>()</w:t>
+      </w:r>
+    </w:p>
+    <w:p>
+      <w:r>
+        <w:t xml:space="preserve">            )</w:t>
+      </w:r>
+    </w:p>
+    <w:p>
+      <w:r>
+        <w:t xml:space="preserve">        ) ; </w:t>
+      </w:r>
+    </w:p>
+    <w:p/>
+    <w:p>
+      <w:r>
+        <w:t xml:space="preserve">        </w:t>
+      </w:r>
+      <w:proofErr w:type="spellStart"/>
+      <w:proofErr w:type="gramStart"/>
+      <w:r>
+        <w:t>out.println</w:t>
+      </w:r>
+      <w:proofErr w:type="spellEnd"/>
+      <w:proofErr w:type="gramEnd"/>
+      <w:r>
+        <w:t>(map</w:t>
+      </w:r>
+      <w:proofErr w:type="gramStart"/>
+      <w:r>
+        <w:t>) ;</w:t>
+      </w:r>
+      <w:proofErr w:type="gramEnd"/>
+      <w:r>
+        <w:t xml:space="preserve"> </w:t>
+      </w:r>
+    </w:p>
+    <w:p/>
+    <w:p/>
+    <w:p>
+      <w:r>
+        <w:t xml:space="preserve">        // To sort a map</w:t>
+      </w:r>
+    </w:p>
+    <w:p>
+      <w:r>
+        <w:t xml:space="preserve">        // Map&lt; </w:t>
+      </w:r>
+      <w:proofErr w:type="gramStart"/>
+      <w:r>
+        <w:t>Character ,</w:t>
+      </w:r>
+      <w:proofErr w:type="gramEnd"/>
+      <w:r>
+        <w:t xml:space="preserve"> </w:t>
+      </w:r>
+      <w:proofErr w:type="gramStart"/>
+      <w:r>
+        <w:t>Long</w:t>
+      </w:r>
+      <w:proofErr w:type="gramEnd"/>
+      <w:r>
+        <w:t xml:space="preserve"> &gt; </w:t>
+      </w:r>
+      <w:proofErr w:type="spellStart"/>
+      <w:r>
+        <w:t>map_sorted</w:t>
+      </w:r>
+      <w:proofErr w:type="spellEnd"/>
+      <w:r>
+        <w:t xml:space="preserve"> =</w:t>
+      </w:r>
+    </w:p>
+    <w:p>
+      <w:r>
+        <w:t xml:space="preserve">        // map</w:t>
+      </w:r>
+    </w:p>
+    <w:p>
+      <w:r>
+        <w:t xml:space="preserve">        /</w:t>
+      </w:r>
+      <w:proofErr w:type="gramStart"/>
+      <w:r>
+        <w:t>/ .</w:t>
+      </w:r>
+      <w:proofErr w:type="spellStart"/>
+      <w:r>
+        <w:t>entrySet</w:t>
+      </w:r>
+      <w:proofErr w:type="spellEnd"/>
+      <w:proofErr w:type="gramEnd"/>
+      <w:r>
+        <w:t>()</w:t>
+      </w:r>
+    </w:p>
+    <w:p>
+      <w:r>
+        <w:t xml:space="preserve">        /</w:t>
+      </w:r>
+      <w:proofErr w:type="gramStart"/>
+      <w:r>
+        <w:t>/ .stream</w:t>
+      </w:r>
+      <w:proofErr w:type="gramEnd"/>
+      <w:r>
+        <w:t>()</w:t>
+      </w:r>
+    </w:p>
+    <w:p>
+      <w:r>
+        <w:t xml:space="preserve">        /</w:t>
+      </w:r>
+      <w:proofErr w:type="gramStart"/>
+      <w:r>
+        <w:t>/ .sorted( (</w:t>
+      </w:r>
+      <w:proofErr w:type="gramEnd"/>
+      <w:r>
+        <w:t xml:space="preserve"> entry</w:t>
+      </w:r>
+      <w:proofErr w:type="gramStart"/>
+      <w:r>
+        <w:t>1 ,</w:t>
+      </w:r>
+      <w:proofErr w:type="gramEnd"/>
+      <w:r>
+        <w:t xml:space="preserve"> entry</w:t>
+      </w:r>
+      <w:proofErr w:type="gramStart"/>
+      <w:r>
+        <w:t>2 )</w:t>
+      </w:r>
+      <w:proofErr w:type="gramEnd"/>
+      <w:r>
+        <w:t xml:space="preserve"> -&gt;</w:t>
+      </w:r>
+    </w:p>
+    <w:p>
+      <w:r>
+        <w:t xml:space="preserve">        //      </w:t>
+      </w:r>
+      <w:proofErr w:type="spellStart"/>
+      <w:r>
+        <w:t>Long.compare</w:t>
+      </w:r>
+      <w:proofErr w:type="spellEnd"/>
+      <w:r>
+        <w:t>(entry1.getValue(</w:t>
+      </w:r>
+      <w:proofErr w:type="gramStart"/>
+      <w:r>
+        <w:t>) ,</w:t>
+      </w:r>
+      <w:proofErr w:type="gramEnd"/>
+      <w:r>
+        <w:t xml:space="preserve"> entry2.getValue()</w:t>
+      </w:r>
+      <w:proofErr w:type="gramStart"/>
+      <w:r>
+        <w:t>) )</w:t>
+      </w:r>
+      <w:proofErr w:type="gramEnd"/>
+    </w:p>
+    <w:p>
+      <w:r>
+        <w:t xml:space="preserve">        /</w:t>
+      </w:r>
+      <w:proofErr w:type="gramStart"/>
+      <w:r>
+        <w:t>/ .collect</w:t>
+      </w:r>
+      <w:proofErr w:type="gramEnd"/>
+      <w:r>
+        <w:t>(</w:t>
+      </w:r>
+    </w:p>
+    <w:p>
+      <w:r>
+        <w:t xml:space="preserve">        //     </w:t>
+      </w:r>
+      <w:proofErr w:type="spellStart"/>
+      <w:r>
+        <w:t>Collectors.toMap</w:t>
+      </w:r>
+      <w:proofErr w:type="spellEnd"/>
+      <w:r>
+        <w:t>(</w:t>
+      </w:r>
+    </w:p>
+    <w:p>
+      <w:r>
+        <w:t xml:space="preserve">        //         </w:t>
+      </w:r>
+      <w:proofErr w:type="spellStart"/>
+      <w:proofErr w:type="gramStart"/>
+      <w:r>
+        <w:t>Map.Entry</w:t>
+      </w:r>
+      <w:proofErr w:type="spellEnd"/>
+      <w:r>
+        <w:t>::</w:t>
+      </w:r>
+      <w:proofErr w:type="spellStart"/>
+      <w:r>
+        <w:t>getKey</w:t>
+      </w:r>
+      <w:proofErr w:type="spellEnd"/>
+      <w:r>
+        <w:t xml:space="preserve"> ,</w:t>
+      </w:r>
+      <w:proofErr w:type="gramEnd"/>
+      <w:r>
+        <w:t xml:space="preserve"> </w:t>
+      </w:r>
+    </w:p>
+    <w:p>
+      <w:r>
+        <w:t xml:space="preserve">        //         </w:t>
+      </w:r>
+      <w:proofErr w:type="spellStart"/>
+      <w:proofErr w:type="gramStart"/>
+      <w:r>
+        <w:t>Map.Entry</w:t>
+      </w:r>
+      <w:proofErr w:type="spellEnd"/>
+      <w:r>
+        <w:t>::</w:t>
+      </w:r>
+      <w:proofErr w:type="spellStart"/>
+      <w:r>
+        <w:t>getValue</w:t>
+      </w:r>
+      <w:proofErr w:type="spellEnd"/>
+      <w:r>
+        <w:t xml:space="preserve"> ,</w:t>
+      </w:r>
+      <w:proofErr w:type="gramEnd"/>
+    </w:p>
+    <w:p>
+      <w:r>
+        <w:t xml:space="preserve">        //      </w:t>
+      </w:r>
+      <w:proofErr w:type="gramStart"/>
+      <w:r>
+        <w:t xml:space="preserve">   (</w:t>
+      </w:r>
+      <w:proofErr w:type="gramEnd"/>
+      <w:r>
+        <w:t>e</w:t>
+      </w:r>
+      <w:proofErr w:type="gramStart"/>
+      <w:r>
+        <w:t>1 ,</w:t>
+      </w:r>
+      <w:proofErr w:type="gramEnd"/>
+      <w:r>
+        <w:t xml:space="preserve"> e2) -&gt; e</w:t>
+      </w:r>
+      <w:proofErr w:type="gramStart"/>
+      <w:r>
+        <w:t>1 ,</w:t>
+      </w:r>
+      <w:proofErr w:type="gramEnd"/>
+      <w:r>
+        <w:t xml:space="preserve"> </w:t>
+      </w:r>
+    </w:p>
+    <w:p>
+      <w:r>
+        <w:t xml:space="preserve">        //         </w:t>
+      </w:r>
+      <w:proofErr w:type="spellStart"/>
+      <w:proofErr w:type="gramStart"/>
+      <w:r>
+        <w:t>LinkedHashMap</w:t>
+      </w:r>
+      <w:proofErr w:type="spellEnd"/>
+      <w:r>
+        <w:t>::</w:t>
+      </w:r>
+      <w:proofErr w:type="gramEnd"/>
+      <w:r>
+        <w:t>new</w:t>
+      </w:r>
+    </w:p>
+    <w:p>
+      <w:r>
+        <w:t xml:space="preserve">        //     )</w:t>
+      </w:r>
+    </w:p>
+    <w:p>
+      <w:r>
+        <w:t xml:space="preserve">        // );</w:t>
+      </w:r>
+    </w:p>
+    <w:p/>
+    <w:p>
+      <w:r>
+        <w:lastRenderedPageBreak/>
+        <w:t xml:space="preserve">        // </w:t>
+      </w:r>
+      <w:proofErr w:type="spellStart"/>
+      <w:proofErr w:type="gramStart"/>
+      <w:r>
+        <w:t>out.println</w:t>
+      </w:r>
+      <w:proofErr w:type="spellEnd"/>
+      <w:proofErr w:type="gramEnd"/>
+      <w:r>
+        <w:t>(</w:t>
+      </w:r>
+      <w:proofErr w:type="spellStart"/>
+      <w:r>
+        <w:t>map_sorted</w:t>
+      </w:r>
+      <w:proofErr w:type="spellEnd"/>
+      <w:proofErr w:type="gramStart"/>
+      <w:r>
+        <w:t>) ;</w:t>
+      </w:r>
+      <w:proofErr w:type="gramEnd"/>
+      <w:r>
+        <w:t xml:space="preserve"> </w:t>
+      </w:r>
+    </w:p>
+    <w:p/>
+    <w:p>
+      <w:r>
+        <w:t xml:space="preserve">        String </w:t>
+      </w:r>
+      <w:proofErr w:type="spellStart"/>
+      <w:r>
+        <w:t>sortedStr</w:t>
+      </w:r>
+      <w:proofErr w:type="spellEnd"/>
+      <w:r>
+        <w:t xml:space="preserve"> =</w:t>
+      </w:r>
+    </w:p>
+    <w:p>
+      <w:r>
+        <w:t xml:space="preserve">        str</w:t>
+      </w:r>
+    </w:p>
+    <w:p>
+      <w:r>
+        <w:t xml:space="preserve">        </w:t>
+      </w:r>
+      <w:proofErr w:type="gramStart"/>
+      <w:r>
+        <w:t>.chars</w:t>
+      </w:r>
+      <w:proofErr w:type="gramEnd"/>
+      <w:r>
+        <w:t>()</w:t>
+      </w:r>
+    </w:p>
+    <w:p>
+      <w:r>
+        <w:t xml:space="preserve">        </w:t>
+      </w:r>
+      <w:proofErr w:type="gramStart"/>
+      <w:r>
+        <w:t>.</w:t>
+      </w:r>
+      <w:proofErr w:type="spellStart"/>
+      <w:r>
+        <w:t>mapToObj</w:t>
+      </w:r>
+      <w:proofErr w:type="spellEnd"/>
+      <w:proofErr w:type="gramEnd"/>
+      <w:r>
+        <w:t>(</w:t>
+      </w:r>
+      <w:proofErr w:type="spellStart"/>
+      <w:r>
+        <w:t>i</w:t>
+      </w:r>
+      <w:proofErr w:type="spellEnd"/>
+      <w:r>
+        <w:t xml:space="preserve"> -&gt; (char) </w:t>
+      </w:r>
+      <w:proofErr w:type="spellStart"/>
+      <w:proofErr w:type="gramStart"/>
+      <w:r>
+        <w:t>i</w:t>
+      </w:r>
+      <w:proofErr w:type="spellEnd"/>
+      <w:r>
+        <w:t xml:space="preserve"> )</w:t>
+      </w:r>
+      <w:proofErr w:type="gramEnd"/>
+    </w:p>
+    <w:p>
+      <w:r>
+        <w:t xml:space="preserve">        </w:t>
+      </w:r>
+      <w:proofErr w:type="gramStart"/>
+      <w:r>
+        <w:t>.sorted( (</w:t>
+      </w:r>
+      <w:proofErr w:type="gramEnd"/>
+      <w:r>
+        <w:t>ch</w:t>
+      </w:r>
+      <w:proofErr w:type="gramStart"/>
+      <w:r>
+        <w:t>1 ,</w:t>
+      </w:r>
+      <w:proofErr w:type="gramEnd"/>
+      <w:r>
+        <w:t xml:space="preserve"> ch</w:t>
+      </w:r>
+      <w:proofErr w:type="gramStart"/>
+      <w:r>
+        <w:t>2 )</w:t>
+      </w:r>
+      <w:proofErr w:type="gramEnd"/>
+      <w:r>
+        <w:t xml:space="preserve"> -&gt; {</w:t>
+      </w:r>
+    </w:p>
+    <w:p/>
+    <w:p>
+      <w:r>
+        <w:t xml:space="preserve">            int res = </w:t>
+      </w:r>
+      <w:proofErr w:type="spellStart"/>
+      <w:r>
+        <w:t>Long.compare</w:t>
+      </w:r>
+      <w:proofErr w:type="spellEnd"/>
+      <w:proofErr w:type="gramStart"/>
+      <w:r>
+        <w:t xml:space="preserve">( </w:t>
+      </w:r>
+      <w:proofErr w:type="spellStart"/>
+      <w:r>
+        <w:t>map.get</w:t>
+      </w:r>
+      <w:proofErr w:type="spellEnd"/>
+      <w:proofErr w:type="gramEnd"/>
+      <w:r>
+        <w:t>(ch2</w:t>
+      </w:r>
+      <w:proofErr w:type="gramStart"/>
+      <w:r>
+        <w:t>) ,</w:t>
+      </w:r>
+      <w:proofErr w:type="gramEnd"/>
+      <w:r>
+        <w:t xml:space="preserve"> </w:t>
+      </w:r>
+      <w:proofErr w:type="spellStart"/>
+      <w:r>
+        <w:t>map.get</w:t>
+      </w:r>
+      <w:proofErr w:type="spellEnd"/>
+      <w:r>
+        <w:t>(ch1</w:t>
+      </w:r>
+      <w:proofErr w:type="gramStart"/>
+      <w:r>
+        <w:t>)  )</w:t>
+      </w:r>
+      <w:proofErr w:type="gramEnd"/>
+      <w:r>
+        <w:t xml:space="preserve"> </w:t>
+      </w:r>
+      <w:proofErr w:type="gramStart"/>
+      <w:r>
+        <w:t>;  /</w:t>
+      </w:r>
+      <w:proofErr w:type="gramEnd"/>
+      <w:r>
+        <w:t>/ Descending frequency</w:t>
+      </w:r>
+    </w:p>
+    <w:p>
+      <w:r>
+        <w:t xml:space="preserve">            return </w:t>
+      </w:r>
+      <w:proofErr w:type="gramStart"/>
+      <w:r>
+        <w:t>res!=0 ?</w:t>
+      </w:r>
+      <w:proofErr w:type="gramEnd"/>
+      <w:r>
+        <w:t xml:space="preserve"> </w:t>
+      </w:r>
+      <w:proofErr w:type="gramStart"/>
+      <w:r>
+        <w:t>res :</w:t>
+      </w:r>
+      <w:proofErr w:type="gramEnd"/>
+      <w:r>
+        <w:t xml:space="preserve"> </w:t>
+      </w:r>
+      <w:proofErr w:type="spellStart"/>
+      <w:r>
+        <w:t>Character.compare</w:t>
+      </w:r>
+      <w:proofErr w:type="spellEnd"/>
+      <w:proofErr w:type="gramStart"/>
+      <w:r>
+        <w:t>( ch1 ,</w:t>
+      </w:r>
+      <w:proofErr w:type="gramEnd"/>
+      <w:r>
+        <w:t xml:space="preserve"> ch</w:t>
+      </w:r>
+      <w:proofErr w:type="gramStart"/>
+      <w:r>
+        <w:t>2 )</w:t>
+      </w:r>
+      <w:proofErr w:type="gramEnd"/>
+      <w:r>
+        <w:t xml:space="preserve"> ; // Alphabetical tie-breaker Ascending</w:t>
+      </w:r>
+    </w:p>
+    <w:p/>
+    <w:p>
+      <w:r>
+        <w:t xml:space="preserve">        } )</w:t>
+      </w:r>
+    </w:p>
+    <w:p>
+      <w:r>
+        <w:t xml:space="preserve">        </w:t>
+      </w:r>
+      <w:proofErr w:type="gramStart"/>
+      <w:r>
+        <w:t>.collect</w:t>
+      </w:r>
+      <w:proofErr w:type="gramEnd"/>
+      <w:r>
+        <w:t>(</w:t>
+      </w:r>
+    </w:p>
+    <w:p>
+      <w:r>
+        <w:t xml:space="preserve">            </w:t>
+      </w:r>
+      <w:proofErr w:type="gramStart"/>
+      <w:r>
+        <w:t>StringBuilder::new ,</w:t>
+      </w:r>
+      <w:proofErr w:type="gramEnd"/>
+      <w:r>
+        <w:t xml:space="preserve"> </w:t>
+      </w:r>
+    </w:p>
+    <w:p>
+      <w:r>
+        <w:t xml:space="preserve">            </w:t>
+      </w:r>
+      <w:proofErr w:type="gramStart"/>
+      <w:r>
+        <w:t>StringBuilder::append ,</w:t>
+      </w:r>
+      <w:proofErr w:type="gramEnd"/>
+      <w:r>
+        <w:t xml:space="preserve"> </w:t>
+      </w:r>
+    </w:p>
+    <w:p>
+      <w:r>
+        <w:t xml:space="preserve">            </w:t>
+      </w:r>
+      <w:proofErr w:type="gramStart"/>
+      <w:r>
+        <w:t>StringBuilder::</w:t>
+      </w:r>
+      <w:proofErr w:type="gramEnd"/>
+      <w:r>
+        <w:t>append</w:t>
+      </w:r>
+    </w:p>
+    <w:p>
+      <w:r>
+        <w:t xml:space="preserve">        )</w:t>
+      </w:r>
+    </w:p>
+    <w:p>
+      <w:r>
+        <w:t xml:space="preserve">        </w:t>
+      </w:r>
+      <w:proofErr w:type="gramStart"/>
+      <w:r>
+        <w:t>.</w:t>
+      </w:r>
+      <w:proofErr w:type="spellStart"/>
+      <w:r>
+        <w:t>toString</w:t>
+      </w:r>
+      <w:proofErr w:type="spellEnd"/>
+      <w:proofErr w:type="gramEnd"/>
+      <w:r>
+        <w:t>();</w:t>
+      </w:r>
+    </w:p>
+    <w:p/>
+    <w:p>
+      <w:r>
+        <w:t xml:space="preserve">        </w:t>
+      </w:r>
+      <w:proofErr w:type="spellStart"/>
+      <w:proofErr w:type="gramStart"/>
+      <w:r>
+        <w:t>out.println</w:t>
+      </w:r>
+      <w:proofErr w:type="spellEnd"/>
+      <w:r>
+        <w:t xml:space="preserve">( </w:t>
+      </w:r>
+      <w:proofErr w:type="spellStart"/>
+      <w:r>
+        <w:t>sortedStr</w:t>
+      </w:r>
+      <w:proofErr w:type="spellEnd"/>
+      <w:proofErr w:type="gramEnd"/>
+      <w:r>
+        <w:t xml:space="preserve"> </w:t>
+      </w:r>
+      <w:proofErr w:type="gramStart"/>
+      <w:r>
+        <w:t>) ;</w:t>
+      </w:r>
+      <w:proofErr w:type="gramEnd"/>
+    </w:p>
+    <w:p/>
+    <w:p>
+      <w:r>
+        <w:t xml:space="preserve">OR </w:t>
+      </w:r>
+    </w:p>
+    <w:p/>
+    <w:p/>
+    <w:p>
+      <w:r>
+        <w:t>   String str = "</w:t>
+      </w:r>
+      <w:proofErr w:type="spellStart"/>
+      <w:r>
+        <w:t>abacababc</w:t>
+      </w:r>
+      <w:proofErr w:type="spellEnd"/>
+      <w:proofErr w:type="gramStart"/>
+      <w:r>
+        <w:t>" ;</w:t>
+      </w:r>
+      <w:proofErr w:type="gramEnd"/>
+    </w:p>
+    <w:p>
+      <w:r>
+        <w:t> </w:t>
+      </w:r>
+    </w:p>
+    <w:p>
+      <w:r>
+        <w:t>        Map&lt;</w:t>
+      </w:r>
+      <w:proofErr w:type="gramStart"/>
+      <w:r>
+        <w:t>Character ,</w:t>
+      </w:r>
+      <w:proofErr w:type="gramEnd"/>
+      <w:r>
+        <w:t xml:space="preserve"> List&lt;Character&gt; &gt; map =</w:t>
+      </w:r>
+    </w:p>
+    <w:p>
+      <w:r>
+        <w:lastRenderedPageBreak/>
+        <w:t>        str</w:t>
+      </w:r>
+    </w:p>
+    <w:p>
+      <w:r>
+        <w:t xml:space="preserve">        </w:t>
+      </w:r>
+      <w:proofErr w:type="gramStart"/>
+      <w:r>
+        <w:t>.chars</w:t>
+      </w:r>
+      <w:proofErr w:type="gramEnd"/>
+      <w:r>
+        <w:t>()</w:t>
+      </w:r>
+    </w:p>
+    <w:p>
+      <w:r>
+        <w:t xml:space="preserve">        </w:t>
+      </w:r>
+      <w:proofErr w:type="gramStart"/>
+      <w:r>
+        <w:t>.</w:t>
+      </w:r>
+      <w:proofErr w:type="spellStart"/>
+      <w:r>
+        <w:t>mapToObj</w:t>
+      </w:r>
+      <w:proofErr w:type="spellEnd"/>
+      <w:r>
+        <w:t xml:space="preserve">( </w:t>
+      </w:r>
+      <w:proofErr w:type="spellStart"/>
+      <w:r>
+        <w:t>i</w:t>
+      </w:r>
+      <w:proofErr w:type="spellEnd"/>
+      <w:proofErr w:type="gramEnd"/>
+      <w:r>
+        <w:t xml:space="preserve"> -&gt; (char) </w:t>
+      </w:r>
+      <w:proofErr w:type="spellStart"/>
+      <w:proofErr w:type="gramStart"/>
+      <w:r>
+        <w:t>i</w:t>
+      </w:r>
+      <w:proofErr w:type="spellEnd"/>
+      <w:r>
+        <w:t xml:space="preserve"> )</w:t>
+      </w:r>
+      <w:proofErr w:type="gramEnd"/>
+    </w:p>
+    <w:p>
+      <w:r>
+        <w:t xml:space="preserve">        </w:t>
+      </w:r>
+      <w:proofErr w:type="gramStart"/>
+      <w:r>
+        <w:t>.collect</w:t>
+      </w:r>
+      <w:proofErr w:type="gramEnd"/>
+      <w:r>
+        <w:t>(</w:t>
+      </w:r>
+    </w:p>
+    <w:p>
+      <w:r>
+        <w:t xml:space="preserve">            </w:t>
+      </w:r>
+      <w:proofErr w:type="spellStart"/>
+      <w:r>
+        <w:t>Collectors.groupingBy</w:t>
+      </w:r>
+      <w:proofErr w:type="spellEnd"/>
+      <w:r>
+        <w:t>(</w:t>
+      </w:r>
+    </w:p>
+    <w:p>
+      <w:r>
+        <w:t xml:space="preserve">                </w:t>
+      </w:r>
+      <w:proofErr w:type="spellStart"/>
+      <w:r>
+        <w:t>Function.identity</w:t>
+      </w:r>
+      <w:proofErr w:type="spellEnd"/>
+      <w:r>
+        <w:t>()</w:t>
+      </w:r>
+    </w:p>
+    <w:p>
+      <w:r>
+        <w:t>            )</w:t>
+      </w:r>
+    </w:p>
+    <w:p>
+      <w:r>
+        <w:t>        ) ;</w:t>
+      </w:r>
+    </w:p>
+    <w:p>
+      <w:r>
+        <w:t> </w:t>
+      </w:r>
+    </w:p>
+    <w:p>
+      <w:r>
+        <w:t xml:space="preserve">        </w:t>
+      </w:r>
+      <w:proofErr w:type="spellStart"/>
+      <w:r>
+        <w:t>System.out.println</w:t>
+      </w:r>
+      <w:proofErr w:type="spellEnd"/>
+      <w:r>
+        <w:t>(map</w:t>
+      </w:r>
+      <w:proofErr w:type="gramStart"/>
+      <w:r>
+        <w:t>) ;</w:t>
+      </w:r>
+      <w:proofErr w:type="gramEnd"/>
+    </w:p>
+    <w:p>
+      <w:r>
+        <w:t> </w:t>
+      </w:r>
+    </w:p>
+    <w:p>
+      <w:r>
+        <w:t>        List&lt;List&lt;Character&gt;&gt; list =</w:t>
+      </w:r>
+    </w:p>
+    <w:p>
+      <w:r>
+        <w:t>        map</w:t>
+      </w:r>
+    </w:p>
+    <w:p>
+      <w:r>
+        <w:t xml:space="preserve">        </w:t>
+      </w:r>
+      <w:proofErr w:type="gramStart"/>
+      <w:r>
+        <w:t>.values</w:t>
+      </w:r>
+      <w:proofErr w:type="gramEnd"/>
+      <w:r>
+        <w:t>()</w:t>
+      </w:r>
+    </w:p>
+    <w:p>
+      <w:r>
+        <w:t xml:space="preserve">        </w:t>
+      </w:r>
+      <w:proofErr w:type="gramStart"/>
+      <w:r>
+        <w:t>.stream</w:t>
+      </w:r>
+      <w:proofErr w:type="gramEnd"/>
+      <w:r>
+        <w:t>()</w:t>
+      </w:r>
+    </w:p>
+    <w:p>
+      <w:r>
+        <w:t xml:space="preserve">        </w:t>
+      </w:r>
+      <w:proofErr w:type="gramStart"/>
+      <w:r>
+        <w:t>.sorted( (</w:t>
+      </w:r>
+      <w:proofErr w:type="gramEnd"/>
+      <w:r>
+        <w:t>l</w:t>
+      </w:r>
+      <w:proofErr w:type="gramStart"/>
+      <w:r>
+        <w:t>1 ,</w:t>
+      </w:r>
+      <w:proofErr w:type="gramEnd"/>
+      <w:r>
+        <w:t xml:space="preserve"> l2) -&gt; {</w:t>
+      </w:r>
+    </w:p>
+    <w:p>
+      <w:r>
+        <w:t xml:space="preserve">            int res = </w:t>
+      </w:r>
+      <w:proofErr w:type="spellStart"/>
+      <w:r>
+        <w:t>Integer.compare</w:t>
+      </w:r>
+      <w:proofErr w:type="spellEnd"/>
+      <w:proofErr w:type="gramStart"/>
+      <w:r>
+        <w:t>( l2.size</w:t>
+      </w:r>
+      <w:proofErr w:type="gramEnd"/>
+      <w:r>
+        <w:t>(</w:t>
+      </w:r>
+      <w:proofErr w:type="gramStart"/>
+      <w:r>
+        <w:t>) ,</w:t>
+      </w:r>
+      <w:proofErr w:type="gramEnd"/>
+      <w:r>
+        <w:t xml:space="preserve"> l</w:t>
+      </w:r>
+      <w:proofErr w:type="gramStart"/>
+      <w:r>
+        <w:t>1.size</w:t>
+      </w:r>
+      <w:proofErr w:type="gramEnd"/>
+      <w:r>
+        <w:t>(</w:t>
+      </w:r>
+      <w:proofErr w:type="gramStart"/>
+      <w:r>
+        <w:t>) )</w:t>
+      </w:r>
+      <w:proofErr w:type="gramEnd"/>
+      <w:r>
+        <w:t xml:space="preserve"> ;</w:t>
+      </w:r>
+    </w:p>
+    <w:p>
+      <w:r>
+        <w:t xml:space="preserve">            </w:t>
+      </w:r>
+      <w:proofErr w:type="gramStart"/>
+      <w:r>
+        <w:t>if( res</w:t>
+      </w:r>
+      <w:proofErr w:type="gramEnd"/>
+      <w:r>
+        <w:t xml:space="preserve"> == </w:t>
+      </w:r>
+      <w:proofErr w:type="gramStart"/>
+      <w:r>
+        <w:t>0 )</w:t>
+      </w:r>
+      <w:proofErr w:type="gramEnd"/>
+      <w:r>
+        <w:t xml:space="preserve"> {</w:t>
+      </w:r>
+    </w:p>
+    <w:p>
+      <w:r>
+        <w:t xml:space="preserve">                </w:t>
+      </w:r>
+      <w:proofErr w:type="gramStart"/>
+      <w:r>
+        <w:t>if( l1.size</w:t>
+      </w:r>
+      <w:proofErr w:type="gramEnd"/>
+      <w:r>
+        <w:t xml:space="preserve">() &gt; </w:t>
+      </w:r>
+      <w:proofErr w:type="gramStart"/>
+      <w:r>
+        <w:t>0 )</w:t>
+      </w:r>
+      <w:proofErr w:type="gramEnd"/>
+    </w:p>
+    <w:p>
+      <w:r>
+        <w:t>                    return l2.get(0</w:t>
+      </w:r>
+      <w:proofErr w:type="gramStart"/>
+      <w:r>
+        <w:t>).</w:t>
+      </w:r>
+      <w:proofErr w:type="spellStart"/>
+      <w:r>
+        <w:t>compareTo</w:t>
+      </w:r>
+      <w:proofErr w:type="spellEnd"/>
+      <w:proofErr w:type="gramEnd"/>
+      <w:r>
+        <w:t>(</w:t>
+      </w:r>
+      <w:proofErr w:type="gramStart"/>
+      <w:r>
+        <w:t>l1.get(</w:t>
+      </w:r>
+      <w:proofErr w:type="gramEnd"/>
+      <w:r>
+        <w:t>0)</w:t>
+      </w:r>
+      <w:proofErr w:type="gramStart"/>
+      <w:r>
+        <w:t>) ;</w:t>
+      </w:r>
+      <w:proofErr w:type="gramEnd"/>
+    </w:p>
+    <w:p>
+      <w:r>
+        <w:t>                else</w:t>
+      </w:r>
+    </w:p>
+    <w:p>
+      <w:r>
+        <w:t xml:space="preserve">                    return </w:t>
+      </w:r>
+      <w:proofErr w:type="gramStart"/>
+      <w:r>
+        <w:t>res ;</w:t>
+      </w:r>
+      <w:proofErr w:type="gramEnd"/>
+    </w:p>
+    <w:p>
+      <w:r>
+        <w:t xml:space="preserve">            </w:t>
+      </w:r>
+      <w:proofErr w:type="gramStart"/>
+      <w:r>
+        <w:t>}else</w:t>
+      </w:r>
+      <w:proofErr w:type="gramEnd"/>
+    </w:p>
+    <w:p>
+      <w:r>
+        <w:t xml:space="preserve">                return </w:t>
+      </w:r>
+      <w:proofErr w:type="gramStart"/>
+      <w:r>
+        <w:t>res ;</w:t>
+      </w:r>
+      <w:proofErr w:type="gramEnd"/>
+    </w:p>
+    <w:p>
+      <w:r>
+        <w:t>        } )</w:t>
+      </w:r>
+    </w:p>
+    <w:p>
+      <w:r>
+        <w:t xml:space="preserve">        </w:t>
+      </w:r>
+      <w:proofErr w:type="gramStart"/>
+      <w:r>
+        <w:t>.collect</w:t>
+      </w:r>
+      <w:proofErr w:type="gramEnd"/>
+      <w:r>
+        <w:t>(</w:t>
+      </w:r>
+      <w:proofErr w:type="spellStart"/>
+      <w:r>
+        <w:t>Collectors.toList</w:t>
+      </w:r>
+      <w:proofErr w:type="spellEnd"/>
+      <w:r>
+        <w:t>()</w:t>
+      </w:r>
+      <w:proofErr w:type="gramStart"/>
+      <w:r>
+        <w:t>) ;</w:t>
+      </w:r>
+      <w:proofErr w:type="gramEnd"/>
+    </w:p>
+    <w:p>
+      <w:r>
+        <w:t> </w:t>
+      </w:r>
+    </w:p>
+    <w:p>
+      <w:r>
+        <w:t xml:space="preserve">        </w:t>
+      </w:r>
+      <w:proofErr w:type="spellStart"/>
+      <w:r>
+        <w:t>System.out.println</w:t>
+      </w:r>
+      <w:proofErr w:type="spellEnd"/>
+      <w:r>
+        <w:t>(list</w:t>
+      </w:r>
+      <w:proofErr w:type="gramStart"/>
+      <w:r>
+        <w:t>) ;</w:t>
+      </w:r>
+      <w:proofErr w:type="gramEnd"/>
+    </w:p>
+    <w:p>
+      <w:r>
+        <w:t>       </w:t>
+      </w:r>
+    </w:p>
+    <w:p>
+      <w:r>
+        <w:lastRenderedPageBreak/>
+        <w:t xml:space="preserve">        String </w:t>
+      </w:r>
+      <w:proofErr w:type="spellStart"/>
+      <w:r>
+        <w:t>ans</w:t>
+      </w:r>
+      <w:proofErr w:type="spellEnd"/>
+      <w:r>
+        <w:t xml:space="preserve"> =</w:t>
+      </w:r>
+    </w:p>
+    <w:p>
+      <w:r>
+        <w:t>        list</w:t>
+      </w:r>
+    </w:p>
+    <w:p>
+      <w:r>
+        <w:t xml:space="preserve">        </w:t>
+      </w:r>
+      <w:proofErr w:type="gramStart"/>
+      <w:r>
+        <w:t>.stream</w:t>
+      </w:r>
+      <w:proofErr w:type="gramEnd"/>
+      <w:r>
+        <w:t>()</w:t>
+      </w:r>
+    </w:p>
+    <w:p>
+      <w:r>
+        <w:t xml:space="preserve">        </w:t>
+      </w:r>
+      <w:proofErr w:type="gramStart"/>
+      <w:r>
+        <w:t>.map</w:t>
+      </w:r>
+      <w:proofErr w:type="gramEnd"/>
+      <w:r>
+        <w:t>(</w:t>
+      </w:r>
+    </w:p>
+    <w:p>
+      <w:r>
+        <w:t>            l -&gt;</w:t>
+      </w:r>
+    </w:p>
+    <w:p>
+      <w:r>
+        <w:t xml:space="preserve">            </w:t>
+      </w:r>
+      <w:proofErr w:type="spellStart"/>
+      <w:r>
+        <w:t>l.</w:t>
+      </w:r>
+      <w:proofErr w:type="gramStart"/>
+      <w:r>
+        <w:t>stream</w:t>
+      </w:r>
+      <w:proofErr w:type="spellEnd"/>
+      <w:r>
+        <w:t>(</w:t>
+      </w:r>
+      <w:proofErr w:type="gramEnd"/>
+      <w:r>
+        <w:t>)</w:t>
+      </w:r>
+    </w:p>
+    <w:p>
+      <w:r>
+        <w:t xml:space="preserve">            </w:t>
+      </w:r>
+      <w:proofErr w:type="gramStart"/>
+      <w:r>
+        <w:t>.collect</w:t>
+      </w:r>
+      <w:proofErr w:type="gramEnd"/>
+      <w:r>
+        <w:t xml:space="preserve"> (</w:t>
+      </w:r>
+    </w:p>
+    <w:p>
+      <w:r>
+        <w:t xml:space="preserve">                </w:t>
+      </w:r>
+      <w:proofErr w:type="gramStart"/>
+      <w:r>
+        <w:t>StringBuilder::new ,</w:t>
+      </w:r>
+      <w:proofErr w:type="gramEnd"/>
+    </w:p>
+    <w:p>
+      <w:r>
+        <w:t xml:space="preserve">                </w:t>
+      </w:r>
+      <w:proofErr w:type="gramStart"/>
+      <w:r>
+        <w:t>StringBuilder::append ,</w:t>
+      </w:r>
+      <w:proofErr w:type="gramEnd"/>
+    </w:p>
+    <w:p>
+      <w:r>
+        <w:t xml:space="preserve">                </w:t>
+      </w:r>
+      <w:proofErr w:type="gramStart"/>
+      <w:r>
+        <w:t>StringBuilder::</w:t>
+      </w:r>
+      <w:proofErr w:type="gramEnd"/>
+      <w:r>
+        <w:t>append</w:t>
+      </w:r>
+    </w:p>
+    <w:p>
+      <w:r>
+        <w:t xml:space="preserve">            </w:t>
+      </w:r>
+      <w:proofErr w:type="gramStart"/>
+      <w:r>
+        <w:t>).</w:t>
+      </w:r>
+      <w:proofErr w:type="spellStart"/>
+      <w:r>
+        <w:t>toString</w:t>
+      </w:r>
+      <w:proofErr w:type="spellEnd"/>
+      <w:proofErr w:type="gramEnd"/>
+      <w:r>
+        <w:t>()</w:t>
+      </w:r>
+    </w:p>
+    <w:p>
+      <w:r>
+        <w:t>        )</w:t>
+      </w:r>
+    </w:p>
+    <w:p>
+      <w:r>
+        <w:t xml:space="preserve">        </w:t>
+      </w:r>
+      <w:proofErr w:type="gramStart"/>
+      <w:r>
+        <w:t>.collect</w:t>
+      </w:r>
+      <w:proofErr w:type="gramEnd"/>
+      <w:r>
+        <w:t>(</w:t>
+      </w:r>
+    </w:p>
+    <w:p>
+      <w:r>
+        <w:t xml:space="preserve">                </w:t>
+      </w:r>
+      <w:proofErr w:type="gramStart"/>
+      <w:r>
+        <w:t>StringBuilder::new ,</w:t>
+      </w:r>
+      <w:proofErr w:type="gramEnd"/>
+    </w:p>
+    <w:p>
+      <w:r>
+        <w:t xml:space="preserve">                </w:t>
+      </w:r>
+      <w:proofErr w:type="gramStart"/>
+      <w:r>
+        <w:t>StringBuilder::append ,</w:t>
+      </w:r>
+      <w:proofErr w:type="gramEnd"/>
+    </w:p>
+    <w:p>
+      <w:r>
+        <w:t xml:space="preserve">                </w:t>
+      </w:r>
+      <w:proofErr w:type="gramStart"/>
+      <w:r>
+        <w:t>StringBuilder::</w:t>
+      </w:r>
+      <w:proofErr w:type="gramEnd"/>
+      <w:r>
+        <w:t>append</w:t>
+      </w:r>
+    </w:p>
+    <w:p>
+      <w:r>
+        <w:t xml:space="preserve">        </w:t>
+      </w:r>
+      <w:proofErr w:type="gramStart"/>
+      <w:r>
+        <w:t>).</w:t>
+      </w:r>
+      <w:proofErr w:type="spellStart"/>
+      <w:r>
+        <w:t>toString</w:t>
+      </w:r>
+      <w:proofErr w:type="spellEnd"/>
+      <w:proofErr w:type="gramEnd"/>
+      <w:r>
+        <w:t>();</w:t>
+      </w:r>
+    </w:p>
+    <w:p>
+      <w:r>
+        <w:t>       </w:t>
+      </w:r>
+    </w:p>
+    <w:p>
+      <w:r>
+        <w:t xml:space="preserve">        </w:t>
+      </w:r>
+      <w:proofErr w:type="spellStart"/>
+      <w:r>
+        <w:t>System.out.println</w:t>
+      </w:r>
+      <w:proofErr w:type="spellEnd"/>
+      <w:r>
+        <w:t>(</w:t>
+      </w:r>
+      <w:proofErr w:type="spellStart"/>
+      <w:r>
+        <w:t>ans</w:t>
+      </w:r>
+      <w:proofErr w:type="spellEnd"/>
+      <w:proofErr w:type="gramStart"/>
+      <w:r>
+        <w:t>) ;</w:t>
+      </w:r>
+      <w:proofErr w:type="gramEnd"/>
+    </w:p>
+    <w:p/>
+    <w:p>
+      <w:pPr>
+        <w:pStyle w:val="Heading2"/>
+      </w:pPr>
+      <w:r>
+        <w:t>Convert String Case Pattern</w:t>
+      </w:r>
+    </w:p>
+    <w:p/>
+    <w:p/>
+    <w:p/>
+    <w:p/>
+    <w:p>
+      <w:r>
+        <w:t xml:space="preserve">        String str = "a1b2c3</w:t>
+      </w:r>
+      <w:proofErr w:type="gramStart"/>
+      <w:r>
+        <w:t>" ;</w:t>
+      </w:r>
+      <w:proofErr w:type="gramEnd"/>
+    </w:p>
+    <w:p/>
+    <w:p>
+      <w:r>
+        <w:t xml:space="preserve">        Map&lt;</w:t>
+      </w:r>
+      <w:proofErr w:type="gramStart"/>
+      <w:r>
+        <w:t>String ,</w:t>
+      </w:r>
+      <w:proofErr w:type="gramEnd"/>
+      <w:r>
+        <w:t xml:space="preserve"> List&lt;Character&gt; &gt; map =</w:t>
+      </w:r>
+    </w:p>
+    <w:p>
+      <w:r>
+        <w:t xml:space="preserve">        str</w:t>
+      </w:r>
+    </w:p>
+    <w:p>
+      <w:r>
+        <w:lastRenderedPageBreak/>
+        <w:t xml:space="preserve">        </w:t>
+      </w:r>
+      <w:proofErr w:type="gramStart"/>
+      <w:r>
+        <w:t>.chars</w:t>
+      </w:r>
+      <w:proofErr w:type="gramEnd"/>
+      <w:r>
+        <w:t>()</w:t>
+      </w:r>
+    </w:p>
+    <w:p>
+      <w:r>
+        <w:t xml:space="preserve">        </w:t>
+      </w:r>
+      <w:proofErr w:type="gramStart"/>
+      <w:r>
+        <w:t>.</w:t>
+      </w:r>
+      <w:proofErr w:type="spellStart"/>
+      <w:r>
+        <w:t>mapToObj</w:t>
+      </w:r>
+      <w:proofErr w:type="spellEnd"/>
+      <w:r>
+        <w:t xml:space="preserve">( </w:t>
+      </w:r>
+      <w:proofErr w:type="spellStart"/>
+      <w:r>
+        <w:t>i</w:t>
+      </w:r>
+      <w:proofErr w:type="spellEnd"/>
+      <w:proofErr w:type="gramEnd"/>
+      <w:r>
+        <w:t xml:space="preserve"> -&gt; (char) </w:t>
+      </w:r>
+      <w:proofErr w:type="spellStart"/>
+      <w:proofErr w:type="gramStart"/>
+      <w:r>
+        <w:t>i</w:t>
+      </w:r>
+      <w:proofErr w:type="spellEnd"/>
+      <w:r>
+        <w:t xml:space="preserve"> )</w:t>
+      </w:r>
+      <w:proofErr w:type="gramEnd"/>
+    </w:p>
+    <w:p>
+      <w:r>
+        <w:t xml:space="preserve">        </w:t>
+      </w:r>
+      <w:proofErr w:type="gramStart"/>
+      <w:r>
+        <w:t>.collect</w:t>
+      </w:r>
+      <w:proofErr w:type="gramEnd"/>
+      <w:r>
+        <w:t>(</w:t>
+      </w:r>
+    </w:p>
+    <w:p/>
+    <w:p>
+      <w:r>
+        <w:t xml:space="preserve">            </w:t>
+      </w:r>
+      <w:proofErr w:type="spellStart"/>
+      <w:r>
+        <w:t>Collectors.groupingBy</w:t>
+      </w:r>
+      <w:proofErr w:type="spellEnd"/>
+      <w:r>
+        <w:t>(</w:t>
+      </w:r>
+    </w:p>
+    <w:p>
+      <w:r>
+        <w:t xml:space="preserve">                ch -&gt; {</w:t>
+      </w:r>
+    </w:p>
+    <w:p>
+      <w:r>
+        <w:t xml:space="preserve">                    return </w:t>
+      </w:r>
+      <w:proofErr w:type="spellStart"/>
+      <w:r>
+        <w:t>Character.isLetter</w:t>
+      </w:r>
+      <w:proofErr w:type="spellEnd"/>
+      <w:r>
+        <w:t>(ch</w:t>
+      </w:r>
+      <w:proofErr w:type="gramStart"/>
+      <w:r>
+        <w:t>) ?</w:t>
+      </w:r>
+      <w:proofErr w:type="gramEnd"/>
+      <w:r>
+        <w:t xml:space="preserve"> "alpha</w:t>
+      </w:r>
+      <w:proofErr w:type="gramStart"/>
+      <w:r>
+        <w:t>" :</w:t>
+      </w:r>
+      <w:proofErr w:type="gramEnd"/>
+      <w:r>
+        <w:t xml:space="preserve"> "digit</w:t>
+      </w:r>
+      <w:proofErr w:type="gramStart"/>
+      <w:r>
+        <w:t>" ;</w:t>
+      </w:r>
+      <w:proofErr w:type="gramEnd"/>
+      <w:r>
+        <w:t xml:space="preserve"> </w:t>
+      </w:r>
+    </w:p>
+    <w:p>
+      <w:r>
+        <w:t xml:space="preserve">                }</w:t>
+      </w:r>
+    </w:p>
+    <w:p>
+      <w:r>
+        <w:t xml:space="preserve">            )</w:t>
+      </w:r>
+    </w:p>
+    <w:p>
+      <w:r>
+        <w:t xml:space="preserve">        );</w:t>
+      </w:r>
+    </w:p>
+    <w:p/>
+    <w:p>
+      <w:r>
+        <w:t xml:space="preserve">        </w:t>
+      </w:r>
+      <w:proofErr w:type="spellStart"/>
+      <w:proofErr w:type="gramStart"/>
+      <w:r>
+        <w:t>out.println</w:t>
+      </w:r>
+      <w:proofErr w:type="spellEnd"/>
+      <w:proofErr w:type="gramEnd"/>
+      <w:r>
+        <w:t>(map);</w:t>
+      </w:r>
+    </w:p>
+    <w:p/>
+    <w:p>
+      <w:r>
+        <w:t xml:space="preserve">        String letters =</w:t>
+      </w:r>
+    </w:p>
+    <w:p>
+      <w:r>
+        <w:t xml:space="preserve">        </w:t>
+      </w:r>
+      <w:proofErr w:type="spellStart"/>
+      <w:r>
+        <w:t>map.get</w:t>
+      </w:r>
+      <w:proofErr w:type="spellEnd"/>
+      <w:r>
+        <w:t>("alpha")</w:t>
+      </w:r>
+    </w:p>
+    <w:p>
+      <w:r>
+        <w:t xml:space="preserve">        </w:t>
+      </w:r>
+      <w:proofErr w:type="gramStart"/>
+      <w:r>
+        <w:t>.stream</w:t>
+      </w:r>
+      <w:proofErr w:type="gramEnd"/>
+      <w:r>
+        <w:t>()</w:t>
+      </w:r>
+    </w:p>
+    <w:p>
+      <w:r>
+        <w:t xml:space="preserve">        </w:t>
+      </w:r>
+      <w:proofErr w:type="gramStart"/>
+      <w:r>
+        <w:t>.collect</w:t>
+      </w:r>
+      <w:proofErr w:type="gramEnd"/>
+      <w:r>
+        <w:t>(</w:t>
+      </w:r>
+    </w:p>
+    <w:p>
+      <w:r>
+        <w:t xml:space="preserve">            </w:t>
+      </w:r>
+      <w:proofErr w:type="gramStart"/>
+      <w:r>
+        <w:t>StringBuilder::new ,</w:t>
+      </w:r>
+      <w:proofErr w:type="gramEnd"/>
+    </w:p>
+    <w:p>
+      <w:r>
+        <w:t xml:space="preserve">            </w:t>
+      </w:r>
+      <w:proofErr w:type="gramStart"/>
+      <w:r>
+        <w:t>StringBuilder::append ,</w:t>
+      </w:r>
+      <w:proofErr w:type="gramEnd"/>
+    </w:p>
+    <w:p>
+      <w:r>
+        <w:t xml:space="preserve">            </w:t>
+      </w:r>
+      <w:proofErr w:type="gramStart"/>
+      <w:r>
+        <w:t>StringBuilder::</w:t>
+      </w:r>
+      <w:proofErr w:type="gramEnd"/>
+      <w:r>
+        <w:t>append</w:t>
+      </w:r>
+    </w:p>
+    <w:p>
+      <w:r>
+        <w:t xml:space="preserve">        </w:t>
+      </w:r>
+      <w:proofErr w:type="gramStart"/>
+      <w:r>
+        <w:t>).</w:t>
+      </w:r>
+      <w:proofErr w:type="spellStart"/>
+      <w:r>
+        <w:t>toString</w:t>
+      </w:r>
+      <w:proofErr w:type="spellEnd"/>
+      <w:proofErr w:type="gramEnd"/>
+      <w:r>
+        <w:t>();</w:t>
+      </w:r>
+    </w:p>
+    <w:p/>
+    <w:p>
+      <w:r>
+        <w:t xml:space="preserve"> </w:t>
+      </w:r>
+    </w:p>
+    <w:p/>
+    <w:p>
+      <w:r>
+        <w:t xml:space="preserve">        String digits =</w:t>
+      </w:r>
+    </w:p>
+    <w:p>
+      <w:r>
+        <w:t xml:space="preserve">        </w:t>
+      </w:r>
+      <w:proofErr w:type="spellStart"/>
+      <w:r>
+        <w:t>map.get</w:t>
+      </w:r>
+      <w:proofErr w:type="spellEnd"/>
+      <w:r>
+        <w:t>("digit")</w:t>
+      </w:r>
+    </w:p>
+    <w:p>
+      <w:r>
+        <w:t xml:space="preserve">        </w:t>
+      </w:r>
+      <w:proofErr w:type="gramStart"/>
+      <w:r>
+        <w:t>.stream</w:t>
+      </w:r>
+      <w:proofErr w:type="gramEnd"/>
+      <w:r>
+        <w:t>()</w:t>
+      </w:r>
+    </w:p>
+    <w:p>
+      <w:r>
+        <w:t xml:space="preserve">        </w:t>
+      </w:r>
+      <w:proofErr w:type="gramStart"/>
+      <w:r>
+        <w:t>.collect</w:t>
+      </w:r>
+      <w:proofErr w:type="gramEnd"/>
+      <w:r>
+        <w:t>(</w:t>
+      </w:r>
+    </w:p>
+    <w:p>
+      <w:r>
+        <w:t xml:space="preserve">            </w:t>
+      </w:r>
+      <w:proofErr w:type="gramStart"/>
+      <w:r>
+        <w:t>StringBuilder::new ,</w:t>
+      </w:r>
+      <w:proofErr w:type="gramEnd"/>
+    </w:p>
+    <w:p>
+      <w:r>
+        <w:lastRenderedPageBreak/>
+        <w:t xml:space="preserve">            </w:t>
+      </w:r>
+      <w:proofErr w:type="gramStart"/>
+      <w:r>
+        <w:t>StringBuilder::append ,</w:t>
+      </w:r>
+      <w:proofErr w:type="gramEnd"/>
+    </w:p>
+    <w:p>
+      <w:r>
+        <w:t xml:space="preserve">            </w:t>
+      </w:r>
+      <w:proofErr w:type="gramStart"/>
+      <w:r>
+        <w:t>StringBuilder::</w:t>
+      </w:r>
+      <w:proofErr w:type="gramEnd"/>
+      <w:r>
+        <w:t>append</w:t>
+      </w:r>
+    </w:p>
+    <w:p>
+      <w:r>
+        <w:t xml:space="preserve">        </w:t>
+      </w:r>
+      <w:proofErr w:type="gramStart"/>
+      <w:r>
+        <w:t>).</w:t>
+      </w:r>
+      <w:proofErr w:type="spellStart"/>
+      <w:r>
+        <w:t>toString</w:t>
+      </w:r>
+      <w:proofErr w:type="spellEnd"/>
+      <w:proofErr w:type="gramEnd"/>
+      <w:r>
+        <w:t>(</w:t>
+      </w:r>
+      <w:proofErr w:type="gramStart"/>
+      <w:r>
+        <w:t>) ;</w:t>
+      </w:r>
+      <w:proofErr w:type="gramEnd"/>
+    </w:p>
+    <w:p/>
+    <w:p>
+      <w:r>
+        <w:t xml:space="preserve">        String </w:t>
+      </w:r>
+      <w:proofErr w:type="spellStart"/>
+      <w:r>
+        <w:t>processed_str</w:t>
+      </w:r>
+      <w:proofErr w:type="spellEnd"/>
+      <w:r>
+        <w:t xml:space="preserve"> </w:t>
+      </w:r>
+      <w:proofErr w:type="gramStart"/>
+      <w:r>
+        <w:t>=  letters</w:t>
+      </w:r>
+      <w:proofErr w:type="gramEnd"/>
+      <w:r>
+        <w:t xml:space="preserve"> + </w:t>
+      </w:r>
+      <w:proofErr w:type="gramStart"/>
+      <w:r>
+        <w:t>digits  ;</w:t>
+      </w:r>
+      <w:proofErr w:type="gramEnd"/>
+    </w:p>
+    <w:p/>
+    <w:p>
+      <w:r>
+        <w:t xml:space="preserve">        </w:t>
+      </w:r>
+      <w:proofErr w:type="spellStart"/>
+      <w:proofErr w:type="gramStart"/>
+      <w:r>
+        <w:t>out.println</w:t>
+      </w:r>
+      <w:proofErr w:type="spellEnd"/>
+      <w:proofErr w:type="gramEnd"/>
+      <w:r>
+        <w:t>(</w:t>
+      </w:r>
+      <w:proofErr w:type="spellStart"/>
+      <w:r>
+        <w:t>processed_str</w:t>
+      </w:r>
+      <w:proofErr w:type="spellEnd"/>
+      <w:r>
+        <w:t>);</w:t>
+      </w:r>
+    </w:p>
+    <w:p/>
+    <w:p>
+      <w:pPr>
+        <w:pStyle w:val="Heading2"/>
+      </w:pPr>
+      <w:r>
+        <w:t>Sum of Digits in a String - Extract digits from a string and compute their sum.</w:t>
+      </w:r>
+    </w:p>
+    <w:p>
+      <w:r>
+        <w:t> </w:t>
+      </w:r>
+    </w:p>
+    <w:p>
+      <w:r>
+        <w:t>        String str = "a1b2c3</w:t>
+      </w:r>
+      <w:proofErr w:type="gramStart"/>
+      <w:r>
+        <w:t>" ;</w:t>
+      </w:r>
+      <w:proofErr w:type="gramEnd"/>
+    </w:p>
+    <w:p>
+      <w:r>
+        <w:t> </w:t>
+      </w:r>
+    </w:p>
+    <w:p>
+      <w:r>
+        <w:t>        int sum =</w:t>
+      </w:r>
+    </w:p>
+    <w:p>
+      <w:r>
+        <w:t xml:space="preserve">        </w:t>
+      </w:r>
+      <w:proofErr w:type="spellStart"/>
+      <w:proofErr w:type="gramStart"/>
+      <w:r>
+        <w:t>str.chars</w:t>
+      </w:r>
+      <w:proofErr w:type="spellEnd"/>
+      <w:proofErr w:type="gramEnd"/>
+      <w:r>
+        <w:t>()</w:t>
+      </w:r>
+    </w:p>
+    <w:p>
+      <w:r>
+        <w:t xml:space="preserve">        </w:t>
+      </w:r>
+      <w:proofErr w:type="gramStart"/>
+      <w:r>
+        <w:t xml:space="preserve">.filter( </w:t>
+      </w:r>
+      <w:proofErr w:type="spellStart"/>
+      <w:r>
+        <w:t>i</w:t>
+      </w:r>
+      <w:proofErr w:type="spellEnd"/>
+      <w:proofErr w:type="gramEnd"/>
+      <w:r>
+        <w:t xml:space="preserve"> -&gt; </w:t>
+      </w:r>
+      <w:proofErr w:type="spellStart"/>
+      <w:r>
+        <w:t>Character.isDigit</w:t>
+      </w:r>
+      <w:proofErr w:type="spellEnd"/>
+      <w:r>
+        <w:t>((char)</w:t>
+      </w:r>
+      <w:proofErr w:type="spellStart"/>
+      <w:r>
+        <w:t>i</w:t>
+      </w:r>
+      <w:proofErr w:type="spellEnd"/>
+      <w:proofErr w:type="gramStart"/>
+      <w:r>
+        <w:t>) )</w:t>
+      </w:r>
+      <w:proofErr w:type="gramEnd"/>
+    </w:p>
+    <w:p>
+      <w:r>
+        <w:t xml:space="preserve">        </w:t>
+      </w:r>
+      <w:proofErr w:type="gramStart"/>
+      <w:r>
+        <w:t xml:space="preserve">.map( </w:t>
+      </w:r>
+      <w:proofErr w:type="spellStart"/>
+      <w:r>
+        <w:t>i</w:t>
+      </w:r>
+      <w:proofErr w:type="spellEnd"/>
+      <w:proofErr w:type="gramEnd"/>
+      <w:r>
+        <w:t xml:space="preserve"> -&gt; </w:t>
+      </w:r>
+      <w:proofErr w:type="spellStart"/>
+      <w:r>
+        <w:t>i</w:t>
+      </w:r>
+      <w:proofErr w:type="spellEnd"/>
+      <w:r>
+        <w:t xml:space="preserve"> - '0</w:t>
+      </w:r>
+      <w:proofErr w:type="gramStart"/>
+      <w:r>
+        <w:t>' )</w:t>
+      </w:r>
+      <w:proofErr w:type="gramEnd"/>
+    </w:p>
+    <w:p>
+      <w:r>
+        <w:t>        /</w:t>
+      </w:r>
+      <w:proofErr w:type="gramStart"/>
+      <w:r>
+        <w:t>/.peek</w:t>
+      </w:r>
+      <w:proofErr w:type="gramEnd"/>
+      <w:r>
+        <w:t>(</w:t>
+      </w:r>
+      <w:proofErr w:type="spellStart"/>
+      <w:proofErr w:type="gramStart"/>
+      <w:r>
+        <w:t>System.out</w:t>
+      </w:r>
+      <w:proofErr w:type="spellEnd"/>
+      <w:r>
+        <w:t>::</w:t>
+      </w:r>
+      <w:proofErr w:type="spellStart"/>
+      <w:proofErr w:type="gramEnd"/>
+      <w:r>
+        <w:t>println</w:t>
+      </w:r>
+      <w:proofErr w:type="spellEnd"/>
+      <w:r>
+        <w:t>)</w:t>
+      </w:r>
+    </w:p>
+    <w:p>
+      <w:r>
+        <w:t>        /</w:t>
+      </w:r>
+      <w:proofErr w:type="gramStart"/>
+      <w:r>
+        <w:t>/.reduce( 0</w:t>
+      </w:r>
+      <w:proofErr w:type="gramEnd"/>
+      <w:r>
+        <w:t xml:space="preserve"> , (</w:t>
+      </w:r>
+      <w:proofErr w:type="gramStart"/>
+      <w:r>
+        <w:t>s ,</w:t>
+      </w:r>
+      <w:proofErr w:type="gramEnd"/>
+      <w:r>
+        <w:t xml:space="preserve"> </w:t>
+      </w:r>
+      <w:proofErr w:type="spellStart"/>
+      <w:r>
+        <w:t>i</w:t>
+      </w:r>
+      <w:proofErr w:type="spellEnd"/>
+      <w:r>
+        <w:t xml:space="preserve">) -&gt; </w:t>
+      </w:r>
+      <w:proofErr w:type="spellStart"/>
+      <w:r>
+        <w:t>s+</w:t>
+      </w:r>
+      <w:proofErr w:type="gramStart"/>
+      <w:r>
+        <w:t>i</w:t>
+      </w:r>
+      <w:proofErr w:type="spellEnd"/>
+      <w:r>
+        <w:t xml:space="preserve"> )</w:t>
+      </w:r>
+      <w:proofErr w:type="gramEnd"/>
+      <w:r>
+        <w:t xml:space="preserve"> ;</w:t>
+      </w:r>
+    </w:p>
+    <w:p>
+      <w:r>
+        <w:t xml:space="preserve">        </w:t>
+      </w:r>
+      <w:proofErr w:type="gramStart"/>
+      <w:r>
+        <w:t>.sum</w:t>
+      </w:r>
+      <w:proofErr w:type="gramEnd"/>
+      <w:r>
+        <w:t>(</w:t>
+      </w:r>
+      <w:proofErr w:type="gramStart"/>
+      <w:r>
+        <w:t>) ;</w:t>
+      </w:r>
+      <w:proofErr w:type="gramEnd"/>
+      <w:r>
+        <w:t xml:space="preserve"> // applicable on the </w:t>
+      </w:r>
+      <w:proofErr w:type="spellStart"/>
+      <w:r>
+        <w:t>IntStream</w:t>
+      </w:r>
+      <w:proofErr w:type="spellEnd"/>
+    </w:p>
+    <w:p>
+      <w:r>
+        <w:t xml:space="preserve">        </w:t>
+      </w:r>
+      <w:proofErr w:type="spellStart"/>
+      <w:proofErr w:type="gramStart"/>
+      <w:r>
+        <w:t>out.println</w:t>
+      </w:r>
+      <w:proofErr w:type="spellEnd"/>
+      <w:proofErr w:type="gramEnd"/>
+      <w:r>
+        <w:t>(sum</w:t>
+      </w:r>
+      <w:proofErr w:type="gramStart"/>
+      <w:r>
+        <w:t>) ;</w:t>
+      </w:r>
+      <w:proofErr w:type="gramEnd"/>
+    </w:p>
+    <w:p/>
+    <w:p/>
+    <w:p/>
+    <w:p/>
+    <w:p>
+      <w:pPr>
+        <w:pStyle w:val="Heading2"/>
+      </w:pPr>
+      <w:r>
+        <w:t>Convert a given string into lower case using streams</w:t>
+      </w:r>
+      <w:r>
+        <w:t>.</w:t>
+      </w:r>
+    </w:p>
+    <w:p/>
+    <w:p>
+      <w:r>
+        <w:t>        String str = "SESHARAO</w:t>
+      </w:r>
+      <w:proofErr w:type="gramStart"/>
+      <w:r>
+        <w:t>" ;</w:t>
+      </w:r>
+      <w:proofErr w:type="gramEnd"/>
+    </w:p>
+    <w:p>
+      <w:r>
+        <w:t xml:space="preserve">        String </w:t>
+      </w:r>
+      <w:proofErr w:type="spellStart"/>
+      <w:r>
+        <w:t>lowerCase</w:t>
+      </w:r>
+      <w:proofErr w:type="spellEnd"/>
+      <w:r>
+        <w:t xml:space="preserve"> =</w:t>
+      </w:r>
+    </w:p>
+    <w:p>
+      <w:r>
+        <w:t>        str.</w:t>
+      </w:r>
+    </w:p>
+    <w:p>
+      <w:r>
+        <w:lastRenderedPageBreak/>
+        <w:t xml:space="preserve">        </w:t>
+      </w:r>
+      <w:proofErr w:type="gramStart"/>
+      <w:r>
+        <w:t>chars(</w:t>
+      </w:r>
+      <w:proofErr w:type="gramEnd"/>
+      <w:r>
+        <w:t>)</w:t>
+      </w:r>
+    </w:p>
+    <w:p>
+      <w:r>
+        <w:t xml:space="preserve">        </w:t>
+      </w:r>
+      <w:proofErr w:type="gramStart"/>
+      <w:r>
+        <w:t xml:space="preserve">.map( </w:t>
+      </w:r>
+      <w:proofErr w:type="spellStart"/>
+      <w:r>
+        <w:t>i</w:t>
+      </w:r>
+      <w:proofErr w:type="spellEnd"/>
+      <w:proofErr w:type="gramEnd"/>
+      <w:r>
+        <w:t xml:space="preserve"> -&gt; </w:t>
+      </w:r>
+      <w:proofErr w:type="gramStart"/>
+      <w:r>
+        <w:t xml:space="preserve">(( </w:t>
+      </w:r>
+      <w:proofErr w:type="spellStart"/>
+      <w:r>
+        <w:t>i</w:t>
+      </w:r>
+      <w:proofErr w:type="spellEnd"/>
+      <w:proofErr w:type="gramEnd"/>
+      <w:r>
+        <w:t xml:space="preserve"> - 'A</w:t>
+      </w:r>
+      <w:proofErr w:type="gramStart"/>
+      <w:r>
+        <w:t>' )</w:t>
+      </w:r>
+      <w:proofErr w:type="gramEnd"/>
+      <w:r>
+        <w:t xml:space="preserve"> + 'a'</w:t>
+      </w:r>
+      <w:proofErr w:type="gramStart"/>
+      <w:r>
+        <w:t>) )</w:t>
+      </w:r>
+      <w:proofErr w:type="gramEnd"/>
+    </w:p>
+    <w:p>
+      <w:r>
+        <w:t xml:space="preserve">        </w:t>
+      </w:r>
+      <w:proofErr w:type="gramStart"/>
+      <w:r>
+        <w:t>.collect</w:t>
+      </w:r>
+      <w:proofErr w:type="gramEnd"/>
+      <w:r>
+        <w:t>(</w:t>
+      </w:r>
+    </w:p>
+    <w:p>
+      <w:r>
+        <w:t xml:space="preserve">            </w:t>
+      </w:r>
+      <w:proofErr w:type="gramStart"/>
+      <w:r>
+        <w:t>StringBuilder::new ,</w:t>
+      </w:r>
+      <w:proofErr w:type="gramEnd"/>
+    </w:p>
+    <w:p>
+      <w:r>
+        <w:t xml:space="preserve">            </w:t>
+      </w:r>
+      <w:proofErr w:type="gramStart"/>
+      <w:r>
+        <w:t>StringBuilder::</w:t>
+      </w:r>
+      <w:proofErr w:type="spellStart"/>
+      <w:r>
+        <w:t>appendCodePoint</w:t>
+      </w:r>
+      <w:proofErr w:type="spellEnd"/>
+      <w:r>
+        <w:t xml:space="preserve"> ,</w:t>
+      </w:r>
+      <w:proofErr w:type="gramEnd"/>
+    </w:p>
+    <w:p>
+      <w:r>
+        <w:t xml:space="preserve">            </w:t>
+      </w:r>
+      <w:proofErr w:type="gramStart"/>
+      <w:r>
+        <w:t>StringBuilder::</w:t>
+      </w:r>
+      <w:proofErr w:type="gramEnd"/>
+      <w:r>
+        <w:t>append</w:t>
+      </w:r>
+    </w:p>
+    <w:p>
+      <w:r>
+        <w:t xml:space="preserve">        </w:t>
+      </w:r>
+      <w:proofErr w:type="gramStart"/>
+      <w:r>
+        <w:t>).</w:t>
+      </w:r>
+      <w:proofErr w:type="spellStart"/>
+      <w:r>
+        <w:t>toString</w:t>
+      </w:r>
+      <w:proofErr w:type="spellEnd"/>
+      <w:proofErr w:type="gramEnd"/>
+      <w:r>
+        <w:t>(</w:t>
+      </w:r>
+      <w:proofErr w:type="gramStart"/>
+      <w:r>
+        <w:t>) ;</w:t>
+      </w:r>
+      <w:proofErr w:type="gramEnd"/>
+    </w:p>
+    <w:p>
+      <w:r>
+        <w:t xml:space="preserve">        </w:t>
+      </w:r>
+      <w:proofErr w:type="spellStart"/>
+      <w:proofErr w:type="gramStart"/>
+      <w:r>
+        <w:t>out.println</w:t>
+      </w:r>
+      <w:proofErr w:type="spellEnd"/>
+      <w:proofErr w:type="gramEnd"/>
+      <w:r>
+        <w:t>(</w:t>
+      </w:r>
+      <w:proofErr w:type="spellStart"/>
+      <w:r>
+        <w:t>lowerCase</w:t>
+      </w:r>
+      <w:proofErr w:type="spellEnd"/>
+      <w:proofErr w:type="gramStart"/>
+      <w:r>
+        <w:t>) ;</w:t>
+      </w:r>
+      <w:proofErr w:type="gramEnd"/>
+    </w:p>
+    <w:p/>
+    <w:p>
+      <w:pPr>
+        <w:pStyle w:val="Heading1"/>
+      </w:pPr>
+      <w:r>
+        <w:t>Employee List Questions</w:t>
+      </w:r>
+    </w:p>
+    <w:p/>
+    <w:p>
+      <w:hyperlink r:id="rId5" w:history="1">
+        <w:r>
+          <w:rPr>
+            <w:rStyle w:val="Hyperlink"/>
+          </w:rPr>
+          <w:t>https://javaconceptoftheday.com/solving-real-time-queries-using-java-8-features-employee-management-system/</w:t>
+        </w:r>
+      </w:hyperlink>
+    </w:p>
+    <w:p/>
+    <w:p>
+      <w:pPr>
+        <w:pStyle w:val="Heading2"/>
+      </w:pPr>
+      <w:r>
+        <w:t xml:space="preserve">Given list of </w:t>
+      </w:r>
+      <w:proofErr w:type="gramStart"/>
+      <w:r>
+        <w:t>employees ,</w:t>
+      </w:r>
+      <w:proofErr w:type="gramEnd"/>
+      <w:r>
+        <w:t xml:space="preserve"> need to print a map as the output where employee id is key and employee name is value.</w:t>
+      </w:r>
+    </w:p>
+    <w:p/>
+    <w:p>
+      <w:r>
+        <w:t xml:space="preserve">        Map&lt;</w:t>
+      </w:r>
+      <w:proofErr w:type="gramStart"/>
+      <w:r>
+        <w:t>Integer ,</w:t>
+      </w:r>
+      <w:proofErr w:type="gramEnd"/>
+      <w:r>
+        <w:t xml:space="preserve"> String&gt; map =</w:t>
+      </w:r>
+    </w:p>
+    <w:p>
+      <w:r>
+        <w:t xml:space="preserve">        </w:t>
+      </w:r>
+      <w:proofErr w:type="spellStart"/>
+      <w:r>
+        <w:t>employeeList</w:t>
+      </w:r>
+      <w:proofErr w:type="spellEnd"/>
+    </w:p>
+    <w:p>
+      <w:r>
+        <w:t xml:space="preserve">        </w:t>
+      </w:r>
+      <w:proofErr w:type="gramStart"/>
+      <w:r>
+        <w:t>.stream</w:t>
+      </w:r>
+      <w:proofErr w:type="gramEnd"/>
+      <w:r>
+        <w:t>()</w:t>
+      </w:r>
+    </w:p>
+    <w:p>
+      <w:r>
+        <w:t xml:space="preserve">        </w:t>
+      </w:r>
+      <w:proofErr w:type="gramStart"/>
+      <w:r>
+        <w:t>.collect</w:t>
+      </w:r>
+      <w:proofErr w:type="gramEnd"/>
+      <w:r>
+        <w:t>(</w:t>
+      </w:r>
+    </w:p>
+    <w:p>
+      <w:r>
+        <w:t xml:space="preserve">            </w:t>
+      </w:r>
+      <w:proofErr w:type="spellStart"/>
+      <w:r>
+        <w:t>Collectors.toMap</w:t>
+      </w:r>
+      <w:proofErr w:type="spellEnd"/>
+      <w:r>
+        <w:t>(</w:t>
+      </w:r>
+    </w:p>
+    <w:p>
+      <w:r>
+        <w:t xml:space="preserve">                </w:t>
+      </w:r>
+      <w:proofErr w:type="gramStart"/>
+      <w:r>
+        <w:t>Employee::</w:t>
+      </w:r>
+      <w:proofErr w:type="spellStart"/>
+      <w:r>
+        <w:t>getId</w:t>
+      </w:r>
+      <w:proofErr w:type="spellEnd"/>
+      <w:r>
+        <w:t xml:space="preserve"> ,</w:t>
+      </w:r>
+      <w:proofErr w:type="gramEnd"/>
+      <w:r>
+        <w:t xml:space="preserve"> </w:t>
+      </w:r>
+    </w:p>
+    <w:p>
+      <w:r>
+        <w:t xml:space="preserve">                </w:t>
+      </w:r>
+      <w:proofErr w:type="gramStart"/>
+      <w:r>
+        <w:t>Employee::</w:t>
+      </w:r>
+      <w:proofErr w:type="spellStart"/>
+      <w:proofErr w:type="gramEnd"/>
+      <w:r>
+        <w:t>getName</w:t>
+      </w:r>
+      <w:proofErr w:type="spellEnd"/>
+    </w:p>
+    <w:p>
+      <w:r>
+        <w:t xml:space="preserve">            )</w:t>
+      </w:r>
+    </w:p>
+    <w:p>
+      <w:r>
+        <w:t xml:space="preserve">        ) ;</w:t>
+      </w:r>
+    </w:p>
+    <w:p/>
+    <w:p>
+      <w:r>
+        <w:t xml:space="preserve">        </w:t>
+      </w:r>
+      <w:proofErr w:type="spellStart"/>
+      <w:proofErr w:type="gramStart"/>
+      <w:r>
+        <w:t>out.println</w:t>
+      </w:r>
+      <w:proofErr w:type="spellEnd"/>
+      <w:proofErr w:type="gramEnd"/>
+      <w:r>
+        <w:t>(map</w:t>
+      </w:r>
+      <w:proofErr w:type="gramStart"/>
+      <w:r>
+        <w:t>) ;</w:t>
+      </w:r>
+      <w:proofErr w:type="gramEnd"/>
+    </w:p>
+    <w:p/>
+    <w:p/>
+    <w:p>
+      <w:pPr>
+        <w:pStyle w:val="Heading2"/>
+      </w:pPr>
+      <w:r>
+        <w:lastRenderedPageBreak/>
+        <w:t>Get highest salary department wise using streams.</w:t>
+      </w:r>
+    </w:p>
+    <w:p/>
+    <w:p>
+      <w:r>
+        <w:t xml:space="preserve">        Map&lt;String, Optional&lt;Double&gt;&gt; map = </w:t>
+      </w:r>
+      <w:proofErr w:type="spellStart"/>
+      <w:r>
+        <w:t>employeeList.stream</w:t>
+      </w:r>
+      <w:proofErr w:type="spellEnd"/>
+      <w:r>
+        <w:t>()</w:t>
+      </w:r>
+    </w:p>
+    <w:p>
+      <w:r>
+        <w:t xml:space="preserve">            </w:t>
+      </w:r>
+      <w:proofErr w:type="gramStart"/>
+      <w:r>
+        <w:t>.collect</w:t>
+      </w:r>
+      <w:proofErr w:type="gramEnd"/>
+      <w:r>
+        <w:t>(</w:t>
+      </w:r>
+      <w:proofErr w:type="spellStart"/>
+      <w:r>
+        <w:t>Collectors.groupingBy</w:t>
+      </w:r>
+      <w:proofErr w:type="spellEnd"/>
+      <w:r>
+        <w:t>(</w:t>
+      </w:r>
+    </w:p>
+    <w:p>
+      <w:r>
+        <w:t xml:space="preserve">                </w:t>
+      </w:r>
+      <w:proofErr w:type="gramStart"/>
+      <w:r>
+        <w:t>Employee::</w:t>
+      </w:r>
+      <w:proofErr w:type="spellStart"/>
+      <w:proofErr w:type="gramEnd"/>
+      <w:r>
+        <w:t>getDepartment</w:t>
+      </w:r>
+      <w:proofErr w:type="spellEnd"/>
+      <w:r>
+        <w:t>,</w:t>
+      </w:r>
+    </w:p>
+    <w:p>
+      <w:r>
+        <w:t xml:space="preserve">                </w:t>
+      </w:r>
+      <w:proofErr w:type="spellStart"/>
+      <w:r>
+        <w:t>Collectors.mapping</w:t>
+      </w:r>
+      <w:proofErr w:type="spellEnd"/>
+      <w:r>
+        <w:t>(</w:t>
+      </w:r>
+    </w:p>
+    <w:p>
+      <w:r>
+        <w:t xml:space="preserve">                    </w:t>
+      </w:r>
+      <w:proofErr w:type="gramStart"/>
+      <w:r>
+        <w:t>Employee::</w:t>
+      </w:r>
+      <w:proofErr w:type="spellStart"/>
+      <w:r>
+        <w:t>getSalary</w:t>
+      </w:r>
+      <w:proofErr w:type="spellEnd"/>
+      <w:r>
+        <w:t xml:space="preserve"> ,</w:t>
+      </w:r>
+      <w:proofErr w:type="gramEnd"/>
+    </w:p>
+    <w:p>
+      <w:r>
+        <w:t xml:space="preserve">                    </w:t>
+      </w:r>
+      <w:proofErr w:type="spellStart"/>
+      <w:r>
+        <w:t>Collectors.maxBy</w:t>
+      </w:r>
+      <w:proofErr w:type="spellEnd"/>
+      <w:proofErr w:type="gramStart"/>
+      <w:r>
+        <w:t>( Double::compare )</w:t>
+      </w:r>
+      <w:proofErr w:type="gramEnd"/>
+    </w:p>
+    <w:p>
+      <w:r>
+        <w:t xml:space="preserve">                    // or </w:t>
+      </w:r>
+      <w:proofErr w:type="spellStart"/>
+      <w:r>
+        <w:t>Collectors.maxBy</w:t>
+      </w:r>
+      <w:proofErr w:type="spellEnd"/>
+      <w:proofErr w:type="gramStart"/>
+      <w:r>
+        <w:t>( (</w:t>
+      </w:r>
+      <w:proofErr w:type="gramEnd"/>
+      <w:r>
+        <w:t xml:space="preserve"> sal</w:t>
+      </w:r>
+      <w:proofErr w:type="gramStart"/>
+      <w:r>
+        <w:t>1 ,</w:t>
+      </w:r>
+      <w:proofErr w:type="gramEnd"/>
+      <w:r>
+        <w:t xml:space="preserve"> sal</w:t>
+      </w:r>
+      <w:proofErr w:type="gramStart"/>
+      <w:r>
+        <w:t>2 )</w:t>
+      </w:r>
+      <w:proofErr w:type="gramEnd"/>
+      <w:r>
+        <w:t xml:space="preserve"> -&gt; </w:t>
+      </w:r>
+      <w:proofErr w:type="spellStart"/>
+      <w:r>
+        <w:t>Double.compare</w:t>
+      </w:r>
+      <w:proofErr w:type="spellEnd"/>
+      <w:r>
+        <w:t>(sal</w:t>
+      </w:r>
+      <w:proofErr w:type="gramStart"/>
+      <w:r>
+        <w:t>1 ,</w:t>
+      </w:r>
+      <w:proofErr w:type="gramEnd"/>
+      <w:r>
+        <w:t xml:space="preserve"> sal2</w:t>
+      </w:r>
+      <w:proofErr w:type="gramStart"/>
+      <w:r>
+        <w:t>) )</w:t>
+      </w:r>
+      <w:proofErr w:type="gramEnd"/>
+    </w:p>
+    <w:p>
+      <w:r>
+        <w:t xml:space="preserve">                    // or </w:t>
+      </w:r>
+      <w:proofErr w:type="spellStart"/>
+      <w:r>
+        <w:t>Collectors.maxBy</w:t>
+      </w:r>
+      <w:proofErr w:type="spellEnd"/>
+      <w:r>
+        <w:t>(</w:t>
+      </w:r>
+      <w:proofErr w:type="spellStart"/>
+      <w:r>
+        <w:t>Comparator.naturalOrder</w:t>
+      </w:r>
+      <w:proofErr w:type="spellEnd"/>
+      <w:r>
+        <w:t xml:space="preserve">()) // or </w:t>
+      </w:r>
+      <w:proofErr w:type="gramStart"/>
+      <w:r>
+        <w:t>Double::</w:t>
+      </w:r>
+      <w:proofErr w:type="spellStart"/>
+      <w:proofErr w:type="gramEnd"/>
+      <w:r>
+        <w:t>compareTo</w:t>
+      </w:r>
+      <w:proofErr w:type="spellEnd"/>
+    </w:p>
+    <w:p>
+      <w:r>
+        <w:t xml:space="preserve">                )</w:t>
+      </w:r>
+    </w:p>
+    <w:p>
+      <w:r>
+        <w:t xml:space="preserve">        ));</w:t>
+      </w:r>
+    </w:p>
+    <w:p>
+      <w:r>
+        <w:t xml:space="preserve">        </w:t>
+      </w:r>
+      <w:proofErr w:type="spellStart"/>
+      <w:proofErr w:type="gramStart"/>
+      <w:r>
+        <w:t>out.println</w:t>
+      </w:r>
+      <w:proofErr w:type="spellEnd"/>
+      <w:proofErr w:type="gramEnd"/>
+      <w:r>
+        <w:t>(map);</w:t>
+      </w:r>
+    </w:p>
+    <w:p/>
+    <w:p>
+      <w:pPr>
+        <w:pStyle w:val="Heading2"/>
+      </w:pPr>
+      <w:r>
+        <w:t>Group the employees per department in the ascending order as per their salaries.</w:t>
+      </w:r>
+    </w:p>
+    <w:p/>
+    <w:p>
+      <w:r>
+        <w:t xml:space="preserve">        Map&lt;</w:t>
+      </w:r>
+      <w:proofErr w:type="gramStart"/>
+      <w:r>
+        <w:t>String ,</w:t>
+      </w:r>
+      <w:proofErr w:type="gramEnd"/>
+      <w:r>
+        <w:t xml:space="preserve"> List&lt;Employee&gt; &gt; map =</w:t>
+      </w:r>
+    </w:p>
+    <w:p>
+      <w:r>
+        <w:t xml:space="preserve">        </w:t>
+      </w:r>
+      <w:proofErr w:type="spellStart"/>
+      <w:r>
+        <w:t>employeeList</w:t>
+      </w:r>
+      <w:proofErr w:type="spellEnd"/>
+    </w:p>
+    <w:p>
+      <w:r>
+        <w:t xml:space="preserve">        </w:t>
+      </w:r>
+      <w:proofErr w:type="gramStart"/>
+      <w:r>
+        <w:t>.stream</w:t>
+      </w:r>
+      <w:proofErr w:type="gramEnd"/>
+      <w:r>
+        <w:t>()</w:t>
+      </w:r>
+    </w:p>
+    <w:p>
+      <w:r>
+        <w:t xml:space="preserve">        </w:t>
+      </w:r>
+      <w:proofErr w:type="gramStart"/>
+      <w:r>
+        <w:t>.collect</w:t>
+      </w:r>
+      <w:proofErr w:type="gramEnd"/>
+      <w:r>
+        <w:t>(</w:t>
+      </w:r>
+    </w:p>
+    <w:p>
+      <w:r>
+        <w:t xml:space="preserve">            </w:t>
+      </w:r>
+      <w:proofErr w:type="spellStart"/>
+      <w:r>
+        <w:t>Collectors.groupingBy</w:t>
+      </w:r>
+      <w:proofErr w:type="spellEnd"/>
+      <w:r>
+        <w:t>(</w:t>
+      </w:r>
+    </w:p>
+    <w:p>
+      <w:r>
+        <w:t xml:space="preserve">                </w:t>
+      </w:r>
+      <w:proofErr w:type="gramStart"/>
+      <w:r>
+        <w:t>Employee::</w:t>
+      </w:r>
+      <w:proofErr w:type="spellStart"/>
+      <w:proofErr w:type="gramEnd"/>
+      <w:r>
+        <w:t>getDepartment</w:t>
+      </w:r>
+      <w:proofErr w:type="spellEnd"/>
+      <w:r>
+        <w:t xml:space="preserve"> </w:t>
+      </w:r>
+    </w:p>
+    <w:p>
+      <w:r>
+        <w:t xml:space="preserve">            )</w:t>
+      </w:r>
+    </w:p>
+    <w:p>
+      <w:r>
+        <w:t xml:space="preserve">        )</w:t>
+      </w:r>
+    </w:p>
+    <w:p>
+      <w:r>
+        <w:t xml:space="preserve">        </w:t>
+      </w:r>
+      <w:proofErr w:type="gramStart"/>
+      <w:r>
+        <w:t>.</w:t>
+      </w:r>
+      <w:proofErr w:type="spellStart"/>
+      <w:r>
+        <w:t>entrySet</w:t>
+      </w:r>
+      <w:proofErr w:type="spellEnd"/>
+      <w:proofErr w:type="gramEnd"/>
+      <w:r>
+        <w:t>()</w:t>
+      </w:r>
+    </w:p>
+    <w:p>
+      <w:r>
+        <w:t xml:space="preserve">        </w:t>
+      </w:r>
+      <w:proofErr w:type="gramStart"/>
+      <w:r>
+        <w:t>.stream</w:t>
+      </w:r>
+      <w:proofErr w:type="gramEnd"/>
+      <w:r>
+        <w:t>()</w:t>
+      </w:r>
+    </w:p>
+    <w:p>
+      <w:r>
+        <w:t xml:space="preserve">        </w:t>
+      </w:r>
+      <w:proofErr w:type="gramStart"/>
+      <w:r>
+        <w:t>.collect</w:t>
+      </w:r>
+      <w:proofErr w:type="gramEnd"/>
+      <w:r>
+        <w:t>(</w:t>
+      </w:r>
+    </w:p>
+    <w:p>
+      <w:r>
+        <w:lastRenderedPageBreak/>
+        <w:t xml:space="preserve">            </w:t>
+      </w:r>
+      <w:proofErr w:type="spellStart"/>
+      <w:r>
+        <w:t>Collectors.toMap</w:t>
+      </w:r>
+      <w:proofErr w:type="spellEnd"/>
+      <w:r>
+        <w:t>(</w:t>
+      </w:r>
+    </w:p>
+    <w:p>
+      <w:r>
+        <w:t xml:space="preserve">                </w:t>
+      </w:r>
+      <w:proofErr w:type="spellStart"/>
+      <w:proofErr w:type="gramStart"/>
+      <w:r>
+        <w:t>Map.Entry</w:t>
+      </w:r>
+      <w:proofErr w:type="spellEnd"/>
+      <w:r>
+        <w:t>::</w:t>
+      </w:r>
+      <w:proofErr w:type="spellStart"/>
+      <w:r>
+        <w:t>getKey</w:t>
+      </w:r>
+      <w:proofErr w:type="spellEnd"/>
+      <w:r>
+        <w:t xml:space="preserve"> ,</w:t>
+      </w:r>
+      <w:proofErr w:type="gramEnd"/>
+      <w:r>
+        <w:t xml:space="preserve"> </w:t>
+      </w:r>
+    </w:p>
+    <w:p/>
+    <w:p>
+      <w:r>
+        <w:t xml:space="preserve">                entry -&gt; </w:t>
+      </w:r>
+    </w:p>
+    <w:p>
+      <w:r>
+        <w:t xml:space="preserve">                </w:t>
+      </w:r>
+      <w:proofErr w:type="spellStart"/>
+      <w:proofErr w:type="gramStart"/>
+      <w:r>
+        <w:t>entry.getValue</w:t>
+      </w:r>
+      <w:proofErr w:type="spellEnd"/>
+      <w:proofErr w:type="gramEnd"/>
+      <w:r>
+        <w:t>()</w:t>
+      </w:r>
+    </w:p>
+    <w:p>
+      <w:r>
+        <w:t xml:space="preserve">                </w:t>
+      </w:r>
+      <w:proofErr w:type="gramStart"/>
+      <w:r>
+        <w:t>.stream</w:t>
+      </w:r>
+      <w:proofErr w:type="gramEnd"/>
+      <w:r>
+        <w:t>()</w:t>
+      </w:r>
+    </w:p>
+    <w:p>
+      <w:r>
+        <w:t xml:space="preserve">                </w:t>
+      </w:r>
+      <w:proofErr w:type="gramStart"/>
+      <w:r>
+        <w:t>.sorted</w:t>
+      </w:r>
+      <w:proofErr w:type="gramEnd"/>
+      <w:r>
+        <w:t>(</w:t>
+      </w:r>
+      <w:proofErr w:type="spellStart"/>
+      <w:r>
+        <w:t>Comparator.comparingDouble</w:t>
+      </w:r>
+      <w:proofErr w:type="spellEnd"/>
+      <w:r>
+        <w:t>(</w:t>
+      </w:r>
+      <w:proofErr w:type="gramStart"/>
+      <w:r>
+        <w:t>Employee::</w:t>
+      </w:r>
+      <w:proofErr w:type="spellStart"/>
+      <w:proofErr w:type="gramEnd"/>
+      <w:r>
+        <w:t>getSalary</w:t>
+      </w:r>
+      <w:proofErr w:type="spellEnd"/>
+      <w:r>
+        <w:t>))</w:t>
+      </w:r>
+    </w:p>
+    <w:p>
+      <w:r>
+        <w:t xml:space="preserve">                </w:t>
+      </w:r>
+      <w:proofErr w:type="gramStart"/>
+      <w:r>
+        <w:t xml:space="preserve">.collect( </w:t>
+      </w:r>
+      <w:proofErr w:type="spellStart"/>
+      <w:r>
+        <w:t>Collectors.toList</w:t>
+      </w:r>
+      <w:proofErr w:type="spellEnd"/>
+      <w:proofErr w:type="gramEnd"/>
+      <w:r>
+        <w:t>(</w:t>
+      </w:r>
+      <w:proofErr w:type="gramStart"/>
+      <w:r>
+        <w:t>) )</w:t>
+      </w:r>
+      <w:proofErr w:type="gramEnd"/>
+    </w:p>
+    <w:p>
+      <w:r>
+        <w:t xml:space="preserve">            )</w:t>
+      </w:r>
+    </w:p>
+    <w:p>
+      <w:r>
+        <w:t xml:space="preserve">        );</w:t>
+      </w:r>
+    </w:p>
+    <w:p>
+      <w:r>
+        <w:t xml:space="preserve">        </w:t>
+      </w:r>
+      <w:proofErr w:type="spellStart"/>
+      <w:proofErr w:type="gramStart"/>
+      <w:r>
+        <w:t>out.println</w:t>
+      </w:r>
+      <w:proofErr w:type="spellEnd"/>
+      <w:proofErr w:type="gramEnd"/>
+      <w:r>
+        <w:t>(map);</w:t>
+      </w:r>
+    </w:p>
+    <w:p/>
+    <w:p>
+      <w:pPr>
+        <w:pStyle w:val="Heading2"/>
+      </w:pPr>
+      <w:r>
+        <w:t>Find 2nd highest salary per each department.</w:t>
+      </w:r>
+    </w:p>
+    <w:p/>
+    <w:p>
+      <w:r>
+        <w:t xml:space="preserve">Map&lt;String, Optional&lt;Double&gt;&gt; </w:t>
+      </w:r>
+      <w:proofErr w:type="spellStart"/>
+      <w:r>
+        <w:t>secondHighestSalaryByDept</w:t>
+      </w:r>
+      <w:proofErr w:type="spellEnd"/>
+      <w:r>
+        <w:t xml:space="preserve"> = </w:t>
+      </w:r>
+      <w:proofErr w:type="spellStart"/>
+      <w:r>
+        <w:t>employeeList.stream</w:t>
+      </w:r>
+      <w:proofErr w:type="spellEnd"/>
+      <w:r>
+        <w:t>()</w:t>
+      </w:r>
+    </w:p>
+    <w:p>
+      <w:r>
+        <w:t xml:space="preserve">    </w:t>
+      </w:r>
+      <w:proofErr w:type="gramStart"/>
+      <w:r>
+        <w:t>.collect</w:t>
+      </w:r>
+      <w:proofErr w:type="gramEnd"/>
+      <w:r>
+        <w:t>(</w:t>
+      </w:r>
+      <w:proofErr w:type="spellStart"/>
+      <w:r>
+        <w:t>Collectors.groupingBy</w:t>
+      </w:r>
+      <w:proofErr w:type="spellEnd"/>
+      <w:r>
+        <w:t>(</w:t>
+      </w:r>
+    </w:p>
+    <w:p>
+      <w:r>
+        <w:t xml:space="preserve">        </w:t>
+      </w:r>
+      <w:proofErr w:type="gramStart"/>
+      <w:r>
+        <w:t>Employee::</w:t>
+      </w:r>
+      <w:proofErr w:type="spellStart"/>
+      <w:proofErr w:type="gramEnd"/>
+      <w:r>
+        <w:t>getDepartment</w:t>
+      </w:r>
+      <w:proofErr w:type="spellEnd"/>
+      <w:r>
+        <w:t>,</w:t>
+      </w:r>
+    </w:p>
+    <w:p>
+      <w:r>
+        <w:t xml:space="preserve">        </w:t>
+      </w:r>
+      <w:proofErr w:type="spellStart"/>
+      <w:r>
+        <w:t>Collectors.mapping</w:t>
+      </w:r>
+      <w:proofErr w:type="spellEnd"/>
+      <w:r>
+        <w:t>(</w:t>
+      </w:r>
+      <w:proofErr w:type="gramStart"/>
+      <w:r>
+        <w:t>Employee::</w:t>
+      </w:r>
+      <w:proofErr w:type="spellStart"/>
+      <w:proofErr w:type="gramEnd"/>
+      <w:r>
+        <w:t>getSalary</w:t>
+      </w:r>
+      <w:proofErr w:type="spellEnd"/>
+      <w:r>
+        <w:t xml:space="preserve">, </w:t>
+      </w:r>
+      <w:proofErr w:type="spellStart"/>
+      <w:r>
+        <w:t>Collectors.toList</w:t>
+      </w:r>
+      <w:proofErr w:type="spellEnd"/>
+      <w:r>
+        <w:t>())</w:t>
+      </w:r>
+    </w:p>
+    <w:p>
+      <w:r>
+        <w:t xml:space="preserve">    ))</w:t>
+      </w:r>
+    </w:p>
+    <w:p>
+      <w:r>
+        <w:t xml:space="preserve">    </w:t>
+      </w:r>
+      <w:proofErr w:type="gramStart"/>
+      <w:r>
+        <w:t>.</w:t>
+      </w:r>
+      <w:proofErr w:type="spellStart"/>
+      <w:r>
+        <w:t>entrySet</w:t>
+      </w:r>
+      <w:proofErr w:type="spellEnd"/>
+      <w:proofErr w:type="gramEnd"/>
+      <w:r>
+        <w:t>(</w:t>
+      </w:r>
+      <w:proofErr w:type="gramStart"/>
+      <w:r>
+        <w:t>).stream</w:t>
+      </w:r>
+      <w:proofErr w:type="gramEnd"/>
+      <w:r>
+        <w:t>()</w:t>
+      </w:r>
+    </w:p>
+    <w:p>
+      <w:r>
+        <w:t xml:space="preserve">    </w:t>
+      </w:r>
+      <w:proofErr w:type="gramStart"/>
+      <w:r>
+        <w:t>.collect</w:t>
+      </w:r>
+      <w:proofErr w:type="gramEnd"/>
+      <w:r>
+        <w:t>(</w:t>
+      </w:r>
+      <w:proofErr w:type="spellStart"/>
+      <w:r>
+        <w:t>Collectors.toMap</w:t>
+      </w:r>
+      <w:proofErr w:type="spellEnd"/>
+      <w:r>
+        <w:t>(</w:t>
+      </w:r>
+    </w:p>
+    <w:p>
+      <w:r>
+        <w:t xml:space="preserve">        </w:t>
+      </w:r>
+      <w:proofErr w:type="spellStart"/>
+      <w:proofErr w:type="gramStart"/>
+      <w:r>
+        <w:t>Map.Entry</w:t>
+      </w:r>
+      <w:proofErr w:type="spellEnd"/>
+      <w:r>
+        <w:t>::</w:t>
+      </w:r>
+      <w:proofErr w:type="spellStart"/>
+      <w:proofErr w:type="gramEnd"/>
+      <w:r>
+        <w:t>getKey</w:t>
+      </w:r>
+      <w:proofErr w:type="spellEnd"/>
+      <w:r>
+        <w:t>,</w:t>
+      </w:r>
+    </w:p>
+    <w:p>
+      <w:r>
+        <w:t xml:space="preserve">        entry -&gt; </w:t>
+      </w:r>
+      <w:proofErr w:type="spellStart"/>
+      <w:proofErr w:type="gramStart"/>
+      <w:r>
+        <w:t>entry.getValue</w:t>
+      </w:r>
+      <w:proofErr w:type="spellEnd"/>
+      <w:proofErr w:type="gramEnd"/>
+      <w:r>
+        <w:t>(</w:t>
+      </w:r>
+      <w:proofErr w:type="gramStart"/>
+      <w:r>
+        <w:t>).stream</w:t>
+      </w:r>
+      <w:proofErr w:type="gramEnd"/>
+      <w:r>
+        <w:t>()</w:t>
+      </w:r>
+    </w:p>
+    <w:p>
+      <w:r>
+        <w:t xml:space="preserve">                    </w:t>
+      </w:r>
+      <w:proofErr w:type="gramStart"/>
+      <w:r>
+        <w:t>.distinct</w:t>
+      </w:r>
+      <w:proofErr w:type="gramEnd"/>
+      <w:r>
+        <w:t>()</w:t>
+      </w:r>
+    </w:p>
+    <w:p>
+      <w:r>
+        <w:t xml:space="preserve">                    </w:t>
+      </w:r>
+      <w:proofErr w:type="gramStart"/>
+      <w:r>
+        <w:t>.sorted</w:t>
+      </w:r>
+      <w:proofErr w:type="gramEnd"/>
+      <w:r>
+        <w:t>(</w:t>
+      </w:r>
+      <w:proofErr w:type="spellStart"/>
+      <w:r>
+        <w:t>Comparator.reverseOrder</w:t>
+      </w:r>
+      <w:proofErr w:type="spellEnd"/>
+      <w:r>
+        <w:t>())</w:t>
+      </w:r>
+    </w:p>
+    <w:p>
+      <w:r>
+        <w:t xml:space="preserve">                    </w:t>
+      </w:r>
+      <w:proofErr w:type="gramStart"/>
+      <w:r>
+        <w:t>.skip</w:t>
+      </w:r>
+      <w:proofErr w:type="gramEnd"/>
+      <w:r>
+        <w:t>(1)</w:t>
+      </w:r>
+    </w:p>
+    <w:p>
+      <w:r>
+        <w:t xml:space="preserve">                    </w:t>
+      </w:r>
+      <w:proofErr w:type="gramStart"/>
+      <w:r>
+        <w:t>.</w:t>
+      </w:r>
+      <w:proofErr w:type="spellStart"/>
+      <w:r>
+        <w:t>findFirst</w:t>
+      </w:r>
+      <w:proofErr w:type="spellEnd"/>
+      <w:proofErr w:type="gramEnd"/>
+      <w:r>
+        <w:t>()</w:t>
+      </w:r>
+    </w:p>
+    <w:p>
+      <w:r>
+        <w:t xml:space="preserve">    ));</w:t>
+      </w:r>
+    </w:p>
+    <w:p>
+      <w:pPr>
+        <w:pStyle w:val="Heading2"/>
+      </w:pPr>
+      <w:r>
+        <w:lastRenderedPageBreak/>
+        <w:t xml:space="preserve">How many male and female employees are there in the </w:t>
+      </w:r>
+      <w:proofErr w:type="gramStart"/>
+      <w:r>
+        <w:t>organization</w:t>
+      </w:r>
+      <w:r>
+        <w:t xml:space="preserve"> ?</w:t>
+      </w:r>
+      <w:proofErr w:type="gramEnd"/>
+    </w:p>
+    <w:p>
+      <w:r>
+        <w:t xml:space="preserve">        Map&lt;</w:t>
+      </w:r>
+      <w:proofErr w:type="gramStart"/>
+      <w:r>
+        <w:t>String ,</w:t>
+      </w:r>
+      <w:proofErr w:type="gramEnd"/>
+      <w:r>
+        <w:t xml:space="preserve"> </w:t>
+      </w:r>
+      <w:proofErr w:type="gramStart"/>
+      <w:r>
+        <w:t>Long</w:t>
+      </w:r>
+      <w:proofErr w:type="gramEnd"/>
+      <w:r>
+        <w:t xml:space="preserve"> &gt; map = </w:t>
+      </w:r>
+    </w:p>
+    <w:p>
+      <w:r>
+        <w:t xml:space="preserve">        </w:t>
+      </w:r>
+      <w:proofErr w:type="spellStart"/>
+      <w:r>
+        <w:t>employeeList</w:t>
+      </w:r>
+      <w:proofErr w:type="spellEnd"/>
+    </w:p>
+    <w:p>
+      <w:r>
+        <w:t xml:space="preserve">        </w:t>
+      </w:r>
+      <w:proofErr w:type="gramStart"/>
+      <w:r>
+        <w:t>.stream</w:t>
+      </w:r>
+      <w:proofErr w:type="gramEnd"/>
+      <w:r>
+        <w:t>()</w:t>
+      </w:r>
+    </w:p>
+    <w:p>
+      <w:r>
+        <w:t xml:space="preserve">        </w:t>
+      </w:r>
+      <w:proofErr w:type="gramStart"/>
+      <w:r>
+        <w:t>.collect</w:t>
+      </w:r>
+      <w:proofErr w:type="gramEnd"/>
+      <w:r>
+        <w:t>(</w:t>
+      </w:r>
+    </w:p>
+    <w:p>
+      <w:r>
+        <w:t xml:space="preserve">            </w:t>
+      </w:r>
+      <w:proofErr w:type="spellStart"/>
+      <w:r>
+        <w:t>Collectors.groupingBy</w:t>
+      </w:r>
+      <w:proofErr w:type="spellEnd"/>
+      <w:r>
+        <w:t>(</w:t>
+      </w:r>
+    </w:p>
+    <w:p>
+      <w:r>
+        <w:t xml:space="preserve">                </w:t>
+      </w:r>
+      <w:proofErr w:type="gramStart"/>
+      <w:r>
+        <w:t>Employee::</w:t>
+      </w:r>
+      <w:proofErr w:type="spellStart"/>
+      <w:r>
+        <w:t>getGender</w:t>
+      </w:r>
+      <w:proofErr w:type="spellEnd"/>
+      <w:r>
+        <w:t xml:space="preserve"> ,</w:t>
+      </w:r>
+      <w:proofErr w:type="gramEnd"/>
+      <w:r>
+        <w:t xml:space="preserve"> </w:t>
+      </w:r>
+    </w:p>
+    <w:p>
+      <w:r>
+        <w:t xml:space="preserve">                </w:t>
+      </w:r>
+      <w:proofErr w:type="spellStart"/>
+      <w:r>
+        <w:t>Collectors.counting</w:t>
+      </w:r>
+      <w:proofErr w:type="spellEnd"/>
+      <w:r>
+        <w:t>()</w:t>
+      </w:r>
+    </w:p>
+    <w:p>
+      <w:r>
+        <w:t xml:space="preserve">            )</w:t>
+      </w:r>
+    </w:p>
+    <w:p>
+      <w:r>
+        <w:t xml:space="preserve">        ) ;</w:t>
+      </w:r>
+    </w:p>
+    <w:p/>
+    <w:p>
+      <w:pPr>
+        <w:pStyle w:val="Heading2"/>
+      </w:pPr>
+      <w:r>
+        <w:t xml:space="preserve"> Print the name of all departments in the </w:t>
+      </w:r>
+      <w:proofErr w:type="gramStart"/>
+      <w:r>
+        <w:t>organization</w:t>
+      </w:r>
+      <w:r>
+        <w:t xml:space="preserve"> </w:t>
+      </w:r>
+      <w:r>
+        <w:t>?</w:t>
+      </w:r>
+      <w:proofErr w:type="gramEnd"/>
+    </w:p>
+    <w:p/>
+    <w:p>
+      <w:r>
+        <w:t xml:space="preserve">        List&lt;String&gt; departments =</w:t>
+      </w:r>
+    </w:p>
+    <w:p>
+      <w:r>
+        <w:t xml:space="preserve">        </w:t>
+      </w:r>
+      <w:proofErr w:type="spellStart"/>
+      <w:r>
+        <w:t>employeeList</w:t>
+      </w:r>
+      <w:proofErr w:type="spellEnd"/>
+    </w:p>
+    <w:p>
+      <w:r>
+        <w:t xml:space="preserve">        </w:t>
+      </w:r>
+      <w:proofErr w:type="gramStart"/>
+      <w:r>
+        <w:t>.stream</w:t>
+      </w:r>
+      <w:proofErr w:type="gramEnd"/>
+      <w:r>
+        <w:t>()</w:t>
+      </w:r>
+    </w:p>
+    <w:p>
+      <w:r>
+        <w:t xml:space="preserve">        </w:t>
+      </w:r>
+      <w:proofErr w:type="gramStart"/>
+      <w:r>
+        <w:t>.map( emp</w:t>
+      </w:r>
+      <w:proofErr w:type="gramEnd"/>
+      <w:r>
+        <w:t xml:space="preserve"> -&gt; </w:t>
+      </w:r>
+      <w:proofErr w:type="spellStart"/>
+      <w:proofErr w:type="gramStart"/>
+      <w:r>
+        <w:t>emp.getDepartment</w:t>
+      </w:r>
+      <w:proofErr w:type="spellEnd"/>
+      <w:proofErr w:type="gramEnd"/>
+      <w:r>
+        <w:t>(</w:t>
+      </w:r>
+      <w:proofErr w:type="gramStart"/>
+      <w:r>
+        <w:t>) )</w:t>
+      </w:r>
+      <w:proofErr w:type="gramEnd"/>
+    </w:p>
+    <w:p>
+      <w:r>
+        <w:t xml:space="preserve">        </w:t>
+      </w:r>
+      <w:proofErr w:type="gramStart"/>
+      <w:r>
+        <w:t>.distinct</w:t>
+      </w:r>
+      <w:proofErr w:type="gramEnd"/>
+      <w:r>
+        <w:t>()</w:t>
+      </w:r>
+    </w:p>
+    <w:p>
+      <w:r>
+        <w:t xml:space="preserve">        /</w:t>
+      </w:r>
+      <w:proofErr w:type="gramStart"/>
+      <w:r>
+        <w:t>/.</w:t>
+      </w:r>
+      <w:proofErr w:type="spellStart"/>
+      <w:r>
+        <w:t>forEach</w:t>
+      </w:r>
+      <w:proofErr w:type="spellEnd"/>
+      <w:proofErr w:type="gramEnd"/>
+      <w:r>
+        <w:t>(</w:t>
+      </w:r>
+      <w:proofErr w:type="spellStart"/>
+      <w:proofErr w:type="gramStart"/>
+      <w:r>
+        <w:t>System.out</w:t>
+      </w:r>
+      <w:proofErr w:type="spellEnd"/>
+      <w:r>
+        <w:t>::</w:t>
+      </w:r>
+      <w:proofErr w:type="spellStart"/>
+      <w:proofErr w:type="gramEnd"/>
+      <w:r>
+        <w:t>println</w:t>
+      </w:r>
+      <w:proofErr w:type="spellEnd"/>
+      <w:r>
+        <w:t>);</w:t>
+      </w:r>
+    </w:p>
+    <w:p>
+      <w:r>
+        <w:t xml:space="preserve">        </w:t>
+      </w:r>
+      <w:proofErr w:type="gramStart"/>
+      <w:r>
+        <w:t>.collect</w:t>
+      </w:r>
+      <w:proofErr w:type="gramEnd"/>
+      <w:r>
+        <w:t>(</w:t>
+      </w:r>
+    </w:p>
+    <w:p>
+      <w:r>
+        <w:t xml:space="preserve">            </w:t>
+      </w:r>
+      <w:proofErr w:type="spellStart"/>
+      <w:r>
+        <w:t>Collectors.toList</w:t>
+      </w:r>
+      <w:proofErr w:type="spellEnd"/>
+      <w:r>
+        <w:t>()</w:t>
+      </w:r>
+    </w:p>
+    <w:p>
+      <w:r>
+        <w:t xml:space="preserve">        );</w:t>
+      </w:r>
+    </w:p>
+    <w:p>
+      <w:r>
+        <w:t xml:space="preserve">        </w:t>
+      </w:r>
+      <w:proofErr w:type="spellStart"/>
+      <w:proofErr w:type="gramStart"/>
+      <w:r>
+        <w:t>out.println</w:t>
+      </w:r>
+      <w:proofErr w:type="spellEnd"/>
+      <w:proofErr w:type="gramEnd"/>
+      <w:r>
+        <w:t>(departments</w:t>
+      </w:r>
+      <w:proofErr w:type="gramStart"/>
+      <w:r>
+        <w:t>) ;</w:t>
+      </w:r>
+      <w:proofErr w:type="gramEnd"/>
+    </w:p>
+    <w:p/>
+    <w:p>
+      <w:pPr>
+        <w:pStyle w:val="Heading2"/>
+      </w:pPr>
+      <w:r>
+        <w:t xml:space="preserve">What is the average age of male and female </w:t>
+      </w:r>
+      <w:r>
+        <w:t>employees</w:t>
+      </w:r>
+      <w:r>
+        <w:t>?</w:t>
+      </w:r>
+    </w:p>
+    <w:p/>
+    <w:p>
+      <w:r>
+        <w:t xml:space="preserve">        Map&lt;</w:t>
+      </w:r>
+      <w:proofErr w:type="gramStart"/>
+      <w:r>
+        <w:t>String ,</w:t>
+      </w:r>
+      <w:proofErr w:type="gramEnd"/>
+      <w:r>
+        <w:t xml:space="preserve"> Double &gt; map = </w:t>
+      </w:r>
+    </w:p>
+    <w:p>
+      <w:r>
+        <w:t xml:space="preserve">        </w:t>
+      </w:r>
+      <w:proofErr w:type="spellStart"/>
+      <w:r>
+        <w:t>employeeList</w:t>
+      </w:r>
+      <w:proofErr w:type="spellEnd"/>
+    </w:p>
+    <w:p>
+      <w:r>
+        <w:t xml:space="preserve">        </w:t>
+      </w:r>
+      <w:proofErr w:type="gramStart"/>
+      <w:r>
+        <w:t>.stream</w:t>
+      </w:r>
+      <w:proofErr w:type="gramEnd"/>
+      <w:r>
+        <w:t>()</w:t>
+      </w:r>
+    </w:p>
+    <w:p>
+      <w:r>
+        <w:t xml:space="preserve">        </w:t>
+      </w:r>
+      <w:proofErr w:type="gramStart"/>
+      <w:r>
+        <w:t>.collect</w:t>
+      </w:r>
+      <w:proofErr w:type="gramEnd"/>
+      <w:r>
+        <w:t>(</w:t>
+      </w:r>
+    </w:p>
+    <w:p>
+      <w:r>
+        <w:lastRenderedPageBreak/>
+        <w:t xml:space="preserve">            </w:t>
+      </w:r>
+      <w:proofErr w:type="spellStart"/>
+      <w:r>
+        <w:t>Collectors.groupingBy</w:t>
+      </w:r>
+      <w:proofErr w:type="spellEnd"/>
+      <w:r>
+        <w:t>(</w:t>
+      </w:r>
+    </w:p>
+    <w:p>
+      <w:r>
+        <w:t xml:space="preserve">                </w:t>
+      </w:r>
+      <w:proofErr w:type="gramStart"/>
+      <w:r>
+        <w:t>Employee::</w:t>
+      </w:r>
+      <w:proofErr w:type="spellStart"/>
+      <w:r>
+        <w:t>getGender</w:t>
+      </w:r>
+      <w:proofErr w:type="spellEnd"/>
+      <w:r>
+        <w:t xml:space="preserve"> ,</w:t>
+      </w:r>
+      <w:proofErr w:type="gramEnd"/>
+      <w:r>
+        <w:t xml:space="preserve"> </w:t>
+      </w:r>
+    </w:p>
+    <w:p>
+      <w:r>
+        <w:t xml:space="preserve">                </w:t>
+      </w:r>
+      <w:proofErr w:type="spellStart"/>
+      <w:r>
+        <w:t>Collectors.averagingInt</w:t>
+      </w:r>
+      <w:proofErr w:type="spellEnd"/>
+      <w:proofErr w:type="gramStart"/>
+      <w:r>
+        <w:t>( Employee::</w:t>
+      </w:r>
+      <w:proofErr w:type="spellStart"/>
+      <w:r>
+        <w:t>getAge</w:t>
+      </w:r>
+      <w:proofErr w:type="spellEnd"/>
+      <w:r>
+        <w:t xml:space="preserve"> )</w:t>
+      </w:r>
+      <w:proofErr w:type="gramEnd"/>
+    </w:p>
+    <w:p>
+      <w:r>
+        <w:t xml:space="preserve">            )</w:t>
+      </w:r>
+    </w:p>
+    <w:p>
+      <w:r>
+        <w:t xml:space="preserve">        );</w:t>
+      </w:r>
+    </w:p>
+    <w:p>
+      <w:r>
+        <w:t xml:space="preserve">        </w:t>
+      </w:r>
+      <w:proofErr w:type="spellStart"/>
+      <w:proofErr w:type="gramStart"/>
+      <w:r>
+        <w:t>out.println</w:t>
+      </w:r>
+      <w:proofErr w:type="spellEnd"/>
+      <w:proofErr w:type="gramEnd"/>
+      <w:r>
+        <w:t>(map</w:t>
+      </w:r>
+      <w:proofErr w:type="gramStart"/>
+      <w:r>
+        <w:t>) ;</w:t>
+      </w:r>
+      <w:proofErr w:type="gramEnd"/>
+    </w:p>
+    <w:p/>
+    <w:p>
+      <w:pPr>
+        <w:pStyle w:val="Heading2"/>
+      </w:pPr>
+      <w:r>
+        <w:t xml:space="preserve">Get the details of highest paid employee in the </w:t>
+      </w:r>
+      <w:r>
+        <w:t>organization</w:t>
+      </w:r>
+      <w:r>
+        <w:t>?</w:t>
+      </w:r>
+    </w:p>
+    <w:p>
+      <w:r>
+        <w:t xml:space="preserve">Employee </w:t>
+      </w:r>
+      <w:proofErr w:type="spellStart"/>
+      <w:proofErr w:type="gramStart"/>
+      <w:r>
+        <w:t>highestPaidEmployee</w:t>
+      </w:r>
+      <w:proofErr w:type="spellEnd"/>
+      <w:r>
+        <w:t xml:space="preserve">  =</w:t>
+      </w:r>
+      <w:proofErr w:type="gramEnd"/>
+      <w:r>
+        <w:t xml:space="preserve"> </w:t>
+      </w:r>
+    </w:p>
+    <w:p>
+      <w:r>
+        <w:t xml:space="preserve">        </w:t>
+      </w:r>
+      <w:proofErr w:type="spellStart"/>
+      <w:r>
+        <w:t>employeeList</w:t>
+      </w:r>
+      <w:proofErr w:type="spellEnd"/>
+    </w:p>
+    <w:p>
+      <w:r>
+        <w:t xml:space="preserve">        </w:t>
+      </w:r>
+      <w:proofErr w:type="gramStart"/>
+      <w:r>
+        <w:t>.stream</w:t>
+      </w:r>
+      <w:proofErr w:type="gramEnd"/>
+      <w:r>
+        <w:t>()</w:t>
+      </w:r>
+    </w:p>
+    <w:p>
+      <w:r>
+        <w:t xml:space="preserve">        .</w:t>
+      </w:r>
+      <w:proofErr w:type="gramStart"/>
+      <w:r>
+        <w:t>max(( emp1 ,</w:t>
+      </w:r>
+      <w:proofErr w:type="gramEnd"/>
+      <w:r>
+        <w:t xml:space="preserve"> emp</w:t>
+      </w:r>
+      <w:proofErr w:type="gramStart"/>
+      <w:r>
+        <w:t>2 )</w:t>
+      </w:r>
+      <w:proofErr w:type="gramEnd"/>
+      <w:r>
+        <w:t xml:space="preserve"> -&gt; </w:t>
+      </w:r>
+      <w:proofErr w:type="spellStart"/>
+      <w:r>
+        <w:t>Double.compare</w:t>
+      </w:r>
+      <w:proofErr w:type="spellEnd"/>
+      <w:proofErr w:type="gramStart"/>
+      <w:r>
+        <w:t>( emp1.getSalary</w:t>
+      </w:r>
+      <w:proofErr w:type="gramEnd"/>
+      <w:r>
+        <w:t>(</w:t>
+      </w:r>
+      <w:proofErr w:type="gramStart"/>
+      <w:r>
+        <w:t>) ,</w:t>
+      </w:r>
+      <w:proofErr w:type="gramEnd"/>
+      <w:r>
+        <w:t xml:space="preserve"> emp2.getSalary(</w:t>
+      </w:r>
+      <w:proofErr w:type="gramStart"/>
+      <w:r>
+        <w:t>) )</w:t>
+      </w:r>
+      <w:proofErr w:type="gramEnd"/>
+      <w:r>
+        <w:t xml:space="preserve"> )</w:t>
+      </w:r>
+    </w:p>
+    <w:p>
+      <w:r>
+        <w:t xml:space="preserve">        </w:t>
+      </w:r>
+      <w:proofErr w:type="gramStart"/>
+      <w:r>
+        <w:t>.</w:t>
+      </w:r>
+      <w:proofErr w:type="spellStart"/>
+      <w:r>
+        <w:t>orElse</w:t>
+      </w:r>
+      <w:proofErr w:type="spellEnd"/>
+      <w:proofErr w:type="gramEnd"/>
+      <w:r>
+        <w:t>(null</w:t>
+      </w:r>
+      <w:proofErr w:type="gramStart"/>
+      <w:r>
+        <w:t>) ;</w:t>
+      </w:r>
+      <w:proofErr w:type="gramEnd"/>
+    </w:p>
+    <w:p/>
+    <w:p>
+      <w:r>
+        <w:t xml:space="preserve">OR </w:t>
+      </w:r>
+    </w:p>
+    <w:p>
+      <w:r>
+        <w:t xml:space="preserve">        Employee </w:t>
+      </w:r>
+      <w:proofErr w:type="spellStart"/>
+      <w:proofErr w:type="gramStart"/>
+      <w:r>
+        <w:t>highestPaidEmployee</w:t>
+      </w:r>
+      <w:proofErr w:type="spellEnd"/>
+      <w:r>
+        <w:t xml:space="preserve">  =</w:t>
+      </w:r>
+      <w:proofErr w:type="gramEnd"/>
+      <w:r>
+        <w:t xml:space="preserve"> </w:t>
+      </w:r>
+    </w:p>
+    <w:p>
+      <w:r>
+        <w:t xml:space="preserve">        </w:t>
+      </w:r>
+      <w:proofErr w:type="spellStart"/>
+      <w:r>
+        <w:t>employeeList</w:t>
+      </w:r>
+      <w:proofErr w:type="spellEnd"/>
+    </w:p>
+    <w:p>
+      <w:r>
+        <w:t xml:space="preserve">        </w:t>
+      </w:r>
+      <w:proofErr w:type="gramStart"/>
+      <w:r>
+        <w:t>.stream</w:t>
+      </w:r>
+      <w:proofErr w:type="gramEnd"/>
+      <w:r>
+        <w:t>()</w:t>
+      </w:r>
+    </w:p>
+    <w:p>
+      <w:r>
+        <w:t xml:space="preserve">        </w:t>
+      </w:r>
+      <w:proofErr w:type="gramStart"/>
+      <w:r>
+        <w:t>.collect</w:t>
+      </w:r>
+      <w:proofErr w:type="gramEnd"/>
+      <w:r>
+        <w:t>(</w:t>
+      </w:r>
+    </w:p>
+    <w:p>
+      <w:r>
+        <w:t xml:space="preserve">            Collectors.maxBy(Comparator.comparingDouble(</w:t>
+      </w:r>
+      <w:proofErr w:type="gramStart"/>
+      <w:r>
+        <w:t>Employee::</w:t>
+      </w:r>
+      <w:proofErr w:type="gramEnd"/>
+      <w:r>
+        <w:t>getSalary))</w:t>
+      </w:r>
+    </w:p>
+    <w:p>
+      <w:r>
+        <w:t xml:space="preserve">        )</w:t>
+      </w:r>
+    </w:p>
+    <w:p>
+      <w:r>
+        <w:t xml:space="preserve">        </w:t>
+      </w:r>
+      <w:proofErr w:type="gramStart"/>
+      <w:r>
+        <w:t>.</w:t>
+      </w:r>
+      <w:proofErr w:type="spellStart"/>
+      <w:r>
+        <w:t>orElse</w:t>
+      </w:r>
+      <w:proofErr w:type="spellEnd"/>
+      <w:proofErr w:type="gramEnd"/>
+      <w:r>
+        <w:t>(null</w:t>
+      </w:r>
+      <w:proofErr w:type="gramStart"/>
+      <w:r>
+        <w:t>) ;</w:t>
+      </w:r>
+      <w:proofErr w:type="gramEnd"/>
+    </w:p>
+    <w:p/>
+    <w:p>
+      <w:pPr>
+        <w:pStyle w:val="Heading2"/>
+      </w:pPr>
+      <w:r>
+        <w:t xml:space="preserve">Get the names of all employees who have joined after </w:t>
+      </w:r>
+      <w:proofErr w:type="gramStart"/>
+      <w:r>
+        <w:t>2015</w:t>
+      </w:r>
+      <w:r>
+        <w:t xml:space="preserve"> </w:t>
+      </w:r>
+      <w:r>
+        <w:t>?</w:t>
+      </w:r>
+      <w:proofErr w:type="gramEnd"/>
+    </w:p>
+    <w:p/>
+    <w:p>
+      <w:r>
+        <w:t xml:space="preserve">        </w:t>
+      </w:r>
+      <w:proofErr w:type="spellStart"/>
+      <w:r>
+        <w:t>employeeList.stream</w:t>
+      </w:r>
+      <w:proofErr w:type="spellEnd"/>
+      <w:r>
+        <w:t>()</w:t>
+      </w:r>
+    </w:p>
+    <w:p>
+      <w:r>
+        <w:t xml:space="preserve">            </w:t>
+      </w:r>
+      <w:proofErr w:type="gramStart"/>
+      <w:r>
+        <w:t>.filter</w:t>
+      </w:r>
+      <w:proofErr w:type="gramEnd"/>
+      <w:r>
+        <w:t xml:space="preserve">(e -&gt; </w:t>
+      </w:r>
+      <w:proofErr w:type="spellStart"/>
+      <w:proofErr w:type="gramStart"/>
+      <w:r>
+        <w:t>e.getYearOfJoining</w:t>
+      </w:r>
+      <w:proofErr w:type="spellEnd"/>
+      <w:proofErr w:type="gramEnd"/>
+      <w:r>
+        <w:t>() &gt; 2015)</w:t>
+      </w:r>
+    </w:p>
+    <w:p>
+      <w:r>
+        <w:t xml:space="preserve">            </w:t>
+      </w:r>
+      <w:proofErr w:type="gramStart"/>
+      <w:r>
+        <w:t>.map</w:t>
+      </w:r>
+      <w:proofErr w:type="gramEnd"/>
+      <w:r>
+        <w:t>(</w:t>
+      </w:r>
+      <w:proofErr w:type="gramStart"/>
+      <w:r>
+        <w:t>Employee::</w:t>
+      </w:r>
+      <w:proofErr w:type="spellStart"/>
+      <w:proofErr w:type="gramEnd"/>
+      <w:r>
+        <w:t>getName</w:t>
+      </w:r>
+      <w:proofErr w:type="spellEnd"/>
+      <w:r>
+        <w:t>)</w:t>
+      </w:r>
+    </w:p>
+    <w:p>
+      <w:r>
+        <w:lastRenderedPageBreak/>
+        <w:t xml:space="preserve">            </w:t>
+      </w:r>
+      <w:proofErr w:type="gramStart"/>
+      <w:r>
+        <w:t>.</w:t>
+      </w:r>
+      <w:proofErr w:type="spellStart"/>
+      <w:r>
+        <w:t>forEach</w:t>
+      </w:r>
+      <w:proofErr w:type="spellEnd"/>
+      <w:proofErr w:type="gramEnd"/>
+      <w:r>
+        <w:t>(</w:t>
+      </w:r>
+      <w:proofErr w:type="spellStart"/>
+      <w:proofErr w:type="gramStart"/>
+      <w:r>
+        <w:t>System.out</w:t>
+      </w:r>
+      <w:proofErr w:type="spellEnd"/>
+      <w:r>
+        <w:t>::</w:t>
+      </w:r>
+      <w:proofErr w:type="spellStart"/>
+      <w:proofErr w:type="gramEnd"/>
+      <w:r>
+        <w:t>println</w:t>
+      </w:r>
+      <w:proofErr w:type="spellEnd"/>
+      <w:r>
+        <w:t>);</w:t>
+      </w:r>
+    </w:p>
+    <w:p/>
+    <w:p>
+      <w:pPr>
+        <w:pStyle w:val="Heading2"/>
+      </w:pPr>
+      <w:r>
+        <w:t xml:space="preserve">Count the number of employees in each </w:t>
+      </w:r>
+      <w:proofErr w:type="gramStart"/>
+      <w:r>
+        <w:t>department</w:t>
+      </w:r>
+      <w:r>
+        <w:t xml:space="preserve"> </w:t>
+      </w:r>
+      <w:r>
+        <w:t>?</w:t>
+      </w:r>
+      <w:proofErr w:type="gramEnd"/>
+    </w:p>
+    <w:p>
+      <w:pPr>
+        <w:shd w:val="clear" w:color="auto" w:fill="FFFFFF"/>
+        <w:spacing w:after="0" w:line="264" w:lineRule="atLeast"/>
+        <w:textAlignment w:val="baseline"/>
+        <w:rPr>
+          <w:rFonts w:ascii="Consolas" w:eastAsia="Times New Roman" w:hAnsi="Consolas" w:cs="Times New Roman"/>
+          <w:color w:val="000000"/>
+          <w:kern w:val="0"/>
+          <w:lang w:eastAsia="en-IN"/>
+          <w14:ligatures w14:val="none"/>
+        </w:rPr>
+      </w:pPr>
+      <w:r>
+        <w:rPr>
+          <w:rFonts w:ascii="Consolas" w:eastAsia="Times New Roman" w:hAnsi="Consolas" w:cs="Courier New"/>
+          <w:color w:val="000000"/>
+          <w:kern w:val="0"/>
+          <w:bdr w:val="none" w:sz="0" w:space="0" w:color="auto" w:frame="1"/>
+          <w:lang w:eastAsia="en-IN"/>
+          <w14:ligatures w14:val="none"/>
+        </w:rPr>
+        <w:t xml:space="preserve">Map&lt;String, </w:t>
+      </w:r>
+      <w:proofErr w:type="gramStart"/>
+      <w:r>
+        <w:rPr>
+          <w:rFonts w:ascii="Consolas" w:eastAsia="Times New Roman" w:hAnsi="Consolas" w:cs="Courier New"/>
+          <w:color w:val="000000"/>
+          <w:kern w:val="0"/>
+          <w:bdr w:val="none" w:sz="0" w:space="0" w:color="auto" w:frame="1"/>
+          <w:lang w:eastAsia="en-IN"/>
+          <w14:ligatures w14:val="none"/>
+        </w:rPr>
+        <w:t>Long</w:t>
+      </w:r>
+      <w:proofErr w:type="gramEnd"/>
+      <w:r>
+        <w:rPr>
+          <w:rFonts w:ascii="Consolas" w:eastAsia="Times New Roman" w:hAnsi="Consolas" w:cs="Courier New"/>
+          <w:color w:val="000000"/>
+          <w:kern w:val="0"/>
+          <w:bdr w:val="none" w:sz="0" w:space="0" w:color="auto" w:frame="1"/>
+          <w:lang w:eastAsia="en-IN"/>
+          <w14:ligatures w14:val="none"/>
+        </w:rPr>
+        <w:t xml:space="preserve">&gt; </w:t>
+      </w:r>
+      <w:proofErr w:type="spellStart"/>
+      <w:r>
+        <w:rPr>
+          <w:rFonts w:ascii="Consolas" w:eastAsia="Times New Roman" w:hAnsi="Consolas" w:cs="Courier New"/>
+          <w:color w:val="000000"/>
+          <w:kern w:val="0"/>
+          <w:bdr w:val="none" w:sz="0" w:space="0" w:color="auto" w:frame="1"/>
+          <w:lang w:eastAsia="en-IN"/>
+          <w14:ligatures w14:val="none"/>
+        </w:rPr>
+        <w:t>employeeCountByDepartment</w:t>
+      </w:r>
+      <w:proofErr w:type="spellEnd"/>
+      <w:r>
+        <w:rPr>
+          <w:rFonts w:ascii="Consolas" w:eastAsia="Times New Roman" w:hAnsi="Consolas" w:cs="Courier New"/>
+          <w:color w:val="000000"/>
+          <w:kern w:val="0"/>
+          <w:bdr w:val="none" w:sz="0" w:space="0" w:color="auto" w:frame="1"/>
+          <w:lang w:eastAsia="en-IN"/>
+          <w14:ligatures w14:val="none"/>
+        </w:rPr>
+        <w:t>=</w:t>
+      </w:r>
+    </w:p>
+    <w:p>
+      <w:pPr>
+        <w:shd w:val="clear" w:color="auto" w:fill="FFFFFF"/>
+        <w:spacing w:after="0" w:line="264" w:lineRule="atLeast"/>
+        <w:textAlignment w:val="baseline"/>
+        <w:rPr>
+          <w:rFonts w:ascii="Consolas" w:eastAsia="Times New Roman" w:hAnsi="Consolas" w:cs="Times New Roman"/>
+          <w:color w:val="000000"/>
+          <w:kern w:val="0"/>
+          <w:lang w:eastAsia="en-IN"/>
+          <w14:ligatures w14:val="none"/>
+        </w:rPr>
+      </w:pPr>
+      <w:r>
+        <w:rPr>
+          <w:rFonts w:ascii="Consolas" w:eastAsia="Times New Roman" w:hAnsi="Consolas" w:cs="Courier New"/>
+          <w:color w:val="000000"/>
+          <w:kern w:val="0"/>
+          <w:bdr w:val="none" w:sz="0" w:space="0" w:color="auto" w:frame="1"/>
+          <w:lang w:eastAsia="en-IN"/>
+          <w14:ligatures w14:val="none"/>
+        </w:rPr>
+        <w:t>employeeList.stream(</w:t>
+      </w:r>
+      <w:proofErr w:type="gramStart"/>
+      <w:r>
+        <w:rPr>
+          <w:rFonts w:ascii="Consolas" w:eastAsia="Times New Roman" w:hAnsi="Consolas" w:cs="Courier New"/>
+          <w:color w:val="000000"/>
+          <w:kern w:val="0"/>
+          <w:bdr w:val="none" w:sz="0" w:space="0" w:color="auto" w:frame="1"/>
+          <w:lang w:eastAsia="en-IN"/>
+          <w14:ligatures w14:val="none"/>
+        </w:rPr>
+        <w:t>).collect</w:t>
+      </w:r>
+      <w:proofErr w:type="gramEnd"/>
+      <w:r>
+        <w:rPr>
+          <w:rFonts w:ascii="Consolas" w:eastAsia="Times New Roman" w:hAnsi="Consolas" w:cs="Courier New"/>
+          <w:color w:val="000000"/>
+          <w:kern w:val="0"/>
+          <w:bdr w:val="none" w:sz="0" w:space="0" w:color="auto" w:frame="1"/>
+          <w:lang w:eastAsia="en-IN"/>
+          <w14:ligatures w14:val="none"/>
+        </w:rPr>
+        <w:t>(Collectors.groupingBy(</w:t>
+      </w:r>
+      <w:proofErr w:type="gramStart"/>
+      <w:r>
+        <w:rPr>
+          <w:rFonts w:ascii="Consolas" w:eastAsia="Times New Roman" w:hAnsi="Consolas" w:cs="Courier New"/>
+          <w:color w:val="000000"/>
+          <w:kern w:val="0"/>
+          <w:bdr w:val="none" w:sz="0" w:space="0" w:color="auto" w:frame="1"/>
+          <w:lang w:eastAsia="en-IN"/>
+          <w14:ligatures w14:val="none"/>
+        </w:rPr>
+        <w:t>Employee::</w:t>
+      </w:r>
+      <w:proofErr w:type="gramEnd"/>
+      <w:r>
+        <w:rPr>
+          <w:rFonts w:ascii="Consolas" w:eastAsia="Times New Roman" w:hAnsi="Consolas" w:cs="Courier New"/>
+          <w:color w:val="000000"/>
+          <w:kern w:val="0"/>
+          <w:bdr w:val="none" w:sz="0" w:space="0" w:color="auto" w:frame="1"/>
+          <w:lang w:eastAsia="en-IN"/>
+          <w14:ligatures w14:val="none"/>
+        </w:rPr>
+        <w:t xml:space="preserve">getDepartment, </w:t>
+      </w:r>
+      <w:proofErr w:type="spellStart"/>
+      <w:r>
+        <w:rPr>
+          <w:rFonts w:ascii="Consolas" w:eastAsia="Times New Roman" w:hAnsi="Consolas" w:cs="Courier New"/>
+          <w:color w:val="000000"/>
+          <w:kern w:val="0"/>
+          <w:bdr w:val="none" w:sz="0" w:space="0" w:color="auto" w:frame="1"/>
+          <w:lang w:eastAsia="en-IN"/>
+          <w14:ligatures w14:val="none"/>
+        </w:rPr>
+        <w:t>Collectors.counting</w:t>
+      </w:r>
+      <w:proofErr w:type="spellEnd"/>
+      <w:r>
+        <w:rPr>
+          <w:rFonts w:ascii="Consolas" w:eastAsia="Times New Roman" w:hAnsi="Consolas" w:cs="Courier New"/>
+          <w:color w:val="000000"/>
+          <w:kern w:val="0"/>
+          <w:bdr w:val="none" w:sz="0" w:space="0" w:color="auto" w:frame="1"/>
+          <w:lang w:eastAsia="en-IN"/>
+          <w14:ligatures w14:val="none"/>
+        </w:rPr>
+        <w:t>()));</w:t>
+      </w:r>
+    </w:p>
+    <w:p/>
+    <w:p>
+      <w:pPr>
+        <w:pStyle w:val="Heading2"/>
+      </w:pPr>
+      <w:r>
+        <w:t>What is the average salary of each department?</w:t>
+      </w:r>
+    </w:p>
+    <w:p>
+      <w:pPr>
+        <w:shd w:val="clear" w:color="auto" w:fill="FFFFFF"/>
+        <w:spacing w:after="0" w:line="264" w:lineRule="atLeast"/>
+        <w:textAlignment w:val="baseline"/>
+        <w:rPr>
+          <w:rFonts w:ascii="Consolas" w:eastAsia="Times New Roman" w:hAnsi="Consolas" w:cs="Times New Roman"/>
+          <w:color w:val="000000"/>
+          <w:kern w:val="0"/>
+          <w:lang w:eastAsia="en-IN"/>
+          <w14:ligatures w14:val="none"/>
+        </w:rPr>
+      </w:pPr>
+      <w:r>
+        <w:rPr>
+          <w:rFonts w:ascii="Consolas" w:eastAsia="Times New Roman" w:hAnsi="Consolas" w:cs="Courier New"/>
+          <w:color w:val="000000"/>
+          <w:kern w:val="0"/>
+          <w:bdr w:val="none" w:sz="0" w:space="0" w:color="auto" w:frame="1"/>
+          <w:lang w:eastAsia="en-IN"/>
+          <w14:ligatures w14:val="none"/>
+        </w:rPr>
+        <w:t xml:space="preserve">Map&lt;String, Double&gt; </w:t>
+      </w:r>
+      <w:proofErr w:type="spellStart"/>
+      <w:r>
+        <w:rPr>
+          <w:rFonts w:ascii="Consolas" w:eastAsia="Times New Roman" w:hAnsi="Consolas" w:cs="Courier New"/>
+          <w:color w:val="000000"/>
+          <w:kern w:val="0"/>
+          <w:bdr w:val="none" w:sz="0" w:space="0" w:color="auto" w:frame="1"/>
+          <w:lang w:eastAsia="en-IN"/>
+          <w14:ligatures w14:val="none"/>
+        </w:rPr>
+        <w:t>avgSalaryOfDepartments</w:t>
+      </w:r>
+      <w:proofErr w:type="spellEnd"/>
+      <w:r>
+        <w:rPr>
+          <w:rFonts w:ascii="Consolas" w:eastAsia="Times New Roman" w:hAnsi="Consolas" w:cs="Courier New"/>
+          <w:color w:val="000000"/>
+          <w:kern w:val="0"/>
+          <w:bdr w:val="none" w:sz="0" w:space="0" w:color="auto" w:frame="1"/>
+          <w:lang w:eastAsia="en-IN"/>
+          <w14:ligatures w14:val="none"/>
+        </w:rPr>
+        <w:t>=</w:t>
+      </w:r>
+    </w:p>
+    <w:p>
+      <w:pPr>
+        <w:shd w:val="clear" w:color="auto" w:fill="FFFFFF"/>
+        <w:spacing w:after="0" w:line="264" w:lineRule="atLeast"/>
+        <w:textAlignment w:val="baseline"/>
+        <w:rPr>
+          <w:rFonts w:ascii="Consolas" w:eastAsia="Times New Roman" w:hAnsi="Consolas" w:cs="Times New Roman"/>
+          <w:color w:val="000000"/>
+          <w:kern w:val="0"/>
+          <w:lang w:eastAsia="en-IN"/>
+          <w14:ligatures w14:val="none"/>
+        </w:rPr>
+      </w:pPr>
+      <w:r>
+        <w:rPr>
+          <w:rFonts w:ascii="Consolas" w:eastAsia="Times New Roman" w:hAnsi="Consolas" w:cs="Courier New"/>
+          <w:color w:val="000000"/>
+          <w:kern w:val="0"/>
+          <w:bdr w:val="none" w:sz="0" w:space="0" w:color="auto" w:frame="1"/>
+          <w:lang w:eastAsia="en-IN"/>
+          <w14:ligatures w14:val="none"/>
+        </w:rPr>
+        <w:t>employeeList.stream(</w:t>
+      </w:r>
+      <w:proofErr w:type="gramStart"/>
+      <w:r>
+        <w:rPr>
+          <w:rFonts w:ascii="Consolas" w:eastAsia="Times New Roman" w:hAnsi="Consolas" w:cs="Courier New"/>
+          <w:color w:val="000000"/>
+          <w:kern w:val="0"/>
+          <w:bdr w:val="none" w:sz="0" w:space="0" w:color="auto" w:frame="1"/>
+          <w:lang w:eastAsia="en-IN"/>
+          <w14:ligatures w14:val="none"/>
+        </w:rPr>
+        <w:t>).collect</w:t>
+      </w:r>
+      <w:proofErr w:type="gramEnd"/>
+      <w:r>
+        <w:rPr>
+          <w:rFonts w:ascii="Consolas" w:eastAsia="Times New Roman" w:hAnsi="Consolas" w:cs="Courier New"/>
+          <w:color w:val="000000"/>
+          <w:kern w:val="0"/>
+          <w:bdr w:val="none" w:sz="0" w:space="0" w:color="auto" w:frame="1"/>
+          <w:lang w:eastAsia="en-IN"/>
+          <w14:ligatures w14:val="none"/>
+        </w:rPr>
+        <w:t>(Collectors.groupingBy(</w:t>
+      </w:r>
+      <w:proofErr w:type="gramStart"/>
+      <w:r>
+        <w:rPr>
+          <w:rFonts w:ascii="Consolas" w:eastAsia="Times New Roman" w:hAnsi="Consolas" w:cs="Courier New"/>
+          <w:color w:val="000000"/>
+          <w:kern w:val="0"/>
+          <w:bdr w:val="none" w:sz="0" w:space="0" w:color="auto" w:frame="1"/>
+          <w:lang w:eastAsia="en-IN"/>
+          <w14:ligatures w14:val="none"/>
+        </w:rPr>
+        <w:t>Employee::</w:t>
+      </w:r>
+      <w:proofErr w:type="gramEnd"/>
+      <w:r>
+        <w:rPr>
+          <w:rFonts w:ascii="Consolas" w:eastAsia="Times New Roman" w:hAnsi="Consolas" w:cs="Courier New"/>
+          <w:color w:val="000000"/>
+          <w:kern w:val="0"/>
+          <w:bdr w:val="none" w:sz="0" w:space="0" w:color="auto" w:frame="1"/>
+          <w:lang w:eastAsia="en-IN"/>
+          <w14:ligatures w14:val="none"/>
+        </w:rPr>
+        <w:t xml:space="preserve">getDepartment, </w:t>
+      </w:r>
+      <w:proofErr w:type="spellStart"/>
+      <w:r>
+        <w:rPr>
+          <w:rFonts w:ascii="Consolas" w:eastAsia="Times New Roman" w:hAnsi="Consolas" w:cs="Courier New"/>
+          <w:color w:val="000000"/>
+          <w:kern w:val="0"/>
+          <w:bdr w:val="none" w:sz="0" w:space="0" w:color="auto" w:frame="1"/>
+          <w:lang w:eastAsia="en-IN"/>
+          <w14:ligatures w14:val="none"/>
+        </w:rPr>
+        <w:t>Collectors.averagingDouble</w:t>
+      </w:r>
+      <w:proofErr w:type="spellEnd"/>
+      <w:r>
+        <w:rPr>
+          <w:rFonts w:ascii="Consolas" w:eastAsia="Times New Roman" w:hAnsi="Consolas" w:cs="Courier New"/>
+          <w:color w:val="000000"/>
+          <w:kern w:val="0"/>
+          <w:bdr w:val="none" w:sz="0" w:space="0" w:color="auto" w:frame="1"/>
+          <w:lang w:eastAsia="en-IN"/>
+          <w14:ligatures w14:val="none"/>
+        </w:rPr>
+        <w:t>(</w:t>
+      </w:r>
+      <w:proofErr w:type="gramStart"/>
+      <w:r>
+        <w:rPr>
+          <w:rFonts w:ascii="Consolas" w:eastAsia="Times New Roman" w:hAnsi="Consolas" w:cs="Courier New"/>
+          <w:color w:val="000000"/>
+          <w:kern w:val="0"/>
+          <w:bdr w:val="none" w:sz="0" w:space="0" w:color="auto" w:frame="1"/>
+          <w:lang w:eastAsia="en-IN"/>
+          <w14:ligatures w14:val="none"/>
+        </w:rPr>
+        <w:t>Employee::</w:t>
+      </w:r>
+      <w:proofErr w:type="spellStart"/>
+      <w:proofErr w:type="gramEnd"/>
+      <w:r>
+        <w:rPr>
+          <w:rFonts w:ascii="Consolas" w:eastAsia="Times New Roman" w:hAnsi="Consolas" w:cs="Courier New"/>
+          <w:color w:val="000000"/>
+          <w:kern w:val="0"/>
+          <w:bdr w:val="none" w:sz="0" w:space="0" w:color="auto" w:frame="1"/>
+          <w:lang w:eastAsia="en-IN"/>
+          <w14:ligatures w14:val="none"/>
+        </w:rPr>
+        <w:t>getSalary</w:t>
+      </w:r>
+      <w:proofErr w:type="spellEnd"/>
+      <w:r>
+        <w:rPr>
+          <w:rFonts w:ascii="Consolas" w:eastAsia="Times New Roman" w:hAnsi="Consolas" w:cs="Courier New"/>
+          <w:color w:val="000000"/>
+          <w:kern w:val="0"/>
+          <w:bdr w:val="none" w:sz="0" w:space="0" w:color="auto" w:frame="1"/>
+          <w:lang w:eastAsia="en-IN"/>
+          <w14:ligatures w14:val="none"/>
+        </w:rPr>
+        <w:t>)));</w:t>
+      </w:r>
+    </w:p>
+    <w:p/>
+    <w:p>
+      <w:pPr>
+        <w:pStyle w:val="Heading2"/>
+      </w:pPr>
+      <w:r>
+        <w:t xml:space="preserve">Get the details of youngest male employee in the product development </w:t>
+      </w:r>
+      <w:proofErr w:type="gramStart"/>
+      <w:r>
+        <w:t>department</w:t>
+      </w:r>
+      <w:r>
+        <w:t xml:space="preserve"> </w:t>
+      </w:r>
+      <w:r>
+        <w:t>?</w:t>
+      </w:r>
+      <w:proofErr w:type="gramEnd"/>
+    </w:p>
+    <w:p>
+      <w:r>
+        <w:t xml:space="preserve">        Employee </w:t>
+      </w:r>
+      <w:proofErr w:type="spellStart"/>
+      <w:r>
+        <w:t>youngestMaleEmployeeInProductDevelopment</w:t>
+      </w:r>
+      <w:proofErr w:type="spellEnd"/>
+      <w:r>
+        <w:t xml:space="preserve"> = </w:t>
+      </w:r>
+    </w:p>
+    <w:p>
+      <w:r>
+        <w:t xml:space="preserve">        </w:t>
+      </w:r>
+      <w:proofErr w:type="spellStart"/>
+      <w:r>
+        <w:t>employeeList</w:t>
+      </w:r>
+      <w:proofErr w:type="spellEnd"/>
+    </w:p>
+    <w:p>
+      <w:r>
+        <w:t xml:space="preserve">        </w:t>
+      </w:r>
+      <w:proofErr w:type="gramStart"/>
+      <w:r>
+        <w:t>.stream</w:t>
+      </w:r>
+      <w:proofErr w:type="gramEnd"/>
+      <w:r>
+        <w:t>()</w:t>
+      </w:r>
+    </w:p>
+    <w:p>
+      <w:r>
+        <w:t xml:space="preserve">        </w:t>
+      </w:r>
+      <w:proofErr w:type="gramStart"/>
+      <w:r>
+        <w:t>.filter( emp</w:t>
+      </w:r>
+      <w:proofErr w:type="gramEnd"/>
+      <w:r>
+        <w:t xml:space="preserve"> -&gt; </w:t>
+      </w:r>
+      <w:proofErr w:type="spellStart"/>
+      <w:proofErr w:type="gramStart"/>
+      <w:r>
+        <w:t>emp.getGender</w:t>
+      </w:r>
+      <w:proofErr w:type="spellEnd"/>
+      <w:proofErr w:type="gramEnd"/>
+      <w:r>
+        <w:t>(</w:t>
+      </w:r>
+      <w:proofErr w:type="gramStart"/>
+      <w:r>
+        <w:t>).equals</w:t>
+      </w:r>
+      <w:proofErr w:type="gramEnd"/>
+      <w:r>
+        <w:t xml:space="preserve">("Male") </w:t>
+      </w:r>
+    </w:p>
+    <w:p>
+      <w:r>
+        <w:t xml:space="preserve">            &amp;&amp; </w:t>
+      </w:r>
+      <w:proofErr w:type="spellStart"/>
+      <w:proofErr w:type="gramStart"/>
+      <w:r>
+        <w:t>emp.getDepartment</w:t>
+      </w:r>
+      <w:proofErr w:type="spellEnd"/>
+      <w:proofErr w:type="gramEnd"/>
+      <w:r>
+        <w:t>(</w:t>
+      </w:r>
+      <w:proofErr w:type="gramStart"/>
+      <w:r>
+        <w:t>).equals</w:t>
+      </w:r>
+      <w:proofErr w:type="gramEnd"/>
+      <w:r>
+        <w:t>("Product Development"</w:t>
+      </w:r>
+      <w:proofErr w:type="gramStart"/>
+      <w:r>
+        <w:t>) )</w:t>
+      </w:r>
+      <w:proofErr w:type="gramEnd"/>
+    </w:p>
+    <w:p>
+      <w:r>
+        <w:t xml:space="preserve">        </w:t>
+      </w:r>
+      <w:proofErr w:type="gramStart"/>
+      <w:r>
+        <w:t>.collect</w:t>
+      </w:r>
+      <w:proofErr w:type="gramEnd"/>
+      <w:r>
+        <w:t>(</w:t>
+      </w:r>
+    </w:p>
+    <w:p>
+      <w:r>
+        <w:t xml:space="preserve">            </w:t>
+      </w:r>
+      <w:proofErr w:type="spellStart"/>
+      <w:r>
+        <w:t>Collectors.minBy</w:t>
+      </w:r>
+      <w:proofErr w:type="spellEnd"/>
+      <w:proofErr w:type="gramStart"/>
+      <w:r>
+        <w:t xml:space="preserve">( </w:t>
+      </w:r>
+      <w:proofErr w:type="spellStart"/>
+      <w:r>
+        <w:t>Comparator.comparingDouble</w:t>
+      </w:r>
+      <w:proofErr w:type="spellEnd"/>
+      <w:proofErr w:type="gramEnd"/>
+      <w:r>
+        <w:t>(</w:t>
+      </w:r>
+      <w:proofErr w:type="gramStart"/>
+      <w:r>
+        <w:t>Employee::</w:t>
+      </w:r>
+      <w:proofErr w:type="spellStart"/>
+      <w:proofErr w:type="gramEnd"/>
+      <w:r>
+        <w:t>getAge</w:t>
+      </w:r>
+      <w:proofErr w:type="spellEnd"/>
+      <w:r>
+        <w:t>))</w:t>
+      </w:r>
+    </w:p>
+    <w:p>
+      <w:r>
+        <w:t xml:space="preserve">        )</w:t>
+      </w:r>
+    </w:p>
+    <w:p>
+      <w:r>
+        <w:t xml:space="preserve">        </w:t>
+      </w:r>
+      <w:proofErr w:type="gramStart"/>
+      <w:r>
+        <w:t>.</w:t>
+      </w:r>
+      <w:proofErr w:type="spellStart"/>
+      <w:r>
+        <w:t>orElse</w:t>
+      </w:r>
+      <w:proofErr w:type="spellEnd"/>
+      <w:proofErr w:type="gramEnd"/>
+      <w:r>
+        <w:t>(null</w:t>
+      </w:r>
+      <w:proofErr w:type="gramStart"/>
+      <w:r>
+        <w:t>) ;</w:t>
+      </w:r>
+      <w:proofErr w:type="gramEnd"/>
+    </w:p>
+    <w:p>
+      <w:pPr>
+        <w:pStyle w:val="Heading2"/>
+      </w:pPr>
+      <w:r>
+        <w:t xml:space="preserve">Who has the most working experience in the </w:t>
+      </w:r>
+      <w:r>
+        <w:t>organization</w:t>
+      </w:r>
+      <w:r>
+        <w:t>?</w:t>
+      </w:r>
+    </w:p>
+    <w:p>
+      <w:r>
+        <w:t xml:space="preserve">        Employee </w:t>
+      </w:r>
+      <w:proofErr w:type="spellStart"/>
+      <w:r>
+        <w:t>mostExperiencedEmployee</w:t>
+      </w:r>
+      <w:proofErr w:type="spellEnd"/>
+      <w:r>
+        <w:t xml:space="preserve"> = </w:t>
+      </w:r>
+    </w:p>
+    <w:p>
+      <w:r>
+        <w:t xml:space="preserve">        </w:t>
+      </w:r>
+      <w:proofErr w:type="spellStart"/>
+      <w:r>
+        <w:t>employeeList</w:t>
+      </w:r>
+      <w:proofErr w:type="spellEnd"/>
+    </w:p>
+    <w:p>
+      <w:r>
+        <w:t xml:space="preserve">        </w:t>
+      </w:r>
+      <w:proofErr w:type="gramStart"/>
+      <w:r>
+        <w:t>.stream</w:t>
+      </w:r>
+      <w:proofErr w:type="gramEnd"/>
+      <w:r>
+        <w:t>()</w:t>
+      </w:r>
+    </w:p>
+    <w:p>
+      <w:r>
+        <w:t xml:space="preserve">        </w:t>
+      </w:r>
+      <w:proofErr w:type="gramStart"/>
+      <w:r>
+        <w:t>.collect</w:t>
+      </w:r>
+      <w:proofErr w:type="gramEnd"/>
+      <w:r>
+        <w:t>(</w:t>
+      </w:r>
+    </w:p>
+    <w:p>
+      <w:r>
+        <w:t xml:space="preserve">            </w:t>
+      </w:r>
+      <w:proofErr w:type="spellStart"/>
+      <w:r>
+        <w:t>Collectors.minBy</w:t>
+      </w:r>
+      <w:proofErr w:type="spellEnd"/>
+      <w:proofErr w:type="gramStart"/>
+      <w:r>
+        <w:t xml:space="preserve">( </w:t>
+      </w:r>
+      <w:proofErr w:type="spellStart"/>
+      <w:r>
+        <w:t>Comparator.comparingInt</w:t>
+      </w:r>
+      <w:proofErr w:type="spellEnd"/>
+      <w:proofErr w:type="gramEnd"/>
+      <w:r>
+        <w:t xml:space="preserve"> (</w:t>
+      </w:r>
+      <w:proofErr w:type="gramStart"/>
+      <w:r>
+        <w:t>Employee::</w:t>
+      </w:r>
+      <w:proofErr w:type="spellStart"/>
+      <w:proofErr w:type="gramEnd"/>
+      <w:r>
+        <w:t>getYearOfJoining</w:t>
+      </w:r>
+      <w:proofErr w:type="spellEnd"/>
+      <w:r>
+        <w:t>))</w:t>
+      </w:r>
+    </w:p>
+    <w:p>
+      <w:r>
+        <w:t xml:space="preserve">        )</w:t>
+      </w:r>
+    </w:p>
+    <w:p>
+      <w:r>
+        <w:t xml:space="preserve">        </w:t>
+      </w:r>
+      <w:proofErr w:type="gramStart"/>
+      <w:r>
+        <w:t>.</w:t>
+      </w:r>
+      <w:proofErr w:type="spellStart"/>
+      <w:r>
+        <w:t>orElse</w:t>
+      </w:r>
+      <w:proofErr w:type="spellEnd"/>
+      <w:proofErr w:type="gramEnd"/>
+      <w:r>
+        <w:t>(null</w:t>
+      </w:r>
+      <w:proofErr w:type="gramStart"/>
+      <w:r>
+        <w:t>) ;</w:t>
+      </w:r>
+      <w:proofErr w:type="gramEnd"/>
+    </w:p>
+    <w:p/>
+    <w:p>
+      <w:pPr>
+        <w:pStyle w:val="Heading2"/>
+      </w:pPr>
+      <w:r>
+        <w:lastRenderedPageBreak/>
+        <w:t xml:space="preserve">How many male and female employees are there in the sales and marketing </w:t>
+      </w:r>
+      <w:proofErr w:type="gramStart"/>
+      <w:r>
+        <w:t>team</w:t>
+      </w:r>
+      <w:r>
+        <w:t xml:space="preserve"> </w:t>
+      </w:r>
+      <w:r>
+        <w:t>?</w:t>
+      </w:r>
+      <w:proofErr w:type="gramEnd"/>
+    </w:p>
+    <w:p/>
+    <w:p>
+      <w:r>
+        <w:t xml:space="preserve">Map&lt;String, </w:t>
+      </w:r>
+      <w:proofErr w:type="gramStart"/>
+      <w:r>
+        <w:t>Long</w:t>
+      </w:r>
+      <w:proofErr w:type="gramEnd"/>
+      <w:r>
+        <w:t xml:space="preserve">&gt; </w:t>
+      </w:r>
+      <w:proofErr w:type="spellStart"/>
+      <w:r>
+        <w:t>countMaleFemaleEmployeesInSalesMarketing</w:t>
+      </w:r>
+      <w:proofErr w:type="spellEnd"/>
+      <w:r>
+        <w:t>=</w:t>
+      </w:r>
+    </w:p>
+    <w:p>
+      <w:proofErr w:type="spellStart"/>
+      <w:r>
+        <w:t>employeeList.stream</w:t>
+      </w:r>
+      <w:proofErr w:type="spellEnd"/>
+      <w:r>
+        <w:t>()</w:t>
+      </w:r>
+    </w:p>
+    <w:p>
+      <w:r>
+        <w:t>            </w:t>
+      </w:r>
+      <w:proofErr w:type="gramStart"/>
+      <w:r>
+        <w:t>.filter</w:t>
+      </w:r>
+      <w:proofErr w:type="gramEnd"/>
+      <w:r>
+        <w:t xml:space="preserve">(e -&gt; </w:t>
+      </w:r>
+      <w:proofErr w:type="spellStart"/>
+      <w:proofErr w:type="gramStart"/>
+      <w:r>
+        <w:t>e.getDepartment</w:t>
+      </w:r>
+      <w:proofErr w:type="spellEnd"/>
+      <w:r>
+        <w:t>()=</w:t>
+      </w:r>
+      <w:proofErr w:type="gramEnd"/>
+      <w:r>
+        <w:t xml:space="preserve">="Sales </w:t>
+      </w:r>
+      <w:proofErr w:type="gramStart"/>
+      <w:r>
+        <w:t>And</w:t>
+      </w:r>
+      <w:proofErr w:type="gramEnd"/>
+      <w:r>
+        <w:t xml:space="preserve"> Marketing")</w:t>
+      </w:r>
+    </w:p>
+    <w:p>
+      <w:r>
+        <w:t>            </w:t>
+      </w:r>
+      <w:proofErr w:type="gramStart"/>
+      <w:r>
+        <w:t>.collect</w:t>
+      </w:r>
+      <w:proofErr w:type="gramEnd"/>
+      <w:r>
+        <w:t>(</w:t>
+      </w:r>
+      <w:proofErr w:type="spellStart"/>
+      <w:r>
+        <w:t>Collectors.groupingBy</w:t>
+      </w:r>
+      <w:proofErr w:type="spellEnd"/>
+      <w:r>
+        <w:t>(</w:t>
+      </w:r>
+      <w:proofErr w:type="gramStart"/>
+      <w:r>
+        <w:t>Employee::</w:t>
+      </w:r>
+      <w:proofErr w:type="spellStart"/>
+      <w:proofErr w:type="gramEnd"/>
+      <w:r>
+        <w:t>getGender</w:t>
+      </w:r>
+      <w:proofErr w:type="spellEnd"/>
+      <w:r>
+        <w:t xml:space="preserve">, </w:t>
+      </w:r>
+      <w:proofErr w:type="spellStart"/>
+      <w:r>
+        <w:t>Collectors.counting</w:t>
+      </w:r>
+      <w:proofErr w:type="spellEnd"/>
+      <w:r>
+        <w:t>()));</w:t>
+      </w:r>
+    </w:p>
+    <w:p/>
+    <w:p>
+      <w:pPr>
+        <w:pStyle w:val="Heading2"/>
+      </w:pPr>
+      <w:r>
+        <w:t>List down the names of all employees in each department?</w:t>
+      </w:r>
+    </w:p>
+    <w:p>
+      <w:r>
+        <w:t xml:space="preserve">        Map&lt;String, List&lt;Employee&gt;&gt; </w:t>
+      </w:r>
+      <w:proofErr w:type="spellStart"/>
+      <w:r>
+        <w:t>employeeListByDepartment</w:t>
+      </w:r>
+      <w:proofErr w:type="spellEnd"/>
+      <w:r>
+        <w:t xml:space="preserve"> =</w:t>
+      </w:r>
+    </w:p>
+    <w:p>
+      <w:r>
+        <w:t xml:space="preserve">        </w:t>
+      </w:r>
+      <w:proofErr w:type="spellStart"/>
+      <w:r>
+        <w:t>employeeList.stream</w:t>
+      </w:r>
+      <w:proofErr w:type="spellEnd"/>
+      <w:r>
+        <w:t>()</w:t>
+      </w:r>
+    </w:p>
+    <w:p>
+      <w:r>
+        <w:t xml:space="preserve">        </w:t>
+      </w:r>
+      <w:proofErr w:type="gramStart"/>
+      <w:r>
+        <w:t>.collect</w:t>
+      </w:r>
+      <w:proofErr w:type="gramEnd"/>
+      <w:r>
+        <w:t>(</w:t>
+      </w:r>
+      <w:proofErr w:type="spellStart"/>
+      <w:r>
+        <w:t>Collectors.groupingBy</w:t>
+      </w:r>
+      <w:proofErr w:type="spellEnd"/>
+      <w:r>
+        <w:t>(</w:t>
+      </w:r>
+      <w:proofErr w:type="gramStart"/>
+      <w:r>
+        <w:t>Employee::</w:t>
+      </w:r>
+      <w:proofErr w:type="spellStart"/>
+      <w:proofErr w:type="gramEnd"/>
+      <w:r>
+        <w:t>getDepartment</w:t>
+      </w:r>
+      <w:proofErr w:type="spellEnd"/>
+      <w:r>
+        <w:t>));</w:t>
+      </w:r>
+    </w:p>
+    <w:p/>
+    <w:p/>
+    <w:p>
+      <w:r>
+        <w:t xml:space="preserve">        Map&lt;String, List&lt;String&gt;&gt; </w:t>
+      </w:r>
+      <w:proofErr w:type="spellStart"/>
+      <w:r>
+        <w:t>employeeNameMap</w:t>
+      </w:r>
+      <w:proofErr w:type="spellEnd"/>
+      <w:r>
+        <w:t xml:space="preserve"> =</w:t>
+      </w:r>
+    </w:p>
+    <w:p>
+      <w:r>
+        <w:t xml:space="preserve">        </w:t>
+      </w:r>
+      <w:proofErr w:type="spellStart"/>
+      <w:r>
+        <w:t>employeeListByDepartment</w:t>
+      </w:r>
+      <w:proofErr w:type="spellEnd"/>
+    </w:p>
+    <w:p>
+      <w:r>
+        <w:t xml:space="preserve">        </w:t>
+      </w:r>
+      <w:proofErr w:type="gramStart"/>
+      <w:r>
+        <w:t>.</w:t>
+      </w:r>
+      <w:proofErr w:type="spellStart"/>
+      <w:r>
+        <w:t>entrySet</w:t>
+      </w:r>
+      <w:proofErr w:type="spellEnd"/>
+      <w:proofErr w:type="gramEnd"/>
+      <w:r>
+        <w:t>()</w:t>
+      </w:r>
+    </w:p>
+    <w:p>
+      <w:r>
+        <w:t xml:space="preserve">        </w:t>
+      </w:r>
+      <w:proofErr w:type="gramStart"/>
+      <w:r>
+        <w:t>.stream</w:t>
+      </w:r>
+      <w:proofErr w:type="gramEnd"/>
+      <w:r>
+        <w:t>()</w:t>
+      </w:r>
+    </w:p>
+    <w:p>
+      <w:r>
+        <w:t xml:space="preserve">        </w:t>
+      </w:r>
+      <w:proofErr w:type="gramStart"/>
+      <w:r>
+        <w:t>.collect</w:t>
+      </w:r>
+      <w:proofErr w:type="gramEnd"/>
+      <w:r>
+        <w:t>(</w:t>
+      </w:r>
+    </w:p>
+    <w:p/>
+    <w:p>
+      <w:r>
+        <w:t xml:space="preserve">            </w:t>
+      </w:r>
+      <w:proofErr w:type="spellStart"/>
+      <w:r>
+        <w:t>Collectors.toMap</w:t>
+      </w:r>
+      <w:proofErr w:type="spellEnd"/>
+      <w:r>
+        <w:t xml:space="preserve"> (</w:t>
+      </w:r>
+    </w:p>
+    <w:p>
+      <w:r>
+        <w:t xml:space="preserve">                </w:t>
+      </w:r>
+      <w:proofErr w:type="spellStart"/>
+      <w:proofErr w:type="gramStart"/>
+      <w:r>
+        <w:t>Map.Entry</w:t>
+      </w:r>
+      <w:proofErr w:type="spellEnd"/>
+      <w:r>
+        <w:t>::</w:t>
+      </w:r>
+      <w:proofErr w:type="spellStart"/>
+      <w:r>
+        <w:t>getKey</w:t>
+      </w:r>
+      <w:proofErr w:type="spellEnd"/>
+      <w:r>
+        <w:t xml:space="preserve"> ,</w:t>
+      </w:r>
+      <w:proofErr w:type="gramEnd"/>
+      <w:r>
+        <w:t xml:space="preserve"> </w:t>
+      </w:r>
+    </w:p>
+    <w:p/>
+    <w:p>
+      <w:r>
+        <w:t xml:space="preserve">                entry -&gt; </w:t>
+      </w:r>
+    </w:p>
+    <w:p>
+      <w:r>
+        <w:t xml:space="preserve">                </w:t>
+      </w:r>
+      <w:proofErr w:type="spellStart"/>
+      <w:proofErr w:type="gramStart"/>
+      <w:r>
+        <w:t>entry.getValue</w:t>
+      </w:r>
+      <w:proofErr w:type="spellEnd"/>
+      <w:proofErr w:type="gramEnd"/>
+      <w:r>
+        <w:t>()</w:t>
+      </w:r>
+    </w:p>
+    <w:p>
+      <w:r>
+        <w:t xml:space="preserve">                </w:t>
+      </w:r>
+      <w:proofErr w:type="gramStart"/>
+      <w:r>
+        <w:t>.stream</w:t>
+      </w:r>
+      <w:proofErr w:type="gramEnd"/>
+      <w:r>
+        <w:t>()</w:t>
+      </w:r>
+    </w:p>
+    <w:p>
+      <w:r>
+        <w:t xml:space="preserve">                </w:t>
+      </w:r>
+      <w:proofErr w:type="gramStart"/>
+      <w:r>
+        <w:t>.map</w:t>
+      </w:r>
+      <w:proofErr w:type="gramEnd"/>
+      <w:r>
+        <w:t>(</w:t>
+      </w:r>
+      <w:proofErr w:type="gramStart"/>
+      <w:r>
+        <w:t>Employee::</w:t>
+      </w:r>
+      <w:proofErr w:type="spellStart"/>
+      <w:proofErr w:type="gramEnd"/>
+      <w:r>
+        <w:t>getName</w:t>
+      </w:r>
+      <w:proofErr w:type="spellEnd"/>
+      <w:r>
+        <w:t>)</w:t>
+      </w:r>
+    </w:p>
+    <w:p>
+      <w:r>
+        <w:t xml:space="preserve">                </w:t>
+      </w:r>
+      <w:proofErr w:type="gramStart"/>
+      <w:r>
+        <w:t>.collect</w:t>
+      </w:r>
+      <w:proofErr w:type="gramEnd"/>
+      <w:r>
+        <w:t>(</w:t>
+      </w:r>
+      <w:proofErr w:type="spellStart"/>
+      <w:r>
+        <w:t>Collectors.toList</w:t>
+      </w:r>
+      <w:proofErr w:type="spellEnd"/>
+      <w:r>
+        <w:t xml:space="preserve">()) </w:t>
+      </w:r>
+    </w:p>
+    <w:p>
+      <w:r>
+        <w:t xml:space="preserve">            )</w:t>
+      </w:r>
+    </w:p>
+    <w:p>
+      <w:r>
+        <w:lastRenderedPageBreak/>
+        <w:t xml:space="preserve">        ) ;</w:t>
+      </w:r>
+    </w:p>
+    <w:p/>
+    <w:p>
+      <w:r>
+        <w:t xml:space="preserve">OR simply </w:t>
+      </w:r>
+    </w:p>
+    <w:p/>
+    <w:p>
+      <w:r>
+        <w:t xml:space="preserve">Map&lt;String, List&lt;String&gt;&gt; </w:t>
+      </w:r>
+      <w:proofErr w:type="spellStart"/>
+      <w:r>
+        <w:t>employeeNamesByDepartment</w:t>
+      </w:r>
+      <w:proofErr w:type="spellEnd"/>
+      <w:r>
+        <w:t xml:space="preserve"> = </w:t>
+      </w:r>
+      <w:proofErr w:type="spellStart"/>
+      <w:r>
+        <w:t>employeeList.stream</w:t>
+      </w:r>
+      <w:proofErr w:type="spellEnd"/>
+      <w:r>
+        <w:t>()</w:t>
+      </w:r>
+    </w:p>
+    <w:p>
+      <w:r>
+        <w:t xml:space="preserve">    </w:t>
+      </w:r>
+      <w:proofErr w:type="gramStart"/>
+      <w:r>
+        <w:t>.collect</w:t>
+      </w:r>
+      <w:proofErr w:type="gramEnd"/>
+      <w:r>
+        <w:t>(</w:t>
+      </w:r>
+      <w:proofErr w:type="spellStart"/>
+      <w:r>
+        <w:t>Collectors.groupingBy</w:t>
+      </w:r>
+      <w:proofErr w:type="spellEnd"/>
+      <w:r>
+        <w:t>(</w:t>
+      </w:r>
+    </w:p>
+    <w:p>
+      <w:r>
+        <w:t xml:space="preserve">        </w:t>
+      </w:r>
+      <w:proofErr w:type="gramStart"/>
+      <w:r>
+        <w:t>Employee::</w:t>
+      </w:r>
+      <w:proofErr w:type="spellStart"/>
+      <w:r>
+        <w:t>getDepartment</w:t>
+      </w:r>
+      <w:proofErr w:type="spellEnd"/>
+      <w:r>
+        <w:t xml:space="preserve">,   </w:t>
+      </w:r>
+      <w:proofErr w:type="gramEnd"/>
+      <w:r>
+        <w:t xml:space="preserve">                           // Group by Department</w:t>
+      </w:r>
+    </w:p>
+    <w:p>
+      <w:r>
+        <w:t xml:space="preserve">        </w:t>
+      </w:r>
+      <w:proofErr w:type="spellStart"/>
+      <w:r>
+        <w:t>Collectors.mapping</w:t>
+      </w:r>
+      <w:proofErr w:type="spellEnd"/>
+      <w:r>
+        <w:t>(</w:t>
+      </w:r>
+      <w:proofErr w:type="gramStart"/>
+      <w:r>
+        <w:t>Employee::</w:t>
+      </w:r>
+      <w:proofErr w:type="spellStart"/>
+      <w:proofErr w:type="gramEnd"/>
+      <w:r>
+        <w:t>getName</w:t>
+      </w:r>
+      <w:proofErr w:type="spellEnd"/>
+      <w:r>
+        <w:t xml:space="preserve">, </w:t>
+      </w:r>
+      <w:proofErr w:type="spellStart"/>
+      <w:r>
+        <w:t>Collectors.toList</w:t>
+      </w:r>
+      <w:proofErr w:type="spellEnd"/>
+      <w:r>
+        <w:t>()) // Downstream collector to extract names</w:t>
+      </w:r>
+    </w:p>
+    <w:p>
+      <w:r>
+        <w:t xml:space="preserve">    ));</w:t>
+      </w:r>
+    </w:p>
+    <w:p/>
+    <w:p>
+      <w:pPr>
+        <w:pStyle w:val="Heading2"/>
+      </w:pPr>
+      <w:r>
+        <w:t>What is the average salary and total salary of the whole organization</w:t>
+      </w:r>
+      <w:r>
+        <w:t>?</w:t>
+      </w:r>
+    </w:p>
+    <w:p>
+      <w:r>
+        <w:t xml:space="preserve">        Double </w:t>
+      </w:r>
+      <w:proofErr w:type="spellStart"/>
+      <w:r>
+        <w:t>avg</w:t>
+      </w:r>
+      <w:proofErr w:type="spellEnd"/>
+      <w:r>
+        <w:t xml:space="preserve"> = </w:t>
+      </w:r>
+    </w:p>
+    <w:p>
+      <w:r>
+        <w:t xml:space="preserve">        </w:t>
+      </w:r>
+      <w:proofErr w:type="spellStart"/>
+      <w:r>
+        <w:t>employeeList</w:t>
+      </w:r>
+      <w:proofErr w:type="spellEnd"/>
+    </w:p>
+    <w:p>
+      <w:r>
+        <w:t xml:space="preserve">        </w:t>
+      </w:r>
+      <w:proofErr w:type="gramStart"/>
+      <w:r>
+        <w:t>.stream</w:t>
+      </w:r>
+      <w:proofErr w:type="gramEnd"/>
+      <w:r>
+        <w:t>()</w:t>
+      </w:r>
+    </w:p>
+    <w:p>
+      <w:r>
+        <w:t xml:space="preserve">        /</w:t>
+      </w:r>
+      <w:proofErr w:type="gramStart"/>
+      <w:r>
+        <w:t>/.map</w:t>
+      </w:r>
+      <w:proofErr w:type="gramEnd"/>
+      <w:r>
+        <w:t>(</w:t>
+      </w:r>
+      <w:proofErr w:type="gramStart"/>
+      <w:r>
+        <w:t>Employee::</w:t>
+      </w:r>
+      <w:proofErr w:type="spellStart"/>
+      <w:proofErr w:type="gramEnd"/>
+      <w:r>
+        <w:t>getSalary</w:t>
+      </w:r>
+      <w:proofErr w:type="spellEnd"/>
+      <w:r>
+        <w:t>)</w:t>
+      </w:r>
+    </w:p>
+    <w:p>
+      <w:r>
+        <w:t xml:space="preserve">        </w:t>
+      </w:r>
+      <w:proofErr w:type="gramStart"/>
+      <w:r>
+        <w:t>.collect</w:t>
+      </w:r>
+      <w:proofErr w:type="gramEnd"/>
+      <w:r>
+        <w:t>(</w:t>
+      </w:r>
+    </w:p>
+    <w:p>
+      <w:r>
+        <w:t xml:space="preserve">            </w:t>
+      </w:r>
+      <w:proofErr w:type="spellStart"/>
+      <w:r>
+        <w:t>Collectors.averagingDouble</w:t>
+      </w:r>
+      <w:proofErr w:type="spellEnd"/>
+      <w:r>
+        <w:t>(</w:t>
+      </w:r>
+      <w:proofErr w:type="gramStart"/>
+      <w:r>
+        <w:t>Employee::</w:t>
+      </w:r>
+      <w:proofErr w:type="spellStart"/>
+      <w:proofErr w:type="gramEnd"/>
+      <w:r>
+        <w:t>getSalary</w:t>
+      </w:r>
+      <w:proofErr w:type="spellEnd"/>
+      <w:r>
+        <w:t>)</w:t>
+      </w:r>
+    </w:p>
+    <w:p>
+      <w:r>
+        <w:t xml:space="preserve">        );</w:t>
+      </w:r>
+    </w:p>
+    <w:p/>
+    <w:p>
+      <w:r>
+        <w:t xml:space="preserve">        Double sum = </w:t>
+      </w:r>
+    </w:p>
+    <w:p>
+      <w:r>
+        <w:t xml:space="preserve">        </w:t>
+      </w:r>
+      <w:proofErr w:type="spellStart"/>
+      <w:r>
+        <w:t>employeeList</w:t>
+      </w:r>
+      <w:proofErr w:type="spellEnd"/>
+    </w:p>
+    <w:p>
+      <w:r>
+        <w:t xml:space="preserve">        </w:t>
+      </w:r>
+      <w:proofErr w:type="gramStart"/>
+      <w:r>
+        <w:t>.stream</w:t>
+      </w:r>
+      <w:proofErr w:type="gramEnd"/>
+      <w:r>
+        <w:t>()</w:t>
+      </w:r>
+    </w:p>
+    <w:p>
+      <w:r>
+        <w:t xml:space="preserve">        /</w:t>
+      </w:r>
+      <w:proofErr w:type="gramStart"/>
+      <w:r>
+        <w:t>/.map</w:t>
+      </w:r>
+      <w:proofErr w:type="gramEnd"/>
+      <w:r>
+        <w:t>(</w:t>
+      </w:r>
+      <w:proofErr w:type="gramStart"/>
+      <w:r>
+        <w:t>Employee::</w:t>
+      </w:r>
+      <w:proofErr w:type="spellStart"/>
+      <w:proofErr w:type="gramEnd"/>
+      <w:r>
+        <w:t>getSalary</w:t>
+      </w:r>
+      <w:proofErr w:type="spellEnd"/>
+      <w:r>
+        <w:t>)</w:t>
+      </w:r>
+    </w:p>
+    <w:p>
+      <w:r>
+        <w:t xml:space="preserve">        </w:t>
+      </w:r>
+      <w:proofErr w:type="gramStart"/>
+      <w:r>
+        <w:t>.collect</w:t>
+      </w:r>
+      <w:proofErr w:type="gramEnd"/>
+      <w:r>
+        <w:t>(</w:t>
+      </w:r>
+    </w:p>
+    <w:p>
+      <w:r>
+        <w:t xml:space="preserve">            </w:t>
+      </w:r>
+      <w:proofErr w:type="spellStart"/>
+      <w:r>
+        <w:t>Collectors.summingDouble</w:t>
+      </w:r>
+      <w:proofErr w:type="spellEnd"/>
+      <w:r>
+        <w:t>(</w:t>
+      </w:r>
+      <w:proofErr w:type="gramStart"/>
+      <w:r>
+        <w:t>Employee::</w:t>
+      </w:r>
+      <w:proofErr w:type="spellStart"/>
+      <w:proofErr w:type="gramEnd"/>
+      <w:r>
+        <w:t>getSalary</w:t>
+      </w:r>
+      <w:proofErr w:type="spellEnd"/>
+      <w:r>
+        <w:t>)</w:t>
+      </w:r>
+    </w:p>
+    <w:p>
+      <w:r>
+        <w:t xml:space="preserve">        );</w:t>
+      </w:r>
+    </w:p>
+    <w:p/>
+    <w:p>
+      <w:r>
+        <w:t xml:space="preserve">        </w:t>
+      </w:r>
+      <w:proofErr w:type="spellStart"/>
+      <w:proofErr w:type="gramStart"/>
+      <w:r>
+        <w:t>out.println</w:t>
+      </w:r>
+      <w:proofErr w:type="spellEnd"/>
+      <w:proofErr w:type="gramEnd"/>
+      <w:r>
+        <w:t>(</w:t>
+      </w:r>
+      <w:proofErr w:type="spellStart"/>
+      <w:r>
+        <w:t>avg</w:t>
+      </w:r>
+      <w:proofErr w:type="spellEnd"/>
+      <w:proofErr w:type="gramStart"/>
+      <w:r>
+        <w:t>) ;</w:t>
+      </w:r>
+      <w:proofErr w:type="gramEnd"/>
+      <w:r>
+        <w:t xml:space="preserve"> </w:t>
+      </w:r>
+    </w:p>
+    <w:p>
+      <w:r>
+        <w:t xml:space="preserve">        </w:t>
+      </w:r>
+      <w:proofErr w:type="spellStart"/>
+      <w:proofErr w:type="gramStart"/>
+      <w:r>
+        <w:t>out.println</w:t>
+      </w:r>
+      <w:proofErr w:type="spellEnd"/>
+      <w:proofErr w:type="gramEnd"/>
+      <w:r>
+        <w:t>(sum</w:t>
+      </w:r>
+      <w:proofErr w:type="gramStart"/>
+      <w:r>
+        <w:t>) ;</w:t>
+      </w:r>
+      <w:proofErr w:type="gramEnd"/>
+    </w:p>
+    <w:p/>
+    <w:p>
+      <w:r>
+        <w:t xml:space="preserve">OR </w:t>
+      </w:r>
+    </w:p>
+    <w:p>
+      <w:r>
+        <w:t xml:space="preserve">        double </w:t>
+      </w:r>
+      <w:proofErr w:type="spellStart"/>
+      <w:r>
+        <w:t>avg</w:t>
+      </w:r>
+      <w:proofErr w:type="spellEnd"/>
+      <w:r>
+        <w:t xml:space="preserve"> = </w:t>
+      </w:r>
+    </w:p>
+    <w:p>
+      <w:r>
+        <w:t xml:space="preserve">        </w:t>
+      </w:r>
+      <w:proofErr w:type="spellStart"/>
+      <w:r>
+        <w:t>employeeList</w:t>
+      </w:r>
+      <w:proofErr w:type="spellEnd"/>
+    </w:p>
+    <w:p>
+      <w:r>
+        <w:t xml:space="preserve">        </w:t>
+      </w:r>
+      <w:proofErr w:type="gramStart"/>
+      <w:r>
+        <w:t>.stream</w:t>
+      </w:r>
+      <w:proofErr w:type="gramEnd"/>
+      <w:r>
+        <w:t>()</w:t>
+      </w:r>
+    </w:p>
+    <w:p>
+      <w:r>
+        <w:t xml:space="preserve">        </w:t>
+      </w:r>
+      <w:proofErr w:type="gramStart"/>
+      <w:r>
+        <w:t>.</w:t>
+      </w:r>
+      <w:proofErr w:type="spellStart"/>
+      <w:r>
+        <w:t>mapToDouble</w:t>
+      </w:r>
+      <w:proofErr w:type="spellEnd"/>
+      <w:proofErr w:type="gramEnd"/>
+      <w:r>
+        <w:t>(</w:t>
+      </w:r>
+      <w:proofErr w:type="gramStart"/>
+      <w:r>
+        <w:t>Employee::</w:t>
+      </w:r>
+      <w:proofErr w:type="spellStart"/>
+      <w:proofErr w:type="gramEnd"/>
+      <w:r>
+        <w:t>getSalary</w:t>
+      </w:r>
+      <w:proofErr w:type="spellEnd"/>
+      <w:r>
+        <w:t>)</w:t>
+      </w:r>
+    </w:p>
+    <w:p>
+      <w:r>
+        <w:t xml:space="preserve">        /</w:t>
+      </w:r>
+      <w:proofErr w:type="gramStart"/>
+      <w:r>
+        <w:t>/ .collect</w:t>
+      </w:r>
+      <w:proofErr w:type="gramEnd"/>
+      <w:r>
+        <w:t>(</w:t>
+      </w:r>
+    </w:p>
+    <w:p>
+      <w:r>
+        <w:t xml:space="preserve">        //     </w:t>
+      </w:r>
+      <w:proofErr w:type="spellStart"/>
+      <w:r>
+        <w:t>Collectors.averagingDouble</w:t>
+      </w:r>
+      <w:proofErr w:type="spellEnd"/>
+      <w:r>
+        <w:t>(</w:t>
+      </w:r>
+      <w:proofErr w:type="gramStart"/>
+      <w:r>
+        <w:t>Employee::</w:t>
+      </w:r>
+      <w:proofErr w:type="spellStart"/>
+      <w:proofErr w:type="gramEnd"/>
+      <w:r>
+        <w:t>getSalary</w:t>
+      </w:r>
+      <w:proofErr w:type="spellEnd"/>
+      <w:r>
+        <w:t>)</w:t>
+      </w:r>
+    </w:p>
+    <w:p>
+      <w:r>
+        <w:t xml:space="preserve">        // );</w:t>
+      </w:r>
+    </w:p>
+    <w:p>
+      <w:r>
+        <w:t xml:space="preserve">        </w:t>
+      </w:r>
+      <w:proofErr w:type="gramStart"/>
+      <w:r>
+        <w:t>.average</w:t>
+      </w:r>
+      <w:proofErr w:type="gramEnd"/>
+      <w:r>
+        <w:t>()</w:t>
+      </w:r>
+    </w:p>
+    <w:p>
+      <w:r>
+        <w:t xml:space="preserve">        </w:t>
+      </w:r>
+      <w:proofErr w:type="gramStart"/>
+      <w:r>
+        <w:t>.</w:t>
+      </w:r>
+      <w:proofErr w:type="spellStart"/>
+      <w:r>
+        <w:t>orElse</w:t>
+      </w:r>
+      <w:proofErr w:type="spellEnd"/>
+      <w:proofErr w:type="gramEnd"/>
+      <w:r>
+        <w:t>(0.0</w:t>
+      </w:r>
+      <w:proofErr w:type="gramStart"/>
+      <w:r>
+        <w:t>) ;</w:t>
+      </w:r>
+      <w:proofErr w:type="gramEnd"/>
+      <w:r>
+        <w:t xml:space="preserve"> </w:t>
+      </w:r>
+    </w:p>
+    <w:p/>
+    <w:p>
+      <w:r>
+        <w:t xml:space="preserve">        double sum = </w:t>
+      </w:r>
+    </w:p>
+    <w:p>
+      <w:r>
+        <w:t xml:space="preserve">        </w:t>
+      </w:r>
+      <w:proofErr w:type="spellStart"/>
+      <w:r>
+        <w:t>employeeList</w:t>
+      </w:r>
+      <w:proofErr w:type="spellEnd"/>
+    </w:p>
+    <w:p>
+      <w:r>
+        <w:t xml:space="preserve">        </w:t>
+      </w:r>
+      <w:proofErr w:type="gramStart"/>
+      <w:r>
+        <w:t>.stream</w:t>
+      </w:r>
+      <w:proofErr w:type="gramEnd"/>
+      <w:r>
+        <w:t>()</w:t>
+      </w:r>
+    </w:p>
+    <w:p>
+      <w:r>
+        <w:t xml:space="preserve">        </w:t>
+      </w:r>
+      <w:proofErr w:type="gramStart"/>
+      <w:r>
+        <w:t>.</w:t>
+      </w:r>
+      <w:proofErr w:type="spellStart"/>
+      <w:r>
+        <w:t>mapToDouble</w:t>
+      </w:r>
+      <w:proofErr w:type="spellEnd"/>
+      <w:proofErr w:type="gramEnd"/>
+      <w:r>
+        <w:t>(</w:t>
+      </w:r>
+      <w:proofErr w:type="gramStart"/>
+      <w:r>
+        <w:t>Employee::</w:t>
+      </w:r>
+      <w:proofErr w:type="spellStart"/>
+      <w:proofErr w:type="gramEnd"/>
+      <w:r>
+        <w:t>getSalary</w:t>
+      </w:r>
+      <w:proofErr w:type="spellEnd"/>
+      <w:r>
+        <w:t>)</w:t>
+      </w:r>
+    </w:p>
+    <w:p>
+      <w:r>
+        <w:t xml:space="preserve">        /</w:t>
+      </w:r>
+      <w:proofErr w:type="gramStart"/>
+      <w:r>
+        <w:t>/ .collect</w:t>
+      </w:r>
+      <w:proofErr w:type="gramEnd"/>
+      <w:r>
+        <w:t>(</w:t>
+      </w:r>
+    </w:p>
+    <w:p>
+      <w:r>
+        <w:t xml:space="preserve">        //     </w:t>
+      </w:r>
+      <w:proofErr w:type="spellStart"/>
+      <w:r>
+        <w:t>Collectors.summingDouble</w:t>
+      </w:r>
+      <w:proofErr w:type="spellEnd"/>
+      <w:r>
+        <w:t>(</w:t>
+      </w:r>
+      <w:proofErr w:type="gramStart"/>
+      <w:r>
+        <w:t>Employee::</w:t>
+      </w:r>
+      <w:proofErr w:type="spellStart"/>
+      <w:proofErr w:type="gramEnd"/>
+      <w:r>
+        <w:t>getSalary</w:t>
+      </w:r>
+      <w:proofErr w:type="spellEnd"/>
+      <w:r>
+        <w:t>)</w:t>
+      </w:r>
+    </w:p>
+    <w:p>
+      <w:r>
+        <w:t xml:space="preserve">        // );</w:t>
+      </w:r>
+    </w:p>
+    <w:p>
+      <w:r>
+        <w:t xml:space="preserve">        </w:t>
+      </w:r>
+      <w:proofErr w:type="gramStart"/>
+      <w:r>
+        <w:t>.sum</w:t>
+      </w:r>
+      <w:proofErr w:type="gramEnd"/>
+      <w:r>
+        <w:t>(</w:t>
+      </w:r>
+      <w:proofErr w:type="gramStart"/>
+      <w:r>
+        <w:t>) ;</w:t>
+      </w:r>
+      <w:proofErr w:type="gramEnd"/>
+      <w:r>
+        <w:t xml:space="preserve"> </w:t>
+      </w:r>
+    </w:p>
+    <w:p/>
+    <w:p>
+      <w:r>
+        <w:t xml:space="preserve">        </w:t>
+      </w:r>
+      <w:proofErr w:type="spellStart"/>
+      <w:proofErr w:type="gramStart"/>
+      <w:r>
+        <w:t>out.println</w:t>
+      </w:r>
+      <w:proofErr w:type="spellEnd"/>
+      <w:proofErr w:type="gramEnd"/>
+      <w:r>
+        <w:t>(</w:t>
+      </w:r>
+      <w:proofErr w:type="spellStart"/>
+      <w:r>
+        <w:t>avg</w:t>
+      </w:r>
+      <w:proofErr w:type="spellEnd"/>
+      <w:proofErr w:type="gramStart"/>
+      <w:r>
+        <w:t>) ;</w:t>
+      </w:r>
+      <w:proofErr w:type="gramEnd"/>
+      <w:r>
+        <w:t xml:space="preserve"> </w:t>
+      </w:r>
+    </w:p>
+    <w:p>
+      <w:r>
+        <w:t xml:space="preserve">        </w:t>
+      </w:r>
+      <w:proofErr w:type="spellStart"/>
+      <w:proofErr w:type="gramStart"/>
+      <w:r>
+        <w:t>out.println</w:t>
+      </w:r>
+      <w:proofErr w:type="spellEnd"/>
+      <w:proofErr w:type="gramEnd"/>
+      <w:r>
+        <w:t>(sum</w:t>
+      </w:r>
+      <w:proofErr w:type="gramStart"/>
+      <w:r>
+        <w:t>) ;</w:t>
+      </w:r>
+      <w:proofErr w:type="gramEnd"/>
+    </w:p>
+    <w:p/>
+    <w:p/>
+    <w:p/>
+    <w:p/>
+    <w:p/>
     <w:sectPr>
       <w:pgSz w:w="11906" w:h="16838"/>
       <w:pgMar w:top="1440" w:right="1440" w:bottom="1440" w:left="1440" w:header="708" w:footer="708" w:gutter="0"/>
@@ -18312,6 +26793,119 @@
     </w:lvl>
   </w:abstractNum>
   <w:abstractNum w:abstractNumId="1" w15:restartNumberingAfterBreak="0">
+    <w:nsid w:val="4A69515A"/>
+    <w:multiLevelType w:val="multilevel"/>
+    <w:tmpl w:val="7114AA20"/>
+    <w:lvl w:ilvl="0">
+      <w:start w:val="1"/>
+      <w:numFmt w:val="decimal"/>
+      <w:lvlText w:val="%1."/>
+      <w:lvlJc w:val="left"/>
+      <w:pPr>
+        <w:tabs>
+          <w:tab w:val="num" w:pos="720"/>
+        </w:tabs>
+        <w:ind w:left="720" w:hanging="360"/>
+      </w:pPr>
+    </w:lvl>
+    <w:lvl w:ilvl="1" w:tentative="1">
+      <w:start w:val="1"/>
+      <w:numFmt w:val="decimal"/>
+      <w:lvlText w:val="%2."/>
+      <w:lvlJc w:val="left"/>
+      <w:pPr>
+        <w:tabs>
+          <w:tab w:val="num" w:pos="1440"/>
+        </w:tabs>
+        <w:ind w:left="1440" w:hanging="360"/>
+      </w:pPr>
+    </w:lvl>
+    <w:lvl w:ilvl="2" w:tentative="1">
+      <w:start w:val="1"/>
+      <w:numFmt w:val="decimal"/>
+      <w:lvlText w:val="%3."/>
+      <w:lvlJc w:val="left"/>
+      <w:pPr>
+        <w:tabs>
+          <w:tab w:val="num" w:pos="2160"/>
+        </w:tabs>
+        <w:ind w:left="2160" w:hanging="360"/>
+      </w:pPr>
+    </w:lvl>
+    <w:lvl w:ilvl="3" w:tentative="1">
+      <w:start w:val="1"/>
+      <w:numFmt w:val="decimal"/>
+      <w:lvlText w:val="%4."/>
+      <w:lvlJc w:val="left"/>
+      <w:pPr>
+        <w:tabs>
+          <w:tab w:val="num" w:pos="2880"/>
+        </w:tabs>
+        <w:ind w:left="2880" w:hanging="360"/>
+      </w:pPr>
+    </w:lvl>
+    <w:lvl w:ilvl="4" w:tentative="1">
+      <w:start w:val="1"/>
+      <w:numFmt w:val="decimal"/>
+      <w:lvlText w:val="%5."/>
+      <w:lvlJc w:val="left"/>
+      <w:pPr>
+        <w:tabs>
+          <w:tab w:val="num" w:pos="3600"/>
+        </w:tabs>
+        <w:ind w:left="3600" w:hanging="360"/>
+      </w:pPr>
+    </w:lvl>
+    <w:lvl w:ilvl="5" w:tentative="1">
+      <w:start w:val="1"/>
+      <w:numFmt w:val="decimal"/>
+      <w:lvlText w:val="%6."/>
+      <w:lvlJc w:val="left"/>
+      <w:pPr>
+        <w:tabs>
+          <w:tab w:val="num" w:pos="4320"/>
+        </w:tabs>
+        <w:ind w:left="4320" w:hanging="360"/>
+      </w:pPr>
+    </w:lvl>
+    <w:lvl w:ilvl="6" w:tentative="1">
+      <w:start w:val="1"/>
+      <w:numFmt w:val="decimal"/>
+      <w:lvlText w:val="%7."/>
+      <w:lvlJc w:val="left"/>
+      <w:pPr>
+        <w:tabs>
+          <w:tab w:val="num" w:pos="5040"/>
+        </w:tabs>
+        <w:ind w:left="5040" w:hanging="360"/>
+      </w:pPr>
+    </w:lvl>
+    <w:lvl w:ilvl="7" w:tentative="1">
+      <w:start w:val="1"/>
+      <w:numFmt w:val="decimal"/>
+      <w:lvlText w:val="%8."/>
+      <w:lvlJc w:val="left"/>
+      <w:pPr>
+        <w:tabs>
+          <w:tab w:val="num" w:pos="5760"/>
+        </w:tabs>
+        <w:ind w:left="5760" w:hanging="360"/>
+      </w:pPr>
+    </w:lvl>
+    <w:lvl w:ilvl="8" w:tentative="1">
+      <w:start w:val="1"/>
+      <w:numFmt w:val="decimal"/>
+      <w:lvlText w:val="%9."/>
+      <w:lvlJc w:val="left"/>
+      <w:pPr>
+        <w:tabs>
+          <w:tab w:val="num" w:pos="6480"/>
+        </w:tabs>
+        <w:ind w:left="6480" w:hanging="360"/>
+      </w:pPr>
+    </w:lvl>
+  </w:abstractNum>
+  <w:abstractNum w:abstractNumId="2" w15:restartNumberingAfterBreak="0">
     <w:nsid w:val="6843106D"/>
     <w:multiLevelType w:val="hybridMultilevel"/>
     <w:tmpl w:val="94785404"/>
@@ -18424,7 +27018,7 @@
       </w:rPr>
     </w:lvl>
   </w:abstractNum>
-  <w:abstractNum w:abstractNumId="2" w15:restartNumberingAfterBreak="0">
+  <w:abstractNum w:abstractNumId="3" w15:restartNumberingAfterBreak="0">
     <w:nsid w:val="76381096"/>
     <w:multiLevelType w:val="multilevel"/>
     <w:tmpl w:val="C6380234"/>
@@ -18542,13 +27136,19 @@
     </w:lvl>
   </w:abstractNum>
   <w:num w:numId="1" w16cid:durableId="1703171640">
-    <w:abstractNumId w:val="2"/>
+    <w:abstractNumId w:val="3"/>
   </w:num>
   <w:num w:numId="2" w16cid:durableId="2114550881">
-    <w:abstractNumId w:val="1"/>
+    <w:abstractNumId w:val="2"/>
   </w:num>
   <w:num w:numId="3" w16cid:durableId="520166431">
     <w:abstractNumId w:val="0"/>
+  </w:num>
+  <w:num w:numId="4" w16cid:durableId="1193685471">
+    <w:abstractNumId w:val="1"/>
+    <w:lvlOverride w:ilvl="0">
+      <w:startOverride w:val="1"/>
+    </w:lvlOverride>
   </w:num>
 </w:numbering>
 </file>
@@ -18953,6 +27553,7 @@
   <w:style w:type="paragraph" w:default="1" w:styleId="Normal">
     <w:name w:val="Normal"/>
     <w:qFormat/>
+    <w:rsid w:val="00C716E2"/>
   </w:style>
   <w:style w:type="paragraph" w:styleId="Heading1">
     <w:name w:val="heading 1"/>
@@ -19168,6 +27769,42 @@
       <w:kern w:val="0"/>
       <w:lang w:val="en-US"/>
       <w14:ligatures w14:val="none"/>
+    </w:rPr>
+  </w:style>
+  <w:style w:type="character" w:styleId="HTMLCode">
+    <w:name w:val="HTML Code"/>
+    <w:basedOn w:val="DefaultParagraphFont"/>
+    <w:uiPriority w:val="99"/>
+    <w:semiHidden/>
+    <w:unhideWhenUsed/>
+    <w:rsid w:val="00492C15"/>
+    <w:rPr>
+      <w:rFonts w:ascii="Courier New" w:eastAsia="Times New Roman" w:hAnsi="Courier New" w:cs="Courier New"/>
+      <w:sz w:val="20"/>
+      <w:szCs w:val="20"/>
+    </w:rPr>
+  </w:style>
+  <w:style w:type="character" w:styleId="Hyperlink">
+    <w:name w:val="Hyperlink"/>
+    <w:basedOn w:val="DefaultParagraphFont"/>
+    <w:uiPriority w:val="99"/>
+    <w:unhideWhenUsed/>
+    <w:rsid w:val="00E403E3"/>
+    <w:rPr>
+      <w:color w:val="0563C1" w:themeColor="hyperlink"/>
+      <w:u w:val="single"/>
+    </w:rPr>
+  </w:style>
+  <w:style w:type="character" w:styleId="UnresolvedMention">
+    <w:name w:val="Unresolved Mention"/>
+    <w:basedOn w:val="DefaultParagraphFont"/>
+    <w:uiPriority w:val="99"/>
+    <w:semiHidden/>
+    <w:unhideWhenUsed/>
+    <w:rsid w:val="00E403E3"/>
+    <w:rPr>
+      <w:color w:val="605E5C"/>
+      <w:shd w:val="clear" w:color="auto" w:fill="E1DFDD"/>
     </w:rPr>
   </w:style>
 </w:styles>

--- a/Java/stream_api.docx
+++ b/Java/stream_api.docx
@@ -13556,38 +13556,24 @@
         <w:t>(map) ;</w:t>
       </w:r>
     </w:p>
+    <w:p/>
     <w:p>
       <w:pPr>
         <w:pStyle w:val="Heading2"/>
-        <w:rPr>
-          <w:lang w:val="en-US"/>
-        </w:rPr>
-      </w:pPr>
-      <w:r>
-        <w:rPr>
-          <w:color w:val="0F0F0F"/>
-        </w:rPr>
-        <w:t xml:space="preserve">Longest String </w:t>
-      </w:r>
-    </w:p>
-    <w:p>
-      <w:r>
-        <w:t>You are given an array of strings and must identify the string with the </w:t>
-      </w:r>
-      <w:r>
-        <w:rPr>
-          <w:color w:val="0F0F0F"/>
-        </w:rPr>
-        <w:t>longest length</w:t>
-      </w:r>
-      <w:r>
-        <w:t> using </w:t>
-      </w:r>
-      <w:r>
-        <w:rPr>
-          <w:color w:val="0F0F0F"/>
-        </w:rPr>
-        <w:t>Java Streams</w:t>
+      </w:pPr>
+      <w:r>
+        <w:t>Given a string like this "</w:t>
+      </w:r>
+      <w:proofErr w:type="spellStart"/>
+      <w:r>
+        <w:t>aaabbbbcc</w:t>
+      </w:r>
+      <w:proofErr w:type="spellEnd"/>
+      <w:r>
+        <w:t>”,</w:t>
+      </w:r>
+      <w:r>
+        <w:t xml:space="preserve"> need to output "a3b4c2"</w:t>
       </w:r>
       <w:r>
         <w:t>.</w:t>
@@ -13595,516 +13581,8 @@
     </w:p>
     <w:p/>
     <w:p>
-      <w:pPr>
-        <w:pStyle w:val="NormalWeb"/>
-        <w:spacing w:before="0" w:beforeAutospacing="0" w:after="0" w:afterAutospacing="0"/>
-        <w:rPr>
-          <w:rFonts w:ascii="Source Code Pro" w:hAnsi="Source Code Pro"/>
-        </w:rPr>
-      </w:pPr>
-      <w:r>
-        <w:rPr>
-          <w:rFonts w:ascii="Source Code Pro" w:hAnsi="Source Code Pro"/>
-          <w:color w:val="B8934D"/>
-        </w:rPr>
-        <w:t>List</w:t>
-      </w:r>
-      <w:r>
-        <w:rPr>
-          <w:rFonts w:ascii="Source Code Pro" w:hAnsi="Source Code Pro"/>
-          <w:color w:val="67A6BF"/>
-        </w:rPr>
-        <w:t>&lt;</w:t>
-      </w:r>
-      <w:r>
-        <w:rPr>
-          <w:rFonts w:ascii="Source Code Pro" w:hAnsi="Source Code Pro"/>
-          <w:color w:val="B8934D"/>
-        </w:rPr>
-        <w:t>String</w:t>
-      </w:r>
-      <w:r>
-        <w:rPr>
-          <w:rFonts w:ascii="Source Code Pro" w:hAnsi="Source Code Pro"/>
-          <w:color w:val="67A6BF"/>
-        </w:rPr>
-        <w:t>&gt;</w:t>
-      </w:r>
-      <w:r>
-        <w:rPr>
-          <w:rFonts w:ascii="Source Code Pro" w:hAnsi="Source Code Pro"/>
-          <w:color w:val="8F9999"/>
-        </w:rPr>
-        <w:t xml:space="preserve"> items </w:t>
-      </w:r>
-      <w:r>
-        <w:rPr>
-          <w:rFonts w:ascii="Source Code Pro" w:hAnsi="Source Code Pro"/>
-          <w:color w:val="67A6BF"/>
-        </w:rPr>
-        <w:t xml:space="preserve">= </w:t>
-      </w:r>
-    </w:p>
-    <w:p>
-      <w:pPr>
-        <w:pStyle w:val="NormalWeb"/>
-        <w:spacing w:before="0" w:beforeAutospacing="0" w:after="0" w:afterAutospacing="0"/>
-        <w:rPr>
-          <w:rFonts w:ascii="Source Code Pro" w:hAnsi="Source Code Pro"/>
-        </w:rPr>
-      </w:pPr>
-      <w:proofErr w:type="spellStart"/>
-      <w:r>
-        <w:rPr>
-          <w:rFonts w:ascii="Source Code Pro" w:hAnsi="Source Code Pro"/>
-          <w:color w:val="B8934D"/>
-        </w:rPr>
-        <w:t>Arrays</w:t>
-      </w:r>
-      <w:r>
-        <w:rPr>
-          <w:rFonts w:ascii="Source Code Pro" w:hAnsi="Source Code Pro"/>
-          <w:color w:val="67A6BF"/>
-        </w:rPr>
-        <w:t>.</w:t>
-      </w:r>
-      <w:r>
-        <w:rPr>
-          <w:rFonts w:ascii="Source Code Pro" w:hAnsi="Source Code Pro"/>
-          <w:color w:val="799EED"/>
-        </w:rPr>
-        <w:t>asList</w:t>
-      </w:r>
-      <w:proofErr w:type="spellEnd"/>
-      <w:r>
-        <w:rPr>
-          <w:rFonts w:ascii="Source Code Pro" w:hAnsi="Source Code Pro"/>
-          <w:color w:val="67A6BF"/>
-        </w:rPr>
-        <w:t>("</w:t>
-      </w:r>
-      <w:proofErr w:type="spellStart"/>
-      <w:r>
-        <w:rPr>
-          <w:rFonts w:ascii="Source Code Pro" w:hAnsi="Source Code Pro"/>
-          <w:color w:val="859E60"/>
-        </w:rPr>
-        <w:t>sesharaoppppppppp</w:t>
-      </w:r>
-      <w:proofErr w:type="spellEnd"/>
-      <w:r>
-        <w:rPr>
-          <w:rFonts w:ascii="Source Code Pro" w:hAnsi="Source Code Pro"/>
-          <w:color w:val="67A6BF"/>
-        </w:rPr>
-        <w:t>", "</w:t>
-      </w:r>
-      <w:proofErr w:type="spellStart"/>
-      <w:r>
-        <w:rPr>
-          <w:rFonts w:ascii="Source Code Pro" w:hAnsi="Source Code Pro"/>
-          <w:color w:val="859E60"/>
-        </w:rPr>
-        <w:t>srilakshmi</w:t>
-      </w:r>
-      <w:proofErr w:type="spellEnd"/>
-      <w:r>
-        <w:rPr>
-          <w:rFonts w:ascii="Source Code Pro" w:hAnsi="Source Code Pro"/>
-          <w:color w:val="67A6BF"/>
-        </w:rPr>
-        <w:t>" , "</w:t>
-      </w:r>
-      <w:proofErr w:type="spellStart"/>
-      <w:r>
-        <w:rPr>
-          <w:rFonts w:ascii="Source Code Pro" w:hAnsi="Source Code Pro"/>
-          <w:color w:val="859E60"/>
-        </w:rPr>
-        <w:t>srinivasarao</w:t>
-      </w:r>
-      <w:proofErr w:type="spellEnd"/>
-      <w:r>
-        <w:rPr>
-          <w:rFonts w:ascii="Source Code Pro" w:hAnsi="Source Code Pro"/>
-          <w:color w:val="67A6BF"/>
-        </w:rPr>
-        <w:t>");</w:t>
-      </w:r>
-    </w:p>
-    <w:p>
-      <w:pPr>
-        <w:pStyle w:val="NormalWeb"/>
-        <w:spacing w:before="0" w:beforeAutospacing="0" w:after="0" w:afterAutospacing="0"/>
-        <w:rPr>
-          <w:rFonts w:ascii="Aptos" w:hAnsi="Aptos"/>
-        </w:rPr>
-      </w:pPr>
-      <w:r>
-        <w:rPr>
-          <w:rFonts w:ascii="Aptos" w:hAnsi="Aptos"/>
-        </w:rPr>
-        <w:t> </w:t>
-      </w:r>
-    </w:p>
-    <w:p>
-      <w:pPr>
-        <w:pStyle w:val="NormalWeb"/>
-        <w:spacing w:before="0" w:beforeAutospacing="0" w:after="0" w:afterAutospacing="0"/>
-        <w:rPr>
-          <w:rFonts w:ascii="Source Code Pro" w:hAnsi="Source Code Pro"/>
-        </w:rPr>
-      </w:pPr>
-      <w:r>
-        <w:rPr>
-          <w:rFonts w:ascii="Source Code Pro" w:hAnsi="Source Code Pro"/>
-          <w:color w:val="B8934D"/>
-        </w:rPr>
-        <w:t>String</w:t>
-      </w:r>
-      <w:r>
-        <w:rPr>
-          <w:rFonts w:ascii="Source Code Pro" w:hAnsi="Source Code Pro"/>
-          <w:color w:val="8F9999"/>
-        </w:rPr>
-        <w:t xml:space="preserve"> longest1 </w:t>
-      </w:r>
-      <w:r>
-        <w:rPr>
-          <w:rFonts w:ascii="Source Code Pro" w:hAnsi="Source Code Pro"/>
-          <w:color w:val="67A6BF"/>
-        </w:rPr>
-        <w:t>=</w:t>
-      </w:r>
-      <w:r>
-        <w:rPr>
-          <w:rFonts w:ascii="Source Code Pro" w:hAnsi="Source Code Pro"/>
-          <w:color w:val="8F9999"/>
-        </w:rPr>
-        <w:t xml:space="preserve"> </w:t>
-      </w:r>
-      <w:proofErr w:type="spellStart"/>
-      <w:r>
-        <w:rPr>
-          <w:rFonts w:ascii="Source Code Pro" w:hAnsi="Source Code Pro"/>
-          <w:color w:val="8F9999"/>
-        </w:rPr>
-        <w:t>items</w:t>
-      </w:r>
-      <w:r>
-        <w:rPr>
-          <w:rFonts w:ascii="Source Code Pro" w:hAnsi="Source Code Pro"/>
-          <w:color w:val="67A6BF"/>
-        </w:rPr>
-        <w:t>.</w:t>
-      </w:r>
-      <w:r>
-        <w:rPr>
-          <w:rFonts w:ascii="Source Code Pro" w:hAnsi="Source Code Pro"/>
-          <w:color w:val="799EED"/>
-        </w:rPr>
-        <w:t>stream</w:t>
-      </w:r>
-      <w:proofErr w:type="spellEnd"/>
-      <w:r>
-        <w:rPr>
-          <w:rFonts w:ascii="Source Code Pro" w:hAnsi="Source Code Pro"/>
-          <w:color w:val="67A6BF"/>
-        </w:rPr>
-        <w:t>()</w:t>
-      </w:r>
-    </w:p>
-    <w:p>
-      <w:pPr>
-        <w:pStyle w:val="NormalWeb"/>
-        <w:spacing w:before="0" w:beforeAutospacing="0" w:after="0" w:afterAutospacing="0"/>
-        <w:rPr>
-          <w:rFonts w:ascii="Source Code Pro" w:hAnsi="Source Code Pro"/>
-        </w:rPr>
-      </w:pPr>
-      <w:r>
-        <w:rPr>
-          <w:rFonts w:ascii="Source Code Pro" w:hAnsi="Source Code Pro"/>
-          <w:color w:val="67A6BF"/>
-        </w:rPr>
-        <w:t>.</w:t>
-      </w:r>
-      <w:r>
-        <w:rPr>
-          <w:rFonts w:ascii="Source Code Pro" w:hAnsi="Source Code Pro"/>
-          <w:color w:val="799EED"/>
-        </w:rPr>
-        <w:t>max</w:t>
-      </w:r>
-      <w:r>
-        <w:rPr>
-          <w:rFonts w:ascii="Source Code Pro" w:hAnsi="Source Code Pro"/>
-          <w:color w:val="67A6BF"/>
-        </w:rPr>
-        <w:t>( (</w:t>
-      </w:r>
-      <w:r>
-        <w:rPr>
-          <w:rFonts w:ascii="Source Code Pro" w:hAnsi="Source Code Pro"/>
-          <w:color w:val="F78C6C"/>
-        </w:rPr>
-        <w:t xml:space="preserve">str1 </w:t>
-      </w:r>
-      <w:r>
-        <w:rPr>
-          <w:rFonts w:ascii="Source Code Pro" w:hAnsi="Source Code Pro"/>
-          <w:color w:val="67A6BF"/>
-        </w:rPr>
-        <w:t xml:space="preserve">, </w:t>
-      </w:r>
-      <w:r>
-        <w:rPr>
-          <w:rFonts w:ascii="Source Code Pro" w:hAnsi="Source Code Pro"/>
-          <w:color w:val="F78C6C"/>
-        </w:rPr>
-        <w:t>str2</w:t>
-      </w:r>
-      <w:r>
-        <w:rPr>
-          <w:rFonts w:ascii="Source Code Pro" w:hAnsi="Source Code Pro"/>
-          <w:color w:val="67A6BF"/>
-        </w:rPr>
-        <w:t xml:space="preserve">) </w:t>
-      </w:r>
-      <w:r>
-        <w:rPr>
-          <w:rFonts w:ascii="Source Code Pro" w:hAnsi="Source Code Pro"/>
-          <w:color w:val="C18EE3"/>
-        </w:rPr>
-        <w:t xml:space="preserve">-&gt; </w:t>
-      </w:r>
-      <w:proofErr w:type="spellStart"/>
-      <w:r>
-        <w:rPr>
-          <w:rFonts w:ascii="Source Code Pro" w:hAnsi="Source Code Pro"/>
-          <w:color w:val="B8934D"/>
-        </w:rPr>
-        <w:t>Integer</w:t>
-      </w:r>
-      <w:r>
-        <w:rPr>
-          <w:rFonts w:ascii="Source Code Pro" w:hAnsi="Source Code Pro"/>
-          <w:color w:val="67A6BF"/>
-        </w:rPr>
-        <w:t>.</w:t>
-      </w:r>
-      <w:r>
-        <w:rPr>
-          <w:rFonts w:ascii="Source Code Pro" w:hAnsi="Source Code Pro"/>
-          <w:color w:val="799EED"/>
-        </w:rPr>
-        <w:t>compare</w:t>
-      </w:r>
-      <w:proofErr w:type="spellEnd"/>
-      <w:r>
-        <w:rPr>
-          <w:rFonts w:ascii="Source Code Pro" w:hAnsi="Source Code Pro"/>
-          <w:color w:val="67A6BF"/>
-        </w:rPr>
-        <w:t>(</w:t>
-      </w:r>
-      <w:r>
-        <w:rPr>
-          <w:rFonts w:ascii="Source Code Pro" w:hAnsi="Source Code Pro"/>
-          <w:color w:val="8F9999"/>
-        </w:rPr>
-        <w:t>str1</w:t>
-      </w:r>
-      <w:r>
-        <w:rPr>
-          <w:rFonts w:ascii="Source Code Pro" w:hAnsi="Source Code Pro"/>
-          <w:color w:val="67A6BF"/>
-        </w:rPr>
-        <w:t>.</w:t>
-      </w:r>
-      <w:r>
-        <w:rPr>
-          <w:rFonts w:ascii="Source Code Pro" w:hAnsi="Source Code Pro"/>
-          <w:color w:val="799EED"/>
-        </w:rPr>
-        <w:t>length</w:t>
-      </w:r>
-      <w:r>
-        <w:rPr>
-          <w:rFonts w:ascii="Source Code Pro" w:hAnsi="Source Code Pro"/>
-          <w:color w:val="67A6BF"/>
-        </w:rPr>
-        <w:t xml:space="preserve">() , </w:t>
-      </w:r>
-      <w:r>
-        <w:rPr>
-          <w:rFonts w:ascii="Source Code Pro" w:hAnsi="Source Code Pro"/>
-          <w:color w:val="8F9999"/>
-        </w:rPr>
-        <w:t>str2</w:t>
-      </w:r>
-      <w:r>
-        <w:rPr>
-          <w:rFonts w:ascii="Source Code Pro" w:hAnsi="Source Code Pro"/>
-          <w:color w:val="67A6BF"/>
-        </w:rPr>
-        <w:t>.</w:t>
-      </w:r>
-      <w:r>
-        <w:rPr>
-          <w:rFonts w:ascii="Source Code Pro" w:hAnsi="Source Code Pro"/>
-          <w:color w:val="799EED"/>
-        </w:rPr>
-        <w:t>length</w:t>
-      </w:r>
-      <w:r>
-        <w:rPr>
-          <w:rFonts w:ascii="Source Code Pro" w:hAnsi="Source Code Pro"/>
-          <w:color w:val="67A6BF"/>
-        </w:rPr>
-        <w:t>() ))</w:t>
-      </w:r>
-    </w:p>
-    <w:p>
-      <w:pPr>
-        <w:pStyle w:val="NormalWeb"/>
-        <w:spacing w:before="0" w:beforeAutospacing="0" w:after="0" w:afterAutospacing="0"/>
-        <w:rPr>
-          <w:rFonts w:ascii="Source Code Pro" w:hAnsi="Source Code Pro"/>
-        </w:rPr>
-      </w:pPr>
-      <w:r>
-        <w:rPr>
-          <w:rFonts w:ascii="Source Code Pro" w:hAnsi="Source Code Pro"/>
-          <w:color w:val="67A6BF"/>
-        </w:rPr>
-        <w:t>.</w:t>
-      </w:r>
-      <w:proofErr w:type="spellStart"/>
-      <w:r>
-        <w:rPr>
-          <w:rFonts w:ascii="Source Code Pro" w:hAnsi="Source Code Pro"/>
-          <w:color w:val="799EED"/>
-        </w:rPr>
-        <w:t>orElse</w:t>
-      </w:r>
-      <w:proofErr w:type="spellEnd"/>
-      <w:r>
-        <w:rPr>
-          <w:rFonts w:ascii="Source Code Pro" w:hAnsi="Source Code Pro"/>
-          <w:color w:val="67A6BF"/>
-        </w:rPr>
-        <w:t>(</w:t>
-      </w:r>
-      <w:r>
-        <w:rPr>
-          <w:rFonts w:ascii="Source Code Pro" w:hAnsi="Source Code Pro"/>
-          <w:color w:val="F78C6C"/>
-        </w:rPr>
-        <w:t>null</w:t>
-      </w:r>
-      <w:r>
-        <w:rPr>
-          <w:rFonts w:ascii="Source Code Pro" w:hAnsi="Source Code Pro"/>
-          <w:color w:val="67A6BF"/>
-        </w:rPr>
-        <w:t xml:space="preserve">) ; </w:t>
-      </w:r>
-    </w:p>
-    <w:p>
-      <w:pPr>
-        <w:pStyle w:val="NormalWeb"/>
-        <w:spacing w:before="0" w:beforeAutospacing="0" w:after="0" w:afterAutospacing="0"/>
-        <w:rPr>
-          <w:rFonts w:ascii="Aptos" w:hAnsi="Aptos"/>
-        </w:rPr>
-      </w:pPr>
-      <w:r>
-        <w:rPr>
-          <w:rFonts w:ascii="Aptos" w:hAnsi="Aptos"/>
-        </w:rPr>
-        <w:t> </w:t>
-      </w:r>
-    </w:p>
-    <w:p>
-      <w:pPr>
-        <w:pStyle w:val="NormalWeb"/>
-        <w:spacing w:before="0" w:beforeAutospacing="0" w:after="0" w:afterAutospacing="0"/>
-        <w:rPr>
-          <w:rFonts w:ascii="Source Code Pro" w:hAnsi="Source Code Pro"/>
-        </w:rPr>
-      </w:pPr>
-      <w:proofErr w:type="spellStart"/>
-      <w:r>
-        <w:rPr>
-          <w:rFonts w:ascii="Source Code Pro" w:hAnsi="Source Code Pro"/>
-          <w:color w:val="8F9999"/>
-        </w:rPr>
-        <w:t>out</w:t>
-      </w:r>
-      <w:r>
-        <w:rPr>
-          <w:rFonts w:ascii="Source Code Pro" w:hAnsi="Source Code Pro"/>
-          <w:color w:val="67A6BF"/>
-        </w:rPr>
-        <w:t>.</w:t>
-      </w:r>
-      <w:r>
-        <w:rPr>
-          <w:rFonts w:ascii="Source Code Pro" w:hAnsi="Source Code Pro"/>
-          <w:color w:val="799EED"/>
-        </w:rPr>
-        <w:t>println</w:t>
-      </w:r>
-      <w:proofErr w:type="spellEnd"/>
-      <w:r>
-        <w:rPr>
-          <w:rFonts w:ascii="Source Code Pro" w:hAnsi="Source Code Pro"/>
-          <w:color w:val="67A6BF"/>
-        </w:rPr>
-        <w:t>(</w:t>
-      </w:r>
-      <w:r>
-        <w:rPr>
-          <w:rFonts w:ascii="Source Code Pro" w:hAnsi="Source Code Pro"/>
-          <w:color w:val="8F9999"/>
-        </w:rPr>
-        <w:t>longest1</w:t>
-      </w:r>
-      <w:r>
-        <w:rPr>
-          <w:rFonts w:ascii="Source Code Pro" w:hAnsi="Source Code Pro"/>
-          <w:color w:val="67A6BF"/>
-        </w:rPr>
-        <w:t xml:space="preserve">) ; </w:t>
-      </w:r>
-    </w:p>
-    <w:p/>
-    <w:p>
-      <w:pPr>
-        <w:pStyle w:val="Heading2"/>
-      </w:pPr>
-      <w:r>
-        <w:t>Given a string like this "</w:t>
-      </w:r>
-      <w:proofErr w:type="spellStart"/>
-      <w:r>
-        <w:t>aaabbbbcc</w:t>
-      </w:r>
-      <w:proofErr w:type="spellEnd"/>
-      <w:r>
-        <w:t>”,</w:t>
-      </w:r>
-      <w:r>
-        <w:t xml:space="preserve"> need to output "a3b4c2"</w:t>
-      </w:r>
-      <w:r>
-        <w:t>.</w:t>
-      </w:r>
-    </w:p>
-    <w:p/>
-    <w:p>
-      <w:r>
+      <w:r>
+        <w:lastRenderedPageBreak/>
         <w:t xml:space="preserve">        String str = "</w:t>
       </w:r>
       <w:proofErr w:type="spellStart"/>
@@ -14312,9 +13790,6 @@
       </w:r>
       <w:r>
         <w:br/>
-      </w:r>
-      <w:r>
-        <w:lastRenderedPageBreak/>
         <w:t xml:space="preserve">            StringBuilder::append ,</w:t>
       </w:r>
       <w:r>
@@ -15094,6 +14569,7 @@
           <w:rFonts w:ascii="Times New Roman" w:hAnsi="Times New Roman" w:cs="Times New Roman"/>
           <w:kern w:val="0"/>
         </w:rPr>
+        <w:lastRenderedPageBreak/>
         <w:t xml:space="preserve">                </w:t>
       </w:r>
       <w:r>
@@ -16191,9 +15667,319 @@
         <w:rPr>
           <w:lang w:val="en-US"/>
         </w:rPr>
+        <w:t>moment=2</w:t>
+      </w:r>
+    </w:p>
+    <w:p>
+      <w:pPr>
+        <w:pStyle w:val="Heading2"/>
+        <w:rPr>
+          <w:lang w:val="en-US"/>
+        </w:rPr>
+      </w:pPr>
+      <w:r>
+        <w:rPr>
+          <w:lang w:val="en-US"/>
+        </w:rPr>
+        <w:t>Partition numbers into even and odd</w:t>
+      </w:r>
+    </w:p>
+    <w:p>
+      <w:pPr>
+        <w:rPr>
+          <w:lang w:val="en-US"/>
+        </w:rPr>
+      </w:pPr>
+    </w:p>
+    <w:p>
+      <w:pPr>
+        <w:rPr>
+          <w:lang w:val="en-US"/>
+        </w:rPr>
+      </w:pPr>
+      <w:r>
+        <w:rPr>
+          <w:lang w:val="en-US"/>
+        </w:rPr>
+        <w:t xml:space="preserve">        int </w:t>
+      </w:r>
+      <w:proofErr w:type="spellStart"/>
+      <w:r>
+        <w:rPr>
+          <w:lang w:val="en-US"/>
+        </w:rPr>
+        <w:t>nums</w:t>
+      </w:r>
+      <w:proofErr w:type="spellEnd"/>
+      <w:r>
+        <w:rPr>
+          <w:lang w:val="en-US"/>
+        </w:rPr>
+        <w:t>[] = {1 , 2 , 3 , 4 , 5 , 6 } ;</w:t>
+      </w:r>
+    </w:p>
+    <w:p>
+      <w:pPr>
+        <w:rPr>
+          <w:lang w:val="en-US"/>
+        </w:rPr>
+      </w:pPr>
+    </w:p>
+    <w:p>
+      <w:pPr>
+        <w:rPr>
+          <w:lang w:val="en-US"/>
+        </w:rPr>
+      </w:pPr>
+      <w:r>
+        <w:rPr>
+          <w:lang w:val="en-US"/>
+        </w:rPr>
+        <w:t xml:space="preserve">        Map&lt;String , List&lt;Integer&gt; &gt; map =</w:t>
+      </w:r>
+    </w:p>
+    <w:p>
+      <w:pPr>
+        <w:rPr>
+          <w:lang w:val="en-US"/>
+        </w:rPr>
+      </w:pPr>
+      <w:r>
+        <w:rPr>
+          <w:lang w:val="en-US"/>
+        </w:rPr>
+        <w:t xml:space="preserve">        Arrays</w:t>
+      </w:r>
+    </w:p>
+    <w:p>
+      <w:pPr>
+        <w:rPr>
+          <w:lang w:val="en-US"/>
+        </w:rPr>
+      </w:pPr>
+      <w:r>
+        <w:rPr>
+          <w:lang w:val="en-US"/>
+        </w:rPr>
+        <w:t xml:space="preserve">        .stream(</w:t>
+      </w:r>
+      <w:proofErr w:type="spellStart"/>
+      <w:r>
+        <w:rPr>
+          <w:lang w:val="en-US"/>
+        </w:rPr>
+        <w:t>nums</w:t>
+      </w:r>
+      <w:proofErr w:type="spellEnd"/>
+      <w:r>
+        <w:rPr>
+          <w:lang w:val="en-US"/>
+        </w:rPr>
+        <w:t>)</w:t>
+      </w:r>
+    </w:p>
+    <w:p>
+      <w:pPr>
+        <w:rPr>
+          <w:lang w:val="en-US"/>
+        </w:rPr>
+      </w:pPr>
+      <w:r>
+        <w:rPr>
+          <w:lang w:val="en-US"/>
+        </w:rPr>
+        <w:t xml:space="preserve">        .boxed()</w:t>
+      </w:r>
+    </w:p>
+    <w:p>
+      <w:pPr>
+        <w:rPr>
+          <w:lang w:val="en-US"/>
+        </w:rPr>
+      </w:pPr>
+      <w:r>
+        <w:rPr>
+          <w:lang w:val="en-US"/>
+        </w:rPr>
+        <w:t xml:space="preserve">        .collect(</w:t>
+      </w:r>
+    </w:p>
+    <w:p>
+      <w:pPr>
+        <w:rPr>
+          <w:lang w:val="en-US"/>
+        </w:rPr>
+      </w:pPr>
+      <w:r>
+        <w:rPr>
+          <w:lang w:val="en-US"/>
+        </w:rPr>
         <w:lastRenderedPageBreak/>
-        <w:t>moment=2</w:t>
-      </w:r>
+        <w:t xml:space="preserve">            </w:t>
+      </w:r>
+      <w:proofErr w:type="spellStart"/>
+      <w:r>
+        <w:rPr>
+          <w:lang w:val="en-US"/>
+        </w:rPr>
+        <w:t>Collectors.groupingBy</w:t>
+      </w:r>
+      <w:proofErr w:type="spellEnd"/>
+      <w:r>
+        <w:rPr>
+          <w:lang w:val="en-US"/>
+        </w:rPr>
+        <w:t>(</w:t>
+      </w:r>
+    </w:p>
+    <w:p>
+      <w:pPr>
+        <w:rPr>
+          <w:lang w:val="en-US"/>
+        </w:rPr>
+      </w:pPr>
+      <w:r>
+        <w:rPr>
+          <w:lang w:val="en-US"/>
+        </w:rPr>
+        <w:t xml:space="preserve">                num -&gt; num%2 == 1 ? "Odd" : "Even"</w:t>
+      </w:r>
+    </w:p>
+    <w:p>
+      <w:pPr>
+        <w:rPr>
+          <w:lang w:val="en-US"/>
+        </w:rPr>
+      </w:pPr>
+      <w:r>
+        <w:rPr>
+          <w:lang w:val="en-US"/>
+        </w:rPr>
+        <w:t xml:space="preserve">            )</w:t>
+      </w:r>
+    </w:p>
+    <w:p>
+      <w:pPr>
+        <w:rPr>
+          <w:lang w:val="en-US"/>
+        </w:rPr>
+      </w:pPr>
+      <w:r>
+        <w:rPr>
+          <w:lang w:val="en-US"/>
+        </w:rPr>
+        <w:t xml:space="preserve">        );</w:t>
+      </w:r>
+    </w:p>
+    <w:p>
+      <w:pPr>
+        <w:rPr>
+          <w:lang w:val="en-US"/>
+        </w:rPr>
+      </w:pPr>
+    </w:p>
+    <w:p>
+      <w:pPr>
+        <w:rPr>
+          <w:lang w:val="en-US"/>
+        </w:rPr>
+      </w:pPr>
+      <w:r>
+        <w:rPr>
+          <w:lang w:val="en-US"/>
+        </w:rPr>
+        <w:t xml:space="preserve">        </w:t>
+      </w:r>
+      <w:proofErr w:type="spellStart"/>
+      <w:r>
+        <w:rPr>
+          <w:lang w:val="en-US"/>
+        </w:rPr>
+        <w:t>out.println</w:t>
+      </w:r>
+      <w:proofErr w:type="spellEnd"/>
+      <w:r>
+        <w:rPr>
+          <w:lang w:val="en-US"/>
+        </w:rPr>
+        <w:t>(map);</w:t>
+      </w:r>
+    </w:p>
+    <w:p>
+      <w:pPr>
+        <w:rPr>
+          <w:lang w:val="en-US"/>
+        </w:rPr>
+      </w:pPr>
+    </w:p>
+    <w:p>
+      <w:pPr>
+        <w:rPr>
+          <w:lang w:val="en-US"/>
+        </w:rPr>
+      </w:pPr>
+    </w:p>
+    <w:p>
+      <w:r>
+        <w:t xml:space="preserve">// Partition numbers into even (true) and odd (false) </w:t>
+      </w:r>
+    </w:p>
+    <w:p>
+      <w:proofErr w:type="spellStart"/>
+      <w:r>
+        <w:t>partitioningBy</w:t>
+      </w:r>
+      <w:proofErr w:type="spellEnd"/>
+      <w:r>
+        <w:t xml:space="preserve"> is highly efficient because the underlying map is specifically optimized for exactly two keys (true and false).</w:t>
+      </w:r>
+    </w:p>
+    <w:p>
+      <w:pPr>
+        <w:rPr>
+          <w:lang w:val="en-US"/>
+        </w:rPr>
+      </w:pPr>
+      <w:r>
+        <w:t xml:space="preserve">Map&lt;Boolean, List&lt;Integer&gt;&gt; </w:t>
+      </w:r>
+      <w:proofErr w:type="spellStart"/>
+      <w:r>
+        <w:t>partitionedNumbers</w:t>
+      </w:r>
+      <w:proofErr w:type="spellEnd"/>
+      <w:r>
+        <w:t xml:space="preserve"> = </w:t>
+      </w:r>
+      <w:proofErr w:type="spellStart"/>
+      <w:r>
+        <w:t>numbers.stream</w:t>
+      </w:r>
+      <w:proofErr w:type="spellEnd"/>
+      <w:r>
+        <w:t>() .collect(</w:t>
+      </w:r>
+      <w:proofErr w:type="spellStart"/>
+      <w:r>
+        <w:t>Collectors.partitioningBy</w:t>
+      </w:r>
+      <w:proofErr w:type="spellEnd"/>
+      <w:r>
+        <w:t>(n -&gt; n % 2 == 0));</w:t>
+      </w:r>
+      <w:r>
+        <w:rPr>
+          <w:lang w:val="en-US"/>
+        </w:rPr>
+        <w:t xml:space="preserve"> </w:t>
+      </w:r>
+    </w:p>
+    <w:p>
+      <w:pPr>
+        <w:rPr>
+          <w:lang w:val="en-US"/>
+        </w:rPr>
+      </w:pPr>
     </w:p>
     <w:p>
       <w:pPr>
@@ -16206,1969 +15992,1659 @@
         <w:rPr>
           <w:lang w:val="en-US"/>
         </w:rPr>
-        <w:t>Partition numbers into even and odd</w:t>
-      </w:r>
-    </w:p>
-    <w:p>
-      <w:pPr>
-        <w:rPr>
-          <w:lang w:val="en-US"/>
-        </w:rPr>
-      </w:pPr>
-    </w:p>
-    <w:p>
-      <w:pPr>
-        <w:rPr>
-          <w:lang w:val="en-US"/>
-        </w:rPr>
-      </w:pPr>
-      <w:r>
-        <w:rPr>
-          <w:lang w:val="en-US"/>
-        </w:rPr>
+        <w:t>Given a list of strings, find the length of the longest string that doesn't contain any digits.</w:t>
+      </w:r>
+    </w:p>
+    <w:p>
+      <w:pPr>
+        <w:rPr>
+          <w:lang w:val="en-US"/>
+        </w:rPr>
+      </w:pPr>
+    </w:p>
+    <w:p>
+      <w:pPr>
+        <w:rPr>
+          <w:lang w:val="en-US"/>
+        </w:rPr>
+      </w:pPr>
+      <w:r>
+        <w:rPr>
+          <w:lang w:val="en-US"/>
+        </w:rPr>
+        <w:t xml:space="preserve">        List&lt;String&gt; words = </w:t>
+      </w:r>
+    </w:p>
+    <w:p>
+      <w:pPr>
+        <w:rPr>
+          <w:lang w:val="en-US"/>
+        </w:rPr>
+      </w:pPr>
+      <w:r>
+        <w:rPr>
+          <w:lang w:val="en-US"/>
+        </w:rPr>
+        <w:t xml:space="preserve">        </w:t>
+      </w:r>
+      <w:proofErr w:type="spellStart"/>
+      <w:r>
+        <w:rPr>
+          <w:lang w:val="en-US"/>
+        </w:rPr>
+        <w:t>Arrays.asList</w:t>
+      </w:r>
+      <w:proofErr w:type="spellEnd"/>
+      <w:r>
+        <w:rPr>
+          <w:lang w:val="en-US"/>
+        </w:rPr>
+        <w:t>("Apple", "Java17", "Banana", "Stream API");</w:t>
+      </w:r>
+    </w:p>
+    <w:p>
+      <w:pPr>
+        <w:rPr>
+          <w:lang w:val="en-US"/>
+        </w:rPr>
+      </w:pPr>
+    </w:p>
+    <w:p>
+      <w:pPr>
+        <w:rPr>
+          <w:lang w:val="en-US"/>
+        </w:rPr>
+      </w:pPr>
+      <w:r>
+        <w:rPr>
+          <w:lang w:val="en-US"/>
+        </w:rPr>
+        <w:t xml:space="preserve">        String </w:t>
+      </w:r>
+      <w:proofErr w:type="spellStart"/>
+      <w:r>
+        <w:rPr>
+          <w:lang w:val="en-US"/>
+        </w:rPr>
+        <w:t>ans</w:t>
+      </w:r>
+      <w:proofErr w:type="spellEnd"/>
+      <w:r>
+        <w:rPr>
+          <w:lang w:val="en-US"/>
+        </w:rPr>
+        <w:t xml:space="preserve"> =</w:t>
+      </w:r>
+    </w:p>
+    <w:p>
+      <w:pPr>
+        <w:rPr>
+          <w:lang w:val="en-US"/>
+        </w:rPr>
+      </w:pPr>
+      <w:r>
+        <w:rPr>
+          <w:lang w:val="en-US"/>
+        </w:rPr>
+        <w:t xml:space="preserve">        words</w:t>
+      </w:r>
+    </w:p>
+    <w:p>
+      <w:pPr>
+        <w:rPr>
+          <w:lang w:val="en-US"/>
+        </w:rPr>
+      </w:pPr>
+      <w:r>
+        <w:rPr>
+          <w:lang w:val="en-US"/>
+        </w:rPr>
+        <w:t xml:space="preserve">        .stream()</w:t>
+      </w:r>
+    </w:p>
+    <w:p>
+      <w:pPr>
+        <w:rPr>
+          <w:lang w:val="en-US"/>
+        </w:rPr>
+      </w:pPr>
+      <w:r>
+        <w:rPr>
+          <w:lang w:val="en-US"/>
+        </w:rPr>
+        <w:t xml:space="preserve">        .filter( word -&gt; </w:t>
+      </w:r>
+      <w:proofErr w:type="spellStart"/>
+      <w:r>
+        <w:rPr>
+          <w:lang w:val="en-US"/>
+        </w:rPr>
+        <w:t>word.chars</w:t>
+      </w:r>
+      <w:proofErr w:type="spellEnd"/>
+      <w:r>
+        <w:rPr>
+          <w:lang w:val="en-US"/>
+        </w:rPr>
+        <w:t>().</w:t>
+      </w:r>
+    </w:p>
+    <w:p>
+      <w:pPr>
+        <w:rPr>
+          <w:lang w:val="en-US"/>
+        </w:rPr>
+      </w:pPr>
+      <w:r>
+        <w:rPr>
+          <w:lang w:val="en-US"/>
+        </w:rPr>
+        <w:t xml:space="preserve">            </w:t>
+      </w:r>
+      <w:proofErr w:type="spellStart"/>
+      <w:r>
+        <w:rPr>
+          <w:lang w:val="en-US"/>
+        </w:rPr>
+        <w:t>noneMatch</w:t>
+      </w:r>
+      <w:proofErr w:type="spellEnd"/>
+      <w:r>
+        <w:rPr>
+          <w:lang w:val="en-US"/>
+        </w:rPr>
+        <w:t xml:space="preserve">( ch -&gt; </w:t>
+      </w:r>
+      <w:proofErr w:type="spellStart"/>
+      <w:r>
+        <w:rPr>
+          <w:lang w:val="en-US"/>
+        </w:rPr>
+        <w:t>Character.isDigit</w:t>
+      </w:r>
+      <w:proofErr w:type="spellEnd"/>
+      <w:r>
+        <w:rPr>
+          <w:lang w:val="en-US"/>
+        </w:rPr>
+        <w:t>(ch) ) )</w:t>
+      </w:r>
+    </w:p>
+    <w:p>
+      <w:pPr>
+        <w:rPr>
+          <w:lang w:val="en-US"/>
+        </w:rPr>
+      </w:pPr>
+      <w:r>
+        <w:rPr>
+          <w:lang w:val="en-US"/>
+        </w:rPr>
+        <w:t xml:space="preserve">        .max( (word1,word2) </w:t>
+      </w:r>
+    </w:p>
+    <w:p>
+      <w:pPr>
+        <w:rPr>
+          <w:lang w:val="en-US"/>
+        </w:rPr>
+      </w:pPr>
+      <w:r>
+        <w:rPr>
+          <w:lang w:val="en-US"/>
+        </w:rPr>
+        <w:t xml:space="preserve">            -&gt; </w:t>
+      </w:r>
+      <w:proofErr w:type="spellStart"/>
+      <w:r>
+        <w:rPr>
+          <w:lang w:val="en-US"/>
+        </w:rPr>
+        <w:t>Integer.compare</w:t>
+      </w:r>
+      <w:proofErr w:type="spellEnd"/>
+      <w:r>
+        <w:rPr>
+          <w:lang w:val="en-US"/>
+        </w:rPr>
+        <w:t>(word1.length() , word2.length() ) )</w:t>
+      </w:r>
+    </w:p>
+    <w:p>
+      <w:pPr>
+        <w:rPr>
+          <w:lang w:val="en-US"/>
+        </w:rPr>
+      </w:pPr>
+      <w:r>
+        <w:rPr>
+          <w:lang w:val="en-US"/>
+        </w:rPr>
+        <w:t xml:space="preserve">        .</w:t>
+      </w:r>
+      <w:proofErr w:type="spellStart"/>
+      <w:r>
+        <w:rPr>
+          <w:lang w:val="en-US"/>
+        </w:rPr>
+        <w:t>orElse</w:t>
+      </w:r>
+      <w:proofErr w:type="spellEnd"/>
+      <w:r>
+        <w:rPr>
+          <w:lang w:val="en-US"/>
+        </w:rPr>
+        <w:t>(null) ;</w:t>
+      </w:r>
+    </w:p>
+    <w:p>
+      <w:pPr>
+        <w:rPr>
+          <w:lang w:val="en-US"/>
+        </w:rPr>
+      </w:pPr>
+      <w:r>
+        <w:rPr>
+          <w:lang w:val="en-US"/>
+        </w:rPr>
+        <w:t xml:space="preserve">        </w:t>
+      </w:r>
+      <w:proofErr w:type="spellStart"/>
+      <w:r>
+        <w:rPr>
+          <w:lang w:val="en-US"/>
+        </w:rPr>
+        <w:t>out.println</w:t>
+      </w:r>
+      <w:proofErr w:type="spellEnd"/>
+      <w:r>
+        <w:rPr>
+          <w:lang w:val="en-US"/>
+        </w:rPr>
+        <w:t>(</w:t>
+      </w:r>
+      <w:proofErr w:type="spellStart"/>
+      <w:r>
+        <w:rPr>
+          <w:lang w:val="en-US"/>
+        </w:rPr>
+        <w:t>ans</w:t>
+      </w:r>
+      <w:proofErr w:type="spellEnd"/>
+      <w:r>
+        <w:rPr>
+          <w:lang w:val="en-US"/>
+        </w:rPr>
+        <w:t>);</w:t>
+      </w:r>
+    </w:p>
+    <w:p>
+      <w:pPr>
+        <w:rPr>
+          <w:lang w:val="en-US"/>
+        </w:rPr>
+      </w:pPr>
+    </w:p>
+    <w:p>
+      <w:pPr>
+        <w:rPr>
+          <w:lang w:val="en-US"/>
+        </w:rPr>
+      </w:pPr>
+      <w:r>
+        <w:rPr>
+          <w:lang w:val="en-US"/>
+        </w:rPr>
+        <w:lastRenderedPageBreak/>
+        <w:t xml:space="preserve">OR </w:t>
+      </w:r>
+    </w:p>
+    <w:p>
+      <w:pPr>
+        <w:rPr>
+          <w:lang w:val="en-US"/>
+        </w:rPr>
+      </w:pPr>
+      <w:r>
+        <w:rPr>
+          <w:lang w:val="en-US"/>
+        </w:rPr>
+        <w:t xml:space="preserve">        String </w:t>
+      </w:r>
+      <w:proofErr w:type="spellStart"/>
+      <w:r>
+        <w:rPr>
+          <w:lang w:val="en-US"/>
+        </w:rPr>
+        <w:t>ans</w:t>
+      </w:r>
+      <w:proofErr w:type="spellEnd"/>
+      <w:r>
+        <w:rPr>
+          <w:lang w:val="en-US"/>
+        </w:rPr>
+        <w:t xml:space="preserve"> =</w:t>
+      </w:r>
+    </w:p>
+    <w:p>
+      <w:pPr>
+        <w:rPr>
+          <w:lang w:val="en-US"/>
+        </w:rPr>
+      </w:pPr>
+      <w:r>
+        <w:rPr>
+          <w:lang w:val="en-US"/>
+        </w:rPr>
+        <w:t xml:space="preserve">        words</w:t>
+      </w:r>
+    </w:p>
+    <w:p>
+      <w:pPr>
+        <w:rPr>
+          <w:lang w:val="en-US"/>
+        </w:rPr>
+      </w:pPr>
+      <w:r>
+        <w:rPr>
+          <w:lang w:val="en-US"/>
+        </w:rPr>
+        <w:t xml:space="preserve">        .stream()</w:t>
+      </w:r>
+    </w:p>
+    <w:p>
+      <w:pPr>
+        <w:rPr>
+          <w:lang w:val="en-US"/>
+        </w:rPr>
+      </w:pPr>
+      <w:r>
+        <w:rPr>
+          <w:lang w:val="en-US"/>
+        </w:rPr>
+        <w:t xml:space="preserve">        .filter( word -&gt; </w:t>
+      </w:r>
+      <w:proofErr w:type="spellStart"/>
+      <w:r>
+        <w:rPr>
+          <w:lang w:val="en-US"/>
+        </w:rPr>
+        <w:t>word.chars</w:t>
+      </w:r>
+      <w:proofErr w:type="spellEnd"/>
+      <w:r>
+        <w:rPr>
+          <w:lang w:val="en-US"/>
+        </w:rPr>
+        <w:t>().</w:t>
+      </w:r>
+    </w:p>
+    <w:p>
+      <w:pPr>
+        <w:rPr>
+          <w:lang w:val="en-US"/>
+        </w:rPr>
+      </w:pPr>
+      <w:r>
+        <w:rPr>
+          <w:lang w:val="en-US"/>
+        </w:rPr>
+        <w:t xml:space="preserve">            </w:t>
+      </w:r>
+      <w:proofErr w:type="spellStart"/>
+      <w:r>
+        <w:rPr>
+          <w:lang w:val="en-US"/>
+        </w:rPr>
+        <w:t>anyMatch</w:t>
+      </w:r>
+      <w:proofErr w:type="spellEnd"/>
+      <w:r>
+        <w:rPr>
+          <w:lang w:val="en-US"/>
+        </w:rPr>
+        <w:t xml:space="preserve">( ch -&gt; </w:t>
+      </w:r>
+      <w:proofErr w:type="spellStart"/>
+      <w:r>
+        <w:rPr>
+          <w:lang w:val="en-US"/>
+        </w:rPr>
+        <w:t>Character.isDigit</w:t>
+      </w:r>
+      <w:proofErr w:type="spellEnd"/>
+      <w:r>
+        <w:rPr>
+          <w:lang w:val="en-US"/>
+        </w:rPr>
+        <w:t>(ch) ) == false )</w:t>
+      </w:r>
+    </w:p>
+    <w:p>
+      <w:pPr>
+        <w:rPr>
+          <w:lang w:val="en-US"/>
+        </w:rPr>
+      </w:pPr>
+      <w:r>
+        <w:rPr>
+          <w:lang w:val="en-US"/>
+        </w:rPr>
+        <w:t xml:space="preserve">        .max( (word1,word2) </w:t>
+      </w:r>
+    </w:p>
+    <w:p>
+      <w:pPr>
+        <w:rPr>
+          <w:lang w:val="en-US"/>
+        </w:rPr>
+      </w:pPr>
+      <w:r>
+        <w:rPr>
+          <w:lang w:val="en-US"/>
+        </w:rPr>
+        <w:t xml:space="preserve">            -&gt; </w:t>
+      </w:r>
+      <w:proofErr w:type="spellStart"/>
+      <w:r>
+        <w:rPr>
+          <w:lang w:val="en-US"/>
+        </w:rPr>
+        <w:t>Integer.compare</w:t>
+      </w:r>
+      <w:proofErr w:type="spellEnd"/>
+      <w:r>
+        <w:rPr>
+          <w:lang w:val="en-US"/>
+        </w:rPr>
+        <w:t>(word1.length() , word2.length() ) )</w:t>
+      </w:r>
+    </w:p>
+    <w:p>
+      <w:pPr>
+        <w:rPr>
+          <w:lang w:val="en-US"/>
+        </w:rPr>
+      </w:pPr>
+      <w:r>
+        <w:rPr>
+          <w:lang w:val="en-US"/>
+        </w:rPr>
+        <w:t xml:space="preserve">        .</w:t>
+      </w:r>
+      <w:proofErr w:type="spellStart"/>
+      <w:r>
+        <w:rPr>
+          <w:lang w:val="en-US"/>
+        </w:rPr>
+        <w:t>orElse</w:t>
+      </w:r>
+      <w:proofErr w:type="spellEnd"/>
+      <w:r>
+        <w:rPr>
+          <w:lang w:val="en-US"/>
+        </w:rPr>
+        <w:t>(null) ;</w:t>
+      </w:r>
+    </w:p>
+    <w:p>
+      <w:pPr>
+        <w:rPr>
+          <w:lang w:val="en-US"/>
+        </w:rPr>
+      </w:pPr>
+    </w:p>
+    <w:p>
+      <w:pPr>
+        <w:rPr>
+          <w:lang w:val="en-US"/>
+        </w:rPr>
+      </w:pPr>
+      <w:r>
+        <w:rPr>
+          <w:lang w:val="en-US"/>
+        </w:rPr>
+        <w:t xml:space="preserve">        </w:t>
+      </w:r>
+      <w:proofErr w:type="spellStart"/>
+      <w:r>
+        <w:rPr>
+          <w:lang w:val="en-US"/>
+        </w:rPr>
+        <w:t>out.println</w:t>
+      </w:r>
+      <w:proofErr w:type="spellEnd"/>
+      <w:r>
+        <w:rPr>
+          <w:lang w:val="en-US"/>
+        </w:rPr>
+        <w:t>(</w:t>
+      </w:r>
+      <w:proofErr w:type="spellStart"/>
+      <w:r>
+        <w:rPr>
+          <w:lang w:val="en-US"/>
+        </w:rPr>
+        <w:t>ans</w:t>
+      </w:r>
+      <w:proofErr w:type="spellEnd"/>
+      <w:r>
+        <w:rPr>
+          <w:lang w:val="en-US"/>
+        </w:rPr>
+        <w:t>);</w:t>
+      </w:r>
+    </w:p>
+    <w:p>
+      <w:pPr>
+        <w:rPr>
+          <w:lang w:val="en-US"/>
+        </w:rPr>
+      </w:pPr>
+    </w:p>
+    <w:p>
+      <w:pPr>
+        <w:rPr>
+          <w:lang w:val="en-US"/>
+        </w:rPr>
+      </w:pPr>
+    </w:p>
+    <w:p>
+      <w:pPr>
+        <w:pStyle w:val="Heading2"/>
+      </w:pPr>
+      <w:r>
+        <w:t>First Non-Repeated Character</w:t>
+      </w:r>
+    </w:p>
+    <w:p>
+      <w:r>
+        <w:t xml:space="preserve">Example : </w:t>
+      </w:r>
+      <w:r>
+        <w:t>stress</w:t>
+      </w:r>
+    </w:p>
+    <w:p>
+      <w:r>
+        <w:t>Ans : t</w:t>
+      </w:r>
+    </w:p>
+    <w:p>
+      <w:r>
+        <w:t xml:space="preserve">        String str = "stress" ;</w:t>
+      </w:r>
+    </w:p>
+    <w:p>
+      <w:r>
+        <w:t xml:space="preserve">        Map&lt; Character , Long &gt; map = </w:t>
+      </w:r>
+    </w:p>
+    <w:p>
+      <w:r>
+        <w:t xml:space="preserve">        str</w:t>
+      </w:r>
+    </w:p>
+    <w:p>
+      <w:r>
+        <w:t xml:space="preserve">        .chars() </w:t>
+      </w:r>
+    </w:p>
+    <w:p>
+      <w:r>
+        <w:t xml:space="preserve">        .</w:t>
+      </w:r>
+      <w:proofErr w:type="spellStart"/>
+      <w:r>
+        <w:t>mapToObj</w:t>
+      </w:r>
+      <w:proofErr w:type="spellEnd"/>
+      <w:r>
+        <w:t xml:space="preserve">( </w:t>
+      </w:r>
+      <w:proofErr w:type="spellStart"/>
+      <w:r>
+        <w:t>i</w:t>
+      </w:r>
+      <w:proofErr w:type="spellEnd"/>
+      <w:r>
+        <w:t xml:space="preserve"> -&gt; (char) </w:t>
+      </w:r>
+      <w:proofErr w:type="spellStart"/>
+      <w:r>
+        <w:t>i</w:t>
+      </w:r>
+      <w:proofErr w:type="spellEnd"/>
+      <w:r>
+        <w:t xml:space="preserve"> )</w:t>
+      </w:r>
+    </w:p>
+    <w:p>
+      <w:r>
+        <w:t xml:space="preserve">        .collect(</w:t>
+      </w:r>
+    </w:p>
+    <w:p>
+      <w:r>
+        <w:t xml:space="preserve">            </w:t>
+      </w:r>
+      <w:proofErr w:type="spellStart"/>
+      <w:r>
+        <w:t>Collectors.groupingBy</w:t>
+      </w:r>
+      <w:proofErr w:type="spellEnd"/>
+      <w:r>
+        <w:t>(</w:t>
+      </w:r>
+    </w:p>
+    <w:p>
+      <w:r>
+        <w:t xml:space="preserve">                </w:t>
+      </w:r>
+      <w:proofErr w:type="spellStart"/>
+      <w:r>
+        <w:t>Function.identity</w:t>
+      </w:r>
+      <w:proofErr w:type="spellEnd"/>
+      <w:r>
+        <w:t xml:space="preserve">() , </w:t>
+      </w:r>
+    </w:p>
+    <w:p>
+      <w:r>
+        <w:t xml:space="preserve">                </w:t>
+      </w:r>
+      <w:proofErr w:type="spellStart"/>
+      <w:r>
+        <w:t>LinkedHashMap</w:t>
+      </w:r>
+      <w:proofErr w:type="spellEnd"/>
+      <w:r>
+        <w:t>::new ,</w:t>
+      </w:r>
+    </w:p>
+    <w:p>
+      <w:r>
+        <w:t xml:space="preserve">                </w:t>
+      </w:r>
+      <w:proofErr w:type="spellStart"/>
+      <w:r>
+        <w:t>Collectors.counting</w:t>
+      </w:r>
+      <w:proofErr w:type="spellEnd"/>
+      <w:r>
+        <w:t xml:space="preserve">() </w:t>
+      </w:r>
+    </w:p>
+    <w:p>
+      <w:r>
+        <w:t xml:space="preserve">            )</w:t>
+      </w:r>
+    </w:p>
+    <w:p>
+      <w:r>
+        <w:t xml:space="preserve">        ) ; </w:t>
+      </w:r>
+    </w:p>
+    <w:p/>
+    <w:p>
+      <w:r>
+        <w:lastRenderedPageBreak/>
+        <w:t xml:space="preserve">        </w:t>
+      </w:r>
+      <w:proofErr w:type="spellStart"/>
+      <w:r>
+        <w:t>out.println</w:t>
+      </w:r>
+      <w:proofErr w:type="spellEnd"/>
+      <w:r>
+        <w:t xml:space="preserve">(map) ; </w:t>
+      </w:r>
+    </w:p>
+    <w:p/>
+    <w:p>
+      <w:r>
+        <w:t xml:space="preserve">        char </w:t>
+      </w:r>
+      <w:proofErr w:type="spellStart"/>
+      <w:r>
+        <w:t>ans</w:t>
+      </w:r>
+      <w:proofErr w:type="spellEnd"/>
+      <w:r>
+        <w:t xml:space="preserve"> = </w:t>
+      </w:r>
+    </w:p>
+    <w:p>
+      <w:r>
+        <w:t xml:space="preserve">        map</w:t>
+      </w:r>
+    </w:p>
+    <w:p>
+      <w:r>
+        <w:t xml:space="preserve">        .</w:t>
+      </w:r>
+      <w:proofErr w:type="spellStart"/>
+      <w:r>
+        <w:t>entrySet</w:t>
+      </w:r>
+      <w:proofErr w:type="spellEnd"/>
+      <w:r>
+        <w:t>()</w:t>
+      </w:r>
+    </w:p>
+    <w:p>
+      <w:r>
+        <w:t xml:space="preserve">        .stream()</w:t>
+      </w:r>
+    </w:p>
+    <w:p>
+      <w:r>
+        <w:t xml:space="preserve">        .filter( entry -&gt; </w:t>
+      </w:r>
+      <w:proofErr w:type="spellStart"/>
+      <w:r>
+        <w:t>entry.getValue</w:t>
+      </w:r>
+      <w:proofErr w:type="spellEnd"/>
+      <w:r>
+        <w:t>() == 1 )</w:t>
+      </w:r>
+    </w:p>
+    <w:p>
+      <w:r>
+        <w:t xml:space="preserve">        .map( entry -&gt; </w:t>
+      </w:r>
+      <w:proofErr w:type="spellStart"/>
+      <w:r>
+        <w:t>entry.getKey</w:t>
+      </w:r>
+      <w:proofErr w:type="spellEnd"/>
+      <w:r>
+        <w:t>() )</w:t>
+      </w:r>
+    </w:p>
+    <w:p>
+      <w:r>
+        <w:t xml:space="preserve">        .</w:t>
+      </w:r>
+      <w:proofErr w:type="spellStart"/>
+      <w:r>
+        <w:t>findFirst</w:t>
+      </w:r>
+      <w:proofErr w:type="spellEnd"/>
+      <w:r>
+        <w:t>()</w:t>
+      </w:r>
+    </w:p>
+    <w:p>
+      <w:r>
+        <w:t xml:space="preserve">        .</w:t>
+      </w:r>
+      <w:proofErr w:type="spellStart"/>
+      <w:r>
+        <w:t>orElse</w:t>
+      </w:r>
+      <w:proofErr w:type="spellEnd"/>
+      <w:r>
+        <w:t>('#') ;</w:t>
+      </w:r>
+    </w:p>
+    <w:p>
+      <w:r>
+        <w:t xml:space="preserve">        </w:t>
+      </w:r>
+      <w:proofErr w:type="spellStart"/>
+      <w:r>
+        <w:t>out.println</w:t>
+      </w:r>
+      <w:proofErr w:type="spellEnd"/>
+      <w:r>
+        <w:t>(</w:t>
+      </w:r>
+      <w:proofErr w:type="spellStart"/>
+      <w:r>
+        <w:t>ans</w:t>
+      </w:r>
+      <w:proofErr w:type="spellEnd"/>
+      <w:r>
+        <w:t>) ;</w:t>
+      </w:r>
+    </w:p>
+    <w:p/>
+    <w:p>
+      <w:pPr>
+        <w:pStyle w:val="Heading2"/>
+      </w:pPr>
+      <w:r>
+        <w:t>First Repeated Character</w:t>
+      </w:r>
+    </w:p>
+    <w:p>
+      <w:r>
+        <w:t>Example:</w:t>
+      </w:r>
+      <w:r>
+        <w:t xml:space="preserve"> </w:t>
+      </w:r>
+      <w:r>
+        <w:t>google</w:t>
+      </w:r>
+    </w:p>
+    <w:p>
+      <w:r>
+        <w:t>O/</w:t>
+      </w:r>
+      <w:r>
+        <w:t>p:</w:t>
+      </w:r>
+      <w:r>
+        <w:t xml:space="preserve"> o</w:t>
+      </w:r>
+    </w:p>
+    <w:p/>
+    <w:p>
+      <w:r>
+        <w:t xml:space="preserve">        String str = "google" ;</w:t>
+      </w:r>
+    </w:p>
+    <w:p>
+      <w:r>
+        <w:t xml:space="preserve">        Set&lt;Character&gt; set = new HashSet&lt;&gt;() ; </w:t>
+      </w:r>
+    </w:p>
+    <w:p>
+      <w:r>
+        <w:t xml:space="preserve">        char </w:t>
+      </w:r>
+      <w:proofErr w:type="spellStart"/>
+      <w:r>
+        <w:t>chAns</w:t>
+      </w:r>
+      <w:proofErr w:type="spellEnd"/>
+      <w:r>
+        <w:t xml:space="preserve"> = </w:t>
+      </w:r>
+    </w:p>
+    <w:p>
+      <w:r>
+        <w:t xml:space="preserve">        str</w:t>
+      </w:r>
+    </w:p>
+    <w:p>
+      <w:r>
+        <w:t xml:space="preserve">        .chars()</w:t>
+      </w:r>
+    </w:p>
+    <w:p>
+      <w:r>
+        <w:t xml:space="preserve">        .</w:t>
+      </w:r>
+      <w:proofErr w:type="spellStart"/>
+      <w:r>
+        <w:t>mapToObj</w:t>
+      </w:r>
+      <w:proofErr w:type="spellEnd"/>
+      <w:r>
+        <w:t xml:space="preserve">( </w:t>
+      </w:r>
+      <w:proofErr w:type="spellStart"/>
+      <w:r>
+        <w:t>i</w:t>
+      </w:r>
+      <w:proofErr w:type="spellEnd"/>
+      <w:r>
+        <w:t xml:space="preserve"> -&gt; (char) </w:t>
+      </w:r>
+      <w:proofErr w:type="spellStart"/>
+      <w:r>
+        <w:t>i</w:t>
+      </w:r>
+      <w:proofErr w:type="spellEnd"/>
+      <w:r>
+        <w:t xml:space="preserve"> )</w:t>
+      </w:r>
+    </w:p>
+    <w:p>
+      <w:r>
+        <w:t xml:space="preserve">        .filter( ch -&gt; </w:t>
+      </w:r>
+      <w:proofErr w:type="spellStart"/>
+      <w:r>
+        <w:t>set.add</w:t>
+      </w:r>
+      <w:proofErr w:type="spellEnd"/>
+      <w:r>
+        <w:t>(ch) == false )</w:t>
+      </w:r>
+    </w:p>
+    <w:p>
+      <w:r>
+        <w:t xml:space="preserve">        .</w:t>
+      </w:r>
+      <w:proofErr w:type="spellStart"/>
+      <w:r>
+        <w:t>findFirst</w:t>
+      </w:r>
+      <w:proofErr w:type="spellEnd"/>
+      <w:r>
+        <w:t xml:space="preserve">() </w:t>
+      </w:r>
+    </w:p>
+    <w:p>
+      <w:r>
+        <w:t xml:space="preserve">        .</w:t>
+      </w:r>
+      <w:proofErr w:type="spellStart"/>
+      <w:r>
+        <w:t>orElse</w:t>
+      </w:r>
+      <w:proofErr w:type="spellEnd"/>
+      <w:r>
+        <w:t>('#');</w:t>
+      </w:r>
+    </w:p>
+    <w:p>
+      <w:r>
+        <w:t xml:space="preserve">        </w:t>
+      </w:r>
+      <w:proofErr w:type="spellStart"/>
+      <w:r>
+        <w:t>out.println</w:t>
+      </w:r>
+      <w:proofErr w:type="spellEnd"/>
+      <w:r>
+        <w:t xml:space="preserve">( </w:t>
+      </w:r>
+      <w:proofErr w:type="spellStart"/>
+      <w:r>
+        <w:t>chAns</w:t>
+      </w:r>
+      <w:proofErr w:type="spellEnd"/>
+      <w:r>
+        <w:t xml:space="preserve"> ) ;</w:t>
+      </w:r>
+    </w:p>
+    <w:p/>
+    <w:p>
+      <w:pPr>
+        <w:pStyle w:val="Heading2"/>
+      </w:pPr>
+      <w:r>
+        <w:t>Reverse a String using Streams</w:t>
+      </w:r>
+    </w:p>
+    <w:p>
+      <w:r>
+        <w:t>String str = "</w:t>
+      </w:r>
+      <w:proofErr w:type="spellStart"/>
+      <w:r>
+        <w:t>sesharao</w:t>
+      </w:r>
+      <w:proofErr w:type="spellEnd"/>
+      <w:r>
+        <w:t>" ;</w:t>
+      </w:r>
+    </w:p>
+    <w:p>
+      <w:r>
+        <w:lastRenderedPageBreak/>
+        <w:t xml:space="preserve">        int l = </w:t>
+      </w:r>
+      <w:proofErr w:type="spellStart"/>
+      <w:r>
+        <w:t>str.length</w:t>
+      </w:r>
+      <w:proofErr w:type="spellEnd"/>
+      <w:r>
+        <w:t>() ;</w:t>
+      </w:r>
+    </w:p>
+    <w:p>
+      <w:r>
+        <w:t>        String reversed =</w:t>
+      </w:r>
+    </w:p>
+    <w:p>
+      <w:r>
+        <w:t xml:space="preserve">        </w:t>
+      </w:r>
+      <w:proofErr w:type="spellStart"/>
+      <w:r>
+        <w:t>IntStream</w:t>
+      </w:r>
+      <w:proofErr w:type="spellEnd"/>
+    </w:p>
+    <w:p>
+      <w:r>
+        <w:t>        .range(0 , l)</w:t>
+      </w:r>
+    </w:p>
+    <w:p>
+      <w:r>
+        <w:t>        .map(</w:t>
+      </w:r>
+      <w:proofErr w:type="spellStart"/>
+      <w:r>
+        <w:t>i</w:t>
+      </w:r>
+      <w:proofErr w:type="spellEnd"/>
+      <w:r>
+        <w:t xml:space="preserve"> -&gt; l-1-i)</w:t>
+      </w:r>
+    </w:p>
+    <w:p>
+      <w:r>
+        <w:t>        .</w:t>
+      </w:r>
+      <w:proofErr w:type="spellStart"/>
+      <w:r>
+        <w:t>mapToObj</w:t>
+      </w:r>
+      <w:proofErr w:type="spellEnd"/>
+      <w:r>
+        <w:t>(</w:t>
+      </w:r>
+      <w:proofErr w:type="spellStart"/>
+      <w:r>
+        <w:t>i</w:t>
+      </w:r>
+      <w:proofErr w:type="spellEnd"/>
+      <w:r>
+        <w:t xml:space="preserve"> -&gt; </w:t>
+      </w:r>
+      <w:proofErr w:type="spellStart"/>
+      <w:r>
+        <w:t>str.charAt</w:t>
+      </w:r>
+      <w:proofErr w:type="spellEnd"/>
+      <w:r>
+        <w:t>(</w:t>
+      </w:r>
+      <w:proofErr w:type="spellStart"/>
+      <w:r>
+        <w:t>i</w:t>
+      </w:r>
+      <w:proofErr w:type="spellEnd"/>
+      <w:r>
+        <w:t>))</w:t>
+      </w:r>
+    </w:p>
+    <w:p>
+      <w:r>
+        <w:t xml:space="preserve">        .map(ch -&gt; </w:t>
+      </w:r>
+      <w:proofErr w:type="spellStart"/>
+      <w:r>
+        <w:t>String.valueOf</w:t>
+      </w:r>
+      <w:proofErr w:type="spellEnd"/>
+      <w:r>
+        <w:t>(ch))</w:t>
+      </w:r>
+    </w:p>
+    <w:p>
+      <w:r>
+        <w:t>        //.peek(</w:t>
+      </w:r>
+      <w:proofErr w:type="spellStart"/>
+      <w:r>
+        <w:t>i</w:t>
+      </w:r>
+      <w:proofErr w:type="spellEnd"/>
+      <w:r>
+        <w:t xml:space="preserve"> -&gt; </w:t>
+      </w:r>
+      <w:proofErr w:type="spellStart"/>
+      <w:r>
+        <w:t>System.out.println</w:t>
+      </w:r>
+      <w:proofErr w:type="spellEnd"/>
+      <w:r>
+        <w:t>(</w:t>
+      </w:r>
+      <w:proofErr w:type="spellStart"/>
+      <w:r>
+        <w:t>i</w:t>
+      </w:r>
+      <w:proofErr w:type="spellEnd"/>
+      <w:r>
+        <w:t>))</w:t>
+      </w:r>
+    </w:p>
+    <w:p>
+      <w:r>
+        <w:t>        .collect(</w:t>
+      </w:r>
+      <w:proofErr w:type="spellStart"/>
+      <w:r>
+        <w:t>Collectors.joining</w:t>
+      </w:r>
+      <w:proofErr w:type="spellEnd"/>
+      <w:r>
+        <w:t>("")) ;</w:t>
+      </w:r>
+    </w:p>
+    <w:p>
+      <w:r>
+        <w:t xml:space="preserve">        </w:t>
+      </w:r>
+      <w:proofErr w:type="spellStart"/>
+      <w:r>
+        <w:t>out.println</w:t>
+      </w:r>
+      <w:proofErr w:type="spellEnd"/>
+      <w:r>
+        <w:t>(reversed) ;</w:t>
+      </w:r>
+    </w:p>
+    <w:p>
+      <w:r>
+        <w:t> </w:t>
+      </w:r>
+    </w:p>
+    <w:p>
+      <w:r>
+        <w:t>         OR</w:t>
+      </w:r>
+    </w:p>
+    <w:p>
+      <w:r>
+        <w:t>        String str = "</w:t>
+      </w:r>
+      <w:proofErr w:type="spellStart"/>
+      <w:r>
+        <w:t>sesharao</w:t>
+      </w:r>
+      <w:proofErr w:type="spellEnd"/>
+      <w:r>
+        <w:t>" ;</w:t>
+      </w:r>
+    </w:p>
+    <w:p>
+      <w:r>
+        <w:t xml:space="preserve">        int l = </w:t>
+      </w:r>
+      <w:proofErr w:type="spellStart"/>
+      <w:r>
+        <w:t>str.length</w:t>
+      </w:r>
+      <w:proofErr w:type="spellEnd"/>
+      <w:r>
+        <w:t>() ;</w:t>
+      </w:r>
+    </w:p>
+    <w:p>
+      <w:r>
+        <w:t>        String reversed =</w:t>
+      </w:r>
+    </w:p>
+    <w:p>
+      <w:r>
+        <w:t xml:space="preserve">        </w:t>
+      </w:r>
+      <w:proofErr w:type="spellStart"/>
+      <w:r>
+        <w:t>IntStream</w:t>
+      </w:r>
+      <w:proofErr w:type="spellEnd"/>
+    </w:p>
+    <w:p>
+      <w:r>
+        <w:t>        .range(0 , l)</w:t>
+      </w:r>
+    </w:p>
+    <w:p>
+      <w:r>
+        <w:t>        .map(</w:t>
+      </w:r>
+      <w:proofErr w:type="spellStart"/>
+      <w:r>
+        <w:t>i</w:t>
+      </w:r>
+      <w:proofErr w:type="spellEnd"/>
+      <w:r>
+        <w:t xml:space="preserve"> -&gt; l-1-i)</w:t>
+      </w:r>
+    </w:p>
+    <w:p>
+      <w:r>
+        <w:t>        .</w:t>
+      </w:r>
+      <w:proofErr w:type="spellStart"/>
+      <w:r>
+        <w:t>mapToObj</w:t>
+      </w:r>
+      <w:proofErr w:type="spellEnd"/>
+      <w:r>
+        <w:t>(str::</w:t>
+      </w:r>
+      <w:proofErr w:type="spellStart"/>
+      <w:r>
+        <w:t>charAt</w:t>
+      </w:r>
+      <w:proofErr w:type="spellEnd"/>
+      <w:r>
+        <w:t>)</w:t>
+      </w:r>
+    </w:p>
+    <w:p>
+      <w:r>
+        <w:t>        .map(String::</w:t>
+      </w:r>
+      <w:proofErr w:type="spellStart"/>
+      <w:r>
+        <w:t>valueOf</w:t>
+      </w:r>
+      <w:proofErr w:type="spellEnd"/>
+      <w:r>
+        <w:t>)</w:t>
+      </w:r>
+    </w:p>
+    <w:p>
+      <w:r>
+        <w:t>        //.peek(</w:t>
+      </w:r>
+      <w:proofErr w:type="spellStart"/>
+      <w:r>
+        <w:t>i</w:t>
+      </w:r>
+      <w:proofErr w:type="spellEnd"/>
+      <w:r>
+        <w:t xml:space="preserve"> -&gt; </w:t>
+      </w:r>
+      <w:proofErr w:type="spellStart"/>
+      <w:r>
+        <w:t>System.out.println</w:t>
+      </w:r>
+      <w:proofErr w:type="spellEnd"/>
+      <w:r>
+        <w:t>(</w:t>
+      </w:r>
+      <w:proofErr w:type="spellStart"/>
+      <w:r>
+        <w:t>i</w:t>
+      </w:r>
+      <w:proofErr w:type="spellEnd"/>
+      <w:r>
+        <w:t>))</w:t>
+      </w:r>
+    </w:p>
+    <w:p>
+      <w:r>
+        <w:t>        .collect(</w:t>
+      </w:r>
+      <w:proofErr w:type="spellStart"/>
+      <w:r>
+        <w:t>Collectors.joining</w:t>
+      </w:r>
+      <w:proofErr w:type="spellEnd"/>
+      <w:r>
+        <w:t>("")) ;</w:t>
+      </w:r>
+    </w:p>
+    <w:p>
+      <w:r>
+        <w:t> </w:t>
+      </w:r>
+    </w:p>
+    <w:p>
+      <w:r>
+        <w:t>         OR</w:t>
+      </w:r>
+    </w:p>
+    <w:p>
+      <w:r>
+        <w:t> </w:t>
+      </w:r>
+    </w:p>
+    <w:p>
+      <w:r>
+        <w:t>        String str = "</w:t>
+      </w:r>
+      <w:proofErr w:type="spellStart"/>
+      <w:r>
+        <w:t>sesharao</w:t>
+      </w:r>
+      <w:proofErr w:type="spellEnd"/>
+      <w:r>
+        <w:t>" ;</w:t>
+      </w:r>
+    </w:p>
+    <w:p>
+      <w:r>
+        <w:t xml:space="preserve">        // </w:t>
+      </w:r>
+      <w:proofErr w:type="spellStart"/>
+      <w:r>
+        <w:t>str.chars</w:t>
+      </w:r>
+      <w:proofErr w:type="spellEnd"/>
+      <w:r>
+        <w:t>()</w:t>
+      </w:r>
+    </w:p>
+    <w:p>
+      <w:r>
+        <w:t xml:space="preserve">        int l = </w:t>
+      </w:r>
+      <w:proofErr w:type="spellStart"/>
+      <w:r>
+        <w:t>str.length</w:t>
+      </w:r>
+      <w:proofErr w:type="spellEnd"/>
+      <w:r>
+        <w:t>() ;</w:t>
+      </w:r>
+    </w:p>
+    <w:p>
+      <w:r>
+        <w:t xml:space="preserve">        String </w:t>
+      </w:r>
+      <w:proofErr w:type="spellStart"/>
+      <w:r>
+        <w:t>ans</w:t>
+      </w:r>
+      <w:proofErr w:type="spellEnd"/>
+      <w:r>
+        <w:t xml:space="preserve"> =</w:t>
+      </w:r>
+    </w:p>
+    <w:p>
+      <w:r>
+        <w:lastRenderedPageBreak/>
+        <w:t xml:space="preserve">        </w:t>
+      </w:r>
+      <w:proofErr w:type="spellStart"/>
+      <w:r>
+        <w:t>IntStream</w:t>
+      </w:r>
+      <w:proofErr w:type="spellEnd"/>
+    </w:p>
+    <w:p>
+      <w:r>
+        <w:t>        .range(0 , l)</w:t>
+      </w:r>
+    </w:p>
+    <w:p>
+      <w:r>
+        <w:t xml:space="preserve">        .map( </w:t>
+      </w:r>
+      <w:proofErr w:type="spellStart"/>
+      <w:r>
+        <w:t>i</w:t>
+      </w:r>
+      <w:proofErr w:type="spellEnd"/>
+      <w:r>
+        <w:t xml:space="preserve"> -&gt; (l-1)-</w:t>
+      </w:r>
+      <w:proofErr w:type="spellStart"/>
+      <w:r>
+        <w:t>i</w:t>
+      </w:r>
+      <w:proofErr w:type="spellEnd"/>
+      <w:r>
+        <w:t xml:space="preserve"> )</w:t>
+      </w:r>
+    </w:p>
+    <w:p>
+      <w:r>
+        <w:t>        .</w:t>
+      </w:r>
+      <w:proofErr w:type="spellStart"/>
+      <w:r>
+        <w:t>mapToObj</w:t>
+      </w:r>
+      <w:proofErr w:type="spellEnd"/>
+      <w:r>
+        <w:t xml:space="preserve">( </w:t>
+      </w:r>
+      <w:proofErr w:type="spellStart"/>
+      <w:r>
+        <w:t>i</w:t>
+      </w:r>
+      <w:proofErr w:type="spellEnd"/>
+      <w:r>
+        <w:t xml:space="preserve"> -&gt;  (char) </w:t>
+      </w:r>
+      <w:proofErr w:type="spellStart"/>
+      <w:r>
+        <w:t>str.charAt</w:t>
+      </w:r>
+      <w:proofErr w:type="spellEnd"/>
+      <w:r>
+        <w:t>(</w:t>
+      </w:r>
+      <w:proofErr w:type="spellStart"/>
+      <w:r>
+        <w:t>i</w:t>
+      </w:r>
+      <w:proofErr w:type="spellEnd"/>
+      <w:r>
+        <w:t>) )</w:t>
+      </w:r>
+    </w:p>
+    <w:p>
+      <w:r>
+        <w:t>        .collect(</w:t>
+      </w:r>
+    </w:p>
+    <w:p>
+      <w:r>
+        <w:t>            StringBuilder::new ,</w:t>
+      </w:r>
+    </w:p>
+    <w:p>
+      <w:r>
+        <w:t>            StringBuilder::append ,</w:t>
+      </w:r>
+    </w:p>
+    <w:p>
+      <w:r>
+        <w:t>            StringBuilder::append</w:t>
+      </w:r>
+    </w:p>
+    <w:p>
+      <w:r>
+        <w:t>        ).</w:t>
+      </w:r>
+      <w:proofErr w:type="spellStart"/>
+      <w:r>
+        <w:t>toString</w:t>
+      </w:r>
+      <w:proofErr w:type="spellEnd"/>
+      <w:r>
+        <w:t>() ;</w:t>
+      </w:r>
+    </w:p>
+    <w:p>
+      <w:r>
+        <w:t> </w:t>
+      </w:r>
+    </w:p>
+    <w:p>
+      <w:r>
+        <w:t xml:space="preserve">        </w:t>
+      </w:r>
+      <w:proofErr w:type="spellStart"/>
+      <w:r>
+        <w:t>out.println</w:t>
+      </w:r>
+      <w:proofErr w:type="spellEnd"/>
+      <w:r>
+        <w:t>(</w:t>
+      </w:r>
+      <w:proofErr w:type="spellStart"/>
+      <w:r>
+        <w:t>ans</w:t>
+      </w:r>
+      <w:proofErr w:type="spellEnd"/>
+      <w:r>
+        <w:t>) ;</w:t>
+      </w:r>
+    </w:p>
+    <w:p>
+      <w:r>
+        <w:t> </w:t>
+      </w:r>
+    </w:p>
+    <w:p/>
+    <w:p>
+      <w:r>
+        <w:t xml:space="preserve">OR </w:t>
+      </w:r>
+    </w:p>
+    <w:p/>
+    <w:p>
+      <w:r>
+        <w:t xml:space="preserve">        String str = "</w:t>
+      </w:r>
+      <w:proofErr w:type="spellStart"/>
+      <w:r>
+        <w:t>sesharao</w:t>
+      </w:r>
+      <w:proofErr w:type="spellEnd"/>
+      <w:r>
+        <w:t>" ;</w:t>
+      </w:r>
+    </w:p>
+    <w:p>
+      <w:r>
         <w:t xml:space="preserve">        int </w:t>
       </w:r>
       <w:proofErr w:type="spellStart"/>
       <w:r>
-        <w:rPr>
-          <w:lang w:val="en-US"/>
-        </w:rPr>
-        <w:t>nums</w:t>
-      </w:r>
-      <w:proofErr w:type="spellEnd"/>
-      <w:r>
-        <w:rPr>
-          <w:lang w:val="en-US"/>
-        </w:rPr>
-        <w:t>[] = {1 , 2 , 3 , 4 , 5 , 6 } ;</w:t>
-      </w:r>
-    </w:p>
-    <w:p>
-      <w:pPr>
-        <w:rPr>
-          <w:lang w:val="en-US"/>
-        </w:rPr>
-      </w:pPr>
-    </w:p>
-    <w:p>
-      <w:pPr>
-        <w:rPr>
-          <w:lang w:val="en-US"/>
-        </w:rPr>
-      </w:pPr>
-      <w:r>
-        <w:rPr>
-          <w:lang w:val="en-US"/>
-        </w:rPr>
-        <w:t xml:space="preserve">        Map&lt;String , List&lt;Integer&gt; &gt; map =</w:t>
-      </w:r>
-    </w:p>
-    <w:p>
-      <w:pPr>
-        <w:rPr>
-          <w:lang w:val="en-US"/>
-        </w:rPr>
-      </w:pPr>
-      <w:r>
-        <w:rPr>
-          <w:lang w:val="en-US"/>
-        </w:rPr>
-        <w:t xml:space="preserve">        Arrays</w:t>
-      </w:r>
-    </w:p>
-    <w:p>
-      <w:pPr>
-        <w:rPr>
-          <w:lang w:val="en-US"/>
-        </w:rPr>
-      </w:pPr>
-      <w:r>
-        <w:rPr>
-          <w:lang w:val="en-US"/>
-        </w:rPr>
-        <w:t xml:space="preserve">        .stream(</w:t>
-      </w:r>
-      <w:proofErr w:type="spellStart"/>
-      <w:r>
-        <w:rPr>
-          <w:lang w:val="en-US"/>
-        </w:rPr>
-        <w:t>nums</w:t>
-      </w:r>
-      <w:proofErr w:type="spellEnd"/>
-      <w:r>
-        <w:rPr>
-          <w:lang w:val="en-US"/>
-        </w:rPr>
-        <w:t>)</w:t>
-      </w:r>
-    </w:p>
-    <w:p>
-      <w:pPr>
-        <w:rPr>
-          <w:lang w:val="en-US"/>
-        </w:rPr>
-      </w:pPr>
-      <w:r>
-        <w:rPr>
-          <w:lang w:val="en-US"/>
-        </w:rPr>
-        <w:t xml:space="preserve">        .boxed()</w:t>
-      </w:r>
-    </w:p>
-    <w:p>
-      <w:pPr>
-        <w:rPr>
-          <w:lang w:val="en-US"/>
-        </w:rPr>
-      </w:pPr>
-      <w:r>
-        <w:rPr>
-          <w:lang w:val="en-US"/>
-        </w:rPr>
-        <w:t xml:space="preserve">        .collect(</w:t>
-      </w:r>
-    </w:p>
-    <w:p>
-      <w:pPr>
-        <w:rPr>
-          <w:lang w:val="en-US"/>
-        </w:rPr>
-      </w:pPr>
-      <w:r>
-        <w:rPr>
-          <w:lang w:val="en-US"/>
-        </w:rPr>
-        <w:t xml:space="preserve">            </w:t>
-      </w:r>
-      <w:proofErr w:type="spellStart"/>
-      <w:r>
-        <w:rPr>
-          <w:lang w:val="en-US"/>
-        </w:rPr>
-        <w:t>Collectors.groupingBy</w:t>
-      </w:r>
-      <w:proofErr w:type="spellEnd"/>
-      <w:r>
-        <w:rPr>
-          <w:lang w:val="en-US"/>
-        </w:rPr>
-        <w:t>(</w:t>
-      </w:r>
-    </w:p>
-    <w:p>
-      <w:pPr>
-        <w:rPr>
-          <w:lang w:val="en-US"/>
-        </w:rPr>
-      </w:pPr>
-      <w:r>
-        <w:rPr>
-          <w:lang w:val="en-US"/>
-        </w:rPr>
-        <w:t xml:space="preserve">                num -&gt; num%2 == 1 ? "Odd" : "Even"</w:t>
-      </w:r>
-    </w:p>
-    <w:p>
-      <w:pPr>
-        <w:rPr>
-          <w:lang w:val="en-US"/>
-        </w:rPr>
-      </w:pPr>
-      <w:r>
-        <w:rPr>
-          <w:lang w:val="en-US"/>
-        </w:rPr>
-        <w:t xml:space="preserve">            )</w:t>
-      </w:r>
-    </w:p>
-    <w:p>
-      <w:pPr>
-        <w:rPr>
-          <w:lang w:val="en-US"/>
-        </w:rPr>
-      </w:pPr>
-      <w:r>
-        <w:rPr>
-          <w:lang w:val="en-US"/>
-        </w:rPr>
-        <w:t xml:space="preserve">        );</w:t>
-      </w:r>
-    </w:p>
-    <w:p>
-      <w:pPr>
-        <w:rPr>
-          <w:lang w:val="en-US"/>
-        </w:rPr>
-      </w:pPr>
-    </w:p>
-    <w:p>
-      <w:pPr>
-        <w:rPr>
-          <w:lang w:val="en-US"/>
-        </w:rPr>
-      </w:pPr>
-      <w:r>
-        <w:rPr>
-          <w:lang w:val="en-US"/>
-        </w:rPr>
+        <w:t>len</w:t>
+      </w:r>
+      <w:proofErr w:type="spellEnd"/>
+      <w:r>
+        <w:t xml:space="preserve"> = </w:t>
+      </w:r>
+      <w:proofErr w:type="spellStart"/>
+      <w:r>
+        <w:t>str.length</w:t>
+      </w:r>
+      <w:proofErr w:type="spellEnd"/>
+      <w:r>
+        <w:t>() ;</w:t>
+      </w:r>
+    </w:p>
+    <w:p>
+      <w:r>
+        <w:t xml:space="preserve">        String reversed  = </w:t>
+      </w:r>
+    </w:p>
+    <w:p>
+      <w:r>
         <w:t xml:space="preserve">        </w:t>
       </w:r>
       <w:proofErr w:type="spellStart"/>
       <w:r>
-        <w:rPr>
-          <w:lang w:val="en-US"/>
-        </w:rPr>
+        <w:t>IntStream</w:t>
+      </w:r>
+      <w:proofErr w:type="spellEnd"/>
+    </w:p>
+    <w:p>
+      <w:r>
+        <w:t xml:space="preserve">        .range( 0 , </w:t>
+      </w:r>
+      <w:proofErr w:type="spellStart"/>
+      <w:r>
+        <w:t>len</w:t>
+      </w:r>
+      <w:proofErr w:type="spellEnd"/>
+      <w:r>
+        <w:t xml:space="preserve"> )</w:t>
+      </w:r>
+    </w:p>
+    <w:p>
+      <w:r>
+        <w:t xml:space="preserve">        .map( </w:t>
+      </w:r>
+      <w:proofErr w:type="spellStart"/>
+      <w:r>
+        <w:t>i</w:t>
+      </w:r>
+      <w:proofErr w:type="spellEnd"/>
+      <w:r>
+        <w:t xml:space="preserve"> -&gt; </w:t>
+      </w:r>
+      <w:proofErr w:type="spellStart"/>
+      <w:r>
+        <w:t>str.charAt</w:t>
+      </w:r>
+      <w:proofErr w:type="spellEnd"/>
+      <w:r>
+        <w:t>( len-1-i ) )</w:t>
+      </w:r>
+    </w:p>
+    <w:p>
+      <w:r>
+        <w:t xml:space="preserve">        .</w:t>
+      </w:r>
+      <w:proofErr w:type="spellStart"/>
+      <w:r>
+        <w:t>mapToObj</w:t>
+      </w:r>
+      <w:proofErr w:type="spellEnd"/>
+      <w:r>
+        <w:t>( ch -&gt; (char) ch )</w:t>
+      </w:r>
+    </w:p>
+    <w:p>
+      <w:r>
+        <w:t xml:space="preserve">        .collect (</w:t>
+      </w:r>
+    </w:p>
+    <w:p>
+      <w:r>
+        <w:t xml:space="preserve">            StringBuilder::new , </w:t>
+      </w:r>
+    </w:p>
+    <w:p>
+      <w:r>
+        <w:t xml:space="preserve">            StringBuilder::append , </w:t>
+      </w:r>
+    </w:p>
+    <w:p>
+      <w:r>
+        <w:t xml:space="preserve">            StringBuilder::append</w:t>
+      </w:r>
+    </w:p>
+    <w:p>
+      <w:r>
+        <w:t xml:space="preserve">        ).</w:t>
+      </w:r>
+      <w:proofErr w:type="spellStart"/>
+      <w:r>
+        <w:t>toString</w:t>
+      </w:r>
+      <w:proofErr w:type="spellEnd"/>
+      <w:r>
+        <w:t>() ;</w:t>
+      </w:r>
+    </w:p>
+    <w:p>
+      <w:r>
+        <w:t xml:space="preserve">        </w:t>
+      </w:r>
+      <w:proofErr w:type="spellStart"/>
+      <w:r>
         <w:t>out.println</w:t>
       </w:r>
       <w:proofErr w:type="spellEnd"/>
       <w:r>
-        <w:rPr>
-          <w:lang w:val="en-US"/>
-        </w:rPr>
-        <w:t>(map);</w:t>
-      </w:r>
-    </w:p>
-    <w:p>
-      <w:pPr>
-        <w:rPr>
-          <w:lang w:val="en-US"/>
-        </w:rPr>
-      </w:pPr>
-    </w:p>
-    <w:p>
-      <w:pPr>
-        <w:rPr>
-          <w:lang w:val="en-US"/>
-        </w:rPr>
-      </w:pPr>
-    </w:p>
-    <w:p>
-      <w:r>
-        <w:t xml:space="preserve">// Partition numbers into even (true) and odd (false) </w:t>
-      </w:r>
-    </w:p>
-    <w:p>
-      <w:proofErr w:type="spellStart"/>
-      <w:r>
-        <w:t>partitioningBy</w:t>
-      </w:r>
-      <w:proofErr w:type="spellEnd"/>
-      <w:r>
-        <w:t xml:space="preserve"> is highly efficient because the underlying map is specifically optimized for exactly two keys (true and false).</w:t>
-      </w:r>
-    </w:p>
-    <w:p>
-      <w:pPr>
-        <w:rPr>
-          <w:lang w:val="en-US"/>
-        </w:rPr>
-      </w:pPr>
-      <w:r>
-        <w:t xml:space="preserve">Map&lt;Boolean, List&lt;Integer&gt;&gt; </w:t>
-      </w:r>
-      <w:proofErr w:type="spellStart"/>
-      <w:r>
-        <w:t>partitionedNumbers</w:t>
-      </w:r>
-      <w:proofErr w:type="spellEnd"/>
-      <w:r>
-        <w:t xml:space="preserve"> = </w:t>
-      </w:r>
-      <w:proofErr w:type="spellStart"/>
-      <w:r>
-        <w:t>numbers.stream</w:t>
-      </w:r>
-      <w:proofErr w:type="spellEnd"/>
-      <w:r>
-        <w:t>() .collect(</w:t>
-      </w:r>
-      <w:proofErr w:type="spellStart"/>
-      <w:r>
-        <w:t>Collectors.partitioningBy</w:t>
-      </w:r>
-      <w:proofErr w:type="spellEnd"/>
-      <w:r>
-        <w:t>(n -&gt; n % 2 == 0));</w:t>
-      </w:r>
-      <w:r>
-        <w:rPr>
-          <w:lang w:val="en-US"/>
-        </w:rPr>
-        <w:t xml:space="preserve"> </w:t>
-      </w:r>
-    </w:p>
-    <w:p>
-      <w:pPr>
-        <w:rPr>
-          <w:lang w:val="en-US"/>
-        </w:rPr>
-      </w:pPr>
-    </w:p>
+        <w:t>(reversed) ;</w:t>
+      </w:r>
+    </w:p>
+    <w:p/>
     <w:p>
       <w:pPr>
         <w:pStyle w:val="Heading2"/>
-        <w:rPr>
-          <w:lang w:val="en-US"/>
-        </w:rPr>
-      </w:pPr>
-      <w:r>
-        <w:rPr>
-          <w:lang w:val="en-US"/>
-        </w:rPr>
-        <w:t>Given a list of strings, find the length of the longest string that doesn't contain any digits.</w:t>
-      </w:r>
-    </w:p>
-    <w:p>
-      <w:pPr>
-        <w:rPr>
-          <w:lang w:val="en-US"/>
-        </w:rPr>
-      </w:pPr>
-    </w:p>
-    <w:p>
-      <w:pPr>
-        <w:rPr>
-          <w:lang w:val="en-US"/>
-        </w:rPr>
-      </w:pPr>
-      <w:r>
-        <w:rPr>
-          <w:lang w:val="en-US"/>
-        </w:rPr>
-        <w:t xml:space="preserve">        List&lt;String&gt; words = </w:t>
-      </w:r>
-    </w:p>
-    <w:p>
-      <w:pPr>
-        <w:rPr>
-          <w:lang w:val="en-US"/>
-        </w:rPr>
-      </w:pPr>
-      <w:r>
-        <w:rPr>
-          <w:lang w:val="en-US"/>
-        </w:rPr>
-        <w:t xml:space="preserve">        </w:t>
-      </w:r>
-      <w:proofErr w:type="spellStart"/>
-      <w:r>
-        <w:rPr>
-          <w:lang w:val="en-US"/>
-        </w:rPr>
-        <w:t>Arrays.asList</w:t>
-      </w:r>
-      <w:proofErr w:type="spellEnd"/>
-      <w:r>
-        <w:rPr>
-          <w:lang w:val="en-US"/>
-        </w:rPr>
-        <w:t>("Apple", "Java17", "Banana", "Stream API");</w:t>
-      </w:r>
-    </w:p>
-    <w:p>
-      <w:pPr>
-        <w:rPr>
-          <w:lang w:val="en-US"/>
-        </w:rPr>
-      </w:pPr>
-    </w:p>
-    <w:p>
-      <w:pPr>
-        <w:rPr>
-          <w:lang w:val="en-US"/>
-        </w:rPr>
-      </w:pPr>
-      <w:r>
-        <w:rPr>
-          <w:lang w:val="en-US"/>
-        </w:rPr>
+      </w:pPr>
+      <w:r>
         <w:lastRenderedPageBreak/>
-        <w:t xml:space="preserve">        String </w:t>
-      </w:r>
-      <w:proofErr w:type="spellStart"/>
-      <w:r>
-        <w:rPr>
-          <w:lang w:val="en-US"/>
-        </w:rPr>
-        <w:t>ans</w:t>
-      </w:r>
-      <w:proofErr w:type="spellEnd"/>
-      <w:r>
-        <w:rPr>
-          <w:lang w:val="en-US"/>
-        </w:rPr>
-        <w:t xml:space="preserve"> =</w:t>
-      </w:r>
-    </w:p>
-    <w:p>
-      <w:pPr>
-        <w:rPr>
-          <w:lang w:val="en-US"/>
-        </w:rPr>
-      </w:pPr>
-      <w:r>
-        <w:rPr>
-          <w:lang w:val="en-US"/>
-        </w:rPr>
-        <w:t xml:space="preserve">        words</w:t>
-      </w:r>
-    </w:p>
-    <w:p>
-      <w:pPr>
-        <w:rPr>
-          <w:lang w:val="en-US"/>
-        </w:rPr>
-      </w:pPr>
-      <w:r>
-        <w:rPr>
-          <w:lang w:val="en-US"/>
-        </w:rPr>
-        <w:t xml:space="preserve">        .stream()</w:t>
-      </w:r>
-    </w:p>
-    <w:p>
-      <w:pPr>
-        <w:rPr>
-          <w:lang w:val="en-US"/>
-        </w:rPr>
-      </w:pPr>
-      <w:r>
-        <w:rPr>
-          <w:lang w:val="en-US"/>
-        </w:rPr>
-        <w:t xml:space="preserve">        .filter( word -&gt; </w:t>
-      </w:r>
-      <w:proofErr w:type="spellStart"/>
-      <w:r>
-        <w:rPr>
-          <w:lang w:val="en-US"/>
-        </w:rPr>
-        <w:t>word.chars</w:t>
-      </w:r>
-      <w:proofErr w:type="spellEnd"/>
-      <w:r>
-        <w:rPr>
-          <w:lang w:val="en-US"/>
-        </w:rPr>
-        <w:t>().</w:t>
-      </w:r>
-    </w:p>
-    <w:p>
-      <w:pPr>
-        <w:rPr>
-          <w:lang w:val="en-US"/>
-        </w:rPr>
-      </w:pPr>
-      <w:r>
-        <w:rPr>
-          <w:lang w:val="en-US"/>
-        </w:rPr>
-        <w:t xml:space="preserve">            </w:t>
-      </w:r>
-      <w:proofErr w:type="spellStart"/>
-      <w:r>
-        <w:rPr>
-          <w:lang w:val="en-US"/>
-        </w:rPr>
-        <w:t>noneMatch</w:t>
-      </w:r>
-      <w:proofErr w:type="spellEnd"/>
-      <w:r>
-        <w:rPr>
-          <w:lang w:val="en-US"/>
-        </w:rPr>
-        <w:t xml:space="preserve">( ch -&gt; </w:t>
-      </w:r>
-      <w:proofErr w:type="spellStart"/>
-      <w:r>
-        <w:rPr>
-          <w:lang w:val="en-US"/>
-        </w:rPr>
-        <w:t>Character.isDigit</w:t>
-      </w:r>
-      <w:proofErr w:type="spellEnd"/>
-      <w:r>
-        <w:rPr>
-          <w:lang w:val="en-US"/>
-        </w:rPr>
-        <w:t>(ch) ) )</w:t>
-      </w:r>
-    </w:p>
-    <w:p>
-      <w:pPr>
-        <w:rPr>
-          <w:lang w:val="en-US"/>
-        </w:rPr>
-      </w:pPr>
-      <w:r>
-        <w:rPr>
-          <w:lang w:val="en-US"/>
-        </w:rPr>
-        <w:t xml:space="preserve">        .max( (word1,word2) </w:t>
-      </w:r>
-    </w:p>
-    <w:p>
-      <w:pPr>
-        <w:rPr>
-          <w:lang w:val="en-US"/>
-        </w:rPr>
-      </w:pPr>
-      <w:r>
-        <w:rPr>
-          <w:lang w:val="en-US"/>
-        </w:rPr>
-        <w:t xml:space="preserve">            -&gt; </w:t>
-      </w:r>
-      <w:proofErr w:type="spellStart"/>
-      <w:r>
-        <w:rPr>
-          <w:lang w:val="en-US"/>
-        </w:rPr>
-        <w:t>Integer.compare</w:t>
-      </w:r>
-      <w:proofErr w:type="spellEnd"/>
-      <w:r>
-        <w:rPr>
-          <w:lang w:val="en-US"/>
-        </w:rPr>
-        <w:t>(word1.length() , word2.length() ) )</w:t>
-      </w:r>
-    </w:p>
-    <w:p>
-      <w:pPr>
-        <w:rPr>
-          <w:lang w:val="en-US"/>
-        </w:rPr>
-      </w:pPr>
-      <w:r>
-        <w:rPr>
-          <w:lang w:val="en-US"/>
-        </w:rPr>
-        <w:t xml:space="preserve">        .</w:t>
-      </w:r>
-      <w:proofErr w:type="spellStart"/>
-      <w:r>
-        <w:rPr>
-          <w:lang w:val="en-US"/>
-        </w:rPr>
-        <w:t>orElse</w:t>
-      </w:r>
-      <w:proofErr w:type="spellEnd"/>
-      <w:r>
-        <w:rPr>
-          <w:lang w:val="en-US"/>
-        </w:rPr>
-        <w:t>(null) ;</w:t>
-      </w:r>
-    </w:p>
-    <w:p>
-      <w:pPr>
-        <w:rPr>
-          <w:lang w:val="en-US"/>
-        </w:rPr>
-      </w:pPr>
-      <w:r>
-        <w:rPr>
-          <w:lang w:val="en-US"/>
-        </w:rPr>
-        <w:t xml:space="preserve">        </w:t>
-      </w:r>
-      <w:proofErr w:type="spellStart"/>
-      <w:r>
-        <w:rPr>
-          <w:lang w:val="en-US"/>
-        </w:rPr>
-        <w:t>out.println</w:t>
-      </w:r>
-      <w:proofErr w:type="spellEnd"/>
-      <w:r>
-        <w:rPr>
-          <w:lang w:val="en-US"/>
-        </w:rPr>
-        <w:t>(</w:t>
-      </w:r>
-      <w:proofErr w:type="spellStart"/>
-      <w:r>
-        <w:rPr>
-          <w:lang w:val="en-US"/>
-        </w:rPr>
-        <w:t>ans</w:t>
-      </w:r>
-      <w:proofErr w:type="spellEnd"/>
-      <w:r>
-        <w:rPr>
-          <w:lang w:val="en-US"/>
-        </w:rPr>
-        <w:t>);</w:t>
-      </w:r>
-    </w:p>
-    <w:p>
-      <w:pPr>
-        <w:rPr>
-          <w:lang w:val="en-US"/>
-        </w:rPr>
-      </w:pPr>
-    </w:p>
-    <w:p>
-      <w:pPr>
-        <w:rPr>
-          <w:lang w:val="en-US"/>
-        </w:rPr>
-      </w:pPr>
-      <w:r>
-        <w:rPr>
-          <w:lang w:val="en-US"/>
-        </w:rPr>
-        <w:t xml:space="preserve">OR </w:t>
-      </w:r>
-    </w:p>
-    <w:p>
-      <w:pPr>
-        <w:rPr>
-          <w:lang w:val="en-US"/>
-        </w:rPr>
-      </w:pPr>
-      <w:r>
-        <w:rPr>
-          <w:lang w:val="en-US"/>
-        </w:rPr>
-        <w:t xml:space="preserve">        String </w:t>
-      </w:r>
-      <w:proofErr w:type="spellStart"/>
-      <w:r>
-        <w:rPr>
-          <w:lang w:val="en-US"/>
-        </w:rPr>
-        <w:t>ans</w:t>
-      </w:r>
-      <w:proofErr w:type="spellEnd"/>
-      <w:r>
-        <w:rPr>
-          <w:lang w:val="en-US"/>
-        </w:rPr>
-        <w:t xml:space="preserve"> =</w:t>
-      </w:r>
-    </w:p>
-    <w:p>
-      <w:pPr>
-        <w:rPr>
-          <w:lang w:val="en-US"/>
-        </w:rPr>
-      </w:pPr>
-      <w:r>
-        <w:rPr>
-          <w:lang w:val="en-US"/>
-        </w:rPr>
-        <w:t xml:space="preserve">        words</w:t>
-      </w:r>
-    </w:p>
-    <w:p>
-      <w:pPr>
-        <w:rPr>
-          <w:lang w:val="en-US"/>
-        </w:rPr>
-      </w:pPr>
-      <w:r>
-        <w:rPr>
-          <w:lang w:val="en-US"/>
-        </w:rPr>
-        <w:t xml:space="preserve">        .stream()</w:t>
-      </w:r>
-    </w:p>
-    <w:p>
-      <w:pPr>
-        <w:rPr>
-          <w:lang w:val="en-US"/>
-        </w:rPr>
-      </w:pPr>
-      <w:r>
-        <w:rPr>
-          <w:lang w:val="en-US"/>
-        </w:rPr>
-        <w:t xml:space="preserve">        .filter( word -&gt; </w:t>
-      </w:r>
-      <w:proofErr w:type="spellStart"/>
-      <w:r>
-        <w:rPr>
-          <w:lang w:val="en-US"/>
-        </w:rPr>
-        <w:t>word.chars</w:t>
-      </w:r>
-      <w:proofErr w:type="spellEnd"/>
-      <w:r>
-        <w:rPr>
-          <w:lang w:val="en-US"/>
-        </w:rPr>
-        <w:t>().</w:t>
-      </w:r>
-    </w:p>
-    <w:p>
-      <w:pPr>
-        <w:rPr>
-          <w:lang w:val="en-US"/>
-        </w:rPr>
-      </w:pPr>
-      <w:r>
-        <w:rPr>
-          <w:lang w:val="en-US"/>
-        </w:rPr>
-        <w:t xml:space="preserve">            </w:t>
-      </w:r>
-      <w:proofErr w:type="spellStart"/>
-      <w:r>
-        <w:rPr>
-          <w:lang w:val="en-US"/>
-        </w:rPr>
-        <w:t>anyMatch</w:t>
-      </w:r>
-      <w:proofErr w:type="spellEnd"/>
-      <w:r>
-        <w:rPr>
-          <w:lang w:val="en-US"/>
-        </w:rPr>
-        <w:t xml:space="preserve">( ch -&gt; </w:t>
-      </w:r>
-      <w:proofErr w:type="spellStart"/>
-      <w:r>
-        <w:rPr>
-          <w:lang w:val="en-US"/>
-        </w:rPr>
-        <w:t>Character.isDigit</w:t>
-      </w:r>
-      <w:proofErr w:type="spellEnd"/>
-      <w:r>
-        <w:rPr>
-          <w:lang w:val="en-US"/>
-        </w:rPr>
-        <w:t>(ch) ) == false )</w:t>
-      </w:r>
-    </w:p>
-    <w:p>
-      <w:pPr>
-        <w:rPr>
-          <w:lang w:val="en-US"/>
-        </w:rPr>
-      </w:pPr>
-      <w:r>
-        <w:rPr>
-          <w:lang w:val="en-US"/>
-        </w:rPr>
-        <w:t xml:space="preserve">        .max( (word1,word2) </w:t>
-      </w:r>
-    </w:p>
-    <w:p>
-      <w:pPr>
-        <w:rPr>
-          <w:lang w:val="en-US"/>
-        </w:rPr>
-      </w:pPr>
-      <w:r>
-        <w:rPr>
-          <w:lang w:val="en-US"/>
-        </w:rPr>
-        <w:t xml:space="preserve">            -&gt; </w:t>
-      </w:r>
-      <w:proofErr w:type="spellStart"/>
-      <w:r>
-        <w:rPr>
-          <w:lang w:val="en-US"/>
-        </w:rPr>
-        <w:t>Integer.compare</w:t>
-      </w:r>
-      <w:proofErr w:type="spellEnd"/>
-      <w:r>
-        <w:rPr>
-          <w:lang w:val="en-US"/>
-        </w:rPr>
-        <w:t>(word1.length() , word2.length() ) )</w:t>
-      </w:r>
-    </w:p>
-    <w:p>
-      <w:pPr>
-        <w:rPr>
-          <w:lang w:val="en-US"/>
-        </w:rPr>
-      </w:pPr>
-      <w:r>
-        <w:rPr>
-          <w:lang w:val="en-US"/>
-        </w:rPr>
-        <w:t xml:space="preserve">        .</w:t>
-      </w:r>
-      <w:proofErr w:type="spellStart"/>
-      <w:r>
-        <w:rPr>
-          <w:lang w:val="en-US"/>
-        </w:rPr>
-        <w:t>orElse</w:t>
-      </w:r>
-      <w:proofErr w:type="spellEnd"/>
-      <w:r>
-        <w:rPr>
-          <w:lang w:val="en-US"/>
-        </w:rPr>
-        <w:t>(null) ;</w:t>
-      </w:r>
-    </w:p>
-    <w:p>
-      <w:pPr>
-        <w:rPr>
-          <w:lang w:val="en-US"/>
-        </w:rPr>
-      </w:pPr>
-    </w:p>
-    <w:p>
-      <w:pPr>
-        <w:rPr>
-          <w:lang w:val="en-US"/>
-        </w:rPr>
-      </w:pPr>
-      <w:r>
-        <w:rPr>
-          <w:lang w:val="en-US"/>
-        </w:rPr>
-        <w:t xml:space="preserve">        </w:t>
-      </w:r>
-      <w:proofErr w:type="spellStart"/>
-      <w:r>
-        <w:rPr>
-          <w:lang w:val="en-US"/>
-        </w:rPr>
-        <w:t>out.println</w:t>
-      </w:r>
-      <w:proofErr w:type="spellEnd"/>
-      <w:r>
-        <w:rPr>
-          <w:lang w:val="en-US"/>
-        </w:rPr>
-        <w:t>(</w:t>
-      </w:r>
-      <w:proofErr w:type="spellStart"/>
-      <w:r>
-        <w:rPr>
-          <w:lang w:val="en-US"/>
-        </w:rPr>
-        <w:t>ans</w:t>
-      </w:r>
-      <w:proofErr w:type="spellEnd"/>
-      <w:r>
-        <w:rPr>
-          <w:lang w:val="en-US"/>
-        </w:rPr>
-        <w:t>);</w:t>
-      </w:r>
-    </w:p>
-    <w:p>
-      <w:pPr>
-        <w:rPr>
-          <w:lang w:val="en-US"/>
-        </w:rPr>
-      </w:pPr>
-    </w:p>
-    <w:p>
-      <w:pPr>
-        <w:rPr>
-          <w:lang w:val="en-US"/>
-        </w:rPr>
-      </w:pPr>
-    </w:p>
-    <w:p>
-      <w:pPr>
-        <w:pStyle w:val="Heading2"/>
-      </w:pPr>
-      <w:r>
-        <w:t>First Non-Repeated Character</w:t>
-      </w:r>
-    </w:p>
-    <w:p>
-      <w:r>
-        <w:t xml:space="preserve">Example : </w:t>
-      </w:r>
-      <w:r>
-        <w:t>stress</w:t>
-      </w:r>
-    </w:p>
-    <w:p>
-      <w:r>
-        <w:t>Ans : t</w:t>
-      </w:r>
-    </w:p>
-    <w:p>
-      <w:r>
-        <w:t xml:space="preserve">        String str = "stress" ;</w:t>
-      </w:r>
-    </w:p>
-    <w:p>
-      <w:r>
-        <w:t xml:space="preserve">        Map&lt; Character , Long &gt; map = </w:t>
-      </w:r>
-    </w:p>
-    <w:p>
-      <w:r>
-        <w:t xml:space="preserve">        str</w:t>
-      </w:r>
-    </w:p>
-    <w:p>
-      <w:r>
-        <w:lastRenderedPageBreak/>
-        <w:t xml:space="preserve">        .chars() </w:t>
-      </w:r>
-    </w:p>
-    <w:p>
-      <w:r>
-        <w:t xml:space="preserve">        .</w:t>
-      </w:r>
-      <w:proofErr w:type="spellStart"/>
-      <w:r>
-        <w:t>mapToObj</w:t>
-      </w:r>
-      <w:proofErr w:type="spellEnd"/>
-      <w:r>
-        <w:t xml:space="preserve">( </w:t>
-      </w:r>
-      <w:proofErr w:type="spellStart"/>
-      <w:r>
-        <w:t>i</w:t>
-      </w:r>
-      <w:proofErr w:type="spellEnd"/>
-      <w:r>
-        <w:t xml:space="preserve"> -&gt; (char) </w:t>
-      </w:r>
-      <w:proofErr w:type="spellStart"/>
-      <w:r>
-        <w:t>i</w:t>
-      </w:r>
-      <w:proofErr w:type="spellEnd"/>
-      <w:r>
-        <w:t xml:space="preserve"> )</w:t>
-      </w:r>
-    </w:p>
-    <w:p>
-      <w:r>
-        <w:t xml:space="preserve">        .collect(</w:t>
-      </w:r>
-    </w:p>
-    <w:p>
-      <w:r>
-        <w:t xml:space="preserve">            </w:t>
-      </w:r>
-      <w:proofErr w:type="spellStart"/>
-      <w:r>
-        <w:t>Collectors.groupingBy</w:t>
-      </w:r>
-      <w:proofErr w:type="spellEnd"/>
-      <w:r>
-        <w:t>(</w:t>
-      </w:r>
-    </w:p>
-    <w:p>
-      <w:r>
-        <w:t xml:space="preserve">                </w:t>
-      </w:r>
-      <w:proofErr w:type="spellStart"/>
-      <w:r>
-        <w:t>Function.identity</w:t>
-      </w:r>
-      <w:proofErr w:type="spellEnd"/>
-      <w:r>
-        <w:t xml:space="preserve">() , </w:t>
-      </w:r>
-    </w:p>
-    <w:p>
-      <w:r>
-        <w:t xml:space="preserve">                </w:t>
-      </w:r>
-      <w:proofErr w:type="spellStart"/>
-      <w:r>
-        <w:t>LinkedHashMap</w:t>
-      </w:r>
-      <w:proofErr w:type="spellEnd"/>
-      <w:r>
-        <w:t>::new ,</w:t>
-      </w:r>
-    </w:p>
-    <w:p>
-      <w:r>
-        <w:t xml:space="preserve">                </w:t>
-      </w:r>
-      <w:proofErr w:type="spellStart"/>
-      <w:r>
-        <w:t>Collectors.counting</w:t>
-      </w:r>
-      <w:proofErr w:type="spellEnd"/>
-      <w:r>
-        <w:t xml:space="preserve">() </w:t>
-      </w:r>
-    </w:p>
-    <w:p>
-      <w:r>
-        <w:t xml:space="preserve">            )</w:t>
-      </w:r>
-    </w:p>
-    <w:p>
-      <w:r>
-        <w:t xml:space="preserve">        ) ; </w:t>
-      </w:r>
-    </w:p>
-    <w:p/>
-    <w:p>
-      <w:r>
-        <w:t xml:space="preserve">        </w:t>
-      </w:r>
-      <w:proofErr w:type="spellStart"/>
-      <w:r>
-        <w:t>out.println</w:t>
-      </w:r>
-      <w:proofErr w:type="spellEnd"/>
-      <w:r>
-        <w:t xml:space="preserve">(map) ; </w:t>
-      </w:r>
-    </w:p>
-    <w:p/>
-    <w:p>
-      <w:r>
-        <w:t xml:space="preserve">        char </w:t>
-      </w:r>
-      <w:proofErr w:type="spellStart"/>
-      <w:r>
-        <w:t>ans</w:t>
-      </w:r>
-      <w:proofErr w:type="spellEnd"/>
-      <w:r>
-        <w:t xml:space="preserve"> = </w:t>
-      </w:r>
-    </w:p>
-    <w:p>
-      <w:r>
-        <w:t xml:space="preserve">        map</w:t>
-      </w:r>
-    </w:p>
-    <w:p>
-      <w:r>
-        <w:t xml:space="preserve">        .</w:t>
-      </w:r>
-      <w:proofErr w:type="spellStart"/>
-      <w:r>
-        <w:t>entrySet</w:t>
-      </w:r>
-      <w:proofErr w:type="spellEnd"/>
-      <w:r>
-        <w:t>()</w:t>
-      </w:r>
-    </w:p>
-    <w:p>
-      <w:r>
-        <w:t xml:space="preserve">        .stream()</w:t>
-      </w:r>
-    </w:p>
-    <w:p>
-      <w:r>
-        <w:t xml:space="preserve">        .filter( entry -&gt; </w:t>
-      </w:r>
-      <w:proofErr w:type="spellStart"/>
-      <w:r>
-        <w:t>entry.getValue</w:t>
-      </w:r>
-      <w:proofErr w:type="spellEnd"/>
-      <w:r>
-        <w:t>() == 1 )</w:t>
-      </w:r>
-    </w:p>
-    <w:p>
-      <w:r>
-        <w:t xml:space="preserve">        .map( entry -&gt; </w:t>
-      </w:r>
-      <w:proofErr w:type="spellStart"/>
-      <w:r>
-        <w:t>entry.getKey</w:t>
-      </w:r>
-      <w:proofErr w:type="spellEnd"/>
-      <w:r>
-        <w:t>() )</w:t>
-      </w:r>
-    </w:p>
-    <w:p>
-      <w:r>
-        <w:t xml:space="preserve">        .</w:t>
-      </w:r>
-      <w:proofErr w:type="spellStart"/>
-      <w:r>
-        <w:t>findFirst</w:t>
-      </w:r>
-      <w:proofErr w:type="spellEnd"/>
-      <w:r>
-        <w:t>()</w:t>
-      </w:r>
-    </w:p>
-    <w:p>
-      <w:r>
-        <w:t xml:space="preserve">        .</w:t>
-      </w:r>
-      <w:proofErr w:type="spellStart"/>
-      <w:r>
-        <w:t>orElse</w:t>
-      </w:r>
-      <w:proofErr w:type="spellEnd"/>
-      <w:r>
-        <w:t>('#') ;</w:t>
-      </w:r>
-    </w:p>
-    <w:p>
-      <w:r>
-        <w:t xml:space="preserve">        </w:t>
-      </w:r>
-      <w:proofErr w:type="spellStart"/>
-      <w:r>
-        <w:t>out.println</w:t>
-      </w:r>
-      <w:proofErr w:type="spellEnd"/>
-      <w:r>
-        <w:t>(</w:t>
-      </w:r>
-      <w:proofErr w:type="spellStart"/>
-      <w:r>
-        <w:t>ans</w:t>
-      </w:r>
-      <w:proofErr w:type="spellEnd"/>
-      <w:r>
-        <w:t>) ;</w:t>
-      </w:r>
-    </w:p>
-    <w:p/>
-    <w:p>
-      <w:pPr>
-        <w:pStyle w:val="Heading2"/>
-      </w:pPr>
-      <w:r>
-        <w:t>First Repeated Character</w:t>
-      </w:r>
-    </w:p>
-    <w:p>
-      <w:r>
-        <w:t>Example:</w:t>
-      </w:r>
-      <w:r>
-        <w:t xml:space="preserve"> </w:t>
-      </w:r>
-      <w:r>
-        <w:t>google</w:t>
-      </w:r>
-    </w:p>
-    <w:p>
-      <w:r>
-        <w:t>O/</w:t>
-      </w:r>
-      <w:r>
-        <w:t>p:</w:t>
-      </w:r>
-      <w:r>
-        <w:t xml:space="preserve"> o</w:t>
-      </w:r>
-    </w:p>
-    <w:p/>
-    <w:p>
-      <w:r>
-        <w:t xml:space="preserve">        String str = "google" ;</w:t>
-      </w:r>
-    </w:p>
-    <w:p>
-      <w:r>
-        <w:t xml:space="preserve">        Set&lt;Character&gt; set = new HashSet&lt;&gt;() ; </w:t>
-      </w:r>
-    </w:p>
-    <w:p>
-      <w:r>
-        <w:t xml:space="preserve">        char </w:t>
-      </w:r>
-      <w:proofErr w:type="spellStart"/>
-      <w:r>
-        <w:t>chAns</w:t>
-      </w:r>
-      <w:proofErr w:type="spellEnd"/>
-      <w:r>
-        <w:t xml:space="preserve"> = </w:t>
-      </w:r>
-    </w:p>
-    <w:p>
-      <w:r>
-        <w:lastRenderedPageBreak/>
-        <w:t xml:space="preserve">        str</w:t>
-      </w:r>
-    </w:p>
-    <w:p>
-      <w:r>
-        <w:t xml:space="preserve">        .chars()</w:t>
-      </w:r>
-    </w:p>
-    <w:p>
-      <w:r>
-        <w:t xml:space="preserve">        .</w:t>
-      </w:r>
-      <w:proofErr w:type="spellStart"/>
-      <w:r>
-        <w:t>mapToObj</w:t>
-      </w:r>
-      <w:proofErr w:type="spellEnd"/>
-      <w:r>
-        <w:t xml:space="preserve">( </w:t>
-      </w:r>
-      <w:proofErr w:type="spellStart"/>
-      <w:r>
-        <w:t>i</w:t>
-      </w:r>
-      <w:proofErr w:type="spellEnd"/>
-      <w:r>
-        <w:t xml:space="preserve"> -&gt; (char) </w:t>
-      </w:r>
-      <w:proofErr w:type="spellStart"/>
-      <w:r>
-        <w:t>i</w:t>
-      </w:r>
-      <w:proofErr w:type="spellEnd"/>
-      <w:r>
-        <w:t xml:space="preserve"> )</w:t>
-      </w:r>
-    </w:p>
-    <w:p>
-      <w:r>
-        <w:t xml:space="preserve">        .filter( ch -&gt; </w:t>
-      </w:r>
-      <w:proofErr w:type="spellStart"/>
-      <w:r>
-        <w:t>set.add</w:t>
-      </w:r>
-      <w:proofErr w:type="spellEnd"/>
-      <w:r>
-        <w:t>(ch) == false )</w:t>
-      </w:r>
-    </w:p>
-    <w:p>
-      <w:r>
-        <w:t xml:space="preserve">        .</w:t>
-      </w:r>
-      <w:proofErr w:type="spellStart"/>
-      <w:r>
-        <w:t>findFirst</w:t>
-      </w:r>
-      <w:proofErr w:type="spellEnd"/>
-      <w:r>
-        <w:t xml:space="preserve">() </w:t>
-      </w:r>
-    </w:p>
-    <w:p>
-      <w:r>
-        <w:t xml:space="preserve">        .</w:t>
-      </w:r>
-      <w:proofErr w:type="spellStart"/>
-      <w:r>
-        <w:t>orElse</w:t>
-      </w:r>
-      <w:proofErr w:type="spellEnd"/>
-      <w:r>
-        <w:t>('#');</w:t>
-      </w:r>
-    </w:p>
-    <w:p>
-      <w:r>
-        <w:t xml:space="preserve">        </w:t>
-      </w:r>
-      <w:proofErr w:type="spellStart"/>
-      <w:r>
-        <w:t>out.println</w:t>
-      </w:r>
-      <w:proofErr w:type="spellEnd"/>
-      <w:r>
-        <w:t xml:space="preserve">( </w:t>
-      </w:r>
-      <w:proofErr w:type="spellStart"/>
-      <w:r>
-        <w:t>chAns</w:t>
-      </w:r>
-      <w:proofErr w:type="spellEnd"/>
-      <w:r>
-        <w:t xml:space="preserve"> ) ;</w:t>
-      </w:r>
-    </w:p>
-    <w:p/>
-    <w:p>
-      <w:pPr>
-        <w:pStyle w:val="Heading2"/>
-      </w:pPr>
-      <w:r>
-        <w:t>Reverse a String using Streams</w:t>
-      </w:r>
-    </w:p>
-    <w:p>
-      <w:r>
-        <w:t>String str = "</w:t>
-      </w:r>
-      <w:proofErr w:type="spellStart"/>
-      <w:r>
-        <w:t>sesharao</w:t>
-      </w:r>
-      <w:proofErr w:type="spellEnd"/>
-      <w:r>
-        <w:t>" ;</w:t>
-      </w:r>
-    </w:p>
-    <w:p>
-      <w:r>
-        <w:t xml:space="preserve">        int l = </w:t>
-      </w:r>
-      <w:proofErr w:type="spellStart"/>
-      <w:r>
-        <w:t>str.length</w:t>
-      </w:r>
-      <w:proofErr w:type="spellEnd"/>
-      <w:r>
-        <w:t>() ;</w:t>
-      </w:r>
-    </w:p>
-    <w:p>
-      <w:r>
-        <w:t>        String reversed =</w:t>
-      </w:r>
-    </w:p>
-    <w:p>
-      <w:r>
-        <w:t xml:space="preserve">        </w:t>
-      </w:r>
-      <w:proofErr w:type="spellStart"/>
-      <w:r>
-        <w:t>IntStream</w:t>
-      </w:r>
-      <w:proofErr w:type="spellEnd"/>
-    </w:p>
-    <w:p>
-      <w:r>
-        <w:t>        .range(0 , l)</w:t>
-      </w:r>
-    </w:p>
-    <w:p>
-      <w:r>
-        <w:t>        .map(</w:t>
-      </w:r>
-      <w:proofErr w:type="spellStart"/>
-      <w:r>
-        <w:t>i</w:t>
-      </w:r>
-      <w:proofErr w:type="spellEnd"/>
-      <w:r>
-        <w:t xml:space="preserve"> -&gt; l-1-i)</w:t>
-      </w:r>
-    </w:p>
-    <w:p>
-      <w:r>
-        <w:t>        .</w:t>
-      </w:r>
-      <w:proofErr w:type="spellStart"/>
-      <w:r>
-        <w:t>mapToObj</w:t>
-      </w:r>
-      <w:proofErr w:type="spellEnd"/>
-      <w:r>
-        <w:t>(</w:t>
-      </w:r>
-      <w:proofErr w:type="spellStart"/>
-      <w:r>
-        <w:t>i</w:t>
-      </w:r>
-      <w:proofErr w:type="spellEnd"/>
-      <w:r>
-        <w:t xml:space="preserve"> -&gt; </w:t>
-      </w:r>
-      <w:proofErr w:type="spellStart"/>
-      <w:r>
-        <w:t>str.charAt</w:t>
-      </w:r>
-      <w:proofErr w:type="spellEnd"/>
-      <w:r>
-        <w:t>(</w:t>
-      </w:r>
-      <w:proofErr w:type="spellStart"/>
-      <w:r>
-        <w:t>i</w:t>
-      </w:r>
-      <w:proofErr w:type="spellEnd"/>
-      <w:r>
-        <w:t>))</w:t>
-      </w:r>
-    </w:p>
-    <w:p>
-      <w:r>
-        <w:t xml:space="preserve">        .map(ch -&gt; </w:t>
-      </w:r>
-      <w:proofErr w:type="spellStart"/>
-      <w:r>
-        <w:t>String.valueOf</w:t>
-      </w:r>
-      <w:proofErr w:type="spellEnd"/>
-      <w:r>
-        <w:t>(ch))</w:t>
-      </w:r>
-    </w:p>
-    <w:p>
-      <w:r>
-        <w:t>        //.peek(</w:t>
-      </w:r>
-      <w:proofErr w:type="spellStart"/>
-      <w:r>
-        <w:t>i</w:t>
-      </w:r>
-      <w:proofErr w:type="spellEnd"/>
-      <w:r>
-        <w:t xml:space="preserve"> -&gt; </w:t>
-      </w:r>
-      <w:proofErr w:type="spellStart"/>
-      <w:r>
-        <w:t>System.out.println</w:t>
-      </w:r>
-      <w:proofErr w:type="spellEnd"/>
-      <w:r>
-        <w:t>(</w:t>
-      </w:r>
-      <w:proofErr w:type="spellStart"/>
-      <w:r>
-        <w:t>i</w:t>
-      </w:r>
-      <w:proofErr w:type="spellEnd"/>
-      <w:r>
-        <w:t>))</w:t>
-      </w:r>
-    </w:p>
-    <w:p>
-      <w:r>
-        <w:t>        .collect(</w:t>
-      </w:r>
-      <w:proofErr w:type="spellStart"/>
-      <w:r>
-        <w:t>Collectors.joining</w:t>
-      </w:r>
-      <w:proofErr w:type="spellEnd"/>
-      <w:r>
-        <w:t>("")) ;</w:t>
-      </w:r>
-    </w:p>
-    <w:p>
-      <w:r>
-        <w:t xml:space="preserve">        </w:t>
-      </w:r>
-      <w:proofErr w:type="spellStart"/>
-      <w:r>
-        <w:t>out.println</w:t>
-      </w:r>
-      <w:proofErr w:type="spellEnd"/>
-      <w:r>
-        <w:t>(reversed) ;</w:t>
-      </w:r>
-    </w:p>
-    <w:p>
-      <w:r>
-        <w:t> </w:t>
-      </w:r>
-    </w:p>
-    <w:p>
-      <w:r>
-        <w:t>         OR</w:t>
-      </w:r>
-    </w:p>
-    <w:p>
-      <w:r>
-        <w:t>        String str = "</w:t>
-      </w:r>
-      <w:proofErr w:type="spellStart"/>
-      <w:r>
-        <w:t>sesharao</w:t>
-      </w:r>
-      <w:proofErr w:type="spellEnd"/>
-      <w:r>
-        <w:t>" ;</w:t>
-      </w:r>
-    </w:p>
-    <w:p>
-      <w:r>
-        <w:t xml:space="preserve">        int l = </w:t>
-      </w:r>
-      <w:proofErr w:type="spellStart"/>
-      <w:r>
-        <w:t>str.length</w:t>
-      </w:r>
-      <w:proofErr w:type="spellEnd"/>
-      <w:r>
-        <w:t>() ;</w:t>
-      </w:r>
-    </w:p>
-    <w:p>
-      <w:r>
-        <w:t>        String reversed =</w:t>
-      </w:r>
-    </w:p>
-    <w:p>
-      <w:r>
-        <w:t xml:space="preserve">        </w:t>
-      </w:r>
-      <w:proofErr w:type="spellStart"/>
-      <w:r>
-        <w:t>IntStream</w:t>
-      </w:r>
-      <w:proofErr w:type="spellEnd"/>
-    </w:p>
-    <w:p>
-      <w:r>
-        <w:t>        .range(0 , l)</w:t>
-      </w:r>
-    </w:p>
-    <w:p>
-      <w:r>
-        <w:t>        .map(</w:t>
-      </w:r>
-      <w:proofErr w:type="spellStart"/>
-      <w:r>
-        <w:t>i</w:t>
-      </w:r>
-      <w:proofErr w:type="spellEnd"/>
-      <w:r>
-        <w:t xml:space="preserve"> -&gt; l-1-i)</w:t>
-      </w:r>
-    </w:p>
-    <w:p>
-      <w:r>
-        <w:t>        .</w:t>
-      </w:r>
-      <w:proofErr w:type="spellStart"/>
-      <w:r>
-        <w:t>mapToObj</w:t>
-      </w:r>
-      <w:proofErr w:type="spellEnd"/>
-      <w:r>
-        <w:t>(str::</w:t>
-      </w:r>
-      <w:proofErr w:type="spellStart"/>
-      <w:r>
-        <w:t>charAt</w:t>
-      </w:r>
-      <w:proofErr w:type="spellEnd"/>
-      <w:r>
-        <w:t>)</w:t>
-      </w:r>
-    </w:p>
-    <w:p>
-      <w:r>
-        <w:lastRenderedPageBreak/>
-        <w:t>        .map(String::</w:t>
-      </w:r>
-      <w:proofErr w:type="spellStart"/>
-      <w:r>
-        <w:t>valueOf</w:t>
-      </w:r>
-      <w:proofErr w:type="spellEnd"/>
-      <w:r>
-        <w:t>)</w:t>
-      </w:r>
-    </w:p>
-    <w:p>
-      <w:r>
-        <w:t>        //.peek(</w:t>
-      </w:r>
-      <w:proofErr w:type="spellStart"/>
-      <w:r>
-        <w:t>i</w:t>
-      </w:r>
-      <w:proofErr w:type="spellEnd"/>
-      <w:r>
-        <w:t xml:space="preserve"> -&gt; </w:t>
-      </w:r>
-      <w:proofErr w:type="spellStart"/>
-      <w:r>
-        <w:t>System.out.println</w:t>
-      </w:r>
-      <w:proofErr w:type="spellEnd"/>
-      <w:r>
-        <w:t>(</w:t>
-      </w:r>
-      <w:proofErr w:type="spellStart"/>
-      <w:r>
-        <w:t>i</w:t>
-      </w:r>
-      <w:proofErr w:type="spellEnd"/>
-      <w:r>
-        <w:t>))</w:t>
-      </w:r>
-    </w:p>
-    <w:p>
-      <w:r>
-        <w:t>        .collect(</w:t>
-      </w:r>
-      <w:proofErr w:type="spellStart"/>
-      <w:r>
-        <w:t>Collectors.joining</w:t>
-      </w:r>
-      <w:proofErr w:type="spellEnd"/>
-      <w:r>
-        <w:t>("")) ;</w:t>
-      </w:r>
-    </w:p>
-    <w:p>
-      <w:r>
-        <w:t> </w:t>
-      </w:r>
-    </w:p>
-    <w:p>
-      <w:r>
-        <w:t>         OR</w:t>
-      </w:r>
-    </w:p>
-    <w:p>
-      <w:r>
-        <w:t> </w:t>
-      </w:r>
-    </w:p>
-    <w:p>
-      <w:r>
-        <w:t>        String str = "</w:t>
-      </w:r>
-      <w:proofErr w:type="spellStart"/>
-      <w:r>
-        <w:t>sesharao</w:t>
-      </w:r>
-      <w:proofErr w:type="spellEnd"/>
-      <w:r>
-        <w:t>" ;</w:t>
-      </w:r>
-    </w:p>
-    <w:p>
-      <w:r>
-        <w:t xml:space="preserve">        // </w:t>
-      </w:r>
-      <w:proofErr w:type="spellStart"/>
-      <w:r>
-        <w:t>str.chars</w:t>
-      </w:r>
-      <w:proofErr w:type="spellEnd"/>
-      <w:r>
-        <w:t>()</w:t>
-      </w:r>
-    </w:p>
-    <w:p>
-      <w:r>
-        <w:t xml:space="preserve">        int l = </w:t>
-      </w:r>
-      <w:proofErr w:type="spellStart"/>
-      <w:r>
-        <w:t>str.length</w:t>
-      </w:r>
-      <w:proofErr w:type="spellEnd"/>
-      <w:r>
-        <w:t>() ;</w:t>
-      </w:r>
-    </w:p>
-    <w:p>
-      <w:r>
-        <w:t xml:space="preserve">        String </w:t>
-      </w:r>
-      <w:proofErr w:type="spellStart"/>
-      <w:r>
-        <w:t>ans</w:t>
-      </w:r>
-      <w:proofErr w:type="spellEnd"/>
-      <w:r>
-        <w:t xml:space="preserve"> =</w:t>
-      </w:r>
-    </w:p>
-    <w:p>
-      <w:r>
-        <w:t xml:space="preserve">        </w:t>
-      </w:r>
-      <w:proofErr w:type="spellStart"/>
-      <w:r>
-        <w:t>IntStream</w:t>
-      </w:r>
-      <w:proofErr w:type="spellEnd"/>
-    </w:p>
-    <w:p>
-      <w:r>
-        <w:t>        .range(0 , l)</w:t>
-      </w:r>
-    </w:p>
-    <w:p>
-      <w:r>
-        <w:t xml:space="preserve">        .map( </w:t>
-      </w:r>
-      <w:proofErr w:type="spellStart"/>
-      <w:r>
-        <w:t>i</w:t>
-      </w:r>
-      <w:proofErr w:type="spellEnd"/>
-      <w:r>
-        <w:t xml:space="preserve"> -&gt; (l-1)-</w:t>
-      </w:r>
-      <w:proofErr w:type="spellStart"/>
-      <w:r>
-        <w:t>i</w:t>
-      </w:r>
-      <w:proofErr w:type="spellEnd"/>
-      <w:r>
-        <w:t xml:space="preserve"> )</w:t>
-      </w:r>
-    </w:p>
-    <w:p>
-      <w:r>
-        <w:t>        .</w:t>
-      </w:r>
-      <w:proofErr w:type="spellStart"/>
-      <w:r>
-        <w:t>mapToObj</w:t>
-      </w:r>
-      <w:proofErr w:type="spellEnd"/>
-      <w:r>
-        <w:t xml:space="preserve">( </w:t>
-      </w:r>
-      <w:proofErr w:type="spellStart"/>
-      <w:r>
-        <w:t>i</w:t>
-      </w:r>
-      <w:proofErr w:type="spellEnd"/>
-      <w:r>
-        <w:t xml:space="preserve"> -&gt;  (char) </w:t>
-      </w:r>
-      <w:proofErr w:type="spellStart"/>
-      <w:r>
-        <w:t>str.charAt</w:t>
-      </w:r>
-      <w:proofErr w:type="spellEnd"/>
-      <w:r>
-        <w:t>(</w:t>
-      </w:r>
-      <w:proofErr w:type="spellStart"/>
-      <w:r>
-        <w:t>i</w:t>
-      </w:r>
-      <w:proofErr w:type="spellEnd"/>
-      <w:r>
-        <w:t>) )</w:t>
-      </w:r>
-    </w:p>
-    <w:p>
-      <w:r>
-        <w:t>        .collect(</w:t>
-      </w:r>
-    </w:p>
-    <w:p>
-      <w:r>
-        <w:t>            StringBuilder::new ,</w:t>
-      </w:r>
-    </w:p>
-    <w:p>
-      <w:r>
-        <w:t>            StringBuilder::append ,</w:t>
-      </w:r>
-    </w:p>
-    <w:p>
-      <w:r>
-        <w:t>            StringBuilder::append</w:t>
-      </w:r>
-    </w:p>
-    <w:p>
-      <w:r>
-        <w:t>        ).</w:t>
-      </w:r>
-      <w:proofErr w:type="spellStart"/>
-      <w:r>
-        <w:t>toString</w:t>
-      </w:r>
-      <w:proofErr w:type="spellEnd"/>
-      <w:r>
-        <w:t>() ;</w:t>
-      </w:r>
-    </w:p>
-    <w:p>
-      <w:r>
-        <w:t> </w:t>
-      </w:r>
-    </w:p>
-    <w:p>
-      <w:r>
-        <w:t xml:space="preserve">        </w:t>
-      </w:r>
-      <w:proofErr w:type="spellStart"/>
-      <w:r>
-        <w:t>out.println</w:t>
-      </w:r>
-      <w:proofErr w:type="spellEnd"/>
-      <w:r>
-        <w:t>(</w:t>
-      </w:r>
-      <w:proofErr w:type="spellStart"/>
-      <w:r>
-        <w:t>ans</w:t>
-      </w:r>
-      <w:proofErr w:type="spellEnd"/>
-      <w:r>
-        <w:t>) ;</w:t>
-      </w:r>
-    </w:p>
-    <w:p>
-      <w:r>
-        <w:t> </w:t>
-      </w:r>
-    </w:p>
-    <w:p/>
-    <w:p>
-      <w:r>
-        <w:t xml:space="preserve">OR </w:t>
-      </w:r>
-    </w:p>
-    <w:p/>
-    <w:p>
-      <w:r>
-        <w:t xml:space="preserve">        String str = "</w:t>
-      </w:r>
-      <w:proofErr w:type="spellStart"/>
-      <w:r>
-        <w:t>sesharao</w:t>
-      </w:r>
-      <w:proofErr w:type="spellEnd"/>
-      <w:r>
-        <w:t>" ;</w:t>
-      </w:r>
-    </w:p>
-    <w:p>
-      <w:r>
-        <w:t xml:space="preserve">        int </w:t>
-      </w:r>
-      <w:proofErr w:type="spellStart"/>
-      <w:r>
-        <w:t>len</w:t>
-      </w:r>
-      <w:proofErr w:type="spellEnd"/>
-      <w:r>
-        <w:t xml:space="preserve"> = </w:t>
-      </w:r>
-      <w:proofErr w:type="spellStart"/>
-      <w:r>
-        <w:t>str.length</w:t>
-      </w:r>
-      <w:proofErr w:type="spellEnd"/>
-      <w:r>
-        <w:t>() ;</w:t>
-      </w:r>
-    </w:p>
-    <w:p>
-      <w:r>
-        <w:t xml:space="preserve">        String reversed  = </w:t>
-      </w:r>
-    </w:p>
-    <w:p>
-      <w:r>
-        <w:t xml:space="preserve">        </w:t>
-      </w:r>
-      <w:proofErr w:type="spellStart"/>
-      <w:r>
-        <w:t>IntStream</w:t>
-      </w:r>
-      <w:proofErr w:type="spellEnd"/>
-    </w:p>
-    <w:p>
-      <w:r>
-        <w:lastRenderedPageBreak/>
-        <w:t xml:space="preserve">        .range( 0 , </w:t>
-      </w:r>
-      <w:proofErr w:type="spellStart"/>
-      <w:r>
-        <w:t>len</w:t>
-      </w:r>
-      <w:proofErr w:type="spellEnd"/>
-      <w:r>
-        <w:t xml:space="preserve"> )</w:t>
-      </w:r>
-    </w:p>
-    <w:p>
-      <w:r>
-        <w:t xml:space="preserve">        .map( </w:t>
-      </w:r>
-      <w:proofErr w:type="spellStart"/>
-      <w:r>
-        <w:t>i</w:t>
-      </w:r>
-      <w:proofErr w:type="spellEnd"/>
-      <w:r>
-        <w:t xml:space="preserve"> -&gt; </w:t>
-      </w:r>
-      <w:proofErr w:type="spellStart"/>
-      <w:r>
-        <w:t>str.charAt</w:t>
-      </w:r>
-      <w:proofErr w:type="spellEnd"/>
-      <w:r>
-        <w:t>( len-1-i ) )</w:t>
-      </w:r>
-    </w:p>
-    <w:p>
-      <w:r>
-        <w:t xml:space="preserve">        .</w:t>
-      </w:r>
-      <w:proofErr w:type="spellStart"/>
-      <w:r>
-        <w:t>mapToObj</w:t>
-      </w:r>
-      <w:proofErr w:type="spellEnd"/>
-      <w:r>
-        <w:t>( ch -&gt; (char) ch )</w:t>
-      </w:r>
-    </w:p>
-    <w:p>
-      <w:r>
-        <w:t xml:space="preserve">        .collect (</w:t>
-      </w:r>
-    </w:p>
-    <w:p>
-      <w:r>
-        <w:t xml:space="preserve">            StringBuilder::new , </w:t>
-      </w:r>
-    </w:p>
-    <w:p>
-      <w:r>
-        <w:t xml:space="preserve">            StringBuilder::append , </w:t>
-      </w:r>
-    </w:p>
-    <w:p>
-      <w:r>
-        <w:t xml:space="preserve">            StringBuilder::append</w:t>
-      </w:r>
-    </w:p>
-    <w:p>
-      <w:r>
-        <w:t xml:space="preserve">        ).</w:t>
-      </w:r>
-      <w:proofErr w:type="spellStart"/>
-      <w:r>
-        <w:t>toString</w:t>
-      </w:r>
-      <w:proofErr w:type="spellEnd"/>
-      <w:r>
-        <w:t>() ;</w:t>
-      </w:r>
-    </w:p>
-    <w:p>
-      <w:r>
-        <w:t xml:space="preserve">        </w:t>
-      </w:r>
-      <w:proofErr w:type="spellStart"/>
-      <w:r>
-        <w:t>out.println</w:t>
-      </w:r>
-      <w:proofErr w:type="spellEnd"/>
-      <w:r>
-        <w:t>(reversed) ;</w:t>
-      </w:r>
-    </w:p>
-    <w:p/>
-    <w:p>
-      <w:pPr>
-        <w:pStyle w:val="Heading2"/>
-      </w:pPr>
-      <w:r>
         <w:t>Remove Duplicate Characters ( preserving order )</w:t>
       </w:r>
     </w:p>
@@ -18612,7 +18088,6 @@
         <w:rPr>
           <w:lang w:val="en-US"/>
         </w:rPr>
-        <w:lastRenderedPageBreak/>
         <w:t xml:space="preserve">                    return new String(</w:t>
       </w:r>
       <w:proofErr w:type="spellStart"/>
@@ -18744,6 +18219,7 @@
         </w:numPr>
       </w:pPr>
       <w:r>
+        <w:lastRenderedPageBreak/>
         <w:t>Check if key exists in map ( If exists , add this element to the list associated with this key )</w:t>
       </w:r>
     </w:p>
@@ -18928,7 +18404,6 @@
     </w:p>
     <w:p>
       <w:r>
-        <w:lastRenderedPageBreak/>
         <w:t xml:space="preserve">        .collect(</w:t>
       </w:r>
     </w:p>
@@ -19182,7 +18657,6 @@
     </w:p>
     <w:p>
       <w:r>
-        <w:lastRenderedPageBreak/>
         <w:t xml:space="preserve">        str</w:t>
       </w:r>
     </w:p>
@@ -19406,9 +18880,223 @@
     </w:p>
     <w:p>
       <w:r>
+        <w:t>        .collect(</w:t>
+      </w:r>
+    </w:p>
+    <w:p>
+      <w:r>
+        <w:t xml:space="preserve">            </w:t>
+      </w:r>
+      <w:proofErr w:type="spellStart"/>
+      <w:r>
+        <w:t>Collectors.groupingBy</w:t>
+      </w:r>
+      <w:proofErr w:type="spellEnd"/>
+      <w:r>
+        <w:t>(</w:t>
+      </w:r>
+    </w:p>
+    <w:p>
+      <w:r>
+        <w:t xml:space="preserve">                </w:t>
+      </w:r>
+      <w:proofErr w:type="spellStart"/>
+      <w:r>
+        <w:t>Function.identity</w:t>
+      </w:r>
+      <w:proofErr w:type="spellEnd"/>
+      <w:r>
+        <w:t>()</w:t>
+      </w:r>
+    </w:p>
+    <w:p>
+      <w:r>
+        <w:t>            )</w:t>
+      </w:r>
+    </w:p>
+    <w:p>
+      <w:r>
+        <w:t>        ) ;</w:t>
+      </w:r>
+    </w:p>
+    <w:p>
+      <w:r>
+        <w:t> </w:t>
+      </w:r>
+    </w:p>
+    <w:p>
+      <w:r>
+        <w:t xml:space="preserve">        </w:t>
+      </w:r>
+      <w:proofErr w:type="spellStart"/>
+      <w:r>
+        <w:t>System.out.println</w:t>
+      </w:r>
+      <w:proofErr w:type="spellEnd"/>
+      <w:r>
+        <w:t>(map) ;</w:t>
+      </w:r>
+    </w:p>
+    <w:p>
+      <w:r>
+        <w:t> </w:t>
+      </w:r>
+    </w:p>
+    <w:p>
+      <w:r>
+        <w:t>        List&lt;List&lt;Character&gt;&gt; list =</w:t>
+      </w:r>
+    </w:p>
+    <w:p>
+      <w:r>
         <w:lastRenderedPageBreak/>
+        <w:t>        map</w:t>
+      </w:r>
+    </w:p>
+    <w:p>
+      <w:r>
+        <w:t>        .values()</w:t>
+      </w:r>
+    </w:p>
+    <w:p>
+      <w:r>
+        <w:t>        .stream()</w:t>
+      </w:r>
+    </w:p>
+    <w:p>
+      <w:r>
+        <w:t>        .sorted( (l1 , l2) -&gt; {</w:t>
+      </w:r>
+    </w:p>
+    <w:p>
+      <w:r>
+        <w:t xml:space="preserve">            int res = </w:t>
+      </w:r>
+      <w:proofErr w:type="spellStart"/>
+      <w:r>
+        <w:t>Integer.compare</w:t>
+      </w:r>
+      <w:proofErr w:type="spellEnd"/>
+      <w:r>
+        <w:t>( l2.size() , l1.size() ) ;</w:t>
+      </w:r>
+    </w:p>
+    <w:p>
+      <w:r>
+        <w:t>            if( res == 0 ) {</w:t>
+      </w:r>
+    </w:p>
+    <w:p>
+      <w:r>
+        <w:t>                if( l1.size() &gt; 0 )</w:t>
+      </w:r>
+    </w:p>
+    <w:p>
+      <w:r>
+        <w:t>                    return l2.get(0).</w:t>
+      </w:r>
+      <w:proofErr w:type="spellStart"/>
+      <w:r>
+        <w:t>compareTo</w:t>
+      </w:r>
+      <w:proofErr w:type="spellEnd"/>
+      <w:r>
+        <w:t>(l1.get(0)) ;</w:t>
+      </w:r>
+    </w:p>
+    <w:p>
+      <w:r>
+        <w:t>                else</w:t>
+      </w:r>
+    </w:p>
+    <w:p>
+      <w:r>
+        <w:t>                    return res ;</w:t>
+      </w:r>
+    </w:p>
+    <w:p>
+      <w:r>
+        <w:t>            }else</w:t>
+      </w:r>
+    </w:p>
+    <w:p>
+      <w:r>
+        <w:t>                return res ;</w:t>
+      </w:r>
+    </w:p>
+    <w:p>
+      <w:r>
+        <w:t>        } )</w:t>
+      </w:r>
+    </w:p>
+    <w:p>
+      <w:r>
         <w:t>        .collect(</w:t>
       </w:r>
+      <w:proofErr w:type="spellStart"/>
+      <w:r>
+        <w:t>Collectors.toList</w:t>
+      </w:r>
+      <w:proofErr w:type="spellEnd"/>
+      <w:r>
+        <w:t>()) ;</w:t>
+      </w:r>
+    </w:p>
+    <w:p>
+      <w:r>
+        <w:t> </w:t>
+      </w:r>
+    </w:p>
+    <w:p>
+      <w:r>
+        <w:t xml:space="preserve">        </w:t>
+      </w:r>
+      <w:proofErr w:type="spellStart"/>
+      <w:r>
+        <w:t>System.out.println</w:t>
+      </w:r>
+      <w:proofErr w:type="spellEnd"/>
+      <w:r>
+        <w:t>(list) ;</w:t>
+      </w:r>
+    </w:p>
+    <w:p>
+      <w:r>
+        <w:t>       </w:t>
+      </w:r>
+    </w:p>
+    <w:p>
+      <w:r>
+        <w:t xml:space="preserve">        String </w:t>
+      </w:r>
+      <w:proofErr w:type="spellStart"/>
+      <w:r>
+        <w:t>ans</w:t>
+      </w:r>
+      <w:proofErr w:type="spellEnd"/>
+      <w:r>
+        <w:t xml:space="preserve"> =</w:t>
+      </w:r>
+    </w:p>
+    <w:p>
+      <w:r>
+        <w:t>        list</w:t>
+      </w:r>
+    </w:p>
+    <w:p>
+      <w:r>
+        <w:t>        .stream()</w:t>
+      </w:r>
+    </w:p>
+    <w:p>
+      <w:r>
+        <w:t>        .map(</w:t>
+      </w:r>
+    </w:p>
+    <w:p>
+      <w:r>
+        <w:t>            l -&gt;</w:t>
+      </w:r>
     </w:p>
     <w:p>
       <w:r>
@@ -19416,20 +19104,7 @@
       </w:r>
       <w:proofErr w:type="spellStart"/>
       <w:r>
-        <w:t>Collectors.groupingBy</w:t>
-      </w:r>
-      <w:proofErr w:type="spellEnd"/>
-      <w:r>
-        <w:t>(</w:t>
-      </w:r>
-    </w:p>
-    <w:p>
-      <w:r>
-        <w:t xml:space="preserve">                </w:t>
-      </w:r>
-      <w:proofErr w:type="spellStart"/>
-      <w:r>
-        <w:t>Function.identity</w:t>
+        <w:t>l.stream</w:t>
       </w:r>
       <w:proofErr w:type="spellEnd"/>
       <w:r>
@@ -19438,246 +19113,45 @@
     </w:p>
     <w:p>
       <w:r>
-        <w:t>            )</w:t>
-      </w:r>
-    </w:p>
-    <w:p>
-      <w:r>
-        <w:t>        ) ;</w:t>
-      </w:r>
-    </w:p>
-    <w:p>
-      <w:r>
-        <w:t> </w:t>
-      </w:r>
-    </w:p>
-    <w:p>
-      <w:r>
-        <w:t xml:space="preserve">        </w:t>
-      </w:r>
-      <w:proofErr w:type="spellStart"/>
-      <w:r>
-        <w:t>System.out.println</w:t>
-      </w:r>
-      <w:proofErr w:type="spellEnd"/>
-      <w:r>
-        <w:t>(map) ;</w:t>
-      </w:r>
-    </w:p>
-    <w:p>
-      <w:r>
-        <w:t> </w:t>
-      </w:r>
-    </w:p>
-    <w:p>
-      <w:r>
-        <w:t>        List&lt;List&lt;Character&gt;&gt; list =</w:t>
-      </w:r>
-    </w:p>
-    <w:p>
-      <w:r>
-        <w:t>        map</w:t>
-      </w:r>
-    </w:p>
-    <w:p>
-      <w:r>
-        <w:t>        .values()</w:t>
-      </w:r>
-    </w:p>
-    <w:p>
-      <w:r>
-        <w:t>        .stream()</w:t>
-      </w:r>
-    </w:p>
-    <w:p>
-      <w:r>
-        <w:t>        .sorted( (l1 , l2) -&gt; {</w:t>
-      </w:r>
-    </w:p>
-    <w:p>
-      <w:r>
-        <w:t xml:space="preserve">            int res = </w:t>
-      </w:r>
-      <w:proofErr w:type="spellStart"/>
-      <w:r>
-        <w:t>Integer.compare</w:t>
-      </w:r>
-      <w:proofErr w:type="spellEnd"/>
-      <w:r>
-        <w:t>( l2.size() , l1.size() ) ;</w:t>
-      </w:r>
-    </w:p>
-    <w:p>
-      <w:r>
-        <w:t>            if( res == 0 ) {</w:t>
-      </w:r>
-    </w:p>
-    <w:p>
-      <w:r>
-        <w:t>                if( l1.size() &gt; 0 )</w:t>
-      </w:r>
-    </w:p>
-    <w:p>
-      <w:r>
-        <w:t>                    return l2.get(0).</w:t>
-      </w:r>
-      <w:proofErr w:type="spellStart"/>
-      <w:r>
-        <w:t>compareTo</w:t>
-      </w:r>
-      <w:proofErr w:type="spellEnd"/>
-      <w:r>
-        <w:t>(l1.get(0)) ;</w:t>
-      </w:r>
-    </w:p>
-    <w:p>
-      <w:r>
-        <w:t>                else</w:t>
-      </w:r>
-    </w:p>
-    <w:p>
-      <w:r>
-        <w:t>                    return res ;</w:t>
-      </w:r>
-    </w:p>
-    <w:p>
-      <w:r>
-        <w:t>            }else</w:t>
-      </w:r>
-    </w:p>
-    <w:p>
-      <w:r>
-        <w:t>                return res ;</w:t>
-      </w:r>
-    </w:p>
-    <w:p>
-      <w:r>
-        <w:t>        } )</w:t>
-      </w:r>
-    </w:p>
-    <w:p>
-      <w:r>
-        <w:t>        .collect(</w:t>
-      </w:r>
-      <w:proofErr w:type="spellStart"/>
-      <w:r>
-        <w:t>Collectors.toList</w:t>
-      </w:r>
-      <w:proofErr w:type="spellEnd"/>
-      <w:r>
-        <w:t>()) ;</w:t>
-      </w:r>
-    </w:p>
-    <w:p>
-      <w:r>
-        <w:t> </w:t>
-      </w:r>
-    </w:p>
-    <w:p>
-      <w:r>
-        <w:t xml:space="preserve">        </w:t>
-      </w:r>
-      <w:proofErr w:type="spellStart"/>
-      <w:r>
-        <w:t>System.out.println</w:t>
-      </w:r>
-      <w:proofErr w:type="spellEnd"/>
-      <w:r>
-        <w:t>(list) ;</w:t>
-      </w:r>
-    </w:p>
-    <w:p>
-      <w:r>
-        <w:t>       </w:t>
-      </w:r>
-    </w:p>
-    <w:p>
-      <w:r>
-        <w:t xml:space="preserve">        String </w:t>
-      </w:r>
-      <w:proofErr w:type="spellStart"/>
-      <w:r>
-        <w:t>ans</w:t>
-      </w:r>
-      <w:proofErr w:type="spellEnd"/>
-      <w:r>
-        <w:t xml:space="preserve"> =</w:t>
-      </w:r>
-    </w:p>
-    <w:p>
-      <w:r>
-        <w:t>        list</w:t>
-      </w:r>
-    </w:p>
-    <w:p>
-      <w:r>
-        <w:t>        .stream()</w:t>
+        <w:t>            .collect (</w:t>
+      </w:r>
+    </w:p>
+    <w:p>
+      <w:r>
+        <w:t>                StringBuilder::new ,</w:t>
+      </w:r>
+    </w:p>
+    <w:p>
+      <w:r>
+        <w:t>                StringBuilder::append ,</w:t>
+      </w:r>
+    </w:p>
+    <w:p>
+      <w:r>
+        <w:t>                StringBuilder::append</w:t>
+      </w:r>
+    </w:p>
+    <w:p>
+      <w:r>
+        <w:t>            ).</w:t>
+      </w:r>
+      <w:proofErr w:type="spellStart"/>
+      <w:r>
+        <w:t>toString</w:t>
+      </w:r>
+      <w:proofErr w:type="spellEnd"/>
+      <w:r>
+        <w:t>()</w:t>
+      </w:r>
+    </w:p>
+    <w:p>
+      <w:r>
+        <w:t>        )</w:t>
       </w:r>
     </w:p>
     <w:p>
       <w:r>
         <w:lastRenderedPageBreak/>
-        <w:t>        .map(</w:t>
-      </w:r>
-    </w:p>
-    <w:p>
-      <w:r>
-        <w:t>            l -&gt;</w:t>
-      </w:r>
-    </w:p>
-    <w:p>
-      <w:r>
-        <w:t xml:space="preserve">            </w:t>
-      </w:r>
-      <w:proofErr w:type="spellStart"/>
-      <w:r>
-        <w:t>l.stream</w:t>
-      </w:r>
-      <w:proofErr w:type="spellEnd"/>
-      <w:r>
-        <w:t>()</w:t>
-      </w:r>
-    </w:p>
-    <w:p>
-      <w:r>
-        <w:t>            .collect (</w:t>
-      </w:r>
-    </w:p>
-    <w:p>
-      <w:r>
-        <w:t>                StringBuilder::new ,</w:t>
-      </w:r>
-    </w:p>
-    <w:p>
-      <w:r>
-        <w:t>                StringBuilder::append ,</w:t>
-      </w:r>
-    </w:p>
-    <w:p>
-      <w:r>
-        <w:t>                StringBuilder::append</w:t>
-      </w:r>
-    </w:p>
-    <w:p>
-      <w:r>
-        <w:t>            ).</w:t>
-      </w:r>
-      <w:proofErr w:type="spellStart"/>
-      <w:r>
-        <w:t>toString</w:t>
-      </w:r>
-      <w:proofErr w:type="spellEnd"/>
-      <w:r>
-        <w:t>()</w:t>
-      </w:r>
-    </w:p>
-    <w:p>
-      <w:r>
-        <w:t>        )</w:t>
-      </w:r>
-    </w:p>
-    <w:p>
-      <w:r>
         <w:t>        .collect(</w:t>
       </w:r>
     </w:p>
@@ -20041,6 +19515,7 @@
     </w:p>
     <w:p>
       <w:r>
+        <w:lastRenderedPageBreak/>
         <w:t> </w:t>
       </w:r>
     </w:p>
@@ -20249,7 +19724,6 @@
     </w:p>
     <w:p>
       <w:r>
-        <w:lastRenderedPageBreak/>
         <w:t>            StringBuilder::new ,</w:t>
       </w:r>
     </w:p>
@@ -20305,6 +19779,531 @@
         <w:t>) ;</w:t>
       </w:r>
     </w:p>
+    <w:p/>
+    <w:p>
+      <w:pPr>
+        <w:pStyle w:val="Heading2"/>
+        <w:rPr>
+          <w:lang w:val="en-US"/>
+        </w:rPr>
+      </w:pPr>
+      <w:r>
+        <w:rPr>
+          <w:color w:val="0F0F0F"/>
+        </w:rPr>
+        <w:t xml:space="preserve">Longest String </w:t>
+      </w:r>
+    </w:p>
+    <w:p>
+      <w:r>
+        <w:t>You are given an array of strings and must identify the string with the </w:t>
+      </w:r>
+      <w:r>
+        <w:rPr>
+          <w:color w:val="0F0F0F"/>
+        </w:rPr>
+        <w:t>longest length</w:t>
+      </w:r>
+      <w:r>
+        <w:t> using </w:t>
+      </w:r>
+      <w:r>
+        <w:rPr>
+          <w:color w:val="0F0F0F"/>
+        </w:rPr>
+        <w:t>Java Streams</w:t>
+      </w:r>
+      <w:r>
+        <w:t>.</w:t>
+      </w:r>
+    </w:p>
+    <w:p/>
+    <w:p>
+      <w:pPr>
+        <w:pStyle w:val="NormalWeb"/>
+        <w:spacing w:before="0" w:beforeAutospacing="0" w:after="0" w:afterAutospacing="0"/>
+        <w:rPr>
+          <w:rFonts w:ascii="Source Code Pro" w:hAnsi="Source Code Pro"/>
+        </w:rPr>
+      </w:pPr>
+      <w:r>
+        <w:rPr>
+          <w:rFonts w:ascii="Source Code Pro" w:hAnsi="Source Code Pro"/>
+          <w:color w:val="B8934D"/>
+        </w:rPr>
+        <w:t>List</w:t>
+      </w:r>
+      <w:r>
+        <w:rPr>
+          <w:rFonts w:ascii="Source Code Pro" w:hAnsi="Source Code Pro"/>
+          <w:color w:val="67A6BF"/>
+        </w:rPr>
+        <w:t>&lt;</w:t>
+      </w:r>
+      <w:r>
+        <w:rPr>
+          <w:rFonts w:ascii="Source Code Pro" w:hAnsi="Source Code Pro"/>
+          <w:color w:val="B8934D"/>
+        </w:rPr>
+        <w:t>String</w:t>
+      </w:r>
+      <w:r>
+        <w:rPr>
+          <w:rFonts w:ascii="Source Code Pro" w:hAnsi="Source Code Pro"/>
+          <w:color w:val="67A6BF"/>
+        </w:rPr>
+        <w:t>&gt;</w:t>
+      </w:r>
+      <w:r>
+        <w:rPr>
+          <w:rFonts w:ascii="Source Code Pro" w:hAnsi="Source Code Pro"/>
+          <w:color w:val="8F9999"/>
+        </w:rPr>
+        <w:t xml:space="preserve"> items </w:t>
+      </w:r>
+      <w:r>
+        <w:rPr>
+          <w:rFonts w:ascii="Source Code Pro" w:hAnsi="Source Code Pro"/>
+          <w:color w:val="67A6BF"/>
+        </w:rPr>
+        <w:t xml:space="preserve">= </w:t>
+      </w:r>
+    </w:p>
+    <w:p>
+      <w:pPr>
+        <w:pStyle w:val="NormalWeb"/>
+        <w:spacing w:before="0" w:beforeAutospacing="0" w:after="0" w:afterAutospacing="0"/>
+        <w:rPr>
+          <w:rFonts w:ascii="Source Code Pro" w:hAnsi="Source Code Pro"/>
+        </w:rPr>
+      </w:pPr>
+      <w:proofErr w:type="spellStart"/>
+      <w:r>
+        <w:rPr>
+          <w:rFonts w:ascii="Source Code Pro" w:hAnsi="Source Code Pro"/>
+          <w:color w:val="B8934D"/>
+        </w:rPr>
+        <w:t>Arrays</w:t>
+      </w:r>
+      <w:r>
+        <w:rPr>
+          <w:rFonts w:ascii="Source Code Pro" w:hAnsi="Source Code Pro"/>
+          <w:color w:val="67A6BF"/>
+        </w:rPr>
+        <w:t>.</w:t>
+      </w:r>
+      <w:r>
+        <w:rPr>
+          <w:rFonts w:ascii="Source Code Pro" w:hAnsi="Source Code Pro"/>
+          <w:color w:val="799EED"/>
+        </w:rPr>
+        <w:t>asList</w:t>
+      </w:r>
+      <w:proofErr w:type="spellEnd"/>
+      <w:r>
+        <w:rPr>
+          <w:rFonts w:ascii="Source Code Pro" w:hAnsi="Source Code Pro"/>
+          <w:color w:val="67A6BF"/>
+        </w:rPr>
+        <w:t>("</w:t>
+      </w:r>
+      <w:proofErr w:type="spellStart"/>
+      <w:r>
+        <w:rPr>
+          <w:rFonts w:ascii="Source Code Pro" w:hAnsi="Source Code Pro"/>
+          <w:color w:val="859E60"/>
+        </w:rPr>
+        <w:t>sesharaoppppppppp</w:t>
+      </w:r>
+      <w:proofErr w:type="spellEnd"/>
+      <w:r>
+        <w:rPr>
+          <w:rFonts w:ascii="Source Code Pro" w:hAnsi="Source Code Pro"/>
+          <w:color w:val="67A6BF"/>
+        </w:rPr>
+        <w:t>", "</w:t>
+      </w:r>
+      <w:proofErr w:type="spellStart"/>
+      <w:r>
+        <w:rPr>
+          <w:rFonts w:ascii="Source Code Pro" w:hAnsi="Source Code Pro"/>
+          <w:color w:val="859E60"/>
+        </w:rPr>
+        <w:t>srilakshmi</w:t>
+      </w:r>
+      <w:proofErr w:type="spellEnd"/>
+      <w:r>
+        <w:rPr>
+          <w:rFonts w:ascii="Source Code Pro" w:hAnsi="Source Code Pro"/>
+          <w:color w:val="67A6BF"/>
+        </w:rPr>
+        <w:t>" , "</w:t>
+      </w:r>
+      <w:proofErr w:type="spellStart"/>
+      <w:r>
+        <w:rPr>
+          <w:rFonts w:ascii="Source Code Pro" w:hAnsi="Source Code Pro"/>
+          <w:color w:val="859E60"/>
+        </w:rPr>
+        <w:t>srinivasarao</w:t>
+      </w:r>
+      <w:proofErr w:type="spellEnd"/>
+      <w:r>
+        <w:rPr>
+          <w:rFonts w:ascii="Source Code Pro" w:hAnsi="Source Code Pro"/>
+          <w:color w:val="67A6BF"/>
+        </w:rPr>
+        <w:t>");</w:t>
+      </w:r>
+    </w:p>
+    <w:p>
+      <w:pPr>
+        <w:pStyle w:val="NormalWeb"/>
+        <w:spacing w:before="0" w:beforeAutospacing="0" w:after="0" w:afterAutospacing="0"/>
+        <w:rPr>
+          <w:rFonts w:ascii="Aptos" w:hAnsi="Aptos"/>
+        </w:rPr>
+      </w:pPr>
+      <w:r>
+        <w:rPr>
+          <w:rFonts w:ascii="Aptos" w:hAnsi="Aptos"/>
+        </w:rPr>
+        <w:t> </w:t>
+      </w:r>
+    </w:p>
+    <w:p>
+      <w:pPr>
+        <w:pStyle w:val="NormalWeb"/>
+        <w:spacing w:before="0" w:beforeAutospacing="0" w:after="0" w:afterAutospacing="0"/>
+        <w:rPr>
+          <w:rFonts w:ascii="Source Code Pro" w:hAnsi="Source Code Pro"/>
+        </w:rPr>
+      </w:pPr>
+      <w:r>
+        <w:rPr>
+          <w:rFonts w:ascii="Source Code Pro" w:hAnsi="Source Code Pro"/>
+          <w:color w:val="B8934D"/>
+        </w:rPr>
+        <w:t>String</w:t>
+      </w:r>
+      <w:r>
+        <w:rPr>
+          <w:rFonts w:ascii="Source Code Pro" w:hAnsi="Source Code Pro"/>
+          <w:color w:val="8F9999"/>
+        </w:rPr>
+        <w:t xml:space="preserve"> longest1 </w:t>
+      </w:r>
+      <w:r>
+        <w:rPr>
+          <w:rFonts w:ascii="Source Code Pro" w:hAnsi="Source Code Pro"/>
+          <w:color w:val="67A6BF"/>
+        </w:rPr>
+        <w:t>=</w:t>
+      </w:r>
+      <w:r>
+        <w:rPr>
+          <w:rFonts w:ascii="Source Code Pro" w:hAnsi="Source Code Pro"/>
+          <w:color w:val="8F9999"/>
+        </w:rPr>
+        <w:t xml:space="preserve"> </w:t>
+      </w:r>
+      <w:proofErr w:type="spellStart"/>
+      <w:r>
+        <w:rPr>
+          <w:rFonts w:ascii="Source Code Pro" w:hAnsi="Source Code Pro"/>
+          <w:color w:val="8F9999"/>
+        </w:rPr>
+        <w:t>items</w:t>
+      </w:r>
+      <w:r>
+        <w:rPr>
+          <w:rFonts w:ascii="Source Code Pro" w:hAnsi="Source Code Pro"/>
+          <w:color w:val="67A6BF"/>
+        </w:rPr>
+        <w:t>.</w:t>
+      </w:r>
+      <w:r>
+        <w:rPr>
+          <w:rFonts w:ascii="Source Code Pro" w:hAnsi="Source Code Pro"/>
+          <w:color w:val="799EED"/>
+        </w:rPr>
+        <w:t>stream</w:t>
+      </w:r>
+      <w:proofErr w:type="spellEnd"/>
+      <w:r>
+        <w:rPr>
+          <w:rFonts w:ascii="Source Code Pro" w:hAnsi="Source Code Pro"/>
+          <w:color w:val="67A6BF"/>
+        </w:rPr>
+        <w:t>()</w:t>
+      </w:r>
+    </w:p>
+    <w:p>
+      <w:pPr>
+        <w:pStyle w:val="NormalWeb"/>
+        <w:spacing w:before="0" w:beforeAutospacing="0" w:after="0" w:afterAutospacing="0"/>
+        <w:rPr>
+          <w:rFonts w:ascii="Source Code Pro" w:hAnsi="Source Code Pro"/>
+        </w:rPr>
+      </w:pPr>
+      <w:r>
+        <w:rPr>
+          <w:rFonts w:ascii="Source Code Pro" w:hAnsi="Source Code Pro"/>
+          <w:color w:val="67A6BF"/>
+        </w:rPr>
+        <w:t>.</w:t>
+      </w:r>
+      <w:r>
+        <w:rPr>
+          <w:rFonts w:ascii="Source Code Pro" w:hAnsi="Source Code Pro"/>
+          <w:color w:val="799EED"/>
+        </w:rPr>
+        <w:t>max</w:t>
+      </w:r>
+      <w:r>
+        <w:rPr>
+          <w:rFonts w:ascii="Source Code Pro" w:hAnsi="Source Code Pro"/>
+          <w:color w:val="67A6BF"/>
+        </w:rPr>
+        <w:t>( (</w:t>
+      </w:r>
+      <w:r>
+        <w:rPr>
+          <w:rFonts w:ascii="Source Code Pro" w:hAnsi="Source Code Pro"/>
+          <w:color w:val="F78C6C"/>
+        </w:rPr>
+        <w:t xml:space="preserve">str1 </w:t>
+      </w:r>
+      <w:r>
+        <w:rPr>
+          <w:rFonts w:ascii="Source Code Pro" w:hAnsi="Source Code Pro"/>
+          <w:color w:val="67A6BF"/>
+        </w:rPr>
+        <w:t xml:space="preserve">, </w:t>
+      </w:r>
+      <w:r>
+        <w:rPr>
+          <w:rFonts w:ascii="Source Code Pro" w:hAnsi="Source Code Pro"/>
+          <w:color w:val="F78C6C"/>
+        </w:rPr>
+        <w:t>str2</w:t>
+      </w:r>
+      <w:r>
+        <w:rPr>
+          <w:rFonts w:ascii="Source Code Pro" w:hAnsi="Source Code Pro"/>
+          <w:color w:val="67A6BF"/>
+        </w:rPr>
+        <w:t xml:space="preserve">) </w:t>
+      </w:r>
+      <w:r>
+        <w:rPr>
+          <w:rFonts w:ascii="Source Code Pro" w:hAnsi="Source Code Pro"/>
+          <w:color w:val="C18EE3"/>
+        </w:rPr>
+        <w:t xml:space="preserve">-&gt; </w:t>
+      </w:r>
+      <w:proofErr w:type="spellStart"/>
+      <w:r>
+        <w:rPr>
+          <w:rFonts w:ascii="Source Code Pro" w:hAnsi="Source Code Pro"/>
+          <w:color w:val="B8934D"/>
+        </w:rPr>
+        <w:t>Integer</w:t>
+      </w:r>
+      <w:r>
+        <w:rPr>
+          <w:rFonts w:ascii="Source Code Pro" w:hAnsi="Source Code Pro"/>
+          <w:color w:val="67A6BF"/>
+        </w:rPr>
+        <w:t>.</w:t>
+      </w:r>
+      <w:r>
+        <w:rPr>
+          <w:rFonts w:ascii="Source Code Pro" w:hAnsi="Source Code Pro"/>
+          <w:color w:val="799EED"/>
+        </w:rPr>
+        <w:t>compare</w:t>
+      </w:r>
+      <w:proofErr w:type="spellEnd"/>
+      <w:r>
+        <w:rPr>
+          <w:rFonts w:ascii="Source Code Pro" w:hAnsi="Source Code Pro"/>
+          <w:color w:val="67A6BF"/>
+        </w:rPr>
+        <w:t>(</w:t>
+      </w:r>
+      <w:r>
+        <w:rPr>
+          <w:rFonts w:ascii="Source Code Pro" w:hAnsi="Source Code Pro"/>
+          <w:color w:val="8F9999"/>
+        </w:rPr>
+        <w:t>str1</w:t>
+      </w:r>
+      <w:r>
+        <w:rPr>
+          <w:rFonts w:ascii="Source Code Pro" w:hAnsi="Source Code Pro"/>
+          <w:color w:val="67A6BF"/>
+        </w:rPr>
+        <w:t>.</w:t>
+      </w:r>
+      <w:r>
+        <w:rPr>
+          <w:rFonts w:ascii="Source Code Pro" w:hAnsi="Source Code Pro"/>
+          <w:color w:val="799EED"/>
+        </w:rPr>
+        <w:t>length</w:t>
+      </w:r>
+      <w:r>
+        <w:rPr>
+          <w:rFonts w:ascii="Source Code Pro" w:hAnsi="Source Code Pro"/>
+          <w:color w:val="67A6BF"/>
+        </w:rPr>
+        <w:t xml:space="preserve">() , </w:t>
+      </w:r>
+      <w:r>
+        <w:rPr>
+          <w:rFonts w:ascii="Source Code Pro" w:hAnsi="Source Code Pro"/>
+          <w:color w:val="8F9999"/>
+        </w:rPr>
+        <w:t>str2</w:t>
+      </w:r>
+      <w:r>
+        <w:rPr>
+          <w:rFonts w:ascii="Source Code Pro" w:hAnsi="Source Code Pro"/>
+          <w:color w:val="67A6BF"/>
+        </w:rPr>
+        <w:t>.</w:t>
+      </w:r>
+      <w:r>
+        <w:rPr>
+          <w:rFonts w:ascii="Source Code Pro" w:hAnsi="Source Code Pro"/>
+          <w:color w:val="799EED"/>
+        </w:rPr>
+        <w:t>length</w:t>
+      </w:r>
+      <w:r>
+        <w:rPr>
+          <w:rFonts w:ascii="Source Code Pro" w:hAnsi="Source Code Pro"/>
+          <w:color w:val="67A6BF"/>
+        </w:rPr>
+        <w:t>() ))</w:t>
+      </w:r>
+    </w:p>
+    <w:p>
+      <w:pPr>
+        <w:pStyle w:val="NormalWeb"/>
+        <w:spacing w:before="0" w:beforeAutospacing="0" w:after="0" w:afterAutospacing="0"/>
+        <w:rPr>
+          <w:rFonts w:ascii="Source Code Pro" w:hAnsi="Source Code Pro"/>
+        </w:rPr>
+      </w:pPr>
+      <w:r>
+        <w:rPr>
+          <w:rFonts w:ascii="Source Code Pro" w:hAnsi="Source Code Pro"/>
+          <w:color w:val="67A6BF"/>
+        </w:rPr>
+        <w:t>.</w:t>
+      </w:r>
+      <w:proofErr w:type="spellStart"/>
+      <w:r>
+        <w:rPr>
+          <w:rFonts w:ascii="Source Code Pro" w:hAnsi="Source Code Pro"/>
+          <w:color w:val="799EED"/>
+        </w:rPr>
+        <w:t>orElse</w:t>
+      </w:r>
+      <w:proofErr w:type="spellEnd"/>
+      <w:r>
+        <w:rPr>
+          <w:rFonts w:ascii="Source Code Pro" w:hAnsi="Source Code Pro"/>
+          <w:color w:val="67A6BF"/>
+        </w:rPr>
+        <w:t>(</w:t>
+      </w:r>
+      <w:r>
+        <w:rPr>
+          <w:rFonts w:ascii="Source Code Pro" w:hAnsi="Source Code Pro"/>
+          <w:color w:val="F78C6C"/>
+        </w:rPr>
+        <w:t>null</w:t>
+      </w:r>
+      <w:r>
+        <w:rPr>
+          <w:rFonts w:ascii="Source Code Pro" w:hAnsi="Source Code Pro"/>
+          <w:color w:val="67A6BF"/>
+        </w:rPr>
+        <w:t xml:space="preserve">) ; </w:t>
+      </w:r>
+    </w:p>
+    <w:p>
+      <w:pPr>
+        <w:pStyle w:val="NormalWeb"/>
+        <w:spacing w:before="0" w:beforeAutospacing="0" w:after="0" w:afterAutospacing="0"/>
+        <w:rPr>
+          <w:rFonts w:ascii="Aptos" w:hAnsi="Aptos"/>
+        </w:rPr>
+      </w:pPr>
+      <w:r>
+        <w:rPr>
+          <w:rFonts w:ascii="Aptos" w:hAnsi="Aptos"/>
+        </w:rPr>
+        <w:t> </w:t>
+      </w:r>
+    </w:p>
+    <w:p>
+      <w:pPr>
+        <w:pStyle w:val="NormalWeb"/>
+        <w:spacing w:before="0" w:beforeAutospacing="0" w:after="0" w:afterAutospacing="0"/>
+        <w:rPr>
+          <w:rFonts w:ascii="Source Code Pro" w:hAnsi="Source Code Pro"/>
+        </w:rPr>
+      </w:pPr>
+      <w:proofErr w:type="spellStart"/>
+      <w:r>
+        <w:rPr>
+          <w:rFonts w:ascii="Source Code Pro" w:hAnsi="Source Code Pro"/>
+          <w:color w:val="8F9999"/>
+        </w:rPr>
+        <w:t>out</w:t>
+      </w:r>
+      <w:r>
+        <w:rPr>
+          <w:rFonts w:ascii="Source Code Pro" w:hAnsi="Source Code Pro"/>
+          <w:color w:val="67A6BF"/>
+        </w:rPr>
+        <w:t>.</w:t>
+      </w:r>
+      <w:r>
+        <w:rPr>
+          <w:rFonts w:ascii="Source Code Pro" w:hAnsi="Source Code Pro"/>
+          <w:color w:val="799EED"/>
+        </w:rPr>
+        <w:t>println</w:t>
+      </w:r>
+      <w:proofErr w:type="spellEnd"/>
+      <w:r>
+        <w:rPr>
+          <w:rFonts w:ascii="Source Code Pro" w:hAnsi="Source Code Pro"/>
+          <w:color w:val="67A6BF"/>
+        </w:rPr>
+        <w:t>(</w:t>
+      </w:r>
+      <w:r>
+        <w:rPr>
+          <w:rFonts w:ascii="Source Code Pro" w:hAnsi="Source Code Pro"/>
+          <w:color w:val="8F9999"/>
+        </w:rPr>
+        <w:t>longest1</w:t>
+      </w:r>
+      <w:r>
+        <w:rPr>
+          <w:rFonts w:ascii="Source Code Pro" w:hAnsi="Source Code Pro"/>
+          <w:color w:val="67A6BF"/>
+        </w:rPr>
+        <w:t xml:space="preserve">) ; </w:t>
+      </w:r>
+    </w:p>
+    <w:p/>
     <w:p/>
     <w:p>
       <w:pPr>
@@ -20427,6 +20426,7 @@
         <w:pStyle w:val="Heading2"/>
       </w:pPr>
       <w:r>
+        <w:lastRenderedPageBreak/>
         <w:t>Get highest salary department wise using streams.</w:t>
       </w:r>
     </w:p>
@@ -20446,8 +20446,383 @@
     </w:p>
     <w:p>
       <w:r>
+        <w:t xml:space="preserve">            .collect(</w:t>
+      </w:r>
+      <w:proofErr w:type="spellStart"/>
+      <w:r>
+        <w:t>Collectors.groupingBy</w:t>
+      </w:r>
+      <w:proofErr w:type="spellEnd"/>
+      <w:r>
+        <w:t>(</w:t>
+      </w:r>
+    </w:p>
+    <w:p>
+      <w:r>
+        <w:t xml:space="preserve">                Employee::</w:t>
+      </w:r>
+      <w:proofErr w:type="spellStart"/>
+      <w:r>
+        <w:t>getDepartment</w:t>
+      </w:r>
+      <w:proofErr w:type="spellEnd"/>
+      <w:r>
+        <w:t>,</w:t>
+      </w:r>
+    </w:p>
+    <w:p>
+      <w:r>
+        <w:t xml:space="preserve">                </w:t>
+      </w:r>
+      <w:proofErr w:type="spellStart"/>
+      <w:r>
+        <w:t>Collectors.mapping</w:t>
+      </w:r>
+      <w:proofErr w:type="spellEnd"/>
+      <w:r>
+        <w:t>(</w:t>
+      </w:r>
+    </w:p>
+    <w:p>
+      <w:r>
+        <w:t xml:space="preserve">                    Employee::</w:t>
+      </w:r>
+      <w:proofErr w:type="spellStart"/>
+      <w:r>
+        <w:t>getSalary</w:t>
+      </w:r>
+      <w:proofErr w:type="spellEnd"/>
+      <w:r>
+        <w:t xml:space="preserve"> ,</w:t>
+      </w:r>
+    </w:p>
+    <w:p>
+      <w:r>
+        <w:t xml:space="preserve">                    </w:t>
+      </w:r>
+      <w:proofErr w:type="spellStart"/>
+      <w:r>
+        <w:t>Collectors.maxBy</w:t>
+      </w:r>
+      <w:proofErr w:type="spellEnd"/>
+      <w:r>
+        <w:t>( Double::compare )</w:t>
+      </w:r>
+    </w:p>
+    <w:p>
+      <w:r>
+        <w:t xml:space="preserve">                    // or </w:t>
+      </w:r>
+      <w:proofErr w:type="spellStart"/>
+      <w:r>
+        <w:t>Collectors.maxBy</w:t>
+      </w:r>
+      <w:proofErr w:type="spellEnd"/>
+      <w:r>
+        <w:t xml:space="preserve">( ( sal1 , sal2 ) -&gt; </w:t>
+      </w:r>
+      <w:proofErr w:type="spellStart"/>
+      <w:r>
+        <w:t>Double.compare</w:t>
+      </w:r>
+      <w:proofErr w:type="spellEnd"/>
+      <w:r>
+        <w:t>(sal1 , sal2) )</w:t>
+      </w:r>
+    </w:p>
+    <w:p>
+      <w:r>
+        <w:t xml:space="preserve">                    // or </w:t>
+      </w:r>
+      <w:proofErr w:type="spellStart"/>
+      <w:r>
+        <w:t>Collectors.maxBy</w:t>
+      </w:r>
+      <w:proofErr w:type="spellEnd"/>
+      <w:r>
+        <w:t>(</w:t>
+      </w:r>
+      <w:proofErr w:type="spellStart"/>
+      <w:r>
+        <w:t>Comparator.naturalOrder</w:t>
+      </w:r>
+      <w:proofErr w:type="spellEnd"/>
+      <w:r>
+        <w:t>()) // or Double::</w:t>
+      </w:r>
+      <w:proofErr w:type="spellStart"/>
+      <w:r>
+        <w:t>compareTo</w:t>
+      </w:r>
+      <w:proofErr w:type="spellEnd"/>
+    </w:p>
+    <w:p>
+      <w:r>
+        <w:t xml:space="preserve">                )</w:t>
+      </w:r>
+    </w:p>
+    <w:p>
+      <w:r>
+        <w:t xml:space="preserve">        ));</w:t>
+      </w:r>
+    </w:p>
+    <w:p>
+      <w:r>
+        <w:t xml:space="preserve">        </w:t>
+      </w:r>
+      <w:proofErr w:type="spellStart"/>
+      <w:r>
+        <w:t>out.println</w:t>
+      </w:r>
+      <w:proofErr w:type="spellEnd"/>
+      <w:r>
+        <w:t>(map);</w:t>
+      </w:r>
+    </w:p>
+    <w:p/>
+    <w:p>
+      <w:pPr>
+        <w:pStyle w:val="Heading2"/>
+      </w:pPr>
+      <w:r>
+        <w:t>Group the employees per department in the ascending order as per their salaries.</w:t>
+      </w:r>
+    </w:p>
+    <w:p/>
+    <w:p>
+      <w:r>
+        <w:t xml:space="preserve">        Map&lt;String , List&lt;Employee&gt; &gt; map =</w:t>
+      </w:r>
+    </w:p>
+    <w:p>
+      <w:r>
+        <w:t xml:space="preserve">        </w:t>
+      </w:r>
+      <w:proofErr w:type="spellStart"/>
+      <w:r>
+        <w:t>employeeList</w:t>
+      </w:r>
+      <w:proofErr w:type="spellEnd"/>
+    </w:p>
+    <w:p>
+      <w:r>
+        <w:t xml:space="preserve">        .stream()</w:t>
+      </w:r>
+    </w:p>
+    <w:p>
+      <w:r>
+        <w:t xml:space="preserve">        .collect(</w:t>
+      </w:r>
+    </w:p>
+    <w:p>
+      <w:r>
+        <w:t xml:space="preserve">            </w:t>
+      </w:r>
+      <w:proofErr w:type="spellStart"/>
+      <w:r>
+        <w:t>Collectors.groupingBy</w:t>
+      </w:r>
+      <w:proofErr w:type="spellEnd"/>
+      <w:r>
+        <w:t>(</w:t>
+      </w:r>
+    </w:p>
+    <w:p>
+      <w:r>
+        <w:t xml:space="preserve">                Employee::</w:t>
+      </w:r>
+      <w:proofErr w:type="spellStart"/>
+      <w:r>
+        <w:t>getDepartment</w:t>
+      </w:r>
+      <w:proofErr w:type="spellEnd"/>
+      <w:r>
+        <w:t xml:space="preserve"> </w:t>
+      </w:r>
+    </w:p>
+    <w:p>
+      <w:r>
+        <w:t xml:space="preserve">            )</w:t>
+      </w:r>
+    </w:p>
+    <w:p>
+      <w:r>
+        <w:t xml:space="preserve">        )</w:t>
+      </w:r>
+    </w:p>
+    <w:p>
+      <w:r>
+        <w:t xml:space="preserve">        .</w:t>
+      </w:r>
+      <w:proofErr w:type="spellStart"/>
+      <w:r>
+        <w:t>entrySet</w:t>
+      </w:r>
+      <w:proofErr w:type="spellEnd"/>
+      <w:r>
+        <w:t>()</w:t>
+      </w:r>
+    </w:p>
+    <w:p>
+      <w:r>
+        <w:t xml:space="preserve">        .stream()</w:t>
+      </w:r>
+    </w:p>
+    <w:p>
+      <w:r>
+        <w:t xml:space="preserve">        .collect(</w:t>
+      </w:r>
+    </w:p>
+    <w:p>
+      <w:r>
         <w:lastRenderedPageBreak/>
-        <w:t xml:space="preserve">            .collect(</w:t>
+        <w:t xml:space="preserve">            </w:t>
+      </w:r>
+      <w:proofErr w:type="spellStart"/>
+      <w:r>
+        <w:t>Collectors.toMap</w:t>
+      </w:r>
+      <w:proofErr w:type="spellEnd"/>
+      <w:r>
+        <w:t>(</w:t>
+      </w:r>
+    </w:p>
+    <w:p>
+      <w:r>
+        <w:t xml:space="preserve">                </w:t>
+      </w:r>
+      <w:proofErr w:type="spellStart"/>
+      <w:r>
+        <w:t>Map.Entry</w:t>
+      </w:r>
+      <w:proofErr w:type="spellEnd"/>
+      <w:r>
+        <w:t>::</w:t>
+      </w:r>
+      <w:proofErr w:type="spellStart"/>
+      <w:r>
+        <w:t>getKey</w:t>
+      </w:r>
+      <w:proofErr w:type="spellEnd"/>
+      <w:r>
+        <w:t xml:space="preserve"> , </w:t>
+      </w:r>
+    </w:p>
+    <w:p/>
+    <w:p>
+      <w:r>
+        <w:t xml:space="preserve">                entry -&gt; </w:t>
+      </w:r>
+    </w:p>
+    <w:p>
+      <w:r>
+        <w:t xml:space="preserve">                </w:t>
+      </w:r>
+      <w:proofErr w:type="spellStart"/>
+      <w:r>
+        <w:t>entry.getValue</w:t>
+      </w:r>
+      <w:proofErr w:type="spellEnd"/>
+      <w:r>
+        <w:t>()</w:t>
+      </w:r>
+    </w:p>
+    <w:p>
+      <w:r>
+        <w:t xml:space="preserve">                .stream()</w:t>
+      </w:r>
+    </w:p>
+    <w:p>
+      <w:r>
+        <w:t xml:space="preserve">                .sorted(</w:t>
+      </w:r>
+      <w:proofErr w:type="spellStart"/>
+      <w:r>
+        <w:t>Comparator.comparingDouble</w:t>
+      </w:r>
+      <w:proofErr w:type="spellEnd"/>
+      <w:r>
+        <w:t>(Employee::</w:t>
+      </w:r>
+      <w:proofErr w:type="spellStart"/>
+      <w:r>
+        <w:t>getSalary</w:t>
+      </w:r>
+      <w:proofErr w:type="spellEnd"/>
+      <w:r>
+        <w:t>))</w:t>
+      </w:r>
+    </w:p>
+    <w:p>
+      <w:r>
+        <w:t xml:space="preserve">                .collect( </w:t>
+      </w:r>
+      <w:proofErr w:type="spellStart"/>
+      <w:r>
+        <w:t>Collectors.toList</w:t>
+      </w:r>
+      <w:proofErr w:type="spellEnd"/>
+      <w:r>
+        <w:t>() )</w:t>
+      </w:r>
+    </w:p>
+    <w:p>
+      <w:r>
+        <w:t xml:space="preserve">            )</w:t>
+      </w:r>
+    </w:p>
+    <w:p>
+      <w:r>
+        <w:t xml:space="preserve">        );</w:t>
+      </w:r>
+    </w:p>
+    <w:p>
+      <w:r>
+        <w:t xml:space="preserve">        </w:t>
+      </w:r>
+      <w:proofErr w:type="spellStart"/>
+      <w:r>
+        <w:t>out.println</w:t>
+      </w:r>
+      <w:proofErr w:type="spellEnd"/>
+      <w:r>
+        <w:t>(map);</w:t>
+      </w:r>
+    </w:p>
+    <w:p/>
+    <w:p>
+      <w:pPr>
+        <w:pStyle w:val="Heading2"/>
+      </w:pPr>
+      <w:r>
+        <w:t>Find 2nd highest salary per each department.</w:t>
+      </w:r>
+    </w:p>
+    <w:p/>
+    <w:p>
+      <w:r>
+        <w:t xml:space="preserve">Map&lt;String, Optional&lt;Double&gt;&gt; </w:t>
+      </w:r>
+      <w:proofErr w:type="spellStart"/>
+      <w:r>
+        <w:t>secondHighestSalaryByDept</w:t>
+      </w:r>
+      <w:proofErr w:type="spellEnd"/>
+      <w:r>
+        <w:t xml:space="preserve"> = </w:t>
+      </w:r>
+      <w:proofErr w:type="spellStart"/>
+      <w:r>
+        <w:t>employeeList.stream</w:t>
+      </w:r>
+      <w:proofErr w:type="spellEnd"/>
+      <w:r>
+        <w:t>()</w:t>
+      </w:r>
+    </w:p>
+    <w:p>
+      <w:r>
+        <w:t xml:space="preserve">    .collect(</w:t>
       </w:r>
       <w:proofErr w:type="spellStart"/>
       <w:r>
@@ -20460,15 +20835,216 @@
     </w:p>
     <w:p>
       <w:r>
+        <w:t xml:space="preserve">        Employee::</w:t>
+      </w:r>
+      <w:proofErr w:type="spellStart"/>
+      <w:r>
+        <w:t>getDepartment</w:t>
+      </w:r>
+      <w:proofErr w:type="spellEnd"/>
+      <w:r>
+        <w:t>,</w:t>
+      </w:r>
+    </w:p>
+    <w:p>
+      <w:r>
+        <w:t xml:space="preserve">        </w:t>
+      </w:r>
+      <w:proofErr w:type="spellStart"/>
+      <w:r>
+        <w:t>Collectors.mapping</w:t>
+      </w:r>
+      <w:proofErr w:type="spellEnd"/>
+      <w:r>
+        <w:t>(Employee::</w:t>
+      </w:r>
+      <w:proofErr w:type="spellStart"/>
+      <w:r>
+        <w:t>getSalary</w:t>
+      </w:r>
+      <w:proofErr w:type="spellEnd"/>
+      <w:r>
+        <w:t xml:space="preserve">, </w:t>
+      </w:r>
+      <w:proofErr w:type="spellStart"/>
+      <w:r>
+        <w:t>Collectors.toList</w:t>
+      </w:r>
+      <w:proofErr w:type="spellEnd"/>
+      <w:r>
+        <w:t>())</w:t>
+      </w:r>
+    </w:p>
+    <w:p>
+      <w:r>
+        <w:t xml:space="preserve">    ))</w:t>
+      </w:r>
+    </w:p>
+    <w:p>
+      <w:r>
+        <w:t xml:space="preserve">    .</w:t>
+      </w:r>
+      <w:proofErr w:type="spellStart"/>
+      <w:r>
+        <w:t>entrySet</w:t>
+      </w:r>
+      <w:proofErr w:type="spellEnd"/>
+      <w:r>
+        <w:t>().stream()</w:t>
+      </w:r>
+    </w:p>
+    <w:p>
+      <w:r>
+        <w:t xml:space="preserve">    .collect(</w:t>
+      </w:r>
+      <w:proofErr w:type="spellStart"/>
+      <w:r>
+        <w:t>Collectors.toMap</w:t>
+      </w:r>
+      <w:proofErr w:type="spellEnd"/>
+      <w:r>
+        <w:t>(</w:t>
+      </w:r>
+    </w:p>
+    <w:p>
+      <w:r>
+        <w:t xml:space="preserve">        </w:t>
+      </w:r>
+      <w:proofErr w:type="spellStart"/>
+      <w:r>
+        <w:t>Map.Entry</w:t>
+      </w:r>
+      <w:proofErr w:type="spellEnd"/>
+      <w:r>
+        <w:t>::</w:t>
+      </w:r>
+      <w:proofErr w:type="spellStart"/>
+      <w:r>
+        <w:t>getKey</w:t>
+      </w:r>
+      <w:proofErr w:type="spellEnd"/>
+      <w:r>
+        <w:t>,</w:t>
+      </w:r>
+    </w:p>
+    <w:p>
+      <w:r>
+        <w:t xml:space="preserve">        entry -&gt; </w:t>
+      </w:r>
+      <w:proofErr w:type="spellStart"/>
+      <w:r>
+        <w:t>entry.getValue</w:t>
+      </w:r>
+      <w:proofErr w:type="spellEnd"/>
+      <w:r>
+        <w:t>().stream()</w:t>
+      </w:r>
+    </w:p>
+    <w:p>
+      <w:r>
+        <w:t xml:space="preserve">                    .distinct()</w:t>
+      </w:r>
+    </w:p>
+    <w:p>
+      <w:r>
+        <w:t xml:space="preserve">                    .sorted(</w:t>
+      </w:r>
+      <w:proofErr w:type="spellStart"/>
+      <w:r>
+        <w:t>Comparator.reverseOrder</w:t>
+      </w:r>
+      <w:proofErr w:type="spellEnd"/>
+      <w:r>
+        <w:t>())</w:t>
+      </w:r>
+    </w:p>
+    <w:p>
+      <w:r>
+        <w:t xml:space="preserve">                    .skip(1)</w:t>
+      </w:r>
+    </w:p>
+    <w:p>
+      <w:r>
+        <w:t xml:space="preserve">                    .</w:t>
+      </w:r>
+      <w:proofErr w:type="spellStart"/>
+      <w:r>
+        <w:t>findFirst</w:t>
+      </w:r>
+      <w:proofErr w:type="spellEnd"/>
+      <w:r>
+        <w:t>()</w:t>
+      </w:r>
+    </w:p>
+    <w:p>
+      <w:r>
+        <w:t xml:space="preserve">    ));</w:t>
+      </w:r>
+    </w:p>
+    <w:p>
+      <w:pPr>
+        <w:pStyle w:val="Heading2"/>
+      </w:pPr>
+      <w:r>
+        <w:lastRenderedPageBreak/>
+        <w:t xml:space="preserve">How many male and female employees are there in the </w:t>
+      </w:r>
+      <w:r>
+        <w:t>organization</w:t>
+      </w:r>
+      <w:r>
+        <w:t xml:space="preserve"> ?</w:t>
+      </w:r>
+    </w:p>
+    <w:p>
+      <w:r>
+        <w:t xml:space="preserve">        Map&lt;String , Long &gt; map = </w:t>
+      </w:r>
+    </w:p>
+    <w:p>
+      <w:r>
+        <w:t xml:space="preserve">        </w:t>
+      </w:r>
+      <w:proofErr w:type="spellStart"/>
+      <w:r>
+        <w:t>employeeList</w:t>
+      </w:r>
+      <w:proofErr w:type="spellEnd"/>
+    </w:p>
+    <w:p>
+      <w:r>
+        <w:t xml:space="preserve">        .stream()</w:t>
+      </w:r>
+    </w:p>
+    <w:p>
+      <w:r>
+        <w:t xml:space="preserve">        .collect(</w:t>
+      </w:r>
+    </w:p>
+    <w:p>
+      <w:r>
+        <w:t xml:space="preserve">            </w:t>
+      </w:r>
+      <w:proofErr w:type="spellStart"/>
+      <w:r>
+        <w:t>Collectors.groupingBy</w:t>
+      </w:r>
+      <w:proofErr w:type="spellEnd"/>
+      <w:r>
+        <w:t>(</w:t>
+      </w:r>
+    </w:p>
+    <w:p>
+      <w:r>
         <w:t xml:space="preserve">                Employee::</w:t>
       </w:r>
       <w:proofErr w:type="spellStart"/>
       <w:r>
-        <w:t>getDepartment</w:t>
-      </w:r>
-      <w:proofErr w:type="spellEnd"/>
-      <w:r>
-        <w:t>,</w:t>
+        <w:t>getGender</w:t>
+      </w:r>
+      <w:proofErr w:type="spellEnd"/>
+      <w:r>
+        <w:t xml:space="preserve"> , </w:t>
       </w:r>
     </w:p>
     <w:p>
@@ -20477,50 +21053,300 @@
       </w:r>
       <w:proofErr w:type="spellStart"/>
       <w:r>
-        <w:t>Collectors.mapping</w:t>
+        <w:t>Collectors.counting</w:t>
+      </w:r>
+      <w:proofErr w:type="spellEnd"/>
+      <w:r>
+        <w:t>()</w:t>
+      </w:r>
+    </w:p>
+    <w:p>
+      <w:r>
+        <w:t xml:space="preserve">            )</w:t>
+      </w:r>
+    </w:p>
+    <w:p>
+      <w:r>
+        <w:t xml:space="preserve">        ) ;</w:t>
+      </w:r>
+    </w:p>
+    <w:p/>
+    <w:p>
+      <w:pPr>
+        <w:pStyle w:val="Heading2"/>
+      </w:pPr>
+      <w:r>
+        <w:t> Print the name of all departments in the organization</w:t>
+      </w:r>
+      <w:r>
+        <w:t xml:space="preserve"> </w:t>
+      </w:r>
+      <w:r>
+        <w:t>?</w:t>
+      </w:r>
+    </w:p>
+    <w:p/>
+    <w:p>
+      <w:r>
+        <w:t xml:space="preserve">        List&lt;String&gt; departments =</w:t>
+      </w:r>
+    </w:p>
+    <w:p>
+      <w:r>
+        <w:t xml:space="preserve">        </w:t>
+      </w:r>
+      <w:proofErr w:type="spellStart"/>
+      <w:r>
+        <w:t>employeeList</w:t>
+      </w:r>
+      <w:proofErr w:type="spellEnd"/>
+    </w:p>
+    <w:p>
+      <w:r>
+        <w:t xml:space="preserve">        .stream()</w:t>
+      </w:r>
+    </w:p>
+    <w:p>
+      <w:r>
+        <w:t xml:space="preserve">        .map( emp -&gt; </w:t>
+      </w:r>
+      <w:proofErr w:type="spellStart"/>
+      <w:r>
+        <w:t>emp.getDepartment</w:t>
+      </w:r>
+      <w:proofErr w:type="spellEnd"/>
+      <w:r>
+        <w:t>() )</w:t>
+      </w:r>
+    </w:p>
+    <w:p>
+      <w:r>
+        <w:t xml:space="preserve">        .distinct()</w:t>
+      </w:r>
+    </w:p>
+    <w:p>
+      <w:r>
+        <w:t xml:space="preserve">        //.</w:t>
+      </w:r>
+      <w:proofErr w:type="spellStart"/>
+      <w:r>
+        <w:t>forEach</w:t>
       </w:r>
       <w:proofErr w:type="spellEnd"/>
       <w:r>
         <w:t>(</w:t>
       </w:r>
-    </w:p>
-    <w:p>
-      <w:r>
-        <w:t xml:space="preserve">                    Employee::</w:t>
-      </w:r>
-      <w:proofErr w:type="spellStart"/>
-      <w:r>
-        <w:t>getSalary</w:t>
-      </w:r>
-      <w:proofErr w:type="spellEnd"/>
-      <w:r>
-        <w:t xml:space="preserve"> ,</w:t>
-      </w:r>
-    </w:p>
-    <w:p>
-      <w:r>
-        <w:t xml:space="preserve">                    </w:t>
-      </w:r>
-      <w:proofErr w:type="spellStart"/>
-      <w:r>
-        <w:t>Collectors.maxBy</w:t>
-      </w:r>
-      <w:proofErr w:type="spellEnd"/>
-      <w:r>
-        <w:t>( Double::compare )</w:t>
-      </w:r>
-    </w:p>
-    <w:p>
-      <w:r>
-        <w:t xml:space="preserve">                    // or </w:t>
-      </w:r>
-      <w:proofErr w:type="spellStart"/>
-      <w:r>
-        <w:t>Collectors.maxBy</w:t>
-      </w:r>
-      <w:proofErr w:type="spellEnd"/>
-      <w:r>
-        <w:t xml:space="preserve">( ( sal1 , sal2 ) -&gt; </w:t>
+      <w:proofErr w:type="spellStart"/>
+      <w:r>
+        <w:t>System.out</w:t>
+      </w:r>
+      <w:proofErr w:type="spellEnd"/>
+      <w:r>
+        <w:t>::</w:t>
+      </w:r>
+      <w:proofErr w:type="spellStart"/>
+      <w:r>
+        <w:t>println</w:t>
+      </w:r>
+      <w:proofErr w:type="spellEnd"/>
+      <w:r>
+        <w:t>);</w:t>
+      </w:r>
+    </w:p>
+    <w:p>
+      <w:r>
+        <w:t xml:space="preserve">        .collect(</w:t>
+      </w:r>
+    </w:p>
+    <w:p>
+      <w:r>
+        <w:t xml:space="preserve">            </w:t>
+      </w:r>
+      <w:proofErr w:type="spellStart"/>
+      <w:r>
+        <w:t>Collectors.toList</w:t>
+      </w:r>
+      <w:proofErr w:type="spellEnd"/>
+      <w:r>
+        <w:t>()</w:t>
+      </w:r>
+    </w:p>
+    <w:p>
+      <w:r>
+        <w:t xml:space="preserve">        );</w:t>
+      </w:r>
+    </w:p>
+    <w:p>
+      <w:r>
+        <w:t xml:space="preserve">        </w:t>
+      </w:r>
+      <w:proofErr w:type="spellStart"/>
+      <w:r>
+        <w:t>out.println</w:t>
+      </w:r>
+      <w:proofErr w:type="spellEnd"/>
+      <w:r>
+        <w:t>(departments) ;</w:t>
+      </w:r>
+    </w:p>
+    <w:p/>
+    <w:p>
+      <w:pPr>
+        <w:pStyle w:val="Heading2"/>
+      </w:pPr>
+      <w:r>
+        <w:t xml:space="preserve">What is the average age of male and female </w:t>
+      </w:r>
+      <w:r>
+        <w:t>employees</w:t>
+      </w:r>
+      <w:r>
+        <w:t>?</w:t>
+      </w:r>
+    </w:p>
+    <w:p/>
+    <w:p>
+      <w:r>
+        <w:t xml:space="preserve">        Map&lt;String , Double &gt; map = </w:t>
+      </w:r>
+    </w:p>
+    <w:p>
+      <w:r>
+        <w:t xml:space="preserve">        </w:t>
+      </w:r>
+      <w:proofErr w:type="spellStart"/>
+      <w:r>
+        <w:t>employeeList</w:t>
+      </w:r>
+      <w:proofErr w:type="spellEnd"/>
+    </w:p>
+    <w:p>
+      <w:r>
+        <w:t xml:space="preserve">        .stream()</w:t>
+      </w:r>
+    </w:p>
+    <w:p>
+      <w:r>
+        <w:t xml:space="preserve">        .collect(</w:t>
+      </w:r>
+    </w:p>
+    <w:p>
+      <w:r>
+        <w:lastRenderedPageBreak/>
+        <w:t xml:space="preserve">            </w:t>
+      </w:r>
+      <w:proofErr w:type="spellStart"/>
+      <w:r>
+        <w:t>Collectors.groupingBy</w:t>
+      </w:r>
+      <w:proofErr w:type="spellEnd"/>
+      <w:r>
+        <w:t>(</w:t>
+      </w:r>
+    </w:p>
+    <w:p>
+      <w:r>
+        <w:t xml:space="preserve">                Employee::</w:t>
+      </w:r>
+      <w:proofErr w:type="spellStart"/>
+      <w:r>
+        <w:t>getGender</w:t>
+      </w:r>
+      <w:proofErr w:type="spellEnd"/>
+      <w:r>
+        <w:t xml:space="preserve"> , </w:t>
+      </w:r>
+    </w:p>
+    <w:p>
+      <w:r>
+        <w:t xml:space="preserve">                </w:t>
+      </w:r>
+      <w:proofErr w:type="spellStart"/>
+      <w:r>
+        <w:t>Collectors.averagingInt</w:t>
+      </w:r>
+      <w:proofErr w:type="spellEnd"/>
+      <w:r>
+        <w:t>( Employee::</w:t>
+      </w:r>
+      <w:proofErr w:type="spellStart"/>
+      <w:r>
+        <w:t>getAge</w:t>
+      </w:r>
+      <w:proofErr w:type="spellEnd"/>
+      <w:r>
+        <w:t xml:space="preserve"> )</w:t>
+      </w:r>
+    </w:p>
+    <w:p>
+      <w:r>
+        <w:t xml:space="preserve">            )</w:t>
+      </w:r>
+    </w:p>
+    <w:p>
+      <w:r>
+        <w:t xml:space="preserve">        );</w:t>
+      </w:r>
+    </w:p>
+    <w:p>
+      <w:r>
+        <w:t xml:space="preserve">        </w:t>
+      </w:r>
+      <w:proofErr w:type="spellStart"/>
+      <w:r>
+        <w:t>out.println</w:t>
+      </w:r>
+      <w:proofErr w:type="spellEnd"/>
+      <w:r>
+        <w:t>(map) ;</w:t>
+      </w:r>
+    </w:p>
+    <w:p/>
+    <w:p>
+      <w:pPr>
+        <w:pStyle w:val="Heading2"/>
+      </w:pPr>
+      <w:r>
+        <w:t xml:space="preserve">Get the details of highest paid employee in the </w:t>
+      </w:r>
+      <w:r>
+        <w:t>organization</w:t>
+      </w:r>
+      <w:r>
+        <w:t>?</w:t>
+      </w:r>
+    </w:p>
+    <w:p>
+      <w:r>
+        <w:t xml:space="preserve">Employee </w:t>
+      </w:r>
+      <w:proofErr w:type="spellStart"/>
+      <w:r>
+        <w:t>highestPaidEmployee</w:t>
+      </w:r>
+      <w:proofErr w:type="spellEnd"/>
+      <w:r>
+        <w:t xml:space="preserve">  = </w:t>
+      </w:r>
+    </w:p>
+    <w:p>
+      <w:r>
+        <w:t xml:space="preserve">        </w:t>
+      </w:r>
+      <w:proofErr w:type="spellStart"/>
+      <w:r>
+        <w:t>employeeList</w:t>
+      </w:r>
+      <w:proofErr w:type="spellEnd"/>
+    </w:p>
+    <w:p>
+      <w:r>
+        <w:t xml:space="preserve">        .stream()</w:t>
+      </w:r>
+    </w:p>
+    <w:p>
+      <w:r>
+        <w:t xml:space="preserve">        .max(( emp1 , emp2 ) -&gt; </w:t>
       </w:r>
       <w:proofErr w:type="spellStart"/>
       <w:r>
@@ -20528,16 +21354,147 @@
       </w:r>
       <w:proofErr w:type="spellEnd"/>
       <w:r>
-        <w:t>(sal1 , sal2) )</w:t>
-      </w:r>
-    </w:p>
-    <w:p>
-      <w:r>
-        <w:t xml:space="preserve">                    // or </w:t>
-      </w:r>
-      <w:proofErr w:type="spellStart"/>
-      <w:r>
-        <w:t>Collectors.maxBy</w:t>
+        <w:t>( emp1.getSalary() , emp2.getSalary() ) )</w:t>
+      </w:r>
+    </w:p>
+    <w:p>
+      <w:r>
+        <w:t xml:space="preserve">        .</w:t>
+      </w:r>
+      <w:proofErr w:type="spellStart"/>
+      <w:r>
+        <w:t>orElse</w:t>
+      </w:r>
+      <w:proofErr w:type="spellEnd"/>
+      <w:r>
+        <w:t>(null) ;</w:t>
+      </w:r>
+    </w:p>
+    <w:p/>
+    <w:p>
+      <w:r>
+        <w:t xml:space="preserve">OR </w:t>
+      </w:r>
+    </w:p>
+    <w:p>
+      <w:r>
+        <w:t xml:space="preserve">        Employee </w:t>
+      </w:r>
+      <w:proofErr w:type="spellStart"/>
+      <w:r>
+        <w:t>highestPaidEmployee</w:t>
+      </w:r>
+      <w:proofErr w:type="spellEnd"/>
+      <w:r>
+        <w:t xml:space="preserve">  = </w:t>
+      </w:r>
+    </w:p>
+    <w:p>
+      <w:r>
+        <w:t xml:space="preserve">        </w:t>
+      </w:r>
+      <w:proofErr w:type="spellStart"/>
+      <w:r>
+        <w:t>employeeList</w:t>
+      </w:r>
+      <w:proofErr w:type="spellEnd"/>
+    </w:p>
+    <w:p>
+      <w:r>
+        <w:t xml:space="preserve">        .stream()</w:t>
+      </w:r>
+    </w:p>
+    <w:p>
+      <w:r>
+        <w:t xml:space="preserve">        .collect(</w:t>
+      </w:r>
+    </w:p>
+    <w:p>
+      <w:r>
+        <w:t xml:space="preserve">            Collectors.maxBy(Comparator.comparingDouble(Employee::getSalary))</w:t>
+      </w:r>
+    </w:p>
+    <w:p>
+      <w:r>
+        <w:t xml:space="preserve">        )</w:t>
+      </w:r>
+    </w:p>
+    <w:p>
+      <w:r>
+        <w:t xml:space="preserve">        .</w:t>
+      </w:r>
+      <w:proofErr w:type="spellStart"/>
+      <w:r>
+        <w:t>orElse</w:t>
+      </w:r>
+      <w:proofErr w:type="spellEnd"/>
+      <w:r>
+        <w:t>(null) ;</w:t>
+      </w:r>
+    </w:p>
+    <w:p/>
+    <w:p>
+      <w:pPr>
+        <w:pStyle w:val="Heading2"/>
+      </w:pPr>
+      <w:r>
+        <w:t>Get the names of all employees who have joined after 2015</w:t>
+      </w:r>
+      <w:r>
+        <w:t xml:space="preserve"> </w:t>
+      </w:r>
+      <w:r>
+        <w:t>?</w:t>
+      </w:r>
+    </w:p>
+    <w:p/>
+    <w:p>
+      <w:r>
+        <w:t xml:space="preserve">        </w:t>
+      </w:r>
+      <w:proofErr w:type="spellStart"/>
+      <w:r>
+        <w:t>employeeList.stream</w:t>
+      </w:r>
+      <w:proofErr w:type="spellEnd"/>
+      <w:r>
+        <w:t>()</w:t>
+      </w:r>
+    </w:p>
+    <w:p>
+      <w:r>
+        <w:t xml:space="preserve">            .filter(e -&gt; </w:t>
+      </w:r>
+      <w:proofErr w:type="spellStart"/>
+      <w:r>
+        <w:t>e.getYearOfJoining</w:t>
+      </w:r>
+      <w:proofErr w:type="spellEnd"/>
+      <w:r>
+        <w:t>() &gt; 2015)</w:t>
+      </w:r>
+    </w:p>
+    <w:p>
+      <w:r>
+        <w:t xml:space="preserve">            .map(Employee::</w:t>
+      </w:r>
+      <w:proofErr w:type="spellStart"/>
+      <w:r>
+        <w:t>getName</w:t>
+      </w:r>
+      <w:proofErr w:type="spellEnd"/>
+      <w:r>
+        <w:t>)</w:t>
+      </w:r>
+    </w:p>
+    <w:p>
+      <w:r>
+        <w:lastRenderedPageBreak/>
+        <w:t xml:space="preserve">            .</w:t>
+      </w:r>
+      <w:proofErr w:type="spellStart"/>
+      <w:r>
+        <w:t>forEach</w:t>
       </w:r>
       <w:proofErr w:type="spellEnd"/>
       <w:r>
@@ -20545,39 +21502,19 @@
       </w:r>
       <w:proofErr w:type="spellStart"/>
       <w:r>
-        <w:t>Comparator.naturalOrder</w:t>
-      </w:r>
-      <w:proofErr w:type="spellEnd"/>
-      <w:r>
-        <w:t>()) // or Double::</w:t>
-      </w:r>
-      <w:proofErr w:type="spellStart"/>
-      <w:r>
-        <w:t>compareTo</w:t>
-      </w:r>
-      <w:proofErr w:type="spellEnd"/>
-    </w:p>
-    <w:p>
-      <w:r>
-        <w:t xml:space="preserve">                )</w:t>
-      </w:r>
-    </w:p>
-    <w:p>
-      <w:r>
-        <w:t xml:space="preserve">        ));</w:t>
-      </w:r>
-    </w:p>
-    <w:p>
-      <w:r>
-        <w:t xml:space="preserve">        </w:t>
-      </w:r>
-      <w:proofErr w:type="spellStart"/>
-      <w:r>
-        <w:t>out.println</w:t>
-      </w:r>
-      <w:proofErr w:type="spellEnd"/>
-      <w:r>
-        <w:t>(map);</w:t>
+        <w:t>System.out</w:t>
+      </w:r>
+      <w:proofErr w:type="spellEnd"/>
+      <w:r>
+        <w:t>::</w:t>
+      </w:r>
+      <w:proofErr w:type="spellStart"/>
+      <w:r>
+        <w:t>println</w:t>
+      </w:r>
+      <w:proofErr w:type="spellEnd"/>
+      <w:r>
+        <w:t>);</w:t>
       </w:r>
     </w:p>
     <w:p/>
@@ -20586,944 +21523,6 @@
         <w:pStyle w:val="Heading2"/>
       </w:pPr>
       <w:r>
-        <w:t>Group the employees per department in the ascending order as per their salaries.</w:t>
-      </w:r>
-    </w:p>
-    <w:p/>
-    <w:p>
-      <w:r>
-        <w:t xml:space="preserve">        Map&lt;String , List&lt;Employee&gt; &gt; map =</w:t>
-      </w:r>
-    </w:p>
-    <w:p>
-      <w:r>
-        <w:t xml:space="preserve">        </w:t>
-      </w:r>
-      <w:proofErr w:type="spellStart"/>
-      <w:r>
-        <w:t>employeeList</w:t>
-      </w:r>
-      <w:proofErr w:type="spellEnd"/>
-    </w:p>
-    <w:p>
-      <w:r>
-        <w:t xml:space="preserve">        .stream()</w:t>
-      </w:r>
-    </w:p>
-    <w:p>
-      <w:r>
-        <w:t xml:space="preserve">        .collect(</w:t>
-      </w:r>
-    </w:p>
-    <w:p>
-      <w:r>
-        <w:t xml:space="preserve">            </w:t>
-      </w:r>
-      <w:proofErr w:type="spellStart"/>
-      <w:r>
-        <w:t>Collectors.groupingBy</w:t>
-      </w:r>
-      <w:proofErr w:type="spellEnd"/>
-      <w:r>
-        <w:t>(</w:t>
-      </w:r>
-    </w:p>
-    <w:p>
-      <w:r>
-        <w:t xml:space="preserve">                Employee::</w:t>
-      </w:r>
-      <w:proofErr w:type="spellStart"/>
-      <w:r>
-        <w:t>getDepartment</w:t>
-      </w:r>
-      <w:proofErr w:type="spellEnd"/>
-      <w:r>
-        <w:t xml:space="preserve"> </w:t>
-      </w:r>
-    </w:p>
-    <w:p>
-      <w:r>
-        <w:t xml:space="preserve">            )</w:t>
-      </w:r>
-    </w:p>
-    <w:p>
-      <w:r>
-        <w:t xml:space="preserve">        )</w:t>
-      </w:r>
-    </w:p>
-    <w:p>
-      <w:r>
-        <w:t xml:space="preserve">        .</w:t>
-      </w:r>
-      <w:proofErr w:type="spellStart"/>
-      <w:r>
-        <w:t>entrySet</w:t>
-      </w:r>
-      <w:proofErr w:type="spellEnd"/>
-      <w:r>
-        <w:t>()</w:t>
-      </w:r>
-    </w:p>
-    <w:p>
-      <w:r>
-        <w:t xml:space="preserve">        .stream()</w:t>
-      </w:r>
-    </w:p>
-    <w:p>
-      <w:r>
-        <w:t xml:space="preserve">        .collect(</w:t>
-      </w:r>
-    </w:p>
-    <w:p>
-      <w:r>
-        <w:t xml:space="preserve">            </w:t>
-      </w:r>
-      <w:proofErr w:type="spellStart"/>
-      <w:r>
-        <w:t>Collectors.toMap</w:t>
-      </w:r>
-      <w:proofErr w:type="spellEnd"/>
-      <w:r>
-        <w:t>(</w:t>
-      </w:r>
-    </w:p>
-    <w:p>
-      <w:r>
-        <w:t xml:space="preserve">                </w:t>
-      </w:r>
-      <w:proofErr w:type="spellStart"/>
-      <w:r>
-        <w:t>Map.Entry</w:t>
-      </w:r>
-      <w:proofErr w:type="spellEnd"/>
-      <w:r>
-        <w:t>::</w:t>
-      </w:r>
-      <w:proofErr w:type="spellStart"/>
-      <w:r>
-        <w:t>getKey</w:t>
-      </w:r>
-      <w:proofErr w:type="spellEnd"/>
-      <w:r>
-        <w:t xml:space="preserve"> , </w:t>
-      </w:r>
-    </w:p>
-    <w:p/>
-    <w:p>
-      <w:r>
-        <w:lastRenderedPageBreak/>
-        <w:t xml:space="preserve">                entry -&gt; </w:t>
-      </w:r>
-    </w:p>
-    <w:p>
-      <w:r>
-        <w:t xml:space="preserve">                </w:t>
-      </w:r>
-      <w:proofErr w:type="spellStart"/>
-      <w:r>
-        <w:t>entry.getValue</w:t>
-      </w:r>
-      <w:proofErr w:type="spellEnd"/>
-      <w:r>
-        <w:t>()</w:t>
-      </w:r>
-    </w:p>
-    <w:p>
-      <w:r>
-        <w:t xml:space="preserve">                .stream()</w:t>
-      </w:r>
-    </w:p>
-    <w:p>
-      <w:r>
-        <w:t xml:space="preserve">                .sorted(</w:t>
-      </w:r>
-      <w:proofErr w:type="spellStart"/>
-      <w:r>
-        <w:t>Comparator.comparingDouble</w:t>
-      </w:r>
-      <w:proofErr w:type="spellEnd"/>
-      <w:r>
-        <w:t>(Employee::</w:t>
-      </w:r>
-      <w:proofErr w:type="spellStart"/>
-      <w:r>
-        <w:t>getSalary</w:t>
-      </w:r>
-      <w:proofErr w:type="spellEnd"/>
-      <w:r>
-        <w:t>))</w:t>
-      </w:r>
-    </w:p>
-    <w:p>
-      <w:r>
-        <w:t xml:space="preserve">                .collect( </w:t>
-      </w:r>
-      <w:proofErr w:type="spellStart"/>
-      <w:r>
-        <w:t>Collectors.toList</w:t>
-      </w:r>
-      <w:proofErr w:type="spellEnd"/>
-      <w:r>
-        <w:t>() )</w:t>
-      </w:r>
-    </w:p>
-    <w:p>
-      <w:r>
-        <w:t xml:space="preserve">            )</w:t>
-      </w:r>
-    </w:p>
-    <w:p>
-      <w:r>
-        <w:t xml:space="preserve">        );</w:t>
-      </w:r>
-    </w:p>
-    <w:p>
-      <w:r>
-        <w:t xml:space="preserve">        </w:t>
-      </w:r>
-      <w:proofErr w:type="spellStart"/>
-      <w:r>
-        <w:t>out.println</w:t>
-      </w:r>
-      <w:proofErr w:type="spellEnd"/>
-      <w:r>
-        <w:t>(map);</w:t>
-      </w:r>
-    </w:p>
-    <w:p/>
-    <w:p>
-      <w:pPr>
-        <w:pStyle w:val="Heading2"/>
-      </w:pPr>
-      <w:r>
-        <w:t>Find 2nd highest salary per each department.</w:t>
-      </w:r>
-    </w:p>
-    <w:p/>
-    <w:p>
-      <w:r>
-        <w:t xml:space="preserve">Map&lt;String, Optional&lt;Double&gt;&gt; </w:t>
-      </w:r>
-      <w:proofErr w:type="spellStart"/>
-      <w:r>
-        <w:t>secondHighestSalaryByDept</w:t>
-      </w:r>
-      <w:proofErr w:type="spellEnd"/>
-      <w:r>
-        <w:t xml:space="preserve"> = </w:t>
-      </w:r>
-      <w:proofErr w:type="spellStart"/>
-      <w:r>
-        <w:t>employeeList.stream</w:t>
-      </w:r>
-      <w:proofErr w:type="spellEnd"/>
-      <w:r>
-        <w:t>()</w:t>
-      </w:r>
-    </w:p>
-    <w:p>
-      <w:r>
-        <w:t xml:space="preserve">    .collect(</w:t>
-      </w:r>
-      <w:proofErr w:type="spellStart"/>
-      <w:r>
-        <w:t>Collectors.groupingBy</w:t>
-      </w:r>
-      <w:proofErr w:type="spellEnd"/>
-      <w:r>
-        <w:t>(</w:t>
-      </w:r>
-    </w:p>
-    <w:p>
-      <w:r>
-        <w:t xml:space="preserve">        Employee::</w:t>
-      </w:r>
-      <w:proofErr w:type="spellStart"/>
-      <w:r>
-        <w:t>getDepartment</w:t>
-      </w:r>
-      <w:proofErr w:type="spellEnd"/>
-      <w:r>
-        <w:t>,</w:t>
-      </w:r>
-    </w:p>
-    <w:p>
-      <w:r>
-        <w:t xml:space="preserve">        </w:t>
-      </w:r>
-      <w:proofErr w:type="spellStart"/>
-      <w:r>
-        <w:t>Collectors.mapping</w:t>
-      </w:r>
-      <w:proofErr w:type="spellEnd"/>
-      <w:r>
-        <w:t>(Employee::</w:t>
-      </w:r>
-      <w:proofErr w:type="spellStart"/>
-      <w:r>
-        <w:t>getSalary</w:t>
-      </w:r>
-      <w:proofErr w:type="spellEnd"/>
-      <w:r>
-        <w:t xml:space="preserve">, </w:t>
-      </w:r>
-      <w:proofErr w:type="spellStart"/>
-      <w:r>
-        <w:t>Collectors.toList</w:t>
-      </w:r>
-      <w:proofErr w:type="spellEnd"/>
-      <w:r>
-        <w:t>())</w:t>
-      </w:r>
-    </w:p>
-    <w:p>
-      <w:r>
-        <w:t xml:space="preserve">    ))</w:t>
-      </w:r>
-    </w:p>
-    <w:p>
-      <w:r>
-        <w:t xml:space="preserve">    .</w:t>
-      </w:r>
-      <w:proofErr w:type="spellStart"/>
-      <w:r>
-        <w:t>entrySet</w:t>
-      </w:r>
-      <w:proofErr w:type="spellEnd"/>
-      <w:r>
-        <w:t>().stream()</w:t>
-      </w:r>
-    </w:p>
-    <w:p>
-      <w:r>
-        <w:t xml:space="preserve">    .collect(</w:t>
-      </w:r>
-      <w:proofErr w:type="spellStart"/>
-      <w:r>
-        <w:t>Collectors.toMap</w:t>
-      </w:r>
-      <w:proofErr w:type="spellEnd"/>
-      <w:r>
-        <w:t>(</w:t>
-      </w:r>
-    </w:p>
-    <w:p>
-      <w:r>
-        <w:t xml:space="preserve">        </w:t>
-      </w:r>
-      <w:proofErr w:type="spellStart"/>
-      <w:r>
-        <w:t>Map.Entry</w:t>
-      </w:r>
-      <w:proofErr w:type="spellEnd"/>
-      <w:r>
-        <w:t>::</w:t>
-      </w:r>
-      <w:proofErr w:type="spellStart"/>
-      <w:r>
-        <w:t>getKey</w:t>
-      </w:r>
-      <w:proofErr w:type="spellEnd"/>
-      <w:r>
-        <w:t>,</w:t>
-      </w:r>
-    </w:p>
-    <w:p>
-      <w:r>
-        <w:t xml:space="preserve">        entry -&gt; </w:t>
-      </w:r>
-      <w:proofErr w:type="spellStart"/>
-      <w:r>
-        <w:t>entry.getValue</w:t>
-      </w:r>
-      <w:proofErr w:type="spellEnd"/>
-      <w:r>
-        <w:t>().stream()</w:t>
-      </w:r>
-    </w:p>
-    <w:p>
-      <w:r>
-        <w:t xml:space="preserve">                    .distinct()</w:t>
-      </w:r>
-    </w:p>
-    <w:p>
-      <w:r>
-        <w:t xml:space="preserve">                    .sorted(</w:t>
-      </w:r>
-      <w:proofErr w:type="spellStart"/>
-      <w:r>
-        <w:t>Comparator.reverseOrder</w:t>
-      </w:r>
-      <w:proofErr w:type="spellEnd"/>
-      <w:r>
-        <w:t>())</w:t>
-      </w:r>
-    </w:p>
-    <w:p>
-      <w:r>
-        <w:t xml:space="preserve">                    .skip(1)</w:t>
-      </w:r>
-    </w:p>
-    <w:p>
-      <w:r>
-        <w:t xml:space="preserve">                    .</w:t>
-      </w:r>
-      <w:proofErr w:type="spellStart"/>
-      <w:r>
-        <w:t>findFirst</w:t>
-      </w:r>
-      <w:proofErr w:type="spellEnd"/>
-      <w:r>
-        <w:t>()</w:t>
-      </w:r>
-    </w:p>
-    <w:p>
-      <w:r>
-        <w:t xml:space="preserve">    ));</w:t>
-      </w:r>
-    </w:p>
-    <w:p>
-      <w:pPr>
-        <w:pStyle w:val="Heading2"/>
-      </w:pPr>
-      <w:r>
-        <w:t xml:space="preserve">How many male and female employees are there in the </w:t>
-      </w:r>
-      <w:r>
-        <w:t>organization</w:t>
-      </w:r>
-      <w:r>
-        <w:t xml:space="preserve"> ?</w:t>
-      </w:r>
-    </w:p>
-    <w:p>
-      <w:r>
-        <w:t xml:space="preserve">        Map&lt;String , Long &gt; map = </w:t>
-      </w:r>
-    </w:p>
-    <w:p>
-      <w:r>
-        <w:t xml:space="preserve">        </w:t>
-      </w:r>
-      <w:proofErr w:type="spellStart"/>
-      <w:r>
-        <w:t>employeeList</w:t>
-      </w:r>
-      <w:proofErr w:type="spellEnd"/>
-    </w:p>
-    <w:p>
-      <w:r>
-        <w:t xml:space="preserve">        .stream()</w:t>
-      </w:r>
-    </w:p>
-    <w:p>
-      <w:r>
-        <w:lastRenderedPageBreak/>
-        <w:t xml:space="preserve">        .collect(</w:t>
-      </w:r>
-    </w:p>
-    <w:p>
-      <w:r>
-        <w:t xml:space="preserve">            </w:t>
-      </w:r>
-      <w:proofErr w:type="spellStart"/>
-      <w:r>
-        <w:t>Collectors.groupingBy</w:t>
-      </w:r>
-      <w:proofErr w:type="spellEnd"/>
-      <w:r>
-        <w:t>(</w:t>
-      </w:r>
-    </w:p>
-    <w:p>
-      <w:r>
-        <w:t xml:space="preserve">                Employee::</w:t>
-      </w:r>
-      <w:proofErr w:type="spellStart"/>
-      <w:r>
-        <w:t>getGender</w:t>
-      </w:r>
-      <w:proofErr w:type="spellEnd"/>
-      <w:r>
-        <w:t xml:space="preserve"> , </w:t>
-      </w:r>
-    </w:p>
-    <w:p>
-      <w:r>
-        <w:t xml:space="preserve">                </w:t>
-      </w:r>
-      <w:proofErr w:type="spellStart"/>
-      <w:r>
-        <w:t>Collectors.counting</w:t>
-      </w:r>
-      <w:proofErr w:type="spellEnd"/>
-      <w:r>
-        <w:t>()</w:t>
-      </w:r>
-    </w:p>
-    <w:p>
-      <w:r>
-        <w:t xml:space="preserve">            )</w:t>
-      </w:r>
-    </w:p>
-    <w:p>
-      <w:r>
-        <w:t xml:space="preserve">        ) ;</w:t>
-      </w:r>
-    </w:p>
-    <w:p/>
-    <w:p>
-      <w:pPr>
-        <w:pStyle w:val="Heading2"/>
-      </w:pPr>
-      <w:r>
-        <w:t> Print the name of all departments in the organization</w:t>
-      </w:r>
-      <w:r>
-        <w:t xml:space="preserve"> </w:t>
-      </w:r>
-      <w:r>
-        <w:t>?</w:t>
-      </w:r>
-    </w:p>
-    <w:p/>
-    <w:p>
-      <w:r>
-        <w:t xml:space="preserve">        List&lt;String&gt; departments =</w:t>
-      </w:r>
-    </w:p>
-    <w:p>
-      <w:r>
-        <w:t xml:space="preserve">        </w:t>
-      </w:r>
-      <w:proofErr w:type="spellStart"/>
-      <w:r>
-        <w:t>employeeList</w:t>
-      </w:r>
-      <w:proofErr w:type="spellEnd"/>
-    </w:p>
-    <w:p>
-      <w:r>
-        <w:t xml:space="preserve">        .stream()</w:t>
-      </w:r>
-    </w:p>
-    <w:p>
-      <w:r>
-        <w:t xml:space="preserve">        .map( emp -&gt; </w:t>
-      </w:r>
-      <w:proofErr w:type="spellStart"/>
-      <w:r>
-        <w:t>emp.getDepartment</w:t>
-      </w:r>
-      <w:proofErr w:type="spellEnd"/>
-      <w:r>
-        <w:t>() )</w:t>
-      </w:r>
-    </w:p>
-    <w:p>
-      <w:r>
-        <w:t xml:space="preserve">        .distinct()</w:t>
-      </w:r>
-    </w:p>
-    <w:p>
-      <w:r>
-        <w:t xml:space="preserve">        //.</w:t>
-      </w:r>
-      <w:proofErr w:type="spellStart"/>
-      <w:r>
-        <w:t>forEach</w:t>
-      </w:r>
-      <w:proofErr w:type="spellEnd"/>
-      <w:r>
-        <w:t>(</w:t>
-      </w:r>
-      <w:proofErr w:type="spellStart"/>
-      <w:r>
-        <w:t>System.out</w:t>
-      </w:r>
-      <w:proofErr w:type="spellEnd"/>
-      <w:r>
-        <w:t>::</w:t>
-      </w:r>
-      <w:proofErr w:type="spellStart"/>
-      <w:r>
-        <w:t>println</w:t>
-      </w:r>
-      <w:proofErr w:type="spellEnd"/>
-      <w:r>
-        <w:t>);</w:t>
-      </w:r>
-    </w:p>
-    <w:p>
-      <w:r>
-        <w:t xml:space="preserve">        .collect(</w:t>
-      </w:r>
-    </w:p>
-    <w:p>
-      <w:r>
-        <w:t xml:space="preserve">            </w:t>
-      </w:r>
-      <w:proofErr w:type="spellStart"/>
-      <w:r>
-        <w:t>Collectors.toList</w:t>
-      </w:r>
-      <w:proofErr w:type="spellEnd"/>
-      <w:r>
-        <w:t>()</w:t>
-      </w:r>
-    </w:p>
-    <w:p>
-      <w:r>
-        <w:t xml:space="preserve">        );</w:t>
-      </w:r>
-    </w:p>
-    <w:p>
-      <w:r>
-        <w:t xml:space="preserve">        </w:t>
-      </w:r>
-      <w:proofErr w:type="spellStart"/>
-      <w:r>
-        <w:t>out.println</w:t>
-      </w:r>
-      <w:proofErr w:type="spellEnd"/>
-      <w:r>
-        <w:t>(departments) ;</w:t>
-      </w:r>
-    </w:p>
-    <w:p/>
-    <w:p>
-      <w:pPr>
-        <w:pStyle w:val="Heading2"/>
-      </w:pPr>
-      <w:r>
-        <w:t xml:space="preserve">What is the average age of male and female </w:t>
-      </w:r>
-      <w:r>
-        <w:t>employees</w:t>
-      </w:r>
-      <w:r>
-        <w:t>?</w:t>
-      </w:r>
-    </w:p>
-    <w:p/>
-    <w:p>
-      <w:r>
-        <w:t xml:space="preserve">        Map&lt;String , Double &gt; map = </w:t>
-      </w:r>
-    </w:p>
-    <w:p>
-      <w:r>
-        <w:t xml:space="preserve">        </w:t>
-      </w:r>
-      <w:proofErr w:type="spellStart"/>
-      <w:r>
-        <w:t>employeeList</w:t>
-      </w:r>
-      <w:proofErr w:type="spellEnd"/>
-    </w:p>
-    <w:p>
-      <w:r>
-        <w:t xml:space="preserve">        .stream()</w:t>
-      </w:r>
-    </w:p>
-    <w:p>
-      <w:r>
-        <w:t xml:space="preserve">        .collect(</w:t>
-      </w:r>
-    </w:p>
-    <w:p>
-      <w:r>
-        <w:t xml:space="preserve">            </w:t>
-      </w:r>
-      <w:proofErr w:type="spellStart"/>
-      <w:r>
-        <w:t>Collectors.groupingBy</w:t>
-      </w:r>
-      <w:proofErr w:type="spellEnd"/>
-      <w:r>
-        <w:t>(</w:t>
-      </w:r>
-    </w:p>
-    <w:p>
-      <w:r>
-        <w:t xml:space="preserve">                Employee::</w:t>
-      </w:r>
-      <w:proofErr w:type="spellStart"/>
-      <w:r>
-        <w:t>getGender</w:t>
-      </w:r>
-      <w:proofErr w:type="spellEnd"/>
-      <w:r>
-        <w:t xml:space="preserve"> , </w:t>
-      </w:r>
-    </w:p>
-    <w:p>
-      <w:r>
-        <w:t xml:space="preserve">                </w:t>
-      </w:r>
-      <w:proofErr w:type="spellStart"/>
-      <w:r>
-        <w:t>Collectors.averagingInt</w:t>
-      </w:r>
-      <w:proofErr w:type="spellEnd"/>
-      <w:r>
-        <w:t>( Employee::</w:t>
-      </w:r>
-      <w:proofErr w:type="spellStart"/>
-      <w:r>
-        <w:t>getAge</w:t>
-      </w:r>
-      <w:proofErr w:type="spellEnd"/>
-      <w:r>
-        <w:t xml:space="preserve"> )</w:t>
-      </w:r>
-    </w:p>
-    <w:p>
-      <w:r>
-        <w:lastRenderedPageBreak/>
-        <w:t xml:space="preserve">            )</w:t>
-      </w:r>
-    </w:p>
-    <w:p>
-      <w:r>
-        <w:t xml:space="preserve">        );</w:t>
-      </w:r>
-    </w:p>
-    <w:p>
-      <w:r>
-        <w:t xml:space="preserve">        </w:t>
-      </w:r>
-      <w:proofErr w:type="spellStart"/>
-      <w:r>
-        <w:t>out.println</w:t>
-      </w:r>
-      <w:proofErr w:type="spellEnd"/>
-      <w:r>
-        <w:t>(map) ;</w:t>
-      </w:r>
-    </w:p>
-    <w:p/>
-    <w:p>
-      <w:pPr>
-        <w:pStyle w:val="Heading2"/>
-      </w:pPr>
-      <w:r>
-        <w:t xml:space="preserve">Get the details of highest paid employee in the </w:t>
-      </w:r>
-      <w:r>
-        <w:t>organization</w:t>
-      </w:r>
-      <w:r>
-        <w:t>?</w:t>
-      </w:r>
-    </w:p>
-    <w:p>
-      <w:r>
-        <w:t xml:space="preserve">Employee </w:t>
-      </w:r>
-      <w:proofErr w:type="spellStart"/>
-      <w:r>
-        <w:t>highestPaidEmployee</w:t>
-      </w:r>
-      <w:proofErr w:type="spellEnd"/>
-      <w:r>
-        <w:t xml:space="preserve">  = </w:t>
-      </w:r>
-    </w:p>
-    <w:p>
-      <w:r>
-        <w:t xml:space="preserve">        </w:t>
-      </w:r>
-      <w:proofErr w:type="spellStart"/>
-      <w:r>
-        <w:t>employeeList</w:t>
-      </w:r>
-      <w:proofErr w:type="spellEnd"/>
-    </w:p>
-    <w:p>
-      <w:r>
-        <w:t xml:space="preserve">        .stream()</w:t>
-      </w:r>
-    </w:p>
-    <w:p>
-      <w:r>
-        <w:t xml:space="preserve">        .max(( emp1 , emp2 ) -&gt; </w:t>
-      </w:r>
-      <w:proofErr w:type="spellStart"/>
-      <w:r>
-        <w:t>Double.compare</w:t>
-      </w:r>
-      <w:proofErr w:type="spellEnd"/>
-      <w:r>
-        <w:t>( emp1.getSalary() , emp2.getSalary() ) )</w:t>
-      </w:r>
-    </w:p>
-    <w:p>
-      <w:r>
-        <w:t xml:space="preserve">        .</w:t>
-      </w:r>
-      <w:proofErr w:type="spellStart"/>
-      <w:r>
-        <w:t>orElse</w:t>
-      </w:r>
-      <w:proofErr w:type="spellEnd"/>
-      <w:r>
-        <w:t>(null) ;</w:t>
-      </w:r>
-    </w:p>
-    <w:p/>
-    <w:p>
-      <w:r>
-        <w:t xml:space="preserve">OR </w:t>
-      </w:r>
-    </w:p>
-    <w:p>
-      <w:r>
-        <w:t xml:space="preserve">        Employee </w:t>
-      </w:r>
-      <w:proofErr w:type="spellStart"/>
-      <w:r>
-        <w:t>highestPaidEmployee</w:t>
-      </w:r>
-      <w:proofErr w:type="spellEnd"/>
-      <w:r>
-        <w:t xml:space="preserve">  = </w:t>
-      </w:r>
-    </w:p>
-    <w:p>
-      <w:r>
-        <w:t xml:space="preserve">        </w:t>
-      </w:r>
-      <w:proofErr w:type="spellStart"/>
-      <w:r>
-        <w:t>employeeList</w:t>
-      </w:r>
-      <w:proofErr w:type="spellEnd"/>
-    </w:p>
-    <w:p>
-      <w:r>
-        <w:t xml:space="preserve">        .stream()</w:t>
-      </w:r>
-    </w:p>
-    <w:p>
-      <w:r>
-        <w:t xml:space="preserve">        .collect(</w:t>
-      </w:r>
-    </w:p>
-    <w:p>
-      <w:r>
-        <w:t xml:space="preserve">            Collectors.maxBy(Comparator.comparingDouble(Employee::getSalary))</w:t>
-      </w:r>
-    </w:p>
-    <w:p>
-      <w:r>
-        <w:t xml:space="preserve">        )</w:t>
-      </w:r>
-    </w:p>
-    <w:p>
-      <w:r>
-        <w:t xml:space="preserve">        .</w:t>
-      </w:r>
-      <w:proofErr w:type="spellStart"/>
-      <w:r>
-        <w:t>orElse</w:t>
-      </w:r>
-      <w:proofErr w:type="spellEnd"/>
-      <w:r>
-        <w:t>(null) ;</w:t>
-      </w:r>
-    </w:p>
-    <w:p/>
-    <w:p>
-      <w:pPr>
-        <w:pStyle w:val="Heading2"/>
-      </w:pPr>
-      <w:r>
-        <w:t>Get the names of all employees who have joined after 2015</w:t>
-      </w:r>
-      <w:r>
-        <w:t xml:space="preserve"> </w:t>
-      </w:r>
-      <w:r>
-        <w:t>?</w:t>
-      </w:r>
-    </w:p>
-    <w:p/>
-    <w:p>
-      <w:r>
-        <w:t xml:space="preserve">        </w:t>
-      </w:r>
-      <w:proofErr w:type="spellStart"/>
-      <w:r>
-        <w:t>employeeList.stream</w:t>
-      </w:r>
-      <w:proofErr w:type="spellEnd"/>
-      <w:r>
-        <w:t>()</w:t>
-      </w:r>
-    </w:p>
-    <w:p>
-      <w:r>
-        <w:t xml:space="preserve">            .filter(e -&gt; </w:t>
-      </w:r>
-      <w:proofErr w:type="spellStart"/>
-      <w:r>
-        <w:t>e.getYearOfJoining</w:t>
-      </w:r>
-      <w:proofErr w:type="spellEnd"/>
-      <w:r>
-        <w:t>() &gt; 2015)</w:t>
-      </w:r>
-    </w:p>
-    <w:p>
-      <w:r>
-        <w:t xml:space="preserve">            .map(Employee::</w:t>
-      </w:r>
-      <w:proofErr w:type="spellStart"/>
-      <w:r>
-        <w:t>getName</w:t>
-      </w:r>
-      <w:proofErr w:type="spellEnd"/>
-      <w:r>
-        <w:t>)</w:t>
-      </w:r>
-    </w:p>
-    <w:p>
-      <w:r>
-        <w:t xml:space="preserve">            .</w:t>
-      </w:r>
-      <w:proofErr w:type="spellStart"/>
-      <w:r>
-        <w:t>forEach</w:t>
-      </w:r>
-      <w:proofErr w:type="spellEnd"/>
-      <w:r>
-        <w:t>(</w:t>
-      </w:r>
-      <w:proofErr w:type="spellStart"/>
-      <w:r>
-        <w:t>System.out</w:t>
-      </w:r>
-      <w:proofErr w:type="spellEnd"/>
-      <w:r>
-        <w:t>::</w:t>
-      </w:r>
-      <w:proofErr w:type="spellStart"/>
-      <w:r>
-        <w:t>println</w:t>
-      </w:r>
-      <w:proofErr w:type="spellEnd"/>
-      <w:r>
-        <w:t>);</w:t>
-      </w:r>
-    </w:p>
-    <w:p/>
-    <w:p>
-      <w:pPr>
-        <w:pStyle w:val="Heading2"/>
-      </w:pPr>
-      <w:r>
-        <w:lastRenderedPageBreak/>
         <w:t>Count the number of employees in each department</w:t>
       </w:r>
       <w:r>
